--- a/eng/docx/009.content.docx
+++ b/eng/docx/009.content.docx
@@ -20097,7 +20097,7 @@
         <w:rPr>
           <w:lang w:val="en_US" w:bidi="en_US"/>
         </w:rPr>
-        <w:t xml:space="preserve">According to Christ, the intermediate state is deducible from such texts as </w:t>
+        <w:t xml:space="preserve">According to Christ in </w:t>
       </w:r>
       <w:hyperlink r:id="rId563">
         <w:r>
@@ -20108,6 +20108,24 @@
             <w:color w:val="0000EE"/>
             <w:u w:val="single"/>
           </w:rPr>
+          <w:t>Matthew 22:32</w:t>
+        </w:r>
+      </w:hyperlink>
+      <w:r>
+        <w:rPr>
+          <w:lang w:val="en_US" w:bidi="en_US"/>
+        </w:rPr>
+        <w:t xml:space="preserve">, the intermediate state is suggested in such texts as </w:t>
+      </w:r>
+      <w:hyperlink r:id="rId564">
+        <w:r>
+          <w:rPr>
+            <w:lang w:val="en_US" w:bidi="en_US"/>
+          </w:rPr>
+          <w:rPr>
+            <w:color w:val="0000EE"/>
+            <w:u w:val="single"/>
+          </w:rPr>
           <w:t>Exodus 3:6</w:t>
         </w:r>
       </w:hyperlink>
@@ -20115,25 +20133,7 @@
         <w:rPr>
           <w:lang w:val="en_US" w:bidi="en_US"/>
         </w:rPr>
-        <w:t xml:space="preserve"> and </w:t>
-      </w:r>
-      <w:hyperlink r:id="rId564">
-        <w:r>
-          <w:rPr>
-            <w:lang w:val="en_US" w:bidi="en_US"/>
-          </w:rPr>
-          <w:rPr>
-            <w:color w:val="0000EE"/>
-            <w:u w:val="single"/>
-          </w:rPr>
-          <w:t>Matthew 22:32</w:t>
-        </w:r>
-      </w:hyperlink>
-      <w:r>
-        <w:rPr>
-          <w:lang w:val="en_US" w:bidi="en_US"/>
-        </w:rPr>
-        <w:t xml:space="preserve">. Even in the New Testament, an account of the intermediate state is not given clearly. It is hinted from teaching about the physical death and resurrection of all people, but mainly of believers. This is taught by Christ himself in </w:t>
+        <w:t xml:space="preserve">. Even in the New Testament, an account of the intermediate state is not given clearly. It is hinted at from teaching about the physical death and resurrection of all people, but mainly of believers. This is taught by Christ himself in </w:t>
       </w:r>
       <w:hyperlink r:id="rId565">
         <w:r>
@@ -20194,7 +20194,7 @@
             <w:color w:val="0000EE"/>
             <w:u w:val="single"/>
           </w:rPr>
-          <w:t>Gn 2:7</w:t>
+          <w:t>Genesis 2:7</w:t>
         </w:r>
       </w:hyperlink>
       <w:r>
@@ -20223,7 +20223,7 @@
         <w:rPr>
           <w:lang w:val="en_US" w:bidi="en_US"/>
         </w:rPr>
-        <w:t>The physical death is not the total end of the life of the individual. The person lives on after this. This is not merely in the memories of those who survive but as a distinct personality. In the case of believers, they are aware of the loving presence of God (</w:t>
+        <w:t>Physical death is not the total end of the life of the individual. The person lives on after this. This is not merely in the memories of those who survive but as a distinct personality. In the case of believers, they are aware of the loving presence of God (</w:t>
       </w:r>
       <w:hyperlink r:id="rId567">
         <w:r>
@@ -20291,7 +20291,7 @@
         <w:rPr>
           <w:lang w:val="en_US" w:bidi="en_US"/>
         </w:rPr>
-        <w:t xml:space="preserve">The is less clear about the intermediate state for those who are not Christians. This includes the difficult passage about Christ preaching to the “spirits in prison” in </w:t>
+        <w:t xml:space="preserve">The biblical data is less clear about the intermediate state for those who are not Christians. This includes the difficult passage about Christ preaching to the “spirits in prison” in </w:t>
       </w:r>
       <w:hyperlink r:id="rId569">
         <w:r>
@@ -20364,7 +20364,7 @@
         <w:rPr>
           <w:lang w:val="en_US" w:bidi="en_US"/>
         </w:rPr>
-        <w:t>e gives no details. Is it not wise to look for these details in such biblical incidents as that of Saul and the "medium at Endor" (</w:t>
+        <w:t>e gives no details. It is not wise to look for these details in such biblical incidents as that of Saul and the "medium at Endor" (</w:t>
       </w:r>
       <w:hyperlink r:id="rId570">
         <w:r>
@@ -20611,7 +20611,21 @@
         <w:rPr>
           <w:lang w:val="en_US" w:bidi="en_US"/>
         </w:rPr>
-        <w:t>The belief that the soul lives on without a body after death is sometimes used instead of the idea of a temporary state before the resurrection. However, there is no clear support for this belief in the Bible. In modern theology, there is a tendency to downplay the historical aspects of faith, similar to how people used to downplay the physical body. This often leads to either making life after death seem only spiritual or even denying it altogether. However, the Bible makes it clear that the intermediate state is a period between two forms of having a body: our current physical bodies and the “spiritual body” (</w:t>
+        <w:t xml:space="preserve">The belief that the soul lives on without a body after death is sometimes used instead of the idea of a temporary state before the resurrection. However, there is no clear support for this belief in the Bible. In modern theology, there is a tendency to downplay the historical aspects of faith, similar to how people used to downplay the physical body. This often leads to either making life after death seem only spiritual or even denying it altogether. </w:t>
+      </w:r>
+    </w:p>
+    <w:p>
+      <w:pPr/>
+      <w:r>
+        <w:rPr>
+          <w:lang w:val="en_US" w:bidi="en_US"/>
+        </w:rPr>
+      </w:r>
+      <w:r>
+        <w:rPr>
+          <w:lang w:val="en_US" w:bidi="en_US"/>
+        </w:rPr>
+        <w:t>However, the Bible makes it clear that the intermediate state is a period between two forms of having a body: our current physical bodies and the “spiritual body” (</w:t>
       </w:r>
       <w:hyperlink r:id="rId573">
         <w:r>
@@ -20669,7 +20683,14 @@
         <w:rPr>
           <w:lang w:val="en_US" w:bidi="en_US"/>
         </w:rPr>
-        <w:t>During the Reformation, a controversy arose between John Calvin and some of the Anabaptists over “soul sleep.” Calvin strongly believed that the intermediate state is one of conscious awareness of God’s presence. This is something his opponents denied. For Calvin, such a denial was the same as holding that the soul is destroyed at death. It was the same as denying that Christ exercises rule over the dead before they are resurrected. Calvin’s view is supported by Paul’s statement that nothing separates the believer from the love of God. "Nothing" means not even death can separate us from the love of God (</w:t>
+        <w:t xml:space="preserve">During the Reformation, a controversy arose between John Calvin and some of the Anabaptists over “soul sleep.” Calvin strongly believed that the intermediate state is one of conscious awareness of God’s presence. This is something his opponents denied. For Calvin, such a denial was the same as holding that the soul is destroyed at death. It was the same as denying that Christ exercises rule over the dead before they are resurrected. </w:t>
+        <w:br/>
+      </w:r>
+      <w:r>
+        <w:rPr>
+          <w:lang w:val="en_US" w:bidi="en_US"/>
+        </w:rPr>
+        <w:t>Calvin’s view is supported by Paul’s statement that nothing separates the believer from the love of God. "Nothing" means not even death can separate us from the love of God (</w:t>
       </w:r>
       <w:hyperlink r:id="rId575">
         <w:r>

--- a/eng/docx/009.content.docx
+++ b/eng/docx/009.content.docx
@@ -163,13 +163,6 @@
         <w:rPr>
           <w:lang w:val="en_US" w:bidi="en_US"/>
         </w:rPr>
-      </w:r>
-      <w:r>
-        <w:rPr>
-          <w:i/>
-          <w:lang w:val="en_US" w:bidi="en_US"/>
-        </w:rPr>
-        <w:t>Ibex, Ibhar, Ibis, Ibleam, Ibneiah, Ibnijah, Ibri, Ibsam, Ibzan, Ichabod, Iconium, Idalah, Idbash, Iddo, Idols, Idolatry, Idumaea, Idumea, Idumeans, Iezer, Iezerites, Igal, Igdaliah, Igeal, Ignatius and His Epistles, Iim, Ije-abarim, Ijon, Ikkesh, Ilai, Illness, Illyricum, Image of God, Imalkue, Imlah, Immanuel, Immer (Person), Immer (Place), Immersion, Imna, Imnah, Imnite, Impalement, Imprecatory Psalms, Imputation, Imrah, Imri, Incantation, Incarnation, Incense, Incest, India, Infirmity, Inheritance, Iniquity, Ink, Inkhorn, Inn, Inner Man, Innocents, Slaughter of the, Inscriptions, Insect, Inspiration, Installation Offering, Instruct, Instructor, Intercede, Intercession, Intercession of Christ, Interest, Intermediate State, Interpreter, Intertestamental Period, Iob, Iphdeiah, Iphtah, Iphtah-El, Ir, Ir-Nahash, Ir-Shemesh, Ira, Irad, Iram, Iri, Irijah, Iron, Iron (Place), Ironsmith, Irpeel, Irrigation, Iru, Isaac, Isaiah (Person), Isaiah, Book of, Iscah, Iscariot, Ishbah, Ishbak, Ishbi-benob, Ishbosheth, Ishhod, Ishi, Ishiah, Ishijah, Ishma, Ishmael, Ishmaelite, Ishmaiah, Ishmeelite, Ishmerai, Ishod, Ishpah, Ishpan, Ishtar, Ishtob, Ishuah, Ishuai, Ishui, Ishvah, Ishvi, Ishvite, Isis, Ismaiah, Ismakiah, Ispah, Israel (Person), Israel (Place), Israelite, Issachar (Person), Issachar, Tribe of, Isshiah, Isshijah, Issue of Blood, Isuah, Isui, Italian Regiment, Italian Band, Italian Cohort, Italy, Ithai, Ithamar, Ithiel, Ithlah, Ithmah, Ithnan, Ithra, Ithran, Ithream, Ithrite, Ittah-Kazin, Ittai, Ituraea, Iturea, Itureans, Ivah, Ivory, Ivvah, Iye-abarim, Iyim, Izehar, Izeharites, Izhar, Izharite, Izliah, Izrahiah, Izrahite, Izri, Izziah</w:t>
       </w:r>
       <w:r>
         <w:rPr>

--- a/eng/docx/009.content.docx
+++ b/eng/docx/009.content.docx
@@ -168,19 +168,6 @@
         <w:rPr>
           <w:lang w:val="en_US" w:bidi="en_US"/>
         </w:rPr>
-      </w:r>
-    </w:p>
-    <w:p>
-      <w:pPr/>
-      <w:r>
-        <w:rPr>
-          <w:lang w:val="en_US" w:bidi="en_US"/>
-        </w:rPr>
-      </w:r>
-      <w:r>
-        <w:rPr>
-          <w:lang w:val="en_US" w:bidi="en_US"/>
-        </w:rPr>
         <w:t xml:space="preserve"> </w:t>
       </w:r>
       <w:r>
@@ -11477,35 +11464,35 @@
         <w:rPr>
           <w:lang w:val="en_US" w:bidi="en_US"/>
         </w:rPr>
-        <w:t>Fragrant spices and oils or sacrifice that sends up perfumed smoke to God in order to please him.</w:t>
-      </w:r>
-    </w:p>
-    <w:p>
-      <w:pPr/>
-      <w:r>
-        <w:rPr>
-          <w:lang w:val="en_US" w:bidi="en_US"/>
-        </w:rPr>
-      </w:r>
-      <w:r>
-        <w:rPr>
-          <w:lang w:val="en_US" w:bidi="en_US"/>
-        </w:rPr>
-        <w:t>People of every age have loved fragrant odors. In ancient times, sacrifices included sweet smells to make the deity happy. The aroma was a crucial factor in whether the god would accept the offering. Therefore, aromatic plants and exotic perfumes were precious for both secular and religious purposes.</w:t>
-      </w:r>
-    </w:p>
-    <w:p>
-      <w:pPr/>
-      <w:r>
-        <w:rPr>
-          <w:lang w:val="en_US" w:bidi="en_US"/>
-        </w:rPr>
-      </w:r>
-      <w:r>
-        <w:rPr>
-          <w:lang w:val="en_US" w:bidi="en_US"/>
-        </w:rPr>
-        <w:t>Spices and precious oils were valued along with silver and gold. The queen of Sheba brought spices to Solomon as a gift (</w:t>
+        <w:t>Sweet-smelling spices and oils or sacrifices that produce pleasant-smelling smoke that satisfies God.</w:t>
+      </w:r>
+    </w:p>
+    <w:p>
+      <w:pPr/>
+      <w:r>
+        <w:rPr>
+          <w:lang w:val="en_US" w:bidi="en_US"/>
+        </w:rPr>
+      </w:r>
+      <w:r>
+        <w:rPr>
+          <w:lang w:val="en_US" w:bidi="en_US"/>
+        </w:rPr>
+        <w:t>Since time began, people have loved pleasant smells. In ancient times, sacrifices included sweet smells to satisfy the gods. The smell was important for the gods to accept the offering. Thus, sweet-smelling plants and exotic-smelling liquids (perfumes) were valuable for both everyday and religious uses.</w:t>
+      </w:r>
+    </w:p>
+    <w:p>
+      <w:pPr/>
+      <w:r>
+        <w:rPr>
+          <w:lang w:val="en_US" w:bidi="en_US"/>
+        </w:rPr>
+      </w:r>
+      <w:r>
+        <w:rPr>
+          <w:lang w:val="en_US" w:bidi="en_US"/>
+        </w:rPr>
+        <w:t>People valued spices and precious oils as well as silver and gold. The Queen of Sheba gave spices to King Solomon as a gift (</w:t>
       </w:r>
       <w:hyperlink r:id="rId312">
         <w:r>
@@ -11516,14 +11503,14 @@
             <w:color w:val="0000EE"/>
             <w:u w:val="single"/>
           </w:rPr>
-          <w:t>1 Kgs 10:2</w:t>
-        </w:r>
-      </w:hyperlink>
-      <w:r>
-        <w:rPr>
-          <w:lang w:val="en_US" w:bidi="en_US"/>
-        </w:rPr>
-        <w:t>). Incense was kept in the royal treasury (</w:t>
+          <w:t>1 Kings 10:2</w:t>
+        </w:r>
+      </w:hyperlink>
+      <w:r>
+        <w:rPr>
+          <w:lang w:val="en_US" w:bidi="en_US"/>
+        </w:rPr>
+        <w:t>). The royal treasury stored incense (</w:t>
       </w:r>
       <w:hyperlink r:id="rId313">
         <w:r>
@@ -11534,28 +11521,28 @@
             <w:color w:val="0000EE"/>
             <w:u w:val="single"/>
           </w:rPr>
-          <w:t>2 Kgs 20:13</w:t>
-        </w:r>
-      </w:hyperlink>
-      <w:r>
-        <w:rPr>
-          <w:lang w:val="en_US" w:bidi="en_US"/>
-        </w:rPr>
-        <w:t>). The price of spices and oils was extremely inflated because of the difficult work of extracting the juices, transportation costs to import them from faraway places, and high profits for merchants who sold the perfumes.</w:t>
-      </w:r>
-    </w:p>
-    <w:p>
-      <w:pPr/>
-      <w:r>
-        <w:rPr>
-          <w:lang w:val="en_US" w:bidi="en_US"/>
-        </w:rPr>
-      </w:r>
-      <w:r>
-        <w:rPr>
-          <w:lang w:val="en_US" w:bidi="en_US"/>
-        </w:rPr>
-        <w:t>Consequently, lovers sometimes compared their beloved to “myrrh,” a “mountain of myrrh” and a “hill of frankincense” (</w:t>
+          <w:t>2 Kings 20:13</w:t>
+        </w:r>
+      </w:hyperlink>
+      <w:r>
+        <w:rPr>
+          <w:lang w:val="en_US" w:bidi="en_US"/>
+        </w:rPr>
+        <w:t>). Spices and oils were very expensive because of the hard work of extracting them. It also cost a lot to import them from distant places. Merchants made high profits from selling the perfumes.</w:t>
+      </w:r>
+    </w:p>
+    <w:p>
+      <w:pPr/>
+      <w:r>
+        <w:rPr>
+          <w:lang w:val="en_US" w:bidi="en_US"/>
+        </w:rPr>
+      </w:r>
+      <w:r>
+        <w:rPr>
+          <w:lang w:val="en_US" w:bidi="en_US"/>
+        </w:rPr>
+        <w:t>As a result, wives sometimes compared their beloved husband to "myrrh," a "mountain of myrrh," and a "hill of frankincense" (</w:t>
       </w:r>
       <w:hyperlink r:id="rId314">
         <w:r>
@@ -11566,7 +11553,7 @@
             <w:color w:val="0000EE"/>
             <w:u w:val="single"/>
           </w:rPr>
-          <w:t>Sg 1:13</w:t>
+          <w:t>Song of Solomon 1:13</w:t>
         </w:r>
       </w:hyperlink>
       <w:r>
@@ -11591,7 +11578,7 @@
         <w:rPr>
           <w:lang w:val="en_US" w:bidi="en_US"/>
         </w:rPr>
-        <w:t>). The fragrance of incense set the right mood (</w:t>
+        <w:t>). The sweet smell of incense created the right atmosphere (</w:t>
       </w:r>
       <w:hyperlink r:id="rId316">
         <w:r>
@@ -11609,7 +11596,7 @@
         <w:rPr>
           <w:lang w:val="en_US" w:bidi="en_US"/>
         </w:rPr>
-        <w:t>). Every spice known to a merchant burned beside the couch of Solomon (</w:t>
+        <w:t>). Every spice known to a merchant burned beside King Solomon's large bed (couch) (</w:t>
       </w:r>
       <w:hyperlink r:id="rId317">
         <w:r>
@@ -11627,7 +11614,21 @@
         <w:rPr>
           <w:lang w:val="en_US" w:bidi="en_US"/>
         </w:rPr>
-        <w:t>). A bridegroom delighted in the perfumes of his beloved. She was his own private garden of incense (</w:t>
+        <w:t xml:space="preserve">). </w:t>
+      </w:r>
+    </w:p>
+    <w:p>
+      <w:pPr/>
+      <w:r>
+        <w:rPr>
+          <w:lang w:val="en_US" w:bidi="en_US"/>
+        </w:rPr>
+      </w:r>
+      <w:r>
+        <w:rPr>
+          <w:lang w:val="en_US" w:bidi="en_US"/>
+        </w:rPr>
+        <w:t>A husband enjoyed the perfumes of his beloved wife. She was his own private garden of incense (</w:t>
       </w:r>
       <w:hyperlink r:id="rId318">
         <w:r>
@@ -11656,14 +11657,26 @@
             <w:color w:val="0000EE"/>
             <w:u w:val="single"/>
           </w:rPr>
-          <w:t>Ez 23:41</w:t>
-        </w:r>
-      </w:hyperlink>
-      <w:r>
-        <w:rPr>
-          <w:lang w:val="en_US" w:bidi="en_US"/>
-        </w:rPr>
-        <w:t xml:space="preserve">). No wonder wise men said that “fragrant oil” makes the heart glad and the “sweetness of friendship” comforts the soul (e.g., </w:t>
+          <w:t>Ezekiel 23:41</w:t>
+        </w:r>
+      </w:hyperlink>
+      <w:r>
+        <w:rPr>
+          <w:lang w:val="en_US" w:bidi="en_US"/>
+        </w:rPr>
+        <w:t>). It is no surprise that wise men said, "</w:t>
+      </w:r>
+      <w:r>
+        <w:rPr>
+          <w:lang w:val="en_US" w:bidi="en_US"/>
+        </w:rPr>
+        <w:t>Oil and incense bring joy to the heart, and the counsel of a friend is sweetness to the soul</w:t>
+      </w:r>
+      <w:r>
+        <w:rPr>
+          <w:lang w:val="en_US" w:bidi="en_US"/>
+        </w:rPr>
+        <w:t xml:space="preserve">" (for example, </w:t>
       </w:r>
       <w:hyperlink r:id="rId320">
         <w:r>
@@ -11674,7 +11687,7 @@
             <w:color w:val="0000EE"/>
             <w:u w:val="single"/>
           </w:rPr>
-          <w:t>Prv 27:9</w:t>
+          <w:t>Proverbs 27:9</w:t>
         </w:r>
       </w:hyperlink>
       <w:r>
@@ -11706,21 +11719,35 @@
         <w:rPr>
           <w:lang w:val="en_US" w:bidi="en_US"/>
         </w:rPr>
-        <w:t>Frankincense is mentioned most often in the Bible. It was imported from India, Somaliland, and Arabia Felix. Myrrh also came from Arabia Felix. Cinnamon was another important fragrance from Ceylon and China. Galbanum, tragacanth (gum), and laudanum all were grown in the mountains of Asia Minor. Galbanum was the most popular of these three, for it was also found in Turkestan, Persia, Syria, and Crete. Henna, saffron, and balsam came from aromatic plants native to Israel. In postexilic times other plants were introduced to Palestine and cultivated there: the rose, narcissus, and jasmine. Onycha seems to have been produced from the local fauna, and musk (muskin) may have been extracted from a gland of the musk deer.</w:t>
-      </w:r>
-    </w:p>
-    <w:p>
-      <w:pPr/>
-      <w:r>
-        <w:rPr>
-          <w:lang w:val="en_US" w:bidi="en_US"/>
-        </w:rPr>
-      </w:r>
-      <w:r>
-        <w:rPr>
-          <w:lang w:val="en_US" w:bidi="en_US"/>
-        </w:rPr>
-        <w:t>Incense itself came in many forms. It might be used as granules placed in a bag hung around the neck (</w:t>
+        <w:t xml:space="preserve">Frankincense is the incense mentioned most often in the Bible. They imported it from India, Somaliland, and Arabia Felix. Myrrh also came from Arabia Felix. Cinnamon was another important fragrance from Ceylon and China. Galbanum, tragacanth (a type of gum), and laudanum all grew in the mountains of Asia Minor. Galbanum was the most popular of these three because it was also found in Turkestan, Persia, Syria, and Crete. Henna, saffron, and balsam came from sweet-smelling plants native to Israel. </w:t>
+      </w:r>
+    </w:p>
+    <w:p>
+      <w:pPr/>
+      <w:r>
+        <w:rPr>
+          <w:lang w:val="en_US" w:bidi="en_US"/>
+        </w:rPr>
+      </w:r>
+      <w:r>
+        <w:rPr>
+          <w:lang w:val="en_US" w:bidi="en_US"/>
+        </w:rPr>
+        <w:t>After the Jewish exile to Babylon, other plants came to Palestine, and they cultivated them there. These included the rose, narcissus, and jasmine. They seemed to have produced Onycha from local animals. Perhaps they extracted musk from a gland of the musk deer.</w:t>
+      </w:r>
+    </w:p>
+    <w:p>
+      <w:pPr/>
+      <w:r>
+        <w:rPr>
+          <w:lang w:val="en_US" w:bidi="en_US"/>
+        </w:rPr>
+      </w:r>
+      <w:r>
+        <w:rPr>
+          <w:lang w:val="en_US" w:bidi="en_US"/>
+        </w:rPr>
+        <w:t>Incense came in many forms. People might use grains in a bag hung around the neck (</w:t>
       </w:r>
       <w:hyperlink r:id="rId314">
         <w:r>
@@ -11731,14 +11758,14 @@
             <w:color w:val="0000EE"/>
             <w:u w:val="single"/>
           </w:rPr>
-          <w:t>Sg 1:13</w:t>
-        </w:r>
-      </w:hyperlink>
-      <w:r>
-        <w:rPr>
-          <w:lang w:val="en_US" w:bidi="en_US"/>
-        </w:rPr>
-        <w:t>). In the main, however, perfumes were in a liquid form, dissolved in olive oil. A good example of this is the “holy anointing oil” (</w:t>
+          <w:t>Song of Solomon 1:13</w:t>
+        </w:r>
+      </w:hyperlink>
+      <w:r>
+        <w:rPr>
+          <w:lang w:val="en_US" w:bidi="en_US"/>
+        </w:rPr>
+        <w:t>). However, most perfumes were liquid, dissolved in olive oil. A good example is the “sacred anointing oil” (</w:t>
       </w:r>
       <w:hyperlink r:id="rId321">
         <w:r>
@@ -11749,14 +11776,28 @@
             <w:color w:val="0000EE"/>
             <w:u w:val="single"/>
           </w:rPr>
-          <w:t>Ex 30:31</w:t>
-        </w:r>
-      </w:hyperlink>
-      <w:r>
-        <w:rPr>
-          <w:lang w:val="en_US" w:bidi="en_US"/>
-        </w:rPr>
-        <w:t>). Such oils were used to anoint the priests and kings of Israel. Only priests were allowed to prepare and administer them. The incense contained raw spices beaten into a fine consistency and seasoned with salt to make them holy. Stacte, onycha, galbanum, and pure frankincense were mixed in equal proportions, all according to the art of the perfumer (</w:t>
+          <w:t>Exodus 30:31</w:t>
+        </w:r>
+      </w:hyperlink>
+      <w:r>
+        <w:rPr>
+          <w:lang w:val="en_US" w:bidi="en_US"/>
+        </w:rPr>
+        <w:t xml:space="preserve">). People used these oils to anoint the priests and kings of Israel. Only priests could prepare and use them. The incense contained raw spices beaten into a fine powder and seasoned with salt to make them holy. </w:t>
+      </w:r>
+    </w:p>
+    <w:p>
+      <w:pPr/>
+      <w:r>
+        <w:rPr>
+          <w:lang w:val="en_US" w:bidi="en_US"/>
+        </w:rPr>
+      </w:r>
+      <w:r>
+        <w:rPr>
+          <w:lang w:val="en_US" w:bidi="en_US"/>
+        </w:rPr>
+        <w:t>They mixed equal parts of stacte, onycha, galbanum, and pure frankincense, "the work of a perfumer" (</w:t>
       </w:r>
       <w:hyperlink r:id="rId322">
         <w:r>
@@ -11767,14 +11808,14 @@
             <w:color w:val="0000EE"/>
             <w:u w:val="single"/>
           </w:rPr>
-          <w:t>Ex 30:34–37</w:t>
-        </w:r>
-      </w:hyperlink>
-      <w:r>
-        <w:rPr>
-          <w:lang w:val="en_US" w:bidi="en_US"/>
-        </w:rPr>
-        <w:t>). The spices and incense for the sanctuary were donated as gifts (</w:t>
+          <w:t>Exodus 30:34–37</w:t>
+        </w:r>
+      </w:hyperlink>
+      <w:r>
+        <w:rPr>
+          <w:lang w:val="en_US" w:bidi="en_US"/>
+        </w:rPr>
+        <w:t>). People donated spices and incense for the sanctuary as gifts (</w:t>
       </w:r>
       <w:hyperlink r:id="rId323">
         <w:r>
@@ -11785,7 +11826,7 @@
             <w:color w:val="0000EE"/>
             <w:u w:val="single"/>
           </w:rPr>
-          <w:t>Nm 7:14–86</w:t>
+          <w:t>Numbers 7:14–86</w:t>
         </w:r>
       </w:hyperlink>
       <w:r>
@@ -11803,7 +11844,7 @@
             <w:color w:val="0000EE"/>
             <w:u w:val="single"/>
           </w:rPr>
-          <w:t>Jer 17:26</w:t>
+          <w:t>Jeremiah 17:26</w:t>
         </w:r>
       </w:hyperlink>
       <w:r>
@@ -11828,7 +11869,7 @@
         <w:rPr>
           <w:lang w:val="en_US" w:bidi="en_US"/>
         </w:rPr>
-        <w:t>) and kept in the temple (</w:t>
+        <w:t>). They stored them in the temple (</w:t>
       </w:r>
       <w:hyperlink r:id="rId326">
         <w:r>
@@ -11839,14 +11880,14 @@
             <w:color w:val="0000EE"/>
             <w:u w:val="single"/>
           </w:rPr>
-          <w:t>Neh 13:5, 9</w:t>
-        </w:r>
-      </w:hyperlink>
-      <w:r>
-        <w:rPr>
-          <w:lang w:val="en_US" w:bidi="en_US"/>
-        </w:rPr>
-        <w:t>). Josephus described the incense of his day as a much more complicated compound. He listed 13 ingredients in the best incense of the Herodian era.</w:t>
+          <w:t>Nehemiah 13:5, 9</w:t>
+        </w:r>
+      </w:hyperlink>
+      <w:r>
+        <w:rPr>
+          <w:lang w:val="en_US" w:bidi="en_US"/>
+        </w:rPr>
+        <w:t>). Josephus described the incense of his time as a more complex mixture. He listed 13 ingredients in the best incense of the Herodian era.</w:t>
       </w:r>
     </w:p>
     <w:p>
@@ -11857,35 +11898,41 @@
         <w:rPr>
           <w:lang w:val="en_US" w:bidi="en_US"/>
         </w:rPr>
-        <w:t>Incense Offering</w:t>
-      </w:r>
-    </w:p>
-    <w:p>
-      <w:pPr/>
-      <w:r>
-        <w:rPr>
-          <w:lang w:val="en_US" w:bidi="en_US"/>
-        </w:rPr>
-      </w:r>
-      <w:r>
-        <w:rPr>
-          <w:lang w:val="en_US" w:bidi="en_US"/>
-        </w:rPr>
-        <w:t>Archaeology has demonstrated that incense offerings were common throughout the ancient Near East from the earliest times of organized worship. Egyptian paintings and reliefs from the New Kingdom occasionally show a man holding a censer of burning incense. Incense seems to have been used as well in the rituals of Assyria, Babylonia, and Arabia. Canaanite altars found at Megiddo and Tell Beit Mirsim have horned limestone altars (10th century BC) that may have been designed to hold a bowl of incense. Hence, it is safe to assume that incense offerings also played some part in the worship of Israel from the beginning.</w:t>
-      </w:r>
-    </w:p>
-    <w:p>
-      <w:pPr/>
-      <w:r>
-        <w:rPr>
-          <w:lang w:val="en_US" w:bidi="en_US"/>
-        </w:rPr>
-      </w:r>
-      <w:r>
-        <w:rPr>
-          <w:lang w:val="en_US" w:bidi="en_US"/>
-        </w:rPr>
-        <w:t>Incense offerings seem to have served a multitude of purposes. They may have been used to drive away evil spirits and thereby sanctify all the utensils of the place of worship (</w:t>
+        <w:t xml:space="preserve">Incense Offering </w:t>
+      </w:r>
+    </w:p>
+    <w:p>
+      <w:pPr/>
+      <w:r>
+        <w:rPr>
+          <w:lang w:val="en_US" w:bidi="en_US"/>
+        </w:rPr>
+      </w:r>
+      <w:r>
+        <w:rPr>
+          <w:lang w:val="en_US" w:bidi="en_US"/>
+        </w:rPr>
+        <w:t>Archaeology shows that incense offerings were common in the ancient Near East from the start of organized worship. Egyptian paintings and reliefs (raised surface art) from the New Kingdom sometimes depict a man holding a censer with burning incense. Assyria, Babylonia, and Arabia also used incense in their ceremonies. Altars from Canaan found at Megiddo and Tell Beit Mirsim have limestone altars with horns from the 10th century BC. It is possibly designed to hold a bowl of incense. Therefore, it is reasonable to assume that incense offerings were part of Israel's worship from the beginning.</w:t>
+      </w:r>
+    </w:p>
+    <w:p>
+      <w:pPr/>
+      <w:r>
+        <w:rPr>
+          <w:lang w:val="en_US" w:bidi="en_US"/>
+        </w:rPr>
+      </w:r>
+      <w:r>
+        <w:rPr>
+          <w:lang w:val="en_US" w:bidi="en_US"/>
+        </w:rPr>
+        <w:t>Incense offerings served several purposes in Israel’s worship. Incense was closely associated with holiness and prayer, and it marked sacred space as belonging to God. In some rituals, incense was connected with the consecration of the place of worship and its furnishings</w:t>
+      </w:r>
+      <w:r>
+        <w:rPr>
+          <w:lang w:val="en_US" w:bidi="en_US"/>
+        </w:rPr>
+        <w:t xml:space="preserve"> (</w:t>
       </w:r>
       <w:hyperlink r:id="rId327">
         <w:r>
@@ -11896,28 +11943,34 @@
             <w:color w:val="0000EE"/>
             <w:u w:val="single"/>
           </w:rPr>
-          <w:t>Ex 30:26–29</w:t>
-        </w:r>
-      </w:hyperlink>
-      <w:r>
-        <w:rPr>
-          <w:lang w:val="en_US" w:bidi="en_US"/>
-        </w:rPr>
-        <w:t>). Undoubtedly, the sweet smell of incense provided an antidote to the putrid odor of the animal sacrifices. Therefore, if God was to receive a sweet savor and thereby be pleased with an offering, incense was necessary to compensate for the smell of the sacrifices. However, spices were never added to the flesh of the animals or birds.</w:t>
-      </w:r>
-    </w:p>
-    <w:p>
-      <w:pPr/>
-      <w:r>
-        <w:rPr>
-          <w:lang w:val="en_US" w:bidi="en_US"/>
-        </w:rPr>
-      </w:r>
-      <w:r>
-        <w:rPr>
-          <w:lang w:val="en_US" w:bidi="en_US"/>
-        </w:rPr>
-        <w:t>In some instances, incense itself became a sacrifice. As a supplement to other sacrifices, frankincense alone was burned. To alleviate a plague, Aaron performed a ritual of burning incense (</w:t>
+          <w:t>Exodus 30:26–29</w:t>
+        </w:r>
+      </w:hyperlink>
+      <w:r>
+        <w:rPr>
+          <w:lang w:val="en_US" w:bidi="en_US"/>
+        </w:rPr>
+        <w:t xml:space="preserve">). </w:t>
+      </w:r>
+      <w:r>
+        <w:rPr>
+          <w:lang w:val="en_US" w:bidi="en_US"/>
+        </w:rPr>
+        <w:t>The Bible often describes offerings as producing a “pleasing aroma” to the Lord. This phrase expresses God’s acceptance of the offering, not a physical smell meant to please humans.</w:t>
+      </w:r>
+    </w:p>
+    <w:p>
+      <w:pPr/>
+      <w:r>
+        <w:rPr>
+          <w:lang w:val="en_US" w:bidi="en_US"/>
+        </w:rPr>
+      </w:r>
+      <w:r>
+        <w:rPr>
+          <w:lang w:val="en_US" w:bidi="en_US"/>
+        </w:rPr>
+        <w:t>In some cases, incense itself became a sacrifice. In addition to other sacrifices, people burned frankincense alone. To stop a plague, Aaron performed a ceremony by burning incense (</w:t>
       </w:r>
       <w:hyperlink r:id="rId328">
         <w:r>
@@ -11928,14 +11981,28 @@
             <w:color w:val="0000EE"/>
             <w:u w:val="single"/>
           </w:rPr>
-          <w:t>Nm 16:46–47</w:t>
-        </w:r>
-      </w:hyperlink>
-      <w:r>
-        <w:rPr>
-          <w:lang w:val="en_US" w:bidi="en_US"/>
-        </w:rPr>
-        <w:t>). On the Day of Atonement, the high priest carried burning incense and hot coals on a pan (censer) into the Holy of Holies (</w:t>
+          <w:t>Numbers 16:46–47</w:t>
+        </w:r>
+      </w:hyperlink>
+      <w:r>
+        <w:rPr>
+          <w:lang w:val="en_US" w:bidi="en_US"/>
+        </w:rPr>
+        <w:t xml:space="preserve">). </w:t>
+      </w:r>
+    </w:p>
+    <w:p>
+      <w:pPr/>
+      <w:r>
+        <w:rPr>
+          <w:lang w:val="en_US" w:bidi="en_US"/>
+        </w:rPr>
+      </w:r>
+      <w:r>
+        <w:rPr>
+          <w:lang w:val="en_US" w:bidi="en_US"/>
+        </w:rPr>
+        <w:t>On the Day of Atonement, the high priest carried burning incense and hot coals on a censer (a pan that held incense) into the Holy of Holies (</w:t>
       </w:r>
       <w:hyperlink r:id="rId329">
         <w:r>
@@ -11946,28 +12013,28 @@
             <w:color w:val="0000EE"/>
             <w:u w:val="single"/>
           </w:rPr>
-          <w:t>Lv 16:12–13</w:t>
-        </w:r>
-      </w:hyperlink>
-      <w:r>
-        <w:rPr>
-          <w:lang w:val="en_US" w:bidi="en_US"/>
-        </w:rPr>
-        <w:t>). The burning incense was thought to protect the life of the high priest, perhaps because the smoke kept him from seeing the full glory of God.</w:t>
-      </w:r>
-    </w:p>
-    <w:p>
-      <w:pPr/>
-      <w:r>
-        <w:rPr>
-          <w:lang w:val="en_US" w:bidi="en_US"/>
-        </w:rPr>
-      </w:r>
-      <w:r>
-        <w:rPr>
-          <w:lang w:val="en_US" w:bidi="en_US"/>
-        </w:rPr>
-        <w:t>Frankincense was added to grain for offerings on the altar of burnt offering (</w:t>
+          <w:t>Leviticus 16:12–13</w:t>
+        </w:r>
+      </w:hyperlink>
+      <w:r>
+        <w:rPr>
+          <w:lang w:val="en_US" w:bidi="en_US"/>
+        </w:rPr>
+        <w:t>). People believed the burning incense protected the high priest's life. It was possibly because the smoke prevented him from seeing the full glory of God.</w:t>
+      </w:r>
+    </w:p>
+    <w:p>
+      <w:pPr/>
+      <w:r>
+        <w:rPr>
+          <w:lang w:val="en_US" w:bidi="en_US"/>
+        </w:rPr>
+      </w:r>
+      <w:r>
+        <w:rPr>
+          <w:lang w:val="en_US" w:bidi="en_US"/>
+        </w:rPr>
+        <w:t>People added frankincense to grain for offerings on the altar of burnt offering (</w:t>
       </w:r>
       <w:hyperlink r:id="rId330">
         <w:r>
@@ -11978,7 +12045,7 @@
             <w:color w:val="0000EE"/>
             <w:u w:val="single"/>
           </w:rPr>
-          <w:t>Lv 2:1, 15–16</w:t>
+          <w:t>Leviticus 2:1, 15–16</w:t>
         </w:r>
       </w:hyperlink>
       <w:r>
@@ -12003,7 +12070,7 @@
         <w:rPr>
           <w:lang w:val="en_US" w:bidi="en_US"/>
         </w:rPr>
-        <w:t>). It also accompanied the bread of the Presence (</w:t>
+        <w:t>). It also accompanied the bread of the Presence in two dishes (</w:t>
       </w:r>
       <w:hyperlink r:id="rId332">
         <w:r>
@@ -12021,7 +12088,7 @@
         <w:rPr>
           <w:lang w:val="en_US" w:bidi="en_US"/>
         </w:rPr>
-        <w:t>) in two dishes. The bronze serpent destroyed by Hezekiah in his reform had become a profane object to which incense was burned (</w:t>
+        <w:t>). King Hezekiah destroyed the bronze serpent during his reform. This was because it had become a polluted object to which people burned incense (</w:t>
       </w:r>
       <w:hyperlink r:id="rId77">
         <w:r>
@@ -12032,7 +12099,7 @@
             <w:color w:val="0000EE"/>
             <w:u w:val="single"/>
           </w:rPr>
-          <w:t>2 Kgs 18:4</w:t>
+          <w:t>2 Kings 18:4</w:t>
         </w:r>
       </w:hyperlink>
       <w:r>
@@ -12053,7 +12120,7 @@
         <w:rPr>
           <w:lang w:val="en_US" w:bidi="en_US"/>
         </w:rPr>
-        <w:t>Except on the Day of Atonement, the incense was offered on a special altar (</w:t>
+        <w:t>Except on the Day of Atonement, they offered incense on a special altar (</w:t>
       </w:r>
       <w:hyperlink r:id="rId333">
         <w:r>
@@ -12064,14 +12131,14 @@
             <w:color w:val="0000EE"/>
             <w:u w:val="single"/>
           </w:rPr>
-          <w:t>Lv 4:7</w:t>
-        </w:r>
-      </w:hyperlink>
-      <w:r>
-        <w:rPr>
-          <w:lang w:val="en_US" w:bidi="en_US"/>
-        </w:rPr>
-        <w:t xml:space="preserve">; cf. </w:t>
+          <w:t>Leviticus 4:7</w:t>
+        </w:r>
+      </w:hyperlink>
+      <w:r>
+        <w:rPr>
+          <w:lang w:val="en_US" w:bidi="en_US"/>
+        </w:rPr>
+        <w:t xml:space="preserve">; see also </w:t>
       </w:r>
       <w:hyperlink r:id="rId334">
         <w:r>
@@ -12082,14 +12149,14 @@
             <w:color w:val="0000EE"/>
             <w:u w:val="single"/>
           </w:rPr>
-          <w:t>Ex 30:9</w:t>
-        </w:r>
-      </w:hyperlink>
-      <w:r>
-        <w:rPr>
-          <w:lang w:val="en_US" w:bidi="en_US"/>
-        </w:rPr>
-        <w:t>), where it burned morning and evening and came to be called “perpetual incense” (</w:t>
+          <w:t>Exodus 30:9</w:t>
+        </w:r>
+      </w:hyperlink>
+      <w:r>
+        <w:rPr>
+          <w:lang w:val="en_US" w:bidi="en_US"/>
+        </w:rPr>
+        <w:t>). It burned morning and evening and became known as “perpetual incense” (</w:t>
       </w:r>
       <w:hyperlink r:id="rId335">
         <w:r>
@@ -12100,14 +12167,14 @@
             <w:color w:val="0000EE"/>
             <w:u w:val="single"/>
           </w:rPr>
-          <w:t>Ex 30:7–8</w:t>
-        </w:r>
-      </w:hyperlink>
-      <w:r>
-        <w:rPr>
-          <w:lang w:val="en_US" w:bidi="en_US"/>
-        </w:rPr>
-        <w:t>). Probably the altar of gold in Solomon’s temple (</w:t>
+          <w:t>Exodus 30:7–8</w:t>
+        </w:r>
+      </w:hyperlink>
+      <w:r>
+        <w:rPr>
+          <w:lang w:val="en_US" w:bidi="en_US"/>
+        </w:rPr>
+        <w:t>). The altar of gold in King Solomon’s temple was probably the incense altar (</w:t>
       </w:r>
       <w:hyperlink r:id="rId336">
         <w:r>
@@ -12118,28 +12185,28 @@
             <w:color w:val="0000EE"/>
             <w:u w:val="single"/>
           </w:rPr>
-          <w:t>1 Kgs 6:20–22</w:t>
-        </w:r>
-      </w:hyperlink>
-      <w:r>
-        <w:rPr>
-          <w:lang w:val="en_US" w:bidi="en_US"/>
-        </w:rPr>
-        <w:t>) was the incense altar.</w:t>
-      </w:r>
-    </w:p>
-    <w:p>
-      <w:pPr/>
-      <w:r>
-        <w:rPr>
-          <w:lang w:val="en_US" w:bidi="en_US"/>
-        </w:rPr>
-      </w:r>
-      <w:r>
-        <w:rPr>
-          <w:lang w:val="en_US" w:bidi="en_US"/>
-        </w:rPr>
-        <w:t>Offering incense was a holy ritual, and persons who offered it with disrespect for procedures were condemned (</w:t>
+          <w:t>1 Kings 6:20–22</w:t>
+        </w:r>
+      </w:hyperlink>
+      <w:r>
+        <w:rPr>
+          <w:lang w:val="en_US" w:bidi="en_US"/>
+        </w:rPr>
+        <w:t>).</w:t>
+      </w:r>
+    </w:p>
+    <w:p>
+      <w:pPr/>
+      <w:r>
+        <w:rPr>
+          <w:lang w:val="en_US" w:bidi="en_US"/>
+        </w:rPr>
+      </w:r>
+      <w:r>
+        <w:rPr>
+          <w:lang w:val="en_US" w:bidi="en_US"/>
+        </w:rPr>
+        <w:t>Offering incense was a holy ceremony. People who did not follow the procedures encountered punishment (</w:t>
       </w:r>
       <w:hyperlink r:id="rId337">
         <w:r>
@@ -12150,7 +12217,7 @@
             <w:color w:val="0000EE"/>
             <w:u w:val="single"/>
           </w:rPr>
-          <w:t>Lv 10:1–2</w:t>
+          <w:t>Leviticus 10:1–2</w:t>
         </w:r>
       </w:hyperlink>
       <w:r>
@@ -12168,14 +12235,14 @@
             <w:color w:val="0000EE"/>
             <w:u w:val="single"/>
           </w:rPr>
-          <w:t>Nm 16:6–50</w:t>
-        </w:r>
-      </w:hyperlink>
-      <w:r>
-        <w:rPr>
-          <w:lang w:val="en_US" w:bidi="en_US"/>
-        </w:rPr>
-        <w:t>). Uzziah, the king of Judah, became a leper because he dared to offer incense (</w:t>
+          <w:t>Numbers 16:6–50</w:t>
+        </w:r>
+      </w:hyperlink>
+      <w:r>
+        <w:rPr>
+          <w:lang w:val="en_US" w:bidi="en_US"/>
+        </w:rPr>
+        <w:t>). Uzziah, King of Judah, became a leper because he wrongly tried to offer incense (</w:t>
       </w:r>
       <w:hyperlink r:id="rId339">
         <w:r>
@@ -12186,14 +12253,28 @@
             <w:color w:val="0000EE"/>
             <w:u w:val="single"/>
           </w:rPr>
-          <w:t>2 Chr 26:16–21</w:t>
-        </w:r>
-      </w:hyperlink>
-      <w:r>
-        <w:rPr>
-          <w:lang w:val="en_US" w:bidi="en_US"/>
-        </w:rPr>
-        <w:t xml:space="preserve">). The burning of incense at “high places” is often criticized (e.g., </w:t>
+          <w:t>2 Chronicles 26:16–21</w:t>
+        </w:r>
+      </w:hyperlink>
+      <w:r>
+        <w:rPr>
+          <w:lang w:val="en_US" w:bidi="en_US"/>
+        </w:rPr>
+        <w:t xml:space="preserve">). </w:t>
+      </w:r>
+    </w:p>
+    <w:p>
+      <w:pPr/>
+      <w:r>
+        <w:rPr>
+          <w:lang w:val="en_US" w:bidi="en_US"/>
+        </w:rPr>
+      </w:r>
+      <w:r>
+        <w:rPr>
+          <w:lang w:val="en_US" w:bidi="en_US"/>
+        </w:rPr>
+        <w:t xml:space="preserve">Burning incense at "high places" often encountered criticism (for example, </w:t>
       </w:r>
       <w:hyperlink r:id="rId340">
         <w:r>
@@ -12204,14 +12285,14 @@
             <w:color w:val="0000EE"/>
             <w:u w:val="single"/>
           </w:rPr>
-          <w:t>1 Kgs 22:43</w:t>
-        </w:r>
-      </w:hyperlink>
-      <w:r>
-        <w:rPr>
-          <w:lang w:val="en_US" w:bidi="en_US"/>
-        </w:rPr>
-        <w:t>), either because the sanctuaries were idolatrous or because their priests did not take proper care as did the priesthood in Jerusalem. Prophets who criticized the offering of incense (</w:t>
+          <w:t>1 Kings 22:43</w:t>
+        </w:r>
+      </w:hyperlink>
+      <w:r>
+        <w:rPr>
+          <w:lang w:val="en_US" w:bidi="en_US"/>
+        </w:rPr>
+        <w:t>). This was either because the holy places were where they worshiped false gods or the priests did not care as much as those in Jerusalem. Prophets who criticized incense offerings did so to condemn ceremonies that lacked true dedication to the God of Israel (</w:t>
       </w:r>
       <w:hyperlink r:id="rId341">
         <w:r>
@@ -12222,7 +12303,7 @@
             <w:color w:val="0000EE"/>
             <w:u w:val="single"/>
           </w:rPr>
-          <w:t>Is 1:13</w:t>
+          <w:t>Isaiah 1:13</w:t>
         </w:r>
       </w:hyperlink>
       <w:r>
@@ -12258,14 +12339,14 @@
             <w:color w:val="0000EE"/>
             <w:u w:val="single"/>
           </w:rPr>
-          <w:t>Jer 6:20</w:t>
-        </w:r>
-      </w:hyperlink>
-      <w:r>
-        <w:rPr>
-          <w:lang w:val="en_US" w:bidi="en_US"/>
-        </w:rPr>
-        <w:t>) did so to condemn a formalism that was void of devotion to the God of Israel.</w:t>
+          <w:t>Jeremiah 6:20</w:t>
+        </w:r>
+      </w:hyperlink>
+      <w:r>
+        <w:rPr>
+          <w:lang w:val="en_US" w:bidi="en_US"/>
+        </w:rPr>
+        <w:t>).</w:t>
       </w:r>
     </w:p>
     <w:p>
@@ -12290,7 +12371,7 @@
         <w:rPr>
           <w:lang w:val="en_US" w:bidi="en_US"/>
         </w:rPr>
-        <w:t>Since incense was such a precious commodity, incense was a fitting offering to God (</w:t>
+        <w:t>Incense was a precious item, making it a suitable offering to God (</w:t>
       </w:r>
       <w:hyperlink r:id="rId344">
         <w:r>
@@ -12301,14 +12382,14 @@
             <w:color w:val="0000EE"/>
             <w:u w:val="single"/>
           </w:rPr>
-          <w:t>Mal 1:11</w:t>
-        </w:r>
-      </w:hyperlink>
-      <w:r>
-        <w:rPr>
-          <w:lang w:val="en_US" w:bidi="en_US"/>
-        </w:rPr>
-        <w:t>). Incense offerings also provided a tangible sense of God’s holiness in which the people could experience atonement for sin (</w:t>
+          <w:t>Malachi 1:11</w:t>
+        </w:r>
+      </w:hyperlink>
+      <w:r>
+        <w:rPr>
+          <w:lang w:val="en_US" w:bidi="en_US"/>
+        </w:rPr>
+        <w:t>). Incense offerings gave people a way to experience God's holy presence and seek forgiveness for sins (</w:t>
       </w:r>
       <w:hyperlink r:id="rId328">
         <w:r>
@@ -12319,14 +12400,14 @@
             <w:color w:val="0000EE"/>
             <w:u w:val="single"/>
           </w:rPr>
-          <w:t>Nm 16:46–47</w:t>
-        </w:r>
-      </w:hyperlink>
-      <w:r>
-        <w:rPr>
-          <w:lang w:val="en_US" w:bidi="en_US"/>
-        </w:rPr>
-        <w:t>). The smoke rising to the sky symbolized the prayers of the people (</w:t>
+          <w:t>Numbers 16:46–47</w:t>
+        </w:r>
+      </w:hyperlink>
+      <w:r>
+        <w:rPr>
+          <w:lang w:val="en_US" w:bidi="en_US"/>
+        </w:rPr>
+        <w:t>). The smoke rising to the sky symbolized people's prayers (</w:t>
       </w:r>
       <w:hyperlink r:id="rId345">
         <w:r>
@@ -12337,7 +12418,7 @@
             <w:color w:val="0000EE"/>
             <w:u w:val="single"/>
           </w:rPr>
-          <w:t>Ps 141:2</w:t>
+          <w:t>Psalm 141:2</w:t>
         </w:r>
       </w:hyperlink>
       <w:r>
@@ -12355,7 +12436,7 @@
             <w:color w:val="0000EE"/>
             <w:u w:val="single"/>
           </w:rPr>
-          <w:t>Lk 1:10</w:t>
+          <w:t>Luke 1:10</w:t>
         </w:r>
       </w:hyperlink>
       <w:r>
@@ -12373,7 +12454,7 @@
             <w:color w:val="0000EE"/>
             <w:u w:val="single"/>
           </w:rPr>
-          <w:t>Rv 5:8</w:t>
+          <w:t>Revelation 5:8</w:t>
         </w:r>
       </w:hyperlink>
       <w:r>
@@ -12398,7 +12479,7 @@
         <w:rPr>
           <w:lang w:val="en_US" w:bidi="en_US"/>
         </w:rPr>
-        <w:t>). At the same time, the smoke in the temple symbolized the presence of God as it had been portrayed by the cloud in the wilderness (</w:t>
+        <w:t>). In the temple, the smoke also represented God's presence. This was similar to the cloud in the wilderness (</w:t>
       </w:r>
       <w:hyperlink r:id="rId349">
         <w:r>
@@ -12409,7 +12490,7 @@
             <w:color w:val="0000EE"/>
             <w:u w:val="single"/>
           </w:rPr>
-          <w:t>Ex 19:18</w:t>
+          <w:t>Exodus 19:18</w:t>
         </w:r>
       </w:hyperlink>
       <w:r>
@@ -12445,14 +12526,14 @@
             <w:color w:val="0000EE"/>
             <w:u w:val="single"/>
           </w:rPr>
-          <w:t>Nm 11:25</w:t>
-        </w:r>
-      </w:hyperlink>
-      <w:r>
-        <w:rPr>
-          <w:lang w:val="en_US" w:bidi="en_US"/>
-        </w:rPr>
-        <w:t>). Together with the rising sun, the smoke provided a powerful symbol for the glory of the Lord (</w:t>
+          <w:t>Numbers 11:25</w:t>
+        </w:r>
+      </w:hyperlink>
+      <w:r>
+        <w:rPr>
+          <w:lang w:val="en_US" w:bidi="en_US"/>
+        </w:rPr>
+        <w:t>). Along with the rising sun, the smoke was a strong symbol of the Lord's glory (</w:t>
       </w:r>
       <w:hyperlink r:id="rId352">
         <w:r>
@@ -12463,7 +12544,7 @@
             <w:color w:val="0000EE"/>
             <w:u w:val="single"/>
           </w:rPr>
-          <w:t>Is 6:1–7</w:t>
+          <w:t>Isaiah 6:1–7</w:t>
         </w:r>
       </w:hyperlink>
       <w:r>
@@ -12484,7 +12565,7 @@
         <w:rPr>
           <w:lang w:val="en_US" w:bidi="en_US"/>
         </w:rPr>
-        <w:t>The significance of incense is further enhanced by NT allusions. The Christian’s testimony about Christ is paralleled with the offering of incense (</w:t>
+        <w:t>New Testament mentions of incense further enhance the importance of incense. A Christian's testimony about Christ is like offering incense (</w:t>
       </w:r>
       <w:hyperlink r:id="rId353">
         <w:r>
@@ -12495,14 +12576,14 @@
             <w:color w:val="0000EE"/>
             <w:u w:val="single"/>
           </w:rPr>
-          <w:t>2 Cor 2:14–15</w:t>
-        </w:r>
-      </w:hyperlink>
-      <w:r>
-        <w:rPr>
-          <w:lang w:val="en_US" w:bidi="en_US"/>
-        </w:rPr>
-        <w:t>). The sweet smell of the gospel is contrasted with the smell of death that leads to doom. Likewise, money from the Philippian Christians came to Paul in the spirit of an incense sacrifice (</w:t>
+          <w:t>2 Corinthians 2:14–15</w:t>
+        </w:r>
+      </w:hyperlink>
+      <w:r>
+        <w:rPr>
+          <w:lang w:val="en_US" w:bidi="en_US"/>
+        </w:rPr>
+        <w:t>). The sweet smell of the gospel contrasts with the smell of death that leads to destruction. Similarly, money from the Philippian Christians reached Paul like an incense sacrifice, showing love and devotion (</w:t>
       </w:r>
       <w:hyperlink r:id="rId354">
         <w:r>
@@ -12513,14 +12594,28 @@
             <w:color w:val="0000EE"/>
             <w:u w:val="single"/>
           </w:rPr>
-          <w:t>Phil 4:18</w:t>
-        </w:r>
-      </w:hyperlink>
-      <w:r>
-        <w:rPr>
-          <w:lang w:val="en_US" w:bidi="en_US"/>
-        </w:rPr>
-        <w:t>), a costly expression of love and devotion. Finally, incense seems to sanctify and accompany the prayers of the saints into the presence of God (</w:t>
+          <w:t>Philippians 4:18</w:t>
+        </w:r>
+      </w:hyperlink>
+      <w:r>
+        <w:rPr>
+          <w:lang w:val="en_US" w:bidi="en_US"/>
+        </w:rPr>
+        <w:t xml:space="preserve">). </w:t>
+      </w:r>
+    </w:p>
+    <w:p>
+      <w:pPr/>
+      <w:r>
+        <w:rPr>
+          <w:lang w:val="en_US" w:bidi="en_US"/>
+        </w:rPr>
+      </w:r>
+      <w:r>
+        <w:rPr>
+          <w:lang w:val="en_US" w:bidi="en_US"/>
+        </w:rPr>
+        <w:t>Finally, incense seems to purify and accompany the prayers of the saints into God's presence (</w:t>
       </w:r>
       <w:hyperlink r:id="rId347">
         <w:r>
@@ -12531,7 +12626,7 @@
             <w:color w:val="0000EE"/>
             <w:u w:val="single"/>
           </w:rPr>
-          <w:t>Rv 5:8</w:t>
+          <w:t>Revelation 5:8</w:t>
         </w:r>
       </w:hyperlink>
       <w:r>
@@ -12556,7 +12651,7 @@
         <w:rPr>
           <w:lang w:val="en_US" w:bidi="en_US"/>
         </w:rPr>
-        <w:t>). None of the NT references call upon the Christian to offer incense, but rather to learn the devotion and dedication to holiness signified by the burning of this precious substance.</w:t>
+        <w:t>). None of the New Testament references ask Christians to offer incense. At the least, these many passages encourage learning dedication to holy living, symbolized by burning this precious substance.</w:t>
       </w:r>
     </w:p>
     <w:p>
@@ -18641,19 +18736,7 @@
         <w:rPr>
           <w:lang w:val="en_US" w:bidi="en_US"/>
         </w:rPr>
-        <w:t>The Hebrew word for "intercession" comes from a root meaning "to strike," which suggests the idea of making a strong request. This word is used in a prophecy about the “servant of the Lord” in Isaiah: “</w:t>
-      </w:r>
-      <w:r>
-        <w:rPr>
-          <w:lang w:val="en_US" w:bidi="en_US"/>
-        </w:rPr>
-        <w:t>He bore the sin of many and made intercession for the transgressors</w:t>
-      </w:r>
-      <w:r>
-        <w:rPr>
-          <w:lang w:val="en_US" w:bidi="en_US"/>
-        </w:rPr>
-        <w:t>” (</w:t>
+        <w:t>The Hebrew word for intercession comes from a root meaning "to meet," which suggests the idea of meeting someone to make a request. This word is used in a prophecy about the “servant of the Lord” in Isaiah: “He bore the sin of many and made intercession for the transgressors (</w:t>
       </w:r>
       <w:hyperlink r:id="rId523">
         <w:r>
@@ -19010,7 +19093,7 @@
         <w:rPr>
           <w:lang w:val="en_US" w:bidi="en_US"/>
         </w:rPr>
-        <w:t>For himself, asking that he might glorify the Father and finish the work he was sent to do (</w:t>
+        <w:t>Jesus prays for himself, asking that he might glorify the Father and finish the work he was sent to do (</w:t>
       </w:r>
       <w:hyperlink r:id="rId537">
         <w:r>
@@ -19028,7 +19111,7 @@
         <w:rPr>
           <w:lang w:val="en_US" w:bidi="en_US"/>
         </w:rPr>
-        <w:t>)</w:t>
+        <w:t>).</w:t>
       </w:r>
     </w:p>
     <w:p>
@@ -19046,7 +19129,7 @@
         <w:rPr>
           <w:lang w:val="en_US" w:bidi="en_US"/>
         </w:rPr>
-        <w:t>For his disciples, who were chosen to spread the gospel after he was gone (</w:t>
+        <w:t>Jesus prays for his disciples, who were chosen to spread the gospel after he was gone (</w:t>
       </w:r>
       <w:hyperlink r:id="rId538">
         <w:r>
@@ -19064,7 +19147,7 @@
         <w:rPr>
           <w:lang w:val="en_US" w:bidi="en_US"/>
         </w:rPr>
-        <w:t>)</w:t>
+        <w:t>).</w:t>
       </w:r>
     </w:p>
     <w:p>
@@ -19082,7 +19165,7 @@
         <w:rPr>
           <w:lang w:val="en_US" w:bidi="en_US"/>
         </w:rPr>
-        <w:t>For all believers (</w:t>
+        <w:t>Jesus prays for all believers (</w:t>
       </w:r>
       <w:hyperlink r:id="rId539">
         <w:r>
@@ -19100,7 +19183,7 @@
         <w:rPr>
           <w:lang w:val="en_US" w:bidi="en_US"/>
         </w:rPr>
-        <w:t>)</w:t>
+        <w:t>).</w:t>
       </w:r>
     </w:p>
     <w:p>
@@ -19136,7 +19219,7 @@
         <w:rPr>
           <w:lang w:val="en_US" w:bidi="en_US"/>
         </w:rPr>
-        <w:t>The unity of God’s people (</w:t>
+        <w:t>the unity of God’s people (</w:t>
       </w:r>
       <w:hyperlink r:id="rId540">
         <w:r>
@@ -19154,7 +19237,7 @@
         <w:rPr>
           <w:lang w:val="en_US" w:bidi="en_US"/>
         </w:rPr>
-        <w:t>)</w:t>
+        <w:t>),</w:t>
       </w:r>
     </w:p>
     <w:p>
@@ -19172,7 +19255,7 @@
         <w:rPr>
           <w:lang w:val="en_US" w:bidi="en_US"/>
         </w:rPr>
-        <w:t>Their joy despite hardships (</w:t>
+        <w:t>their joy despite hardships and discouragement (</w:t>
       </w:r>
       <w:hyperlink r:id="rId541">
         <w:r>
@@ -19190,7 +19273,7 @@
         <w:rPr>
           <w:lang w:val="en_US" w:bidi="en_US"/>
         </w:rPr>
-        <w:t>)</w:t>
+        <w:t>),</w:t>
       </w:r>
     </w:p>
     <w:p>
@@ -19208,7 +19291,7 @@
         <w:rPr>
           <w:lang w:val="en_US" w:bidi="en_US"/>
         </w:rPr>
-        <w:t>Their protection from evil (</w:t>
+        <w:t>their protection from evil (</w:t>
       </w:r>
       <w:hyperlink r:id="rId542">
         <w:r>
@@ -19226,7 +19309,7 @@
         <w:rPr>
           <w:lang w:val="en_US" w:bidi="en_US"/>
         </w:rPr>
-        <w:t>)</w:t>
+        <w:t xml:space="preserve">), </w:t>
       </w:r>
     </w:p>
     <w:p>
@@ -19244,7 +19327,7 @@
         <w:rPr>
           <w:lang w:val="en_US" w:bidi="en_US"/>
         </w:rPr>
-        <w:t>Their sanctification by God’s Word (</w:t>
+        <w:t>their sanctification (being made holy) by the word of God (</w:t>
       </w:r>
       <w:hyperlink r:id="rId429">
         <w:r>
@@ -19262,7 +19345,7 @@
         <w:rPr>
           <w:lang w:val="en_US" w:bidi="en_US"/>
         </w:rPr>
-        <w:t>)</w:t>
+        <w:t>), and</w:t>
       </w:r>
     </w:p>
     <w:p>
@@ -19280,7 +19363,7 @@
         <w:rPr>
           <w:lang w:val="en_US" w:bidi="en_US"/>
         </w:rPr>
-        <w:t>Their eternal fellowship with Christ (</w:t>
+        <w:t>their eternal fellowship with Christ (</w:t>
       </w:r>
       <w:hyperlink r:id="rId543">
         <w:r>
@@ -19298,7 +19381,7 @@
         <w:rPr>
           <w:lang w:val="en_US" w:bidi="en_US"/>
         </w:rPr>
-        <w:t>)</w:t>
+        <w:t>).</w:t>
       </w:r>
     </w:p>
     <w:p>
@@ -19323,7 +19406,7 @@
         <w:rPr>
           <w:lang w:val="en_US" w:bidi="en_US"/>
         </w:rPr>
-        <w:t>Christ’s intercession for his people, which began on earth, continues in heaven. The Book of Hebrews describes Christ as a priest and focuses on his ongoing ministry of intercession. His heavenly intercession follows his earthly sacrifice, which was completed “once for all” (</w:t>
+        <w:t>Christ’s intercession for his people, which began on earth, continues in heaven. The Letter to the Hebrews describes Christ as a priest and focuses on his ongoing ministry of intercession. His heavenly intercession follows his earthly sacrifice, which was completed “once for all” (</w:t>
       </w:r>
       <w:hyperlink r:id="rId544">
         <w:r>
@@ -19578,7 +19661,7 @@
         <w:rPr>
           <w:lang w:val="en_US" w:bidi="en_US"/>
         </w:rPr>
-        <w:t>Christ's intercession in heaven has two aspects. It is both complete and ongoing. His redemptive work is finished. But, he continues to care for God's people. His intercession includes:</w:t>
+        <w:t>Christ's intercession in heaven has two aspects. It is both complete and ongoing. His redemptive work is finished. But, he continues to care for God's people. In this way, Christ’s intercession includes the following:</w:t>
       </w:r>
     </w:p>
     <w:p>
@@ -19600,7 +19683,7 @@
         <w:rPr>
           <w:lang w:val="en_US" w:bidi="en_US"/>
         </w:rPr>
-        <w:t>His presence with the Father as the basis for each believer’s justification (</w:t>
+        <w:t xml:space="preserve">His presence is the basis for each believer’s justification (being made right with God, </w:t>
       </w:r>
       <w:hyperlink r:id="rId553">
         <w:r>
@@ -19618,7 +19701,7 @@
         <w:rPr>
           <w:lang w:val="en_US" w:bidi="en_US"/>
         </w:rPr>
-        <w:t>)</w:t>
+        <w:t>).</w:t>
       </w:r>
     </w:p>
     <w:p>
@@ -19636,7 +19719,7 @@
         <w:rPr>
           <w:lang w:val="en_US" w:bidi="en_US"/>
         </w:rPr>
-        <w:t>His stopping Satan’s accusations against each believer (</w:t>
+        <w:t>He answers every charge brought against them by Satan (</w:t>
       </w:r>
       <w:hyperlink r:id="rId555">
         <w:r>
@@ -19672,7 +19755,7 @@
         <w:rPr>
           <w:lang w:val="en_US" w:bidi="en_US"/>
         </w:rPr>
-        <w:t>)</w:t>
+        <w:t>).</w:t>
       </w:r>
     </w:p>
     <w:p>
@@ -19690,7 +19773,7 @@
         <w:rPr>
           <w:lang w:val="en_US" w:bidi="en_US"/>
         </w:rPr>
-        <w:t>His claiming each believer’s right to come into God’s presence (</w:t>
+        <w:t>Through him, believers have access to God’s presence (</w:t>
       </w:r>
       <w:hyperlink r:id="rId557">
         <w:r>
@@ -19708,7 +19791,7 @@
         <w:rPr>
           <w:lang w:val="en_US" w:bidi="en_US"/>
         </w:rPr>
-        <w:t>)</w:t>
+        <w:t>).</w:t>
       </w:r>
     </w:p>
     <w:p>
@@ -19726,35 +19809,21 @@
         <w:rPr>
           <w:lang w:val="en_US" w:bidi="en_US"/>
         </w:rPr>
-        <w:t>His mediating the prayers of each believer</w:t>
-      </w:r>
-    </w:p>
-    <w:p>
-      <w:pPr/>
-      <w:r>
-        <w:rPr>
-          <w:lang w:val="en_US" w:bidi="en_US"/>
-        </w:rPr>
-      </w:r>
-      <w:r>
-        <w:rPr>
-          <w:lang w:val="en_US" w:bidi="en_US"/>
-        </w:rPr>
-        <w:t>In response, God the Father gives believers many spiritual blessings.</w:t>
-      </w:r>
-    </w:p>
-    <w:p>
-      <w:pPr/>
-      <w:r>
-        <w:rPr>
-          <w:lang w:val="en_US" w:bidi="en_US"/>
-        </w:rPr>
-      </w:r>
-      <w:r>
-        <w:rPr>
-          <w:lang w:val="en_US" w:bidi="en_US"/>
-        </w:rPr>
-        <w:t>John Owen, a Puritan who lived from 1616 to 1683, said, “The intercession of Christ… is his continual appearance for us in the presence of God, representing the power of his sacrifice, along with his tender care, love, and desire for the well-being, support, deliverance, and salvation of the church.”</w:t>
+        <w:t>His ongoing advocacy for believers before the Father as they pray.</w:t>
+      </w:r>
+    </w:p>
+    <w:p>
+      <w:pPr/>
+      <w:r>
+        <w:rPr>
+          <w:lang w:val="en_US" w:bidi="en_US"/>
+        </w:rPr>
+      </w:r>
+      <w:r>
+        <w:rPr>
+          <w:lang w:val="en_US" w:bidi="en_US"/>
+        </w:rPr>
+        <w:t>In response, God the Father gives believers many spiritual blessings. John Owen, a Puritan who lived from 1616 to 1683, said, “The intercession of Christ … is his continual appearance for us in the presence of God, representing the power of his sacrifice, along with his tender care, love, and desire for the well-being, support, deliverance, and salvation of the church.”</w:t>
       </w:r>
     </w:p>
     <w:p>

--- a/eng/docx/009.content.docx
+++ b/eng/docx/009.content.docx
@@ -19,7 +19,7 @@
         <w:rPr>
           <w:lang w:val="en_US" w:bidi="en_US"/>
         </w:rPr>
-        <w:t>Resource: Bible Dictionary (Tyndale)</w:t>
+        <w:t>Resource: Tyndale Open Bible Dictionary</w:t>
       </w:r>
       <w:r>
         <w:rPr>
@@ -112,7 +112,7 @@
         <w:rPr>
           <w:lang w:val="en_US" w:bidi="en_US"/>
         </w:rPr>
-        <w:t>Bible Dictionary (Tyndale)</w:t>
+        <w:t>Tyndale Open Bible Dictionary</w:t>
       </w:r>
     </w:p>
     <w:p>

--- a/eng/docx/009.content.docx
+++ b/eng/docx/009.content.docx
@@ -19,7 +19,7 @@
         <w:rPr>
           <w:lang w:val="en_US" w:bidi="en_US"/>
         </w:rPr>
-        <w:t>Resource: Tyndale Open Bible Dictionary</w:t>
+        <w:t>Resource: Aquifer Open Bible Dictionary</w:t>
       </w:r>
       <w:r>
         <w:rPr>
@@ -112,7 +112,7 @@
         <w:rPr>
           <w:lang w:val="en_US" w:bidi="en_US"/>
         </w:rPr>
-        <w:t>Tyndale Open Bible Dictionary</w:t>
+        <w:t>Aquifer Open Bible Dictionary</w:t>
       </w:r>
     </w:p>
     <w:p>
@@ -3671,26 +3671,90 @@
         <w:rPr>
           <w:lang w:val="en_US" w:bidi="en_US"/>
         </w:rPr>
-        <w:t>Idumaea, Idumea, Idumeans</w:t>
-      </w:r>
-      <w:r>
-        <w:rPr>
-          <w:lang w:val="en_US" w:bidi="en_US"/>
-        </w:rPr>
-      </w:r>
-    </w:p>
-    <w:p>
-      <w:pPr/>
-      <w:r>
-        <w:rPr>
-          <w:lang w:val="en_US" w:bidi="en_US"/>
-        </w:rPr>
-      </w:r>
-      <w:r>
-        <w:rPr>
-          <w:lang w:val="en_US" w:bidi="en_US"/>
-        </w:rPr>
-        <w:t>Term derived from the Greek form of Edom (“red”). The change from Edomite to Idumean resulted from the conquests of Alexander the Great, which made Greek the common language of the area. The name was applied to the former country of the Edomites and to the portion of south Judah occupied by the descendants of Esau after the Jews had been deported to Babylon following the conquest by Nebuchadnezzar in 586 BC. The country known as Idumea in the intertestamental period had its northern boundary at Bet-sur (Beth-zur), a few miles north of Hebron, and included some of the Shephelah (low country) extending down into the former Philistine country (</w:t>
+        <w:t>Idumea, Idumeans</w:t>
+      </w:r>
+      <w:r>
+        <w:rPr>
+          <w:lang w:val="en_US" w:bidi="en_US"/>
+        </w:rPr>
+      </w:r>
+    </w:p>
+    <w:p>
+      <w:pPr/>
+      <w:r>
+        <w:rPr>
+          <w:lang w:val="en_US" w:bidi="en_US"/>
+        </w:rPr>
+      </w:r>
+      <w:r>
+        <w:rPr>
+          <w:lang w:val="en_US" w:bidi="en_US"/>
+        </w:rPr>
+        <w:t>Idumea was the Greek name for the region south of Judah where many Edomites settled after Edom became weaker. The Idumeans were their descendants, and the Bible connects their family line with Esau.</w:t>
+      </w:r>
+    </w:p>
+    <w:p>
+      <w:pPr>
+        <w:pStyle w:val="Heading3"/>
+      </w:pPr>
+      <w:r>
+        <w:rPr>
+          <w:lang w:val="en_US" w:bidi="en_US"/>
+        </w:rPr>
+        <w:t>What Does the Name Idumea Mean?</w:t>
+      </w:r>
+    </w:p>
+    <w:p>
+      <w:pPr/>
+      <w:r>
+        <w:rPr>
+          <w:lang w:val="en_US" w:bidi="en_US"/>
+        </w:rPr>
+      </w:r>
+      <w:r>
+        <w:rPr>
+          <w:lang w:val="en_US" w:bidi="en_US"/>
+        </w:rPr>
+        <w:t xml:space="preserve">The term Idumea comes from the Greek form of Edom, which means “red.” The change from Edomite to Idumean resulted from the conquests of Alexander the Great, which made Greek the common language of the area. </w:t>
+      </w:r>
+    </w:p>
+    <w:p>
+      <w:pPr>
+        <w:pStyle w:val="Heading3"/>
+      </w:pPr>
+      <w:r>
+        <w:rPr>
+          <w:lang w:val="en_US" w:bidi="en_US"/>
+        </w:rPr>
+        <w:t>Where Was Idumea Located?</w:t>
+      </w:r>
+    </w:p>
+    <w:p>
+      <w:pPr/>
+      <w:r>
+        <w:rPr>
+          <w:lang w:val="en_US" w:bidi="en_US"/>
+        </w:rPr>
+      </w:r>
+      <w:r>
+        <w:rPr>
+          <w:lang w:val="en_US" w:bidi="en_US"/>
+        </w:rPr>
+        <w:t>The name Idumea referred to the former land of the Edomites. It also referred to part of southern Judah. The descendants of Esau lived there after the Jews were taken to Babylon. This happened after Nebuchadnezzar conquered Judah in 586 BC.</w:t>
+      </w:r>
+    </w:p>
+    <w:p>
+      <w:pPr/>
+      <w:r>
+        <w:rPr>
+          <w:lang w:val="en_US" w:bidi="en_US"/>
+        </w:rPr>
+      </w:r>
+      <w:r>
+        <w:rPr>
+          <w:lang w:val="en_US" w:bidi="en_US"/>
+        </w:rPr>
+        <w:t>During the intertestamental period, the time between the Old Testament and the New Testament, Idumea’s northern border was at Beth-zur. Beth-zur was a few miles north of Hebron. Idumea also included part of the Shephelah, the low hill country of Judah, extending down into the former Philistine country (</w:t>
       </w:r>
       <w:hyperlink r:id="rId112">
         <w:r>
@@ -3701,7 +3765,7 @@
             <w:color w:val="0000EE"/>
             <w:u w:val="single"/>
           </w:rPr>
-          <w:t>1 Macc 4:15, 22, 61</w:t>
+          <w:t>1 Maccabees 4:15, 22, 61</w:t>
         </w:r>
       </w:hyperlink>
       <w:r>
@@ -3730,17 +3794,28 @@
       </w:r>
     </w:p>
     <w:p>
-      <w:pPr/>
-      <w:r>
-        <w:rPr>
-          <w:lang w:val="en_US" w:bidi="en_US"/>
-        </w:rPr>
-      </w:r>
-      <w:r>
-        <w:rPr>
-          <w:lang w:val="en_US" w:bidi="en_US"/>
-        </w:rPr>
-        <w:t>First known as Edomites, then as Nabateans, and finally as Idumeans, the ancestors of the Idumeans trace their lineage to the elder brother of Jacob, Esau, who was cheated out of both his birthright and his blessing (</w:t>
+      <w:pPr>
+        <w:pStyle w:val="Heading3"/>
+      </w:pPr>
+      <w:r>
+        <w:rPr>
+          <w:lang w:val="en_US" w:bidi="en_US"/>
+        </w:rPr>
+        <w:t>Where Did the Idumeans Come From?</w:t>
+      </w:r>
+    </w:p>
+    <w:p>
+      <w:pPr/>
+      <w:r>
+        <w:rPr>
+          <w:lang w:val="en_US" w:bidi="en_US"/>
+        </w:rPr>
+      </w:r>
+      <w:r>
+        <w:rPr>
+          <w:lang w:val="en_US" w:bidi="en_US"/>
+        </w:rPr>
+        <w:t>The Idumeans were first known as Edomites. Later, they were known as Nabateans, and finally as Idumeans. Their ancestors came from the family line of Esau, Jacob’s older brother. Jacob cheated Esau out of both his birthright, the special rights of the firstborn son, and his blessing from his father (</w:t>
       </w:r>
       <w:hyperlink r:id="rId114">
         <w:r>
@@ -3751,56 +3826,134 @@
             <w:color w:val="0000EE"/>
             <w:u w:val="single"/>
           </w:rPr>
-          <w:t>Gn 27:1–45</w:t>
-        </w:r>
-      </w:hyperlink>
-      <w:r>
-        <w:rPr>
-          <w:lang w:val="en_US" w:bidi="en_US"/>
-        </w:rPr>
-        <w:t>). This led to conflict between the children of Israel and the descendants of Esau throughout the entire biblical period.</w:t>
-      </w:r>
-    </w:p>
-    <w:p>
-      <w:pPr/>
-      <w:r>
-        <w:rPr>
-          <w:lang w:val="en_US" w:bidi="en_US"/>
-        </w:rPr>
-      </w:r>
-      <w:r>
-        <w:rPr>
-          <w:lang w:val="en_US" w:bidi="en_US"/>
-        </w:rPr>
-        <w:t>It is not surprising, therefore, that the Edomites rejoiced when the Babylonians conquered Israel. The Edomites then occupied the territory vacated by the Israelites following the subjugation of the kingdom by the Babylonians after 586 BC.</w:t>
-      </w:r>
-    </w:p>
-    <w:p>
-      <w:pPr/>
-      <w:r>
-        <w:rPr>
-          <w:lang w:val="en_US" w:bidi="en_US"/>
-        </w:rPr>
-      </w:r>
-      <w:r>
-        <w:rPr>
-          <w:lang w:val="en_US" w:bidi="en_US"/>
-        </w:rPr>
-        <w:t>About 300 BC Arabian tribes invaded and took the Edomite capital Petra, forcing the remaining Edomites into the area south of Judah, which then became included in what was known as Idumea. The invaders, known as Nabateans, made Sela or Petra the center of their caravan trade both from east to west and north to south. These desert tradesmen, influenced now by Greek ideas, fashioned the bowl-like “crater” at Petra into a fantastic city with a concentration of rock-hewn temples, tombs, and buildings made from the colorful red sandstone of the area. In addition to creating the world’s most unique city, the Nabateans were excellent traders and farmers. As Josephus says, they were not warlike but skilled in commerce, art, and agriculture. The Nabateans created the strategic desert stronghold of Avedat, which, with Petra, commanded the caravan routes. The Nabateans flourished from about 100 BC to AD 100, when the Romans gradually caused their demise by changing the caravan routes from south of the Dead Sea to the area around Damascus and Palmyra.</w:t>
-      </w:r>
-    </w:p>
-    <w:p>
-      <w:pPr/>
-      <w:r>
-        <w:rPr>
-          <w:lang w:val="en_US" w:bidi="en_US"/>
-        </w:rPr>
-      </w:r>
-      <w:r>
-        <w:rPr>
-          <w:lang w:val="en_US" w:bidi="en_US"/>
-        </w:rPr>
-        <w:t>During the intertestamental period the returning Jews had border skirmishes with the Idumeans. Hebron was captured by Judas Maccabeus (</w:t>
+          <w:t>Genesis 27:1–45</w:t>
+        </w:r>
+      </w:hyperlink>
+      <w:r>
+        <w:rPr>
+          <w:lang w:val="en_US" w:bidi="en_US"/>
+        </w:rPr>
+        <w:t>). This led to conflict between the Israelites and Esau’s descendants throughout the biblical period.</w:t>
+      </w:r>
+    </w:p>
+    <w:p>
+      <w:pPr/>
+      <w:r>
+        <w:rPr>
+          <w:lang w:val="en_US" w:bidi="en_US"/>
+        </w:rPr>
+      </w:r>
+      <w:r>
+        <w:rPr>
+          <w:lang w:val="en_US" w:bidi="en_US"/>
+        </w:rPr>
+        <w:t>Because of this long conflict, the Edomites were glad when the Babylonians conquered Israel. After 586 BC, the Babylonians took control of the kingdom. Then the Edomites moved into the land that the Israelites had left.</w:t>
+      </w:r>
+    </w:p>
+    <w:p>
+      <w:pPr>
+        <w:pStyle w:val="Heading3"/>
+      </w:pPr>
+      <w:r>
+        <w:rPr>
+          <w:lang w:val="en_US" w:bidi="en_US"/>
+        </w:rPr>
+        <w:t>How Did Idumea Change over Time?</w:t>
+      </w:r>
+    </w:p>
+    <w:p>
+      <w:pPr/>
+      <w:r>
+        <w:rPr>
+          <w:lang w:val="en_US" w:bidi="en_US"/>
+        </w:rPr>
+      </w:r>
+      <w:r>
+        <w:rPr>
+          <w:lang w:val="en_US" w:bidi="en_US"/>
+        </w:rPr>
+        <w:t>About 300 BC, Arabian tribes invaded Edom and took Petra, the Edomite capital. This forced the Edomites who remained to move into the area south of Judah. This area later became part of Idumea.</w:t>
+      </w:r>
+    </w:p>
+    <w:p>
+      <w:pPr/>
+      <w:r>
+        <w:rPr>
+          <w:lang w:val="en_US" w:bidi="en_US"/>
+        </w:rPr>
+      </w:r>
+      <w:r>
+        <w:rPr>
+          <w:lang w:val="en_US" w:bidi="en_US"/>
+        </w:rPr>
+        <w:t>The people who attacked Edom were called Nabateans. They made Sela, also called Petra, the center of their caravan trade. Caravan trade was the transport and sale of goods by groups of travelers. Their trade routes went from east to west and from north to south.</w:t>
+      </w:r>
+    </w:p>
+    <w:p>
+      <w:pPr/>
+      <w:r>
+        <w:rPr>
+          <w:lang w:val="en_US" w:bidi="en_US"/>
+        </w:rPr>
+      </w:r>
+      <w:r>
+        <w:rPr>
+          <w:lang w:val="en_US" w:bidi="en_US"/>
+        </w:rPr>
+        <w:t>The Nabateans were desert traders. Greek ideas also influenced them. At Petra, they shaped the bowl-like valley into a great city. They cut temples, tombs, and other buildings into the colorful red sandstone.</w:t>
+      </w:r>
+    </w:p>
+    <w:p>
+      <w:pPr/>
+      <w:r>
+        <w:rPr>
+          <w:lang w:val="en_US" w:bidi="en_US"/>
+        </w:rPr>
+      </w:r>
+      <w:r>
+        <w:rPr>
+          <w:lang w:val="en_US" w:bidi="en_US"/>
+        </w:rPr>
+        <w:t>The Nabateans also became skilled traders and farmers. Josephus, a Jewish historian, said they were not known for war. Instead, they were skilled in trade, art, and farming.</w:t>
+      </w:r>
+    </w:p>
+    <w:p>
+      <w:pPr/>
+      <w:r>
+        <w:rPr>
+          <w:lang w:val="en_US" w:bidi="en_US"/>
+        </w:rPr>
+      </w:r>
+      <w:r>
+        <w:rPr>
+          <w:lang w:val="en_US" w:bidi="en_US"/>
+        </w:rPr>
+        <w:t>The Nabateans also built Avedat, a strong desert city in an important location. Together, Avedat and Petra gave them control of the caravan routes. The Nabateans were powerful from about 100 BC to AD 100. After that, the Romans slowly weakened them. The Romans changed the trade routes from south of the Dead Sea to the area around Damascus and Palmyra.</w:t>
+      </w:r>
+    </w:p>
+    <w:p>
+      <w:pPr>
+        <w:pStyle w:val="Heading3"/>
+      </w:pPr>
+      <w:r>
+        <w:rPr>
+          <w:lang w:val="en_US" w:bidi="en_US"/>
+        </w:rPr>
+        <w:t>What Happened to Idumea under Jewish and Roman Rule?</w:t>
+      </w:r>
+    </w:p>
+    <w:p>
+      <w:pPr/>
+      <w:r>
+        <w:rPr>
+          <w:lang w:val="en_US" w:bidi="en_US"/>
+        </w:rPr>
+      </w:r>
+      <w:r>
+        <w:rPr>
+          <w:lang w:val="en_US" w:bidi="en_US"/>
+        </w:rPr>
+        <w:t>During the intertestamental period the Jews who returned to their land had small battles along the border with the Idumeans. Judas Maccabeus captured Hebron (</w:t>
       </w:r>
       <w:hyperlink r:id="rId113">
         <w:r>
@@ -3811,14 +3964,28 @@
             <w:color w:val="0000EE"/>
             <w:u w:val="single"/>
           </w:rPr>
-          <w:t>1 Macc 5:65</w:t>
-        </w:r>
-      </w:hyperlink>
-      <w:r>
-        <w:rPr>
-          <w:lang w:val="en_US" w:bidi="en_US"/>
-        </w:rPr>
-        <w:t>). John Hyrcanus compelled the Idumeans to become Jews and submit to circumcision. The governor of Idumea, Antipater, who had been made procurator of Judea by Julius Caesar, was an Idumean. Antipater assigned his son Herod as governor of Galilee. This paved the way for Herod to become king of Judea, under the title of Herod the Great. With the conquest of Judea by the Romans, first in AD 70, and later in AD 135, Idumea disappears from history. Only in recent years have archaeologists begun to uncover some of the secrets of the Idumeans and of the Nabateans, their conquerors.</w:t>
+          <w:t>1 Maccabees 5:65</w:t>
+        </w:r>
+      </w:hyperlink>
+      <w:r>
+        <w:rPr>
+          <w:lang w:val="en_US" w:bidi="en_US"/>
+        </w:rPr>
+        <w:t xml:space="preserve">). John Hyrcanus forced the Idumeans to become Jews and be circumcised. Antipater, the governor of Idumea, was an Idumean. Julius Caesar made him procurator, or Roman governor, of Judea. Antipater appointed his son Herod as governor of Galilee. This helped Herod later become king of Judea. He became known as Herod the Great. </w:t>
+      </w:r>
+    </w:p>
+    <w:p>
+      <w:pPr/>
+      <w:r>
+        <w:rPr>
+          <w:lang w:val="en_US" w:bidi="en_US"/>
+        </w:rPr>
+      </w:r>
+      <w:r>
+        <w:rPr>
+          <w:lang w:val="en_US" w:bidi="en_US"/>
+        </w:rPr>
+        <w:t>After the Romans conquered Judea in AD 70 and again in AD 135, Idumea disappeared from history. In recent years, archaeologists have begun to uncover some of the history of the Idumeans and the Nabateans, the people who conquered them.</w:t>
       </w:r>
     </w:p>
     <w:p>
@@ -5253,20 +5420,7 @@
         <w:rPr>
           <w:lang w:val="en_US" w:bidi="en_US"/>
         </w:rPr>
-        <w:t xml:space="preserve">The phrase </w:t>
-      </w:r>
-      <w:r>
-        <w:rPr>
-          <w:i/>
-          <w:lang w:val="en_US" w:bidi="en_US"/>
-        </w:rPr>
-        <w:t>image of God</w:t>
-      </w:r>
-      <w:r>
-        <w:rPr>
-          <w:lang w:val="en_US" w:bidi="en_US"/>
-        </w:rPr>
-        <w:t xml:space="preserve"> means that human beings reflect God's nature in special ways. This is the most important thing we can say about what it means to be human from a Christian viewpoint. Among all created things, only humans are like God in ways that allow them to have a close relationship with God.</w:t>
+        <w:t>The phrase “image of God” means that human beings reflect God's nature in special ways. This is the most important thing we can say about what it means to be human from a Christian viewpoint. Among all created things, only humans are like God in ways that allow them to have a close relationship with God.</w:t>
       </w:r>
     </w:p>
     <w:p>
@@ -5892,129 +6046,391 @@
         <w:rPr>
           <w:lang w:val="en_US" w:bidi="en_US"/>
         </w:rPr>
-        <w:t xml:space="preserve">). However, in these passages, Jesus is shown as both God and human (this is called the incarnation, which means God taking human form). As the perfect human, Jesus completely shows us what God wanted all humans to be like, starting with the first human, Adam. This is why Jesus is called the </w:t>
+        <w:t>). However, in these passages, Jesus is shown as both God and human (this is called the incarnation, which means God taking human form). As the perfect human, Jesus completely shows us what God wanted all humans to be like, starting with the first human, Adam. This is why Jesus is called the “last Adam.” He perfectly fulfilled God's original plan for humanity.</w:t>
+      </w:r>
+    </w:p>
+    <w:p>
+      <w:pPr/>
+      <w:r>
+        <w:rPr>
+          <w:lang w:val="en_US" w:bidi="en_US"/>
+        </w:rPr>
+      </w:r>
+      <w:r>
+        <w:rPr>
+          <w:lang w:val="en_US" w:bidi="en_US"/>
+        </w:rPr>
+        <w:t>As the last Adam and the Mediator of the new covenant, Jesus helps his followers become more like him (</w:t>
+      </w:r>
+      <w:hyperlink r:id="rId150">
+        <w:r>
+          <w:rPr>
+            <w:lang w:val="en_US" w:bidi="en_US"/>
+          </w:rPr>
+          <w:rPr>
+            <w:color w:val="0000EE"/>
+            <w:u w:val="single"/>
+          </w:rPr>
+          <w:t>Romans 8:29</w:t>
+        </w:r>
+      </w:hyperlink>
+      <w:r>
+        <w:rPr>
+          <w:lang w:val="en_US" w:bidi="en_US"/>
+        </w:rPr>
+        <w:t>). Even though he was perfect, he became like us in every way except sin. He did this so he could remove our sin and help us reflect his own glory. The Holy Spirit works in believers to make them more and more like Jesus (</w:t>
+      </w:r>
+      <w:hyperlink r:id="rId151">
+        <w:r>
+          <w:rPr>
+            <w:lang w:val="en_US" w:bidi="en_US"/>
+          </w:rPr>
+          <w:rPr>
+            <w:color w:val="0000EE"/>
+            <w:u w:val="single"/>
+          </w:rPr>
+          <w:t>2 Corinthians 3:18</w:t>
+        </w:r>
+      </w:hyperlink>
+      <w:r>
+        <w:rPr>
+          <w:lang w:val="en_US" w:bidi="en_US"/>
+        </w:rPr>
+        <w:t>). The believer is to "</w:t>
+      </w:r>
+      <w:r>
+        <w:rPr>
+          <w:lang w:val="en_US" w:bidi="en_US"/>
+        </w:rPr>
+        <w:t>clothe [themselves] with the Lord Jesus Christ</w:t>
+      </w:r>
+      <w:r>
+        <w:rPr>
+          <w:lang w:val="en_US" w:bidi="en_US"/>
+        </w:rPr>
+        <w:t>" (</w:t>
+      </w:r>
+      <w:hyperlink r:id="rId152">
+        <w:r>
+          <w:rPr>
+            <w:lang w:val="en_US" w:bidi="en_US"/>
+          </w:rPr>
+          <w:rPr>
+            <w:color w:val="0000EE"/>
+            <w:u w:val="single"/>
+          </w:rPr>
+          <w:t>Romans 13:14</w:t>
+        </w:r>
+      </w:hyperlink>
+      <w:r>
+        <w:rPr>
+          <w:lang w:val="en_US" w:bidi="en_US"/>
+        </w:rPr>
+        <w:t xml:space="preserve">; </w:t>
+      </w:r>
+      <w:hyperlink r:id="rId153">
+        <w:r>
+          <w:rPr>
+            <w:lang w:val="en_US" w:bidi="en_US"/>
+          </w:rPr>
+          <w:rPr>
+            <w:color w:val="0000EE"/>
+            <w:u w:val="single"/>
+          </w:rPr>
+          <w:t>Galatians 3:27</w:t>
+        </w:r>
+      </w:hyperlink>
+      <w:r>
+        <w:rPr>
+          <w:lang w:val="en_US" w:bidi="en_US"/>
+        </w:rPr>
+        <w:t xml:space="preserve">; compare </w:t>
+      </w:r>
+      <w:hyperlink r:id="rId142">
+        <w:r>
+          <w:rPr>
+            <w:lang w:val="en_US" w:bidi="en_US"/>
+          </w:rPr>
+          <w:rPr>
+            <w:color w:val="0000EE"/>
+            <w:u w:val="single"/>
+          </w:rPr>
+          <w:t>Ephesians 4:24</w:t>
+        </w:r>
+      </w:hyperlink>
+      <w:r>
+        <w:rPr>
+          <w:lang w:val="en_US" w:bidi="en_US"/>
+        </w:rPr>
+        <w:t xml:space="preserve">; </w:t>
+      </w:r>
+      <w:hyperlink r:id="rId143">
+        <w:r>
+          <w:rPr>
+            <w:lang w:val="en_US" w:bidi="en_US"/>
+          </w:rPr>
+          <w:rPr>
+            <w:color w:val="0000EE"/>
+            <w:u w:val="single"/>
+          </w:rPr>
+          <w:t>Colossians 3:10</w:t>
+        </w:r>
+      </w:hyperlink>
+      <w:r>
+        <w:rPr>
+          <w:lang w:val="en_US" w:bidi="en_US"/>
+        </w:rPr>
+        <w:t>, "</w:t>
+      </w:r>
+      <w:r>
+        <w:rPr>
+          <w:lang w:val="en_US" w:bidi="en_US"/>
+        </w:rPr>
+        <w:t>the new self</w:t>
+      </w:r>
+      <w:r>
+        <w:rPr>
+          <w:lang w:val="en_US" w:bidi="en_US"/>
+        </w:rPr>
+        <w:t xml:space="preserve">" in the image of God). This action is also described as Christ "formed" in the believer in </w:t>
+      </w:r>
+      <w:hyperlink r:id="rId154">
+        <w:r>
+          <w:rPr>
+            <w:lang w:val="en_US" w:bidi="en_US"/>
+          </w:rPr>
+          <w:rPr>
+            <w:color w:val="0000EE"/>
+            <w:u w:val="single"/>
+          </w:rPr>
+          <w:t>Galatians 4:19</w:t>
+        </w:r>
+      </w:hyperlink>
+      <w:r>
+        <w:rPr>
+          <w:lang w:val="en_US" w:bidi="en_US"/>
+        </w:rPr>
+        <w:t>.</w:t>
+      </w:r>
+    </w:p>
+    <w:p>
+      <w:pPr/>
+      <w:r>
+        <w:rPr>
+          <w:lang w:val="en_US" w:bidi="en_US"/>
+        </w:rPr>
+      </w:r>
+      <w:r>
+        <w:rPr>
+          <w:lang w:val="en_US" w:bidi="en_US"/>
+        </w:rPr>
+        <w:t>This process of becoming like Jesus (called sanctification) continues throughout a believer's life. It will only be fully complete when Jesus returns and raises believers from the dead. At that time, even our physical bodies will be changed to be like the glorious body of Jesus (</w:t>
+      </w:r>
+      <w:hyperlink r:id="rId155">
+        <w:r>
+          <w:rPr>
+            <w:lang w:val="en_US" w:bidi="en_US"/>
+          </w:rPr>
+          <w:rPr>
+            <w:color w:val="0000EE"/>
+            <w:u w:val="single"/>
+          </w:rPr>
+          <w:t>Philippians 3:21</w:t>
+        </w:r>
+      </w:hyperlink>
+      <w:r>
+        <w:rPr>
+          <w:lang w:val="en_US" w:bidi="en_US"/>
+        </w:rPr>
+        <w:t>). This final transformation will make us even more wonderful than when God first created humans in his image. As the Bible says, we will exchange our earthly image for a heavenly one (</w:t>
+      </w:r>
+      <w:hyperlink r:id="rId156">
+        <w:r>
+          <w:rPr>
+            <w:lang w:val="en_US" w:bidi="en_US"/>
+          </w:rPr>
+          <w:rPr>
+            <w:color w:val="0000EE"/>
+            <w:u w:val="single"/>
+          </w:rPr>
+          <w:t>1 Corinthians 15:49</w:t>
+        </w:r>
+      </w:hyperlink>
+      <w:r>
+        <w:rPr>
+          <w:lang w:val="en_US" w:bidi="en_US"/>
+        </w:rPr>
+        <w:t>).</w:t>
+      </w:r>
+    </w:p>
+    <w:p>
+      <w:pPr/>
+      <w:r>
+        <w:rPr>
+          <w:lang w:val="en_US" w:bidi="en_US"/>
+        </w:rPr>
       </w:r>
       <w:r>
         <w:rPr>
           <w:i/>
           <w:lang w:val="en_US" w:bidi="en_US"/>
         </w:rPr>
-        <w:t>last Adam</w:t>
-      </w:r>
-      <w:r>
-        <w:rPr>
-          <w:lang w:val="en_US" w:bidi="en_US"/>
-        </w:rPr>
-        <w:t>. He perfectly fulfilled God's original plan for humanity.</w:t>
-      </w:r>
-    </w:p>
-    <w:p>
-      <w:pPr/>
-      <w:r>
-        <w:rPr>
-          <w:lang w:val="en_US" w:bidi="en_US"/>
-        </w:rPr>
-      </w:r>
-      <w:r>
-        <w:rPr>
-          <w:lang w:val="en_US" w:bidi="en_US"/>
-        </w:rPr>
-        <w:t>As the last Adam and the Mediator of the new covenant, Jesus helps his followers become more like him (</w:t>
-      </w:r>
-      <w:hyperlink r:id="rId150">
-        <w:r>
-          <w:rPr>
-            <w:lang w:val="en_US" w:bidi="en_US"/>
-          </w:rPr>
-          <w:rPr>
-            <w:color w:val="0000EE"/>
-            <w:u w:val="single"/>
-          </w:rPr>
-          <w:t>Romans 8:29</w:t>
-        </w:r>
-      </w:hyperlink>
-      <w:r>
-        <w:rPr>
-          <w:lang w:val="en_US" w:bidi="en_US"/>
-        </w:rPr>
-        <w:t>). Even though he was perfect, he became like us in every way except sin. He did this so he could remove our sin and help us reflect his own glory. The Holy Spirit works in believers to make them more and more like Jesus (</w:t>
-      </w:r>
-      <w:hyperlink r:id="rId151">
-        <w:r>
-          <w:rPr>
-            <w:lang w:val="en_US" w:bidi="en_US"/>
-          </w:rPr>
-          <w:rPr>
-            <w:color w:val="0000EE"/>
-            <w:u w:val="single"/>
-          </w:rPr>
-          <w:t>2 Corinthians 3:18</w:t>
-        </w:r>
-      </w:hyperlink>
-      <w:r>
-        <w:rPr>
-          <w:lang w:val="en_US" w:bidi="en_US"/>
-        </w:rPr>
-        <w:t>). The believer is to "</w:t>
-      </w:r>
-      <w:r>
-        <w:rPr>
-          <w:lang w:val="en_US" w:bidi="en_US"/>
-        </w:rPr>
-        <w:t>clothe [themselves] with the Lord Jesus Christ</w:t>
-      </w:r>
-      <w:r>
-        <w:rPr>
-          <w:lang w:val="en_US" w:bidi="en_US"/>
-        </w:rPr>
-        <w:t>" (</w:t>
-      </w:r>
-      <w:hyperlink r:id="rId152">
-        <w:r>
-          <w:rPr>
-            <w:lang w:val="en_US" w:bidi="en_US"/>
-          </w:rPr>
-          <w:rPr>
-            <w:color w:val="0000EE"/>
-            <w:u w:val="single"/>
-          </w:rPr>
-          <w:t>Romans 13:14</w:t>
-        </w:r>
-      </w:hyperlink>
+        <w:t>See also</w:t>
+      </w:r>
+      <w:r>
+        <w:rPr>
+          <w:lang w:val="en_US" w:bidi="en_US"/>
+        </w:rPr>
+        <w:t xml:space="preserve"> </w:t>
+      </w:r>
+      <w:r>
+        <w:rPr>
+          <w:lang w:val="en_US" w:bidi="en_US"/>
+        </w:rPr>
+        <w:t>Man</w:t>
+      </w:r>
       <w:r>
         <w:rPr>
           <w:lang w:val="en_US" w:bidi="en_US"/>
         </w:rPr>
         <w:t xml:space="preserve">; </w:t>
       </w:r>
-      <w:hyperlink r:id="rId153">
-        <w:r>
-          <w:rPr>
-            <w:lang w:val="en_US" w:bidi="en_US"/>
-          </w:rPr>
-          <w:rPr>
-            <w:color w:val="0000EE"/>
-            <w:u w:val="single"/>
-          </w:rPr>
-          <w:t>Galatians 3:27</w:t>
-        </w:r>
-      </w:hyperlink>
-      <w:r>
-        <w:rPr>
-          <w:lang w:val="en_US" w:bidi="en_US"/>
-        </w:rPr>
-        <w:t xml:space="preserve">; compare </w:t>
-      </w:r>
-      <w:hyperlink r:id="rId142">
-        <w:r>
-          <w:rPr>
-            <w:lang w:val="en_US" w:bidi="en_US"/>
-          </w:rPr>
-          <w:rPr>
-            <w:color w:val="0000EE"/>
-            <w:u w:val="single"/>
-          </w:rPr>
-          <w:t>Ephesians 4:24</w:t>
+      <w:r>
+        <w:rPr>
+          <w:lang w:val="en_US" w:bidi="en_US"/>
+        </w:rPr>
+        <w:t>Woman</w:t>
+      </w:r>
+      <w:r>
+        <w:rPr>
+          <w:lang w:val="en_US" w:bidi="en_US"/>
+        </w:rPr>
+        <w:t>.</w:t>
+      </w:r>
+      <w:r>
+        <w:rPr>
+          <w:lang w:val="en_US" w:bidi="en_US"/>
+        </w:rPr>
+      </w:r>
+      <w:r>
+        <w:rPr>
+          <w:lang w:val="en_US" w:bidi="en_US"/>
+        </w:rPr>
+      </w:r>
+    </w:p>
+    <w:p>
+      <w:pPr/>
+      <w:r>
+        <w:rPr>
+          <w:lang w:val="en_US" w:bidi="en_US"/>
+        </w:rPr>
+      </w:r>
+    </w:p>
+    <w:p>
+      <w:pPr>
+        <w:pStyle w:val="Heading2"/>
+      </w:pPr>
+      <w:r>
+        <w:rPr>
+          <w:lang w:val="en_US" w:bidi="en_US"/>
+        </w:rPr>
+        <w:t>Imalkue</w:t>
+      </w:r>
+      <w:r>
+        <w:rPr>
+          <w:lang w:val="en_US" w:bidi="en_US"/>
+        </w:rPr>
+      </w:r>
+    </w:p>
+    <w:p>
+      <w:pPr/>
+      <w:r>
+        <w:rPr>
+          <w:lang w:val="en_US" w:bidi="en_US"/>
+        </w:rPr>
+      </w:r>
+      <w:r>
+        <w:rPr>
+          <w:lang w:val="en_US" w:bidi="en_US"/>
+        </w:rPr>
+        <w:t>An Arab chieftain who was in charge of Antiochus, the son of Alexander. Trypho, who had once supported Alexander, sought the aid of Imalkue to have Antiochus crowned king instead of Demetrius. Trypho succeeded and Antiochus became King Antiochus VI. Demetrius’s troops supported the new king and routed Demetrius (</w:t>
+      </w:r>
+      <w:hyperlink r:id="rId157">
+        <w:r>
+          <w:rPr>
+            <w:lang w:val="en_US" w:bidi="en_US"/>
+          </w:rPr>
+          <w:rPr>
+            <w:color w:val="0000EE"/>
+            <w:u w:val="single"/>
+          </w:rPr>
+          <w:t>1 Macc 11:39–55</w:t>
+        </w:r>
+      </w:hyperlink>
+      <w:r>
+        <w:rPr>
+          <w:lang w:val="en_US" w:bidi="en_US"/>
+        </w:rPr>
+        <w:t>).</w:t>
+      </w:r>
+      <w:r>
+        <w:rPr>
+          <w:lang w:val="en_US" w:bidi="en_US"/>
+        </w:rPr>
+      </w:r>
+      <w:r>
+        <w:rPr>
+          <w:lang w:val="en_US" w:bidi="en_US"/>
+        </w:rPr>
+      </w:r>
+    </w:p>
+    <w:p>
+      <w:pPr/>
+      <w:r>
+        <w:rPr>
+          <w:lang w:val="en_US" w:bidi="en_US"/>
+        </w:rPr>
+      </w:r>
+    </w:p>
+    <w:p>
+      <w:pPr>
+        <w:pStyle w:val="Heading2"/>
+      </w:pPr>
+      <w:r>
+        <w:rPr>
+          <w:lang w:val="en_US" w:bidi="en_US"/>
+        </w:rPr>
+        <w:t>Imlah</w:t>
+      </w:r>
+      <w:r>
+        <w:rPr>
+          <w:lang w:val="en_US" w:bidi="en_US"/>
+        </w:rPr>
+      </w:r>
+    </w:p>
+    <w:p>
+      <w:pPr/>
+      <w:r>
+        <w:rPr>
+          <w:lang w:val="en_US" w:bidi="en_US"/>
+        </w:rPr>
+      </w:r>
+      <w:r>
+        <w:rPr>
+          <w:lang w:val="en_US" w:bidi="en_US"/>
+        </w:rPr>
+        <w:t>The father of Michaiah, a prophet during King Ahab’s reign. The king hated Michaiah for speaking the truth (</w:t>
+      </w:r>
+      <w:hyperlink r:id="rId158">
+        <w:r>
+          <w:rPr>
+            <w:lang w:val="en_US" w:bidi="en_US"/>
+          </w:rPr>
+          <w:rPr>
+            <w:color w:val="0000EE"/>
+            <w:u w:val="single"/>
+          </w:rPr>
+          <w:t>1 Kings 22:8–9</w:t>
         </w:r>
       </w:hyperlink>
       <w:r>
@@ -6023,96 +6439,16 @@
         </w:rPr>
         <w:t xml:space="preserve">; </w:t>
       </w:r>
-      <w:hyperlink r:id="rId143">
-        <w:r>
-          <w:rPr>
-            <w:lang w:val="en_US" w:bidi="en_US"/>
-          </w:rPr>
-          <w:rPr>
-            <w:color w:val="0000EE"/>
-            <w:u w:val="single"/>
-          </w:rPr>
-          <w:t>Colossians 3:10</w:t>
-        </w:r>
-      </w:hyperlink>
-      <w:r>
-        <w:rPr>
-          <w:lang w:val="en_US" w:bidi="en_US"/>
-        </w:rPr>
-        <w:t>, "</w:t>
-      </w:r>
-      <w:r>
-        <w:rPr>
-          <w:lang w:val="en_US" w:bidi="en_US"/>
-        </w:rPr>
-        <w:t>the new self</w:t>
-      </w:r>
-      <w:r>
-        <w:rPr>
-          <w:lang w:val="en_US" w:bidi="en_US"/>
-        </w:rPr>
-        <w:t xml:space="preserve">" in the image of God). This action is also described as Christ "formed" in the believer in </w:t>
-      </w:r>
-      <w:hyperlink r:id="rId154">
-        <w:r>
-          <w:rPr>
-            <w:lang w:val="en_US" w:bidi="en_US"/>
-          </w:rPr>
-          <w:rPr>
-            <w:color w:val="0000EE"/>
-            <w:u w:val="single"/>
-          </w:rPr>
-          <w:t>Galatians 4:19</w:t>
-        </w:r>
-      </w:hyperlink>
-      <w:r>
-        <w:rPr>
-          <w:lang w:val="en_US" w:bidi="en_US"/>
-        </w:rPr>
-        <w:t>.</w:t>
-      </w:r>
-    </w:p>
-    <w:p>
-      <w:pPr/>
-      <w:r>
-        <w:rPr>
-          <w:lang w:val="en_US" w:bidi="en_US"/>
-        </w:rPr>
-      </w:r>
-      <w:r>
-        <w:rPr>
-          <w:lang w:val="en_US" w:bidi="en_US"/>
-        </w:rPr>
-        <w:t>This process of becoming like Jesus (called sanctification) continues throughout a believer's life. It will only be fully complete when Jesus returns and raises believers from the dead. At that time, even our physical bodies will be changed to be like the glorious body of Jesus (</w:t>
-      </w:r>
-      <w:hyperlink r:id="rId155">
-        <w:r>
-          <w:rPr>
-            <w:lang w:val="en_US" w:bidi="en_US"/>
-          </w:rPr>
-          <w:rPr>
-            <w:color w:val="0000EE"/>
-            <w:u w:val="single"/>
-          </w:rPr>
-          <w:t>Philippians 3:21</w:t>
-        </w:r>
-      </w:hyperlink>
-      <w:r>
-        <w:rPr>
-          <w:lang w:val="en_US" w:bidi="en_US"/>
-        </w:rPr>
-        <w:t>). This final transformation will make us even more wonderful than when God first created humans in his image. As the Bible says, we will exchange our earthly image for a heavenly one (</w:t>
-      </w:r>
-      <w:hyperlink r:id="rId156">
-        <w:r>
-          <w:rPr>
-            <w:lang w:val="en_US" w:bidi="en_US"/>
-          </w:rPr>
-          <w:rPr>
-            <w:color w:val="0000EE"/>
-            <w:u w:val="single"/>
-          </w:rPr>
-          <w:t>1 Corinthians 15:49</w:t>
+      <w:hyperlink r:id="rId159">
+        <w:r>
+          <w:rPr>
+            <w:lang w:val="en_US" w:bidi="en_US"/>
+          </w:rPr>
+          <w:rPr>
+            <w:color w:val="0000EE"/>
+            <w:u w:val="single"/>
+          </w:rPr>
+          <w:t>2 Chronicles 18:7–8</w:t>
         </w:r>
       </w:hyperlink>
       <w:r>
@@ -6121,51 +6457,6 @@
         </w:rPr>
         <w:t>).</w:t>
       </w:r>
-    </w:p>
-    <w:p>
-      <w:pPr/>
-      <w:r>
-        <w:rPr>
-          <w:lang w:val="en_US" w:bidi="en_US"/>
-        </w:rPr>
-      </w:r>
-      <w:r>
-        <w:rPr>
-          <w:i/>
-          <w:lang w:val="en_US" w:bidi="en_US"/>
-        </w:rPr>
-        <w:t>See also</w:t>
-      </w:r>
-      <w:r>
-        <w:rPr>
-          <w:lang w:val="en_US" w:bidi="en_US"/>
-        </w:rPr>
-        <w:t xml:space="preserve"> </w:t>
-      </w:r>
-      <w:r>
-        <w:rPr>
-          <w:lang w:val="en_US" w:bidi="en_US"/>
-        </w:rPr>
-        <w:t>Man</w:t>
-      </w:r>
-      <w:r>
-        <w:rPr>
-          <w:lang w:val="en_US" w:bidi="en_US"/>
-        </w:rPr>
-        <w:t xml:space="preserve">; </w:t>
-      </w:r>
-      <w:r>
-        <w:rPr>
-          <w:lang w:val="en_US" w:bidi="en_US"/>
-        </w:rPr>
-        <w:t>Woman</w:t>
-      </w:r>
-      <w:r>
-        <w:rPr>
-          <w:lang w:val="en_US" w:bidi="en_US"/>
-        </w:rPr>
-        <w:t>.</w:t>
-      </w:r>
       <w:r>
         <w:rPr>
           <w:lang w:val="en_US" w:bidi="en_US"/>
@@ -6193,156 +6484,6 @@
         <w:rPr>
           <w:lang w:val="en_US" w:bidi="en_US"/>
         </w:rPr>
-        <w:t>Imalkue</w:t>
-      </w:r>
-      <w:r>
-        <w:rPr>
-          <w:lang w:val="en_US" w:bidi="en_US"/>
-        </w:rPr>
-      </w:r>
-    </w:p>
-    <w:p>
-      <w:pPr/>
-      <w:r>
-        <w:rPr>
-          <w:lang w:val="en_US" w:bidi="en_US"/>
-        </w:rPr>
-      </w:r>
-      <w:r>
-        <w:rPr>
-          <w:lang w:val="en_US" w:bidi="en_US"/>
-        </w:rPr>
-        <w:t>An Arab chieftain who was in charge of Antiochus, the son of Alexander. Trypho, who had once supported Alexander, sought the aid of Imalkue to have Antiochus crowned king instead of Demetrius. Trypho succeeded and Antiochus became King Antiochus VI. Demetrius’s troops supported the new king and routed Demetrius (</w:t>
-      </w:r>
-      <w:hyperlink r:id="rId157">
-        <w:r>
-          <w:rPr>
-            <w:lang w:val="en_US" w:bidi="en_US"/>
-          </w:rPr>
-          <w:rPr>
-            <w:color w:val="0000EE"/>
-            <w:u w:val="single"/>
-          </w:rPr>
-          <w:t>1 Macc 11:39–55</w:t>
-        </w:r>
-      </w:hyperlink>
-      <w:r>
-        <w:rPr>
-          <w:lang w:val="en_US" w:bidi="en_US"/>
-        </w:rPr>
-        <w:t>).</w:t>
-      </w:r>
-      <w:r>
-        <w:rPr>
-          <w:lang w:val="en_US" w:bidi="en_US"/>
-        </w:rPr>
-      </w:r>
-      <w:r>
-        <w:rPr>
-          <w:lang w:val="en_US" w:bidi="en_US"/>
-        </w:rPr>
-      </w:r>
-    </w:p>
-    <w:p>
-      <w:pPr/>
-      <w:r>
-        <w:rPr>
-          <w:lang w:val="en_US" w:bidi="en_US"/>
-        </w:rPr>
-      </w:r>
-    </w:p>
-    <w:p>
-      <w:pPr>
-        <w:pStyle w:val="Heading2"/>
-      </w:pPr>
-      <w:r>
-        <w:rPr>
-          <w:lang w:val="en_US" w:bidi="en_US"/>
-        </w:rPr>
-        <w:t>Imlah</w:t>
-      </w:r>
-      <w:r>
-        <w:rPr>
-          <w:lang w:val="en_US" w:bidi="en_US"/>
-        </w:rPr>
-      </w:r>
-    </w:p>
-    <w:p>
-      <w:pPr/>
-      <w:r>
-        <w:rPr>
-          <w:lang w:val="en_US" w:bidi="en_US"/>
-        </w:rPr>
-      </w:r>
-      <w:r>
-        <w:rPr>
-          <w:lang w:val="en_US" w:bidi="en_US"/>
-        </w:rPr>
-        <w:t>The father of Michaiah, a prophet during King Ahab’s reign. The king hated Michaiah for speaking the truth (</w:t>
-      </w:r>
-      <w:hyperlink r:id="rId158">
-        <w:r>
-          <w:rPr>
-            <w:lang w:val="en_US" w:bidi="en_US"/>
-          </w:rPr>
-          <w:rPr>
-            <w:color w:val="0000EE"/>
-            <w:u w:val="single"/>
-          </w:rPr>
-          <w:t>1 Kings 22:8–9</w:t>
-        </w:r>
-      </w:hyperlink>
-      <w:r>
-        <w:rPr>
-          <w:lang w:val="en_US" w:bidi="en_US"/>
-        </w:rPr>
-        <w:t xml:space="preserve">; </w:t>
-      </w:r>
-      <w:hyperlink r:id="rId159">
-        <w:r>
-          <w:rPr>
-            <w:lang w:val="en_US" w:bidi="en_US"/>
-          </w:rPr>
-          <w:rPr>
-            <w:color w:val="0000EE"/>
-            <w:u w:val="single"/>
-          </w:rPr>
-          <w:t>2 Chronicles 18:7–8</w:t>
-        </w:r>
-      </w:hyperlink>
-      <w:r>
-        <w:rPr>
-          <w:lang w:val="en_US" w:bidi="en_US"/>
-        </w:rPr>
-        <w:t>).</w:t>
-      </w:r>
-      <w:r>
-        <w:rPr>
-          <w:lang w:val="en_US" w:bidi="en_US"/>
-        </w:rPr>
-      </w:r>
-      <w:r>
-        <w:rPr>
-          <w:lang w:val="en_US" w:bidi="en_US"/>
-        </w:rPr>
-      </w:r>
-    </w:p>
-    <w:p>
-      <w:pPr/>
-      <w:r>
-        <w:rPr>
-          <w:lang w:val="en_US" w:bidi="en_US"/>
-        </w:rPr>
-      </w:r>
-    </w:p>
-    <w:p>
-      <w:pPr>
-        <w:pStyle w:val="Heading2"/>
-      </w:pPr>
-      <w:r>
-        <w:rPr>
-          <w:lang w:val="en_US" w:bidi="en_US"/>
-        </w:rPr>
         <w:t>Immanuel</w:t>
       </w:r>
       <w:r>
@@ -6360,16 +6501,9 @@
       </w:r>
       <w:r>
         <w:rPr>
-          <w:i/>
-          <w:lang w:val="en_US" w:bidi="en_US"/>
-        </w:rPr>
-        <w:t>Immanuel</w:t>
-      </w:r>
-      <w:r>
-        <w:rPr>
-          <w:lang w:val="en_US" w:bidi="en_US"/>
-        </w:rPr>
-        <w:t xml:space="preserve"> is a Hebrew masculine name meaning "God with us." The name appears twice in the Old Testament (</w:t>
+          <w:lang w:val="en_US" w:bidi="en_US"/>
+        </w:rPr>
+        <w:t>Immanuel is a Hebrew masculine name meaning "God with us." The name appears twice in the Old Testament (</w:t>
       </w:r>
       <w:hyperlink r:id="rId160">
         <w:r>
@@ -9570,46 +9704,7 @@
         <w:rPr>
           <w:lang w:val="en_US" w:bidi="en_US"/>
         </w:rPr>
-        <w:t xml:space="preserve">Although the noun </w:t>
-      </w:r>
-      <w:r>
-        <w:rPr>
-          <w:i/>
-          <w:lang w:val="en_US" w:bidi="en_US"/>
-        </w:rPr>
-        <w:t>imputation</w:t>
-      </w:r>
-      <w:r>
-        <w:rPr>
-          <w:lang w:val="en_US" w:bidi="en_US"/>
-        </w:rPr>
-        <w:t xml:space="preserve"> does not appear in the Bible, the verb </w:t>
-      </w:r>
-      <w:r>
-        <w:rPr>
-          <w:i/>
-          <w:lang w:val="en_US" w:bidi="en_US"/>
-        </w:rPr>
-        <w:t>to impute</w:t>
-      </w:r>
-      <w:r>
-        <w:rPr>
-          <w:lang w:val="en_US" w:bidi="en_US"/>
-        </w:rPr>
-        <w:t xml:space="preserve"> is often found in both the Old and New Testaments. The basic meaning of </w:t>
-      </w:r>
-      <w:r>
-        <w:rPr>
-          <w:i/>
-          <w:lang w:val="en_US" w:bidi="en_US"/>
-        </w:rPr>
-        <w:t>impute</w:t>
-      </w:r>
-      <w:r>
-        <w:rPr>
-          <w:lang w:val="en_US" w:bidi="en_US"/>
-        </w:rPr>
-        <w:t xml:space="preserve"> is "to record in a ledger or account." In the context of salvation, the word is consistently used in a legal sense. A good example of this is in </w:t>
+        <w:t xml:space="preserve">Although the noun “imputation” does not appear in the Bible, the verb “to impute” is often found in both the Old and New Testaments. The basic meaning of “impute” is "to record in a ledger or account." In the context of salvation, the word is consistently used in a legal sense. A good example of this is in </w:t>
       </w:r>
       <w:hyperlink r:id="rId237">
         <w:r>
@@ -13795,224 +13890,290 @@
         <w:rPr>
           <w:lang w:val="en_US" w:bidi="en_US"/>
         </w:rPr>
-        <w:t xml:space="preserve">Ahasuerus's empire stretched from Hoddu to Kush. The term </w:t>
+        <w:t xml:space="preserve">Ahasuerus's empire stretched from Hoddu to Kush. The term "Hoddu"seems to come from an Old Persian word, Hindush. It was related to a Sanskrit word, </w:t>
       </w:r>
       <w:r>
         <w:rPr>
           <w:i/>
           <w:lang w:val="en_US" w:bidi="en_US"/>
         </w:rPr>
-        <w:t>Hoddu</w:t>
-      </w:r>
-      <w:r>
-        <w:rPr>
-          <w:lang w:val="en_US" w:bidi="en_US"/>
-        </w:rPr>
-        <w:t xml:space="preserve"> seems to come from an Old Persian word, Hindush. It was related to a Sanskrit word, </w:t>
+        <w:t>Sindhu</w:t>
+      </w:r>
+      <w:r>
+        <w:rPr>
+          <w:lang w:val="en_US" w:bidi="en_US"/>
+        </w:rPr>
+        <w:t xml:space="preserve">, meaning "stream." This refers to the Indus River. </w:t>
+      </w:r>
+    </w:p>
+    <w:p>
+      <w:pPr/>
+      <w:r>
+        <w:rPr>
+          <w:lang w:val="en_US" w:bidi="en_US"/>
+        </w:rPr>
+      </w:r>
+      <w:r>
+        <w:rPr>
+          <w:lang w:val="en_US" w:bidi="en_US"/>
+        </w:rPr>
+        <w:t>Inscriptions from Persia show that India was a province of the Achaemenid Empire from 559 to 330 BC. This supports the biblical statements in Esther. Even the Greek historian Herodotus in the fifth century BC seems to have been poorly informed about India (</w:t>
       </w:r>
       <w:r>
         <w:rPr>
           <w:i/>
           <w:lang w:val="en_US" w:bidi="en_US"/>
         </w:rPr>
-        <w:t>Sindhu</w:t>
-      </w:r>
-      <w:r>
-        <w:rPr>
-          <w:lang w:val="en_US" w:bidi="en_US"/>
-        </w:rPr>
-        <w:t xml:space="preserve">, meaning "stream." This refers to the Indus River. </w:t>
-      </w:r>
-    </w:p>
-    <w:p>
-      <w:pPr/>
-      <w:r>
-        <w:rPr>
-          <w:lang w:val="en_US" w:bidi="en_US"/>
-        </w:rPr>
-      </w:r>
-      <w:r>
-        <w:rPr>
-          <w:lang w:val="en_US" w:bidi="en_US"/>
-        </w:rPr>
-        <w:t>Inscriptions from Persia show that India was a province of the Achaemenid Empire from 559 to 330 BC. This supports the biblical statements in Esther. Even the Greek historian Herodotus in the fifth century BC seems to have been poorly informed about India (</w:t>
+        <w:t>Persian Wars</w:t>
+      </w:r>
+      <w:r>
+        <w:rPr>
+          <w:lang w:val="en_US" w:bidi="en_US"/>
+        </w:rPr>
+        <w:t xml:space="preserve"> 3.94–106; 4.40, 44). </w:t>
+      </w:r>
+    </w:p>
+    <w:p>
+      <w:pPr/>
+      <w:r>
+        <w:rPr>
+          <w:lang w:val="en_US" w:bidi="en_US"/>
+        </w:rPr>
+      </w:r>
+      <w:r>
+        <w:rPr>
+          <w:lang w:val="en_US" w:bidi="en_US"/>
+        </w:rPr>
+        <w:t>Some Hebrew legends and traditions mention Jews in India in the days of King Solomon. Some interpreters have suggested that the Pishon river in the land of Havilah may refer to India (</w:t>
+      </w:r>
+      <w:hyperlink r:id="rId363">
+        <w:r>
+          <w:rPr>
+            <w:lang w:val="en_US" w:bidi="en_US"/>
+          </w:rPr>
+          <w:rPr>
+            <w:color w:val="0000EE"/>
+            <w:u w:val="single"/>
+          </w:rPr>
+          <w:t>Genesis 2:11</w:t>
+        </w:r>
+      </w:hyperlink>
+      <w:r>
+        <w:rPr>
+          <w:lang w:val="en_US" w:bidi="en_US"/>
+        </w:rPr>
+        <w:t xml:space="preserve">). Some say that goods from Ophir, like sandalwood (“almug wood,” </w:t>
+      </w:r>
+      <w:hyperlink r:id="rId364">
+        <w:r>
+          <w:rPr>
+            <w:lang w:val="en_US" w:bidi="en_US"/>
+          </w:rPr>
+          <w:rPr>
+            <w:color w:val="0000EE"/>
+            <w:u w:val="single"/>
+          </w:rPr>
+          <w:t>1 Kings 10:11</w:t>
+        </w:r>
+      </w:hyperlink>
+      <w:r>
+        <w:rPr>
+          <w:lang w:val="en_US" w:bidi="en_US"/>
+        </w:rPr>
+        <w:t xml:space="preserve">; </w:t>
+      </w:r>
+      <w:hyperlink r:id="rId365">
+        <w:r>
+          <w:rPr>
+            <w:lang w:val="en_US" w:bidi="en_US"/>
+          </w:rPr>
+          <w:rPr>
+            <w:color w:val="0000EE"/>
+            <w:u w:val="single"/>
+          </w:rPr>
+          <w:t>2 Chronicles 2:8</w:t>
+        </w:r>
+      </w:hyperlink>
+      <w:r>
+        <w:rPr>
+          <w:lang w:val="en_US" w:bidi="en_US"/>
+        </w:rPr>
+        <w:t>), ivory, and apes, were Indian in origin. Also, some of the items carried by merchants to Tyre, such as ivory tusks and ebony (</w:t>
+      </w:r>
+      <w:hyperlink r:id="rId366">
+        <w:r>
+          <w:rPr>
+            <w:lang w:val="en_US" w:bidi="en_US"/>
+          </w:rPr>
+          <w:rPr>
+            <w:color w:val="0000EE"/>
+            <w:u w:val="single"/>
+          </w:rPr>
+          <w:t>Ezekiel 27:15</w:t>
+        </w:r>
+      </w:hyperlink>
+      <w:r>
+        <w:rPr>
+          <w:lang w:val="en_US" w:bidi="en_US"/>
+        </w:rPr>
+        <w:t>), may have come from India.</w:t>
+      </w:r>
+    </w:p>
+    <w:p>
+      <w:pPr/>
+      <w:r>
+        <w:rPr>
+          <w:lang w:val="en_US" w:bidi="en_US"/>
+        </w:rPr>
+      </w:r>
+      <w:r>
+        <w:rPr>
+          <w:lang w:val="en_US" w:bidi="en_US"/>
+        </w:rPr>
+        <w:t xml:space="preserve">The New Testament does not reference India. However, Jewish writings from before and after the New Testament refer to the land. These include the Targums on Esther, the Midrashim, and the Talmud. It was only after Alexander the Great died in 323 BC that Palestine and Europe began to write about India. </w:t>
+      </w:r>
+      <w:hyperlink r:id="rId367">
+        <w:r>
+          <w:rPr>
+            <w:lang w:val="en_US" w:bidi="en_US"/>
+          </w:rPr>
+          <w:rPr>
+            <w:color w:val="0000EE"/>
+            <w:u w:val="single"/>
+          </w:rPr>
+          <w:t>1 Maccabees 6:37</w:t>
+        </w:r>
+      </w:hyperlink>
+      <w:r>
+        <w:rPr>
+          <w:lang w:val="en_US" w:bidi="en_US"/>
+        </w:rPr>
+        <w:t xml:space="preserve"> says the Seleucid armies used war elephants (who were possibly from India), mounted by Indian drivers in the second century BC. </w:t>
+      </w:r>
+      <w:hyperlink r:id="rId368">
+        <w:r>
+          <w:rPr>
+            <w:lang w:val="en_US" w:bidi="en_US"/>
+          </w:rPr>
+          <w:rPr>
+            <w:color w:val="0000EE"/>
+            <w:u w:val="single"/>
+          </w:rPr>
+          <w:t>1 Maccabees 8:8</w:t>
+        </w:r>
+      </w:hyperlink>
+      <w:r>
+        <w:rPr>
+          <w:lang w:val="en_US" w:bidi="en_US"/>
+        </w:rPr>
+        <w:t xml:space="preserve"> states that the Romans forced Antiochus III to surrender. </w:t>
+      </w:r>
+    </w:p>
+    <w:p>
+      <w:pPr/>
+      <w:r>
+        <w:rPr>
+          <w:lang w:val="en_US" w:bidi="en_US"/>
+        </w:rPr>
+      </w:r>
+      <w:r>
+        <w:rPr>
+          <w:lang w:val="en_US" w:bidi="en_US"/>
+        </w:rPr>
+        <w:t xml:space="preserve">India's value is unclear due to textual issues. Moreover, there's no proof that the Seleucid Empire extended to India. However, the Romans traded in India via Egypt and the Red Sea. This makes the lack of references in the New Testament strange. </w:t>
+      </w:r>
+    </w:p>
+    <w:p>
+      <w:pPr/>
+      <w:r>
+        <w:rPr>
+          <w:lang w:val="en_US" w:bidi="en_US"/>
+        </w:rPr>
+      </w:r>
+      <w:r>
+        <w:rPr>
+          <w:lang w:val="en_US" w:bidi="en_US"/>
+        </w:rPr>
+        <w:t>As the Christian centuries passed, references appeared in both Jewish and early Christian literature. It is certain that, early in the Christian era, there were settlements of Jews and monophysite Christians in India. Monophysitism is a belief that Jesus Christ had only one nature, which was divine, rather than both human and divine natures. According to legend, it was the apostle Thomas who took the gospel to India and founded the Mar Thoma Church.</w:t>
+      </w:r>
+      <w:r>
+        <w:rPr>
+          <w:lang w:val="en_US" w:bidi="en_US"/>
+        </w:rPr>
+      </w:r>
+      <w:r>
+        <w:rPr>
+          <w:lang w:val="en_US" w:bidi="en_US"/>
+        </w:rPr>
+      </w:r>
+    </w:p>
+    <w:p>
+      <w:pPr/>
+      <w:r>
+        <w:rPr>
+          <w:lang w:val="en_US" w:bidi="en_US"/>
+        </w:rPr>
+      </w:r>
+    </w:p>
+    <w:p>
+      <w:pPr>
+        <w:pStyle w:val="Heading2"/>
+      </w:pPr>
+      <w:r>
+        <w:rPr>
+          <w:lang w:val="en_US" w:bidi="en_US"/>
+        </w:rPr>
+        <w:t>Infirmity</w:t>
+      </w:r>
+      <w:r>
+        <w:rPr>
+          <w:lang w:val="en_US" w:bidi="en_US"/>
+        </w:rPr>
+      </w:r>
+    </w:p>
+    <w:p>
+      <w:pPr/>
+      <w:r>
+        <w:rPr>
+          <w:lang w:val="en_US" w:bidi="en_US"/>
+        </w:rPr>
       </w:r>
       <w:r>
         <w:rPr>
           <w:i/>
           <w:lang w:val="en_US" w:bidi="en_US"/>
         </w:rPr>
-        <w:t>Persian Wars</w:t>
-      </w:r>
-      <w:r>
-        <w:rPr>
-          <w:lang w:val="en_US" w:bidi="en_US"/>
-        </w:rPr>
-        <w:t xml:space="preserve"> 3.94–106; 4.40, 44). </w:t>
-      </w:r>
-    </w:p>
-    <w:p>
-      <w:pPr/>
-      <w:r>
-        <w:rPr>
-          <w:lang w:val="en_US" w:bidi="en_US"/>
-        </w:rPr>
-      </w:r>
-      <w:r>
-        <w:rPr>
-          <w:lang w:val="en_US" w:bidi="en_US"/>
-        </w:rPr>
-        <w:t>Some Hebrew legends and traditions mention Jews in India in the days of King Solomon. Some interpreters have suggested that the Pishon river in the land of Havilah may refer to India (</w:t>
-      </w:r>
-      <w:hyperlink r:id="rId363">
-        <w:r>
-          <w:rPr>
-            <w:lang w:val="en_US" w:bidi="en_US"/>
-          </w:rPr>
-          <w:rPr>
-            <w:color w:val="0000EE"/>
-            <w:u w:val="single"/>
-          </w:rPr>
-          <w:t>Genesis 2:11</w:t>
-        </w:r>
-      </w:hyperlink>
-      <w:r>
-        <w:rPr>
-          <w:lang w:val="en_US" w:bidi="en_US"/>
-        </w:rPr>
-        <w:t xml:space="preserve">). Some say that goods from Ophir, like sandalwood (“almug wood,” </w:t>
-      </w:r>
-      <w:hyperlink r:id="rId364">
-        <w:r>
-          <w:rPr>
-            <w:lang w:val="en_US" w:bidi="en_US"/>
-          </w:rPr>
-          <w:rPr>
-            <w:color w:val="0000EE"/>
-            <w:u w:val="single"/>
-          </w:rPr>
-          <w:t>1 Kings 10:11</w:t>
-        </w:r>
-      </w:hyperlink>
+        <w:t>See</w:t>
+      </w:r>
+      <w:r>
+        <w:rPr>
+          <w:lang w:val="en_US" w:bidi="en_US"/>
+        </w:rPr>
+        <w:t xml:space="preserve"> </w:t>
+      </w:r>
+      <w:r>
+        <w:rPr>
+          <w:lang w:val="en_US" w:bidi="en_US"/>
+        </w:rPr>
+        <w:t>Disease</w:t>
+      </w:r>
       <w:r>
         <w:rPr>
           <w:lang w:val="en_US" w:bidi="en_US"/>
         </w:rPr>
         <w:t xml:space="preserve">; </w:t>
       </w:r>
-      <w:hyperlink r:id="rId365">
-        <w:r>
-          <w:rPr>
-            <w:lang w:val="en_US" w:bidi="en_US"/>
-          </w:rPr>
-          <w:rPr>
-            <w:color w:val="0000EE"/>
-            <w:u w:val="single"/>
-          </w:rPr>
-          <w:t>2 Chronicles 2:8</w:t>
-        </w:r>
-      </w:hyperlink>
-      <w:r>
-        <w:rPr>
-          <w:lang w:val="en_US" w:bidi="en_US"/>
-        </w:rPr>
-        <w:t>), ivory, and apes, were Indian in origin. Also, some of the items carried by merchants to Tyre, such as ivory tusks and ebony (</w:t>
-      </w:r>
-      <w:hyperlink r:id="rId366">
-        <w:r>
-          <w:rPr>
-            <w:lang w:val="en_US" w:bidi="en_US"/>
-          </w:rPr>
-          <w:rPr>
-            <w:color w:val="0000EE"/>
-            <w:u w:val="single"/>
-          </w:rPr>
-          <w:t>Ezekiel 27:15</w:t>
-        </w:r>
-      </w:hyperlink>
-      <w:r>
-        <w:rPr>
-          <w:lang w:val="en_US" w:bidi="en_US"/>
-        </w:rPr>
-        <w:t>), may have come from India.</w:t>
-      </w:r>
-    </w:p>
-    <w:p>
-      <w:pPr/>
-      <w:r>
-        <w:rPr>
-          <w:lang w:val="en_US" w:bidi="en_US"/>
-        </w:rPr>
-      </w:r>
-      <w:r>
-        <w:rPr>
-          <w:lang w:val="en_US" w:bidi="en_US"/>
-        </w:rPr>
-        <w:t xml:space="preserve">The New Testament does not reference India. However, Jewish writings from before and after the New Testament refer to the land. These include the Targums on Esther, the Midrashim, and the Talmud. It was only after Alexander the Great died in 323 BC that Palestine and Europe began to write about India. </w:t>
-      </w:r>
-      <w:hyperlink r:id="rId367">
-        <w:r>
-          <w:rPr>
-            <w:lang w:val="en_US" w:bidi="en_US"/>
-          </w:rPr>
-          <w:rPr>
-            <w:color w:val="0000EE"/>
-            <w:u w:val="single"/>
-          </w:rPr>
-          <w:t>1 Maccabees 6:37</w:t>
-        </w:r>
-      </w:hyperlink>
-      <w:r>
-        <w:rPr>
-          <w:lang w:val="en_US" w:bidi="en_US"/>
-        </w:rPr>
-        <w:t xml:space="preserve"> says the Seleucid armies used war elephants (who were possibly from India), mounted by Indian drivers in the second century BC. </w:t>
-      </w:r>
-      <w:hyperlink r:id="rId368">
-        <w:r>
-          <w:rPr>
-            <w:lang w:val="en_US" w:bidi="en_US"/>
-          </w:rPr>
-          <w:rPr>
-            <w:color w:val="0000EE"/>
-            <w:u w:val="single"/>
-          </w:rPr>
-          <w:t>1 Maccabees 8:8</w:t>
-        </w:r>
-      </w:hyperlink>
-      <w:r>
-        <w:rPr>
-          <w:lang w:val="en_US" w:bidi="en_US"/>
-        </w:rPr>
-        <w:t xml:space="preserve"> states that the Romans forced Antiochus III to surrender. </w:t>
-      </w:r>
-    </w:p>
-    <w:p>
-      <w:pPr/>
-      <w:r>
-        <w:rPr>
-          <w:lang w:val="en_US" w:bidi="en_US"/>
-        </w:rPr>
-      </w:r>
-      <w:r>
-        <w:rPr>
-          <w:lang w:val="en_US" w:bidi="en_US"/>
-        </w:rPr>
-        <w:t xml:space="preserve">India's value is unclear due to textual issues. Moreover, there's no proof that the Seleucid Empire extended to India. However, the Romans traded in India via Egypt and the Red Sea. This makes the lack of references in the New Testament strange. </w:t>
-      </w:r>
-    </w:p>
-    <w:p>
-      <w:pPr/>
-      <w:r>
-        <w:rPr>
-          <w:lang w:val="en_US" w:bidi="en_US"/>
-        </w:rPr>
-      </w:r>
-      <w:r>
-        <w:rPr>
-          <w:lang w:val="en_US" w:bidi="en_US"/>
-        </w:rPr>
-        <w:t>As the Christian centuries passed, references appeared in both Jewish and early Christian literature. It is certain that, early in the Christian era, there were settlements of Jews and monophysite Christians in India. Monophysitism is a belief that Jesus Christ had only one nature, which was divine, rather than both human and divine natures. According to legend, it was the apostle Thomas who took the gospel to India and founded the Mar Thoma Church.</w:t>
+      <w:r>
+        <w:rPr>
+          <w:lang w:val="en_US" w:bidi="en_US"/>
+        </w:rPr>
+        <w:t>Medicine and Medical Practice</w:t>
+      </w:r>
+      <w:r>
+        <w:rPr>
+          <w:lang w:val="en_US" w:bidi="en_US"/>
+        </w:rPr>
+        <w:t>.</w:t>
       </w:r>
       <w:r>
         <w:rPr>
@@ -14041,26 +14202,2584 @@
         <w:rPr>
           <w:lang w:val="en_US" w:bidi="en_US"/>
         </w:rPr>
-        <w:t>Infirmity</w:t>
-      </w:r>
-      <w:r>
-        <w:rPr>
-          <w:lang w:val="en_US" w:bidi="en_US"/>
-        </w:rPr>
-      </w:r>
-    </w:p>
-    <w:p>
-      <w:pPr/>
-      <w:r>
-        <w:rPr>
-          <w:lang w:val="en_US" w:bidi="en_US"/>
-        </w:rPr>
+        <w:t>Inheritance</w:t>
+      </w:r>
+      <w:r>
+        <w:rPr>
+          <w:lang w:val="en_US" w:bidi="en_US"/>
+        </w:rPr>
+      </w:r>
+    </w:p>
+    <w:p>
+      <w:pPr/>
+      <w:r>
+        <w:rPr>
+          <w:lang w:val="en_US" w:bidi="en_US"/>
+        </w:rPr>
+      </w:r>
+      <w:r>
+        <w:rPr>
+          <w:lang w:val="en_US" w:bidi="en_US"/>
+        </w:rPr>
+        <w:t>Legacy or bequest. Inheritance plays an unusually significant role in the Scriptures when it is used to convey theological truths. As we might expect, these theological applications reflect legal customs in force during OT and NT times.</w:t>
+      </w:r>
+    </w:p>
+    <w:p>
+      <w:pPr>
+        <w:pStyle w:val="Heading3"/>
+      </w:pPr>
+      <w:r>
+        <w:rPr>
+          <w:lang w:val="en_US" w:bidi="en_US"/>
+        </w:rPr>
+        <w:t>Legal and Historical Aspect</w:t>
+      </w:r>
+    </w:p>
+    <w:p>
+      <w:pPr>
+        <w:pStyle w:val="Heading4"/>
+      </w:pPr>
+      <w:r>
+        <w:rPr>
+          <w:lang w:val="en_US" w:bidi="en_US"/>
+        </w:rPr>
+        <w:t>The Patriarchs</w:t>
+      </w:r>
+    </w:p>
+    <w:p>
+      <w:pPr/>
+      <w:r>
+        <w:rPr>
+          <w:lang w:val="en_US" w:bidi="en_US"/>
+        </w:rPr>
+      </w:r>
+      <w:r>
+        <w:rPr>
+          <w:lang w:val="en_US" w:bidi="en_US"/>
+        </w:rPr>
+        <w:t>We learn something of early-second-millennium BC practices from the patriarchal stories in Genesis. For example, the narrative indicates that the firstborn could normally expect to receive the birthright. Yet exceptions abound. Ishmael (</w:t>
+      </w:r>
+      <w:hyperlink r:id="rId369">
+        <w:r>
+          <w:rPr>
+            <w:lang w:val="en_US" w:bidi="en_US"/>
+          </w:rPr>
+          <w:rPr>
+            <w:color w:val="0000EE"/>
+            <w:u w:val="single"/>
+          </w:rPr>
+          <w:t>Gn 16:15</w:t>
+        </w:r>
+      </w:hyperlink>
+      <w:r>
+        <w:rPr>
+          <w:lang w:val="en_US" w:bidi="en_US"/>
+        </w:rPr>
+        <w:t xml:space="preserve">; </w:t>
+      </w:r>
+      <w:hyperlink r:id="rId370">
+        <w:r>
+          <w:rPr>
+            <w:lang w:val="en_US" w:bidi="en_US"/>
+          </w:rPr>
+          <w:rPr>
+            <w:color w:val="0000EE"/>
+            <w:u w:val="single"/>
+          </w:rPr>
+          <w:t>17:15–21</w:t>
+        </w:r>
+      </w:hyperlink>
+      <w:r>
+        <w:rPr>
+          <w:lang w:val="en_US" w:bidi="en_US"/>
+        </w:rPr>
+        <w:t>), Esau (</w:t>
+      </w:r>
+      <w:hyperlink r:id="rId371">
+        <w:r>
+          <w:rPr>
+            <w:lang w:val="en_US" w:bidi="en_US"/>
+          </w:rPr>
+          <w:rPr>
+            <w:color w:val="0000EE"/>
+            <w:u w:val="single"/>
+          </w:rPr>
+          <w:t>25:23</w:t>
+        </w:r>
+      </w:hyperlink>
+      <w:r>
+        <w:rPr>
+          <w:lang w:val="en_US" w:bidi="en_US"/>
+        </w:rPr>
+        <w:t>), and Reuben (</w:t>
+      </w:r>
+      <w:hyperlink r:id="rId372">
+        <w:r>
+          <w:rPr>
+            <w:lang w:val="en_US" w:bidi="en_US"/>
+          </w:rPr>
+          <w:rPr>
+            <w:color w:val="0000EE"/>
+            <w:u w:val="single"/>
+          </w:rPr>
+          <w:t>49:3–4</w:t>
+        </w:r>
+      </w:hyperlink>
+      <w:r>
+        <w:rPr>
+          <w:lang w:val="en_US" w:bidi="en_US"/>
+        </w:rPr>
+        <w:t>) did not receive the birthright. Another item of special interest is Abraham’s suggestion that, in the absence of a son, his servant Eliezer might be regarded as the heir (</w:t>
+      </w:r>
+      <w:hyperlink r:id="rId373">
+        <w:r>
+          <w:rPr>
+            <w:lang w:val="en_US" w:bidi="en_US"/>
+          </w:rPr>
+          <w:rPr>
+            <w:color w:val="0000EE"/>
+            <w:u w:val="single"/>
+          </w:rPr>
+          <w:t>15:2–5</w:t>
+        </w:r>
+      </w:hyperlink>
+      <w:r>
+        <w:rPr>
+          <w:lang w:val="en_US" w:bidi="en_US"/>
+        </w:rPr>
+        <w:t>); scholars have found confirmation of this practice in Hurrian legal documents of the second millennium.</w:t>
+      </w:r>
+    </w:p>
+    <w:p>
+      <w:pPr>
+        <w:pStyle w:val="Heading4"/>
+      </w:pPr>
+      <w:r>
+        <w:rPr>
+          <w:lang w:val="en_US" w:bidi="en_US"/>
+        </w:rPr>
+        <w:t>The Hebrew Nation</w:t>
+      </w:r>
+    </w:p>
+    <w:p>
+      <w:pPr/>
+      <w:r>
+        <w:rPr>
+          <w:lang w:val="en_US" w:bidi="en_US"/>
+        </w:rPr>
+      </w:r>
+      <w:r>
+        <w:rPr>
+          <w:lang w:val="en_US" w:bidi="en_US"/>
+        </w:rPr>
+        <w:t xml:space="preserve">According to </w:t>
+      </w:r>
+      <w:hyperlink r:id="rId374">
+        <w:r>
+          <w:rPr>
+            <w:lang w:val="en_US" w:bidi="en_US"/>
+          </w:rPr>
+          <w:rPr>
+            <w:color w:val="0000EE"/>
+            <w:u w:val="single"/>
+          </w:rPr>
+          <w:t>Deuteronomy 21:15–17</w:t>
+        </w:r>
+      </w:hyperlink>
+      <w:r>
+        <w:rPr>
+          <w:lang w:val="en_US" w:bidi="en_US"/>
+        </w:rPr>
+        <w:t>, Hebrew firstborns were legally entitled to a double portion of the inheritance. Israelite law also made provision for widows through the practice of levirate marriage (</w:t>
+      </w:r>
+      <w:hyperlink r:id="rId375">
+        <w:r>
+          <w:rPr>
+            <w:lang w:val="en_US" w:bidi="en_US"/>
+          </w:rPr>
+          <w:rPr>
+            <w:color w:val="0000EE"/>
+            <w:u w:val="single"/>
+          </w:rPr>
+          <w:t>Dt 25:5</w:t>
+        </w:r>
+      </w:hyperlink>
+      <w:r>
+        <w:rPr>
+          <w:lang w:val="en_US" w:bidi="en_US"/>
+        </w:rPr>
+        <w:t xml:space="preserve">; see </w:t>
+      </w:r>
+      <w:hyperlink r:id="rId376">
+        <w:r>
+          <w:rPr>
+            <w:lang w:val="en_US" w:bidi="en_US"/>
+          </w:rPr>
+          <w:rPr>
+            <w:color w:val="0000EE"/>
+            <w:u w:val="single"/>
+          </w:rPr>
+          <w:t>Gn 38:8</w:t>
+        </w:r>
+      </w:hyperlink>
+      <w:r>
+        <w:rPr>
+          <w:lang w:val="en_US" w:bidi="en_US"/>
+        </w:rPr>
+        <w:t xml:space="preserve">; </w:t>
+      </w:r>
+      <w:hyperlink r:id="rId377">
+        <w:r>
+          <w:rPr>
+            <w:lang w:val="en_US" w:bidi="en_US"/>
+          </w:rPr>
+          <w:rPr>
+            <w:color w:val="0000EE"/>
+            <w:u w:val="single"/>
+          </w:rPr>
+          <w:t>Ru 4:5</w:t>
+        </w:r>
+      </w:hyperlink>
+      <w:r>
+        <w:rPr>
+          <w:lang w:val="en_US" w:bidi="en_US"/>
+        </w:rPr>
+        <w:t>).</w:t>
+      </w:r>
+    </w:p>
+    <w:p>
+      <w:pPr/>
+      <w:r>
+        <w:rPr>
+          <w:lang w:val="en_US" w:bidi="en_US"/>
+        </w:rPr>
+      </w:r>
+      <w:r>
+        <w:rPr>
+          <w:lang w:val="en_US" w:bidi="en_US"/>
+        </w:rPr>
+        <w:t xml:space="preserve">According to </w:t>
+      </w:r>
+      <w:hyperlink r:id="rId378">
+        <w:r>
+          <w:rPr>
+            <w:lang w:val="en_US" w:bidi="en_US"/>
+          </w:rPr>
+          <w:rPr>
+            <w:color w:val="0000EE"/>
+            <w:u w:val="single"/>
+          </w:rPr>
+          <w:t>Numbers 27:1–11</w:t>
+        </w:r>
+      </w:hyperlink>
+      <w:r>
+        <w:rPr>
+          <w:lang w:val="en_US" w:bidi="en_US"/>
+        </w:rPr>
+        <w:t>, the daughters of Zelophehad argued that they should receive the inheritance since their father had died without sons. Consequently, God decreed that if a man died without sons, the inheritance should be transferred to his daughter; if he had no daughter, to his brothers; if he had no brothers, to his nearest relatives. This particular incident also illustrates the importance of preserving tribal possessions: the daughters of Zelophehad were not allowed to marry outside the tribe of Manasseh, for this would mean transferral of the property to another tribe (</w:t>
+      </w:r>
+      <w:hyperlink r:id="rId379">
+        <w:r>
+          <w:rPr>
+            <w:lang w:val="en_US" w:bidi="en_US"/>
+          </w:rPr>
+          <w:rPr>
+            <w:color w:val="0000EE"/>
+            <w:u w:val="single"/>
+          </w:rPr>
+          <w:t>Nm 36</w:t>
+        </w:r>
+      </w:hyperlink>
+      <w:r>
+        <w:rPr>
+          <w:lang w:val="en_US" w:bidi="en_US"/>
+        </w:rPr>
+        <w:t>).</w:t>
+      </w:r>
+    </w:p>
+    <w:p>
+      <w:pPr/>
+      <w:r>
+        <w:rPr>
+          <w:lang w:val="en_US" w:bidi="en_US"/>
+        </w:rPr>
+      </w:r>
+      <w:r>
+        <w:rPr>
+          <w:lang w:val="en_US" w:bidi="en_US"/>
+        </w:rPr>
+        <w:t xml:space="preserve">How highly the Israelites valued their family’s inherited possessions may be gathered from </w:t>
+      </w:r>
+      <w:hyperlink r:id="rId380">
+        <w:r>
+          <w:rPr>
+            <w:lang w:val="en_US" w:bidi="en_US"/>
+          </w:rPr>
+          <w:rPr>
+            <w:color w:val="0000EE"/>
+            <w:u w:val="single"/>
+          </w:rPr>
+          <w:t>Leviticus 25:25–28</w:t>
+        </w:r>
+      </w:hyperlink>
+      <w:r>
+        <w:rPr>
+          <w:lang w:val="en_US" w:bidi="en_US"/>
+        </w:rPr>
+        <w:t xml:space="preserve">. If an individual sold his land for financial reasons, provision must be made for a relative to redeem it; if he had no near relative, he could still purchase it back at a later time, and even if he could not afford to do so, the land automatically reverted to him in the Year of Jubilee, when all debts were canceled (note also </w:t>
+      </w:r>
+      <w:hyperlink r:id="rId381">
+        <w:r>
+          <w:rPr>
+            <w:lang w:val="en_US" w:bidi="en_US"/>
+          </w:rPr>
+          <w:rPr>
+            <w:color w:val="0000EE"/>
+            <w:u w:val="single"/>
+          </w:rPr>
+          <w:t>Lv 27:14–25</w:t>
+        </w:r>
+      </w:hyperlink>
+      <w:r>
+        <w:rPr>
+          <w:lang w:val="en_US" w:bidi="en_US"/>
+        </w:rPr>
+        <w:t>).</w:t>
+      </w:r>
+    </w:p>
+    <w:p>
+      <w:pPr>
+        <w:pStyle w:val="Heading4"/>
+      </w:pPr>
+      <w:r>
+        <w:rPr>
+          <w:lang w:val="en_US" w:bidi="en_US"/>
+        </w:rPr>
+        <w:t>In the New Testament</w:t>
+      </w:r>
+    </w:p>
+    <w:p>
+      <w:pPr/>
+      <w:r>
+        <w:rPr>
+          <w:lang w:val="en_US" w:bidi="en_US"/>
+        </w:rPr>
+      </w:r>
+      <w:r>
+        <w:rPr>
+          <w:lang w:val="en_US" w:bidi="en_US"/>
+        </w:rPr>
+        <w:t xml:space="preserve">Apart from the reference to levirate marriage in </w:t>
+      </w:r>
+      <w:hyperlink r:id="rId382">
+        <w:r>
+          <w:rPr>
+            <w:lang w:val="en_US" w:bidi="en_US"/>
+          </w:rPr>
+          <w:rPr>
+            <w:color w:val="0000EE"/>
+            <w:u w:val="single"/>
+          </w:rPr>
+          <w:t>Matthew 22:23–33</w:t>
+        </w:r>
+      </w:hyperlink>
+      <w:r>
+        <w:rPr>
+          <w:lang w:val="en_US" w:bidi="en_US"/>
+        </w:rPr>
+        <w:t xml:space="preserve"> (</w:t>
+      </w:r>
+      <w:hyperlink r:id="rId383">
+        <w:r>
+          <w:rPr>
+            <w:lang w:val="en_US" w:bidi="en_US"/>
+          </w:rPr>
+          <w:rPr>
+            <w:color w:val="0000EE"/>
+            <w:u w:val="single"/>
+          </w:rPr>
+          <w:t>Mk 12:18–27</w:t>
+        </w:r>
+      </w:hyperlink>
+      <w:r>
+        <w:rPr>
+          <w:lang w:val="en_US" w:bidi="en_US"/>
+        </w:rPr>
+        <w:t xml:space="preserve">; </w:t>
+      </w:r>
+      <w:hyperlink r:id="rId384">
+        <w:r>
+          <w:rPr>
+            <w:lang w:val="en_US" w:bidi="en_US"/>
+          </w:rPr>
+          <w:rPr>
+            <w:color w:val="0000EE"/>
+            <w:u w:val="single"/>
+          </w:rPr>
+          <w:t>Lk 20:27–40</w:t>
+        </w:r>
+      </w:hyperlink>
+      <w:r>
+        <w:rPr>
+          <w:lang w:val="en_US" w:bidi="en_US"/>
+        </w:rPr>
+        <w:t>), the NT has little to say about principles of property transferral during Roman times.</w:t>
+      </w:r>
+    </w:p>
+    <w:p>
+      <w:pPr/>
+      <w:r>
+        <w:rPr>
+          <w:lang w:val="en_US" w:bidi="en_US"/>
+        </w:rPr>
+      </w:r>
+      <w:r>
+        <w:rPr>
+          <w:lang w:val="en_US" w:bidi="en_US"/>
+        </w:rPr>
+        <w:t>In the parable of the prodigal son, the younger son in the family requested his share of the inheritance (</w:t>
+      </w:r>
+      <w:hyperlink r:id="rId385">
+        <w:r>
+          <w:rPr>
+            <w:lang w:val="en_US" w:bidi="en_US"/>
+          </w:rPr>
+          <w:rPr>
+            <w:color w:val="0000EE"/>
+            <w:u w:val="single"/>
+          </w:rPr>
+          <w:t>Lk 15:12</w:t>
+        </w:r>
+      </w:hyperlink>
+      <w:r>
+        <w:rPr>
+          <w:lang w:val="en_US" w:bidi="en_US"/>
+        </w:rPr>
+        <w:t>). One should also note that the elder son, who with false piety looked down on his brother’s behavior, had not protested when his brother asked for the inheritance; on the contrary, the elder brother too, without complaining, received his share—presumably a double portion.</w:t>
+      </w:r>
+    </w:p>
+    <w:p>
+      <w:pPr/>
+      <w:r>
+        <w:rPr>
+          <w:lang w:val="en_US" w:bidi="en_US"/>
+        </w:rPr>
+      </w:r>
+      <w:r>
+        <w:rPr>
+          <w:lang w:val="en_US" w:bidi="en_US"/>
+        </w:rPr>
+        <w:t>In another significant passage (</w:t>
+      </w:r>
+      <w:hyperlink r:id="rId386">
+        <w:r>
+          <w:rPr>
+            <w:lang w:val="en_US" w:bidi="en_US"/>
+          </w:rPr>
+          <w:rPr>
+            <w:color w:val="0000EE"/>
+            <w:u w:val="single"/>
+          </w:rPr>
+          <w:t>Gal 4:1–2</w:t>
+        </w:r>
+      </w:hyperlink>
+      <w:r>
+        <w:rPr>
+          <w:lang w:val="en_US" w:bidi="en_US"/>
+        </w:rPr>
+        <w:t>) Paul, seeking to illustrate a theological point, refers to secular practices. An heir, he tells us, is subject to guardians and managers during his childhood, up to the time he actually inherits. The point Paul wants to establish is clear enough, but the illustration does not coincide with what we know of Roman law and unfortunately scholars have been unable to identify the precise social custom in view. It may be that Paul was making reference, in general rather than strict legal terms, to some practice with which he and the Galatians were familiar.</w:t>
+      </w:r>
+    </w:p>
+    <w:p>
+      <w:pPr>
+        <w:pStyle w:val="Heading3"/>
+      </w:pPr>
+      <w:r>
+        <w:rPr>
+          <w:lang w:val="en_US" w:bidi="en_US"/>
+        </w:rPr>
+        <w:t>Theological Aspect</w:t>
+      </w:r>
+    </w:p>
+    <w:p>
+      <w:pPr>
+        <w:pStyle w:val="Heading4"/>
+      </w:pPr>
+      <w:r>
+        <w:rPr>
+          <w:lang w:val="en_US" w:bidi="en_US"/>
+        </w:rPr>
+        <w:t>Canaan as Israel’s Inheritance</w:t>
+      </w:r>
+    </w:p>
+    <w:p>
+      <w:pPr/>
+      <w:r>
+        <w:rPr>
+          <w:lang w:val="en_US" w:bidi="en_US"/>
+        </w:rPr>
+      </w:r>
+      <w:r>
+        <w:rPr>
+          <w:lang w:val="en_US" w:bidi="en_US"/>
+        </w:rPr>
+        <w:t>The conviction that God gave Palestine to the Israelites for their inheritance serves as a bridge between the historical and the theological data. The historical element lies in the obvious fact that the Promised Land, a physical entity, was certainly occupied by the Hebrews and distributed among their tribes. Theologically, however, the Scriptures speak of this occupation as a divine gift; in effect, even the method of distribution was based on the concept that the land belongs to God (</w:t>
+      </w:r>
+      <w:hyperlink r:id="rId387">
+        <w:r>
+          <w:rPr>
+            <w:lang w:val="en_US" w:bidi="en_US"/>
+          </w:rPr>
+          <w:rPr>
+            <w:color w:val="0000EE"/>
+            <w:u w:val="single"/>
+          </w:rPr>
+          <w:t>Lv 25:23</w:t>
+        </w:r>
+      </w:hyperlink>
+      <w:r>
+        <w:rPr>
+          <w:lang w:val="en_US" w:bidi="en_US"/>
+        </w:rPr>
+        <w:t xml:space="preserve">; see </w:t>
+      </w:r>
+      <w:hyperlink r:id="rId388">
+        <w:r>
+          <w:rPr>
+            <w:lang w:val="en_US" w:bidi="en_US"/>
+          </w:rPr>
+          <w:rPr>
+            <w:color w:val="0000EE"/>
+            <w:u w:val="single"/>
+          </w:rPr>
+          <w:t>Ex 15:17</w:t>
+        </w:r>
+      </w:hyperlink>
+      <w:r>
+        <w:rPr>
+          <w:lang w:val="en_US" w:bidi="en_US"/>
+        </w:rPr>
+        <w:t xml:space="preserve">; </w:t>
+      </w:r>
+      <w:hyperlink r:id="rId389">
+        <w:r>
+          <w:rPr>
+            <w:lang w:val="en_US" w:bidi="en_US"/>
+          </w:rPr>
+          <w:rPr>
+            <w:color w:val="0000EE"/>
+            <w:u w:val="single"/>
+          </w:rPr>
+          <w:t>Jos 22:27</w:t>
+        </w:r>
+      </w:hyperlink>
+      <w:r>
+        <w:rPr>
+          <w:lang w:val="en_US" w:bidi="en_US"/>
+        </w:rPr>
+        <w:t xml:space="preserve">; </w:t>
+      </w:r>
+      <w:hyperlink r:id="rId390">
+        <w:r>
+          <w:rPr>
+            <w:lang w:val="en_US" w:bidi="en_US"/>
+          </w:rPr>
+          <w:rPr>
+            <w:color w:val="0000EE"/>
+            <w:u w:val="single"/>
+          </w:rPr>
+          <w:t>Ez 38:16</w:t>
+        </w:r>
+      </w:hyperlink>
+      <w:r>
+        <w:rPr>
+          <w:lang w:val="en_US" w:bidi="en_US"/>
+        </w:rPr>
+        <w:t xml:space="preserve">; </w:t>
+      </w:r>
+      <w:hyperlink r:id="rId391">
+        <w:r>
+          <w:rPr>
+            <w:lang w:val="en_US" w:bidi="en_US"/>
+          </w:rPr>
+          <w:rPr>
+            <w:color w:val="0000EE"/>
+            <w:u w:val="single"/>
+          </w:rPr>
+          <w:t>Jl 1:6</w:t>
+        </w:r>
+      </w:hyperlink>
+      <w:r>
+        <w:rPr>
+          <w:lang w:val="en_US" w:bidi="en_US"/>
+        </w:rPr>
+        <w:t>).</w:t>
+      </w:r>
+    </w:p>
+    <w:p>
+      <w:pPr/>
+      <w:r>
+        <w:rPr>
+          <w:lang w:val="en_US" w:bidi="en_US"/>
+        </w:rPr>
+      </w:r>
+      <w:r>
+        <w:rPr>
+          <w:lang w:val="en_US" w:bidi="en_US"/>
+        </w:rPr>
+        <w:t xml:space="preserve">The theme goes back to </w:t>
+      </w:r>
+      <w:hyperlink r:id="rId392">
+        <w:r>
+          <w:rPr>
+            <w:lang w:val="en_US" w:bidi="en_US"/>
+          </w:rPr>
+          <w:rPr>
+            <w:color w:val="0000EE"/>
+            <w:u w:val="single"/>
+          </w:rPr>
+          <w:t>Genesis 12:1–3</w:t>
+        </w:r>
+      </w:hyperlink>
+      <w:r>
+        <w:rPr>
+          <w:lang w:val="en_US" w:bidi="en_US"/>
+        </w:rPr>
+        <w:t>. God, in choosing Abraham, instructed him to move to a new country and promised to make him a great and blessed nation (</w:t>
+      </w:r>
+      <w:hyperlink r:id="rId393">
+        <w:r>
+          <w:rPr>
+            <w:lang w:val="en_US" w:bidi="en_US"/>
+          </w:rPr>
+          <w:rPr>
+            <w:color w:val="0000EE"/>
+            <w:u w:val="single"/>
+          </w:rPr>
+          <w:t>Heb 11:8</w:t>
+        </w:r>
+      </w:hyperlink>
+      <w:r>
+        <w:rPr>
+          <w:lang w:val="en_US" w:bidi="en_US"/>
+        </w:rPr>
+        <w:t>). The significance of the land in this Abrahamic promise is made more explicit later, when we are told that God promised to give Canaan to Abraham’s descendants after four centuries of Egyptian bondage (</w:t>
+      </w:r>
+      <w:hyperlink r:id="rId394">
+        <w:r>
+          <w:rPr>
+            <w:lang w:val="en_US" w:bidi="en_US"/>
+          </w:rPr>
+          <w:rPr>
+            <w:color w:val="0000EE"/>
+            <w:u w:val="single"/>
+          </w:rPr>
+          <w:t>Gn 15:12–21</w:t>
+        </w:r>
+      </w:hyperlink>
+      <w:r>
+        <w:rPr>
+          <w:lang w:val="en_US" w:bidi="en_US"/>
+        </w:rPr>
+        <w:t xml:space="preserve">; see </w:t>
+      </w:r>
+      <w:hyperlink r:id="rId395">
+        <w:r>
+          <w:rPr>
+            <w:lang w:val="en_US" w:bidi="en_US"/>
+          </w:rPr>
+          <w:rPr>
+            <w:color w:val="0000EE"/>
+            <w:u w:val="single"/>
+          </w:rPr>
+          <w:t>Acts 7:5</w:t>
+        </w:r>
+      </w:hyperlink>
+      <w:r>
+        <w:rPr>
+          <w:lang w:val="en_US" w:bidi="en_US"/>
+        </w:rPr>
+        <w:t>).</w:t>
+      </w:r>
+    </w:p>
+    <w:p>
+      <w:pPr/>
+      <w:r>
+        <w:rPr>
+          <w:lang w:val="en_US" w:bidi="en_US"/>
+        </w:rPr>
+      </w:r>
+      <w:r>
+        <w:rPr>
+          <w:lang w:val="en_US" w:bidi="en_US"/>
+        </w:rPr>
+        <w:t xml:space="preserve">Since Canaan was occupied by wicked inhabitants, the land was to be taken by force; to inherit the land therefore really means </w:t>
       </w:r>
       <w:r>
         <w:rPr>
           <w:i/>
           <w:lang w:val="en_US" w:bidi="en_US"/>
         </w:rPr>
+        <w:t>to take possession</w:t>
+      </w:r>
+      <w:r>
+        <w:rPr>
+          <w:lang w:val="en_US" w:bidi="en_US"/>
+        </w:rPr>
+        <w:t xml:space="preserve"> of it. Israel must trust God, whose land it is, to give them the victory (</w:t>
+      </w:r>
+      <w:hyperlink r:id="rId396">
+        <w:r>
+          <w:rPr>
+            <w:lang w:val="en_US" w:bidi="en_US"/>
+          </w:rPr>
+          <w:rPr>
+            <w:color w:val="0000EE"/>
+            <w:u w:val="single"/>
+          </w:rPr>
+          <w:t>Jos 1:1–9</w:t>
+        </w:r>
+      </w:hyperlink>
+      <w:r>
+        <w:rPr>
+          <w:lang w:val="en_US" w:bidi="en_US"/>
+        </w:rPr>
+        <w:t xml:space="preserve">; </w:t>
+      </w:r>
+      <w:hyperlink r:id="rId397">
+        <w:r>
+          <w:rPr>
+            <w:lang w:val="en_US" w:bidi="en_US"/>
+          </w:rPr>
+          <w:rPr>
+            <w:color w:val="0000EE"/>
+            <w:u w:val="single"/>
+          </w:rPr>
+          <w:t>21:43–45</w:t>
+        </w:r>
+      </w:hyperlink>
+      <w:r>
+        <w:rPr>
+          <w:lang w:val="en_US" w:bidi="en_US"/>
+        </w:rPr>
+        <w:t xml:space="preserve">; </w:t>
+      </w:r>
+      <w:hyperlink r:id="rId398">
+        <w:r>
+          <w:rPr>
+            <w:lang w:val="en_US" w:bidi="en_US"/>
+          </w:rPr>
+          <w:rPr>
+            <w:color w:val="0000EE"/>
+            <w:u w:val="single"/>
+          </w:rPr>
+          <w:t>Jgs 7:2</w:t>
+        </w:r>
+      </w:hyperlink>
+      <w:r>
+        <w:rPr>
+          <w:lang w:val="en_US" w:bidi="en_US"/>
+        </w:rPr>
+        <w:t xml:space="preserve">; </w:t>
+      </w:r>
+      <w:hyperlink r:id="rId399">
+        <w:r>
+          <w:rPr>
+            <w:lang w:val="en_US" w:bidi="en_US"/>
+          </w:rPr>
+          <w:rPr>
+            <w:color w:val="0000EE"/>
+            <w:u w:val="single"/>
+          </w:rPr>
+          <w:t>Ps 44:1–3</w:t>
+        </w:r>
+      </w:hyperlink>
+      <w:r>
+        <w:rPr>
+          <w:lang w:val="en_US" w:bidi="en_US"/>
+        </w:rPr>
+        <w:t xml:space="preserve">; </w:t>
+      </w:r>
+      <w:hyperlink r:id="rId400">
+        <w:r>
+          <w:rPr>
+            <w:lang w:val="en_US" w:bidi="en_US"/>
+          </w:rPr>
+          <w:rPr>
+            <w:color w:val="0000EE"/>
+            <w:u w:val="single"/>
+          </w:rPr>
+          <w:t>Acts 13:19</w:t>
+        </w:r>
+      </w:hyperlink>
+      <w:r>
+        <w:rPr>
+          <w:lang w:val="en_US" w:bidi="en_US"/>
+        </w:rPr>
+        <w:t xml:space="preserve">). Once they conquered the land, it was apportioned among the tribes according to their size (following the instructions in </w:t>
+      </w:r>
+      <w:hyperlink r:id="rId401">
+        <w:r>
+          <w:rPr>
+            <w:lang w:val="en_US" w:bidi="en_US"/>
+          </w:rPr>
+          <w:rPr>
+            <w:color w:val="0000EE"/>
+            <w:u w:val="single"/>
+          </w:rPr>
+          <w:t>Nm 26:52–54</w:t>
+        </w:r>
+      </w:hyperlink>
+      <w:r>
+        <w:rPr>
+          <w:lang w:val="en_US" w:bidi="en_US"/>
+        </w:rPr>
+        <w:t xml:space="preserve">). God further commanded the people to divide the land by lot (vv </w:t>
+      </w:r>
+      <w:hyperlink r:id="rId402">
+        <w:r>
+          <w:rPr>
+            <w:lang w:val="en_US" w:bidi="en_US"/>
+          </w:rPr>
+          <w:rPr>
+            <w:color w:val="0000EE"/>
+            <w:u w:val="single"/>
+          </w:rPr>
+          <w:t>55–56</w:t>
+        </w:r>
+      </w:hyperlink>
+      <w:r>
+        <w:rPr>
+          <w:lang w:val="en_US" w:bidi="en_US"/>
+        </w:rPr>
+        <w:t>). Thus, from the initial promise to Abraham, to the actual apportionment of the land and even with reference to the future (</w:t>
+      </w:r>
+      <w:hyperlink r:id="rId403">
+        <w:r>
+          <w:rPr>
+            <w:lang w:val="en_US" w:bidi="en_US"/>
+          </w:rPr>
+          <w:rPr>
+            <w:color w:val="0000EE"/>
+            <w:u w:val="single"/>
+          </w:rPr>
+          <w:t>Is 60:21</w:t>
+        </w:r>
+      </w:hyperlink>
+      <w:r>
+        <w:rPr>
+          <w:lang w:val="en_US" w:bidi="en_US"/>
+        </w:rPr>
+        <w:t xml:space="preserve">; </w:t>
+      </w:r>
+      <w:hyperlink r:id="rId404">
+        <w:r>
+          <w:rPr>
+            <w:lang w:val="en_US" w:bidi="en_US"/>
+          </w:rPr>
+          <w:rPr>
+            <w:color w:val="0000EE"/>
+            <w:u w:val="single"/>
+          </w:rPr>
+          <w:t>Ez 45:1–8</w:t>
+        </w:r>
+      </w:hyperlink>
+      <w:r>
+        <w:rPr>
+          <w:lang w:val="en_US" w:bidi="en_US"/>
+        </w:rPr>
+        <w:t xml:space="preserve">; </w:t>
+      </w:r>
+      <w:hyperlink r:id="rId405">
+        <w:r>
+          <w:rPr>
+            <w:lang w:val="en_US" w:bidi="en_US"/>
+          </w:rPr>
+          <w:rPr>
+            <w:color w:val="0000EE"/>
+            <w:u w:val="single"/>
+          </w:rPr>
+          <w:t>47:13–48:29</w:t>
+        </w:r>
+      </w:hyperlink>
+      <w:r>
+        <w:rPr>
+          <w:lang w:val="en_US" w:bidi="en_US"/>
+        </w:rPr>
+        <w:t>), the people were made fully aware that their inheritance lay in the hands of a sovereign Lord.</w:t>
+      </w:r>
+    </w:p>
+    <w:p>
+      <w:pPr>
+        <w:pStyle w:val="Heading4"/>
+      </w:pPr>
+      <w:r>
+        <w:rPr>
+          <w:lang w:val="en_US" w:bidi="en_US"/>
+        </w:rPr>
+        <w:t>The Believer’s Inheritance</w:t>
+      </w:r>
+    </w:p>
+    <w:p>
+      <w:pPr/>
+      <w:r>
+        <w:rPr>
+          <w:lang w:val="en_US" w:bidi="en_US"/>
+        </w:rPr>
+      </w:r>
+      <w:r>
+        <w:rPr>
+          <w:lang w:val="en_US" w:bidi="en_US"/>
+        </w:rPr>
+        <w:t>In the OT we find the concept of inheritance transferred from the purely physical to the spiritual. The tribe of Levi, which constituted the priestly clan, received no inheritance, because “the Lord is their inheritance” (</w:t>
+      </w:r>
+      <w:hyperlink r:id="rId406">
+        <w:r>
+          <w:rPr>
+            <w:lang w:val="en_US" w:bidi="en_US"/>
+          </w:rPr>
+          <w:rPr>
+            <w:color w:val="0000EE"/>
+            <w:u w:val="single"/>
+          </w:rPr>
+          <w:t>Dt 18:1–2</w:t>
+        </w:r>
+      </w:hyperlink>
+      <w:r>
+        <w:rPr>
+          <w:lang w:val="en_US" w:bidi="en_US"/>
+        </w:rPr>
+        <w:t xml:space="preserve">; see </w:t>
+      </w:r>
+      <w:hyperlink r:id="rId407">
+        <w:r>
+          <w:rPr>
+            <w:lang w:val="en_US" w:bidi="en_US"/>
+          </w:rPr>
+          <w:rPr>
+            <w:color w:val="0000EE"/>
+            <w:u w:val="single"/>
+          </w:rPr>
+          <w:t>Nm 18:8–24</w:t>
+        </w:r>
+      </w:hyperlink>
+      <w:r>
+        <w:rPr>
+          <w:lang w:val="en_US" w:bidi="en_US"/>
+        </w:rPr>
+        <w:t>). The Levites, in other words, received no land apportionment, but in their service to God they could begin to enjoy the fuller blessings to which the land inheritance pointed.</w:t>
+      </w:r>
+    </w:p>
+    <w:p>
+      <w:pPr/>
+      <w:r>
+        <w:rPr>
+          <w:lang w:val="en_US" w:bidi="en_US"/>
+        </w:rPr>
+      </w:r>
+      <w:r>
+        <w:rPr>
+          <w:lang w:val="en_US" w:bidi="en_US"/>
+        </w:rPr>
+        <w:t xml:space="preserve">That this truth could not be restricted to Levites is hinted at in </w:t>
+      </w:r>
+      <w:hyperlink r:id="rId408">
+        <w:r>
+          <w:rPr>
+            <w:lang w:val="en_US" w:bidi="en_US"/>
+          </w:rPr>
+          <w:rPr>
+            <w:color w:val="0000EE"/>
+            <w:u w:val="single"/>
+          </w:rPr>
+          <w:t>Exodus 19:6</w:t>
+        </w:r>
+      </w:hyperlink>
+      <w:r>
+        <w:rPr>
+          <w:lang w:val="en_US" w:bidi="en_US"/>
+        </w:rPr>
+        <w:t xml:space="preserve">, where the whole nation is called “a kingdom of priests” (see </w:t>
+      </w:r>
+      <w:hyperlink r:id="rId409">
+        <w:r>
+          <w:rPr>
+            <w:lang w:val="en_US" w:bidi="en_US"/>
+          </w:rPr>
+          <w:rPr>
+            <w:color w:val="0000EE"/>
+            <w:u w:val="single"/>
+          </w:rPr>
+          <w:t>1 Pt 2:9</w:t>
+        </w:r>
+      </w:hyperlink>
+      <w:r>
+        <w:rPr>
+          <w:lang w:val="en_US" w:bidi="en_US"/>
+        </w:rPr>
+        <w:t xml:space="preserve">). </w:t>
+      </w:r>
+      <w:hyperlink r:id="rId410">
+        <w:r>
+          <w:rPr>
+            <w:lang w:val="en_US" w:bidi="en_US"/>
+          </w:rPr>
+          <w:rPr>
+            <w:color w:val="0000EE"/>
+            <w:u w:val="single"/>
+          </w:rPr>
+          <w:t>Psalm 16</w:t>
+        </w:r>
+      </w:hyperlink>
+      <w:r>
+        <w:rPr>
+          <w:lang w:val="en_US" w:bidi="en_US"/>
+        </w:rPr>
+        <w:t xml:space="preserve"> makes it clear that no one understood more clearly than David what those words entailed. Even if he were deprived of Israel’s physical inheritance, he had received by lot a more beautiful heritage, the Lord himself, in whose presence he found full joy and everlasting pleasures (</w:t>
+      </w:r>
+      <w:hyperlink r:id="rId411">
+        <w:r>
+          <w:rPr>
+            <w:lang w:val="en_US" w:bidi="en_US"/>
+          </w:rPr>
+          <w:rPr>
+            <w:color w:val="0000EE"/>
+            <w:u w:val="single"/>
+          </w:rPr>
+          <w:t>Ps 16:5–6, 11</w:t>
+        </w:r>
+      </w:hyperlink>
+      <w:r>
+        <w:rPr>
+          <w:lang w:val="en_US" w:bidi="en_US"/>
+        </w:rPr>
+        <w:t xml:space="preserve">; see also </w:t>
+      </w:r>
+      <w:hyperlink r:id="rId412">
+        <w:r>
+          <w:rPr>
+            <w:lang w:val="en_US" w:bidi="en_US"/>
+          </w:rPr>
+          <w:rPr>
+            <w:color w:val="0000EE"/>
+            <w:u w:val="single"/>
+          </w:rPr>
+          <w:t>Pss 73:25–26</w:t>
+        </w:r>
+      </w:hyperlink>
+      <w:r>
+        <w:rPr>
+          <w:lang w:val="en_US" w:bidi="en_US"/>
+        </w:rPr>
+        <w:t xml:space="preserve">; </w:t>
+      </w:r>
+      <w:hyperlink r:id="rId413">
+        <w:r>
+          <w:rPr>
+            <w:lang w:val="en_US" w:bidi="en_US"/>
+          </w:rPr>
+          <w:rPr>
+            <w:color w:val="0000EE"/>
+            <w:u w:val="single"/>
+          </w:rPr>
+          <w:t>142:5</w:t>
+        </w:r>
+      </w:hyperlink>
+      <w:r>
+        <w:rPr>
+          <w:lang w:val="en_US" w:bidi="en_US"/>
+        </w:rPr>
+        <w:t xml:space="preserve">; </w:t>
+      </w:r>
+      <w:hyperlink r:id="rId414">
+        <w:r>
+          <w:rPr>
+            <w:lang w:val="en_US" w:bidi="en_US"/>
+          </w:rPr>
+          <w:rPr>
+            <w:color w:val="0000EE"/>
+            <w:u w:val="single"/>
+          </w:rPr>
+          <w:t>Is 58:14</w:t>
+        </w:r>
+      </w:hyperlink>
+      <w:r>
+        <w:rPr>
+          <w:lang w:val="en_US" w:bidi="en_US"/>
+        </w:rPr>
+        <w:t xml:space="preserve">; </w:t>
+      </w:r>
+      <w:hyperlink r:id="rId415">
+        <w:r>
+          <w:rPr>
+            <w:lang w:val="en_US" w:bidi="en_US"/>
+          </w:rPr>
+          <w:rPr>
+            <w:color w:val="0000EE"/>
+            <w:u w:val="single"/>
+          </w:rPr>
+          <w:t>Lam 3:24</w:t>
+        </w:r>
+      </w:hyperlink>
+      <w:r>
+        <w:rPr>
+          <w:lang w:val="en_US" w:bidi="en_US"/>
+        </w:rPr>
+        <w:t>).</w:t>
+      </w:r>
+    </w:p>
+    <w:p>
+      <w:pPr/>
+      <w:r>
+        <w:rPr>
+          <w:lang w:val="en_US" w:bidi="en_US"/>
+        </w:rPr>
+      </w:r>
+      <w:r>
+        <w:rPr>
+          <w:lang w:val="en_US" w:bidi="en_US"/>
+        </w:rPr>
+        <w:t xml:space="preserve">In later Judaism, during and after the intertestamental period, the figure was extended considerably. For example, the rabbis began to speak of the law as the inheritance of the faithful. Further, they might give the idea a negative turn, as when the wicked are said to inherit hell (cf. </w:t>
+      </w:r>
+      <w:hyperlink r:id="rId416">
+        <w:r>
+          <w:rPr>
+            <w:lang w:val="en_US" w:bidi="en_US"/>
+          </w:rPr>
+          <w:rPr>
+            <w:color w:val="0000EE"/>
+            <w:u w:val="single"/>
+          </w:rPr>
+          <w:t>Jb 27:13</w:t>
+        </w:r>
+      </w:hyperlink>
+      <w:r>
+        <w:rPr>
+          <w:lang w:val="en_US" w:bidi="en_US"/>
+        </w:rPr>
+        <w:t>). Neither of these figures is found in the NT.</w:t>
+      </w:r>
+    </w:p>
+    <w:p>
+      <w:pPr/>
+      <w:r>
+        <w:rPr>
+          <w:lang w:val="en_US" w:bidi="en_US"/>
+        </w:rPr>
+      </w:r>
+      <w:r>
+        <w:rPr>
+          <w:lang w:val="en_US" w:bidi="en_US"/>
+        </w:rPr>
+        <w:t>We also read in Jewish literature statements about inheriting the age to come, the kingdom, eternal life; these ideas occur frequently in the NT (</w:t>
+      </w:r>
+      <w:hyperlink r:id="rId417">
+        <w:r>
+          <w:rPr>
+            <w:lang w:val="en_US" w:bidi="en_US"/>
+          </w:rPr>
+          <w:rPr>
+            <w:color w:val="0000EE"/>
+            <w:u w:val="single"/>
+          </w:rPr>
+          <w:t>Mt 19:29</w:t>
+        </w:r>
+      </w:hyperlink>
+      <w:r>
+        <w:rPr>
+          <w:lang w:val="en_US" w:bidi="en_US"/>
+        </w:rPr>
+        <w:t xml:space="preserve">; </w:t>
+      </w:r>
+      <w:hyperlink r:id="rId418">
+        <w:r>
+          <w:rPr>
+            <w:lang w:val="en_US" w:bidi="en_US"/>
+          </w:rPr>
+          <w:rPr>
+            <w:color w:val="0000EE"/>
+            <w:u w:val="single"/>
+          </w:rPr>
+          <w:t>25:34</w:t>
+        </w:r>
+      </w:hyperlink>
+      <w:r>
+        <w:rPr>
+          <w:lang w:val="en_US" w:bidi="en_US"/>
+        </w:rPr>
+        <w:t xml:space="preserve">; </w:t>
+      </w:r>
+      <w:hyperlink r:id="rId419">
+        <w:r>
+          <w:rPr>
+            <w:lang w:val="en_US" w:bidi="en_US"/>
+          </w:rPr>
+          <w:rPr>
+            <w:color w:val="0000EE"/>
+            <w:u w:val="single"/>
+          </w:rPr>
+          <w:t>Lk 10:25</w:t>
+        </w:r>
+      </w:hyperlink>
+      <w:r>
+        <w:rPr>
+          <w:lang w:val="en_US" w:bidi="en_US"/>
+        </w:rPr>
+        <w:t xml:space="preserve">; </w:t>
+      </w:r>
+      <w:hyperlink r:id="rId420">
+        <w:r>
+          <w:rPr>
+            <w:lang w:val="en_US" w:bidi="en_US"/>
+          </w:rPr>
+          <w:rPr>
+            <w:color w:val="0000EE"/>
+            <w:u w:val="single"/>
+          </w:rPr>
+          <w:t>18:18</w:t>
+        </w:r>
+      </w:hyperlink>
+      <w:r>
+        <w:rPr>
+          <w:lang w:val="en_US" w:bidi="en_US"/>
+        </w:rPr>
+        <w:t xml:space="preserve">; </w:t>
+      </w:r>
+      <w:hyperlink r:id="rId421">
+        <w:r>
+          <w:rPr>
+            <w:lang w:val="en_US" w:bidi="en_US"/>
+          </w:rPr>
+          <w:rPr>
+            <w:color w:val="0000EE"/>
+            <w:u w:val="single"/>
+          </w:rPr>
+          <w:t>1 Cor 6:9–10</w:t>
+        </w:r>
+      </w:hyperlink>
+      <w:r>
+        <w:rPr>
+          <w:lang w:val="en_US" w:bidi="en_US"/>
+        </w:rPr>
+        <w:t xml:space="preserve">; </w:t>
+      </w:r>
+      <w:hyperlink r:id="rId422">
+        <w:r>
+          <w:rPr>
+            <w:lang w:val="en_US" w:bidi="en_US"/>
+          </w:rPr>
+          <w:rPr>
+            <w:color w:val="0000EE"/>
+            <w:u w:val="single"/>
+          </w:rPr>
+          <w:t>15:50</w:t>
+        </w:r>
+      </w:hyperlink>
+      <w:r>
+        <w:rPr>
+          <w:lang w:val="en_US" w:bidi="en_US"/>
+        </w:rPr>
+        <w:t xml:space="preserve">; </w:t>
+      </w:r>
+      <w:hyperlink r:id="rId423">
+        <w:r>
+          <w:rPr>
+            <w:lang w:val="en_US" w:bidi="en_US"/>
+          </w:rPr>
+          <w:rPr>
+            <w:color w:val="0000EE"/>
+            <w:u w:val="single"/>
+          </w:rPr>
+          <w:t>Gal 5:21</w:t>
+        </w:r>
+      </w:hyperlink>
+      <w:r>
+        <w:rPr>
+          <w:lang w:val="en_US" w:bidi="en_US"/>
+        </w:rPr>
+        <w:t xml:space="preserve">; </w:t>
+      </w:r>
+      <w:hyperlink r:id="rId110">
+        <w:r>
+          <w:rPr>
+            <w:lang w:val="en_US" w:bidi="en_US"/>
+          </w:rPr>
+          <w:rPr>
+            <w:color w:val="0000EE"/>
+            <w:u w:val="single"/>
+          </w:rPr>
+          <w:t>Eph 5:5</w:t>
+        </w:r>
+      </w:hyperlink>
+      <w:r>
+        <w:rPr>
+          <w:lang w:val="en_US" w:bidi="en_US"/>
+        </w:rPr>
+        <w:t xml:space="preserve">; </w:t>
+      </w:r>
+      <w:hyperlink r:id="rId424">
+        <w:r>
+          <w:rPr>
+            <w:lang w:val="en_US" w:bidi="en_US"/>
+          </w:rPr>
+          <w:rPr>
+            <w:color w:val="0000EE"/>
+            <w:u w:val="single"/>
+          </w:rPr>
+          <w:t>Ti 3:7</w:t>
+        </w:r>
+      </w:hyperlink>
+      <w:r>
+        <w:rPr>
+          <w:lang w:val="en_US" w:bidi="en_US"/>
+        </w:rPr>
+        <w:t xml:space="preserve">; </w:t>
+      </w:r>
+      <w:hyperlink r:id="rId425">
+        <w:r>
+          <w:rPr>
+            <w:lang w:val="en_US" w:bidi="en_US"/>
+          </w:rPr>
+          <w:rPr>
+            <w:color w:val="0000EE"/>
+            <w:u w:val="single"/>
+          </w:rPr>
+          <w:t>Jas 2:5</w:t>
+        </w:r>
+      </w:hyperlink>
+      <w:r>
+        <w:rPr>
+          <w:lang w:val="en_US" w:bidi="en_US"/>
+        </w:rPr>
+        <w:t>). Such an inheritance, however, belongs only to those who are sanctified by God’s word (</w:t>
+      </w:r>
+      <w:hyperlink r:id="rId426">
+        <w:r>
+          <w:rPr>
+            <w:lang w:val="en_US" w:bidi="en_US"/>
+          </w:rPr>
+          <w:rPr>
+            <w:color w:val="0000EE"/>
+            <w:u w:val="single"/>
+          </w:rPr>
+          <w:t>Acts 20:32</w:t>
+        </w:r>
+      </w:hyperlink>
+      <w:r>
+        <w:rPr>
+          <w:lang w:val="en_US" w:bidi="en_US"/>
+        </w:rPr>
+        <w:t xml:space="preserve">; </w:t>
+      </w:r>
+      <w:hyperlink r:id="rId427">
+        <w:r>
+          <w:rPr>
+            <w:lang w:val="en_US" w:bidi="en_US"/>
+          </w:rPr>
+          <w:rPr>
+            <w:color w:val="0000EE"/>
+            <w:u w:val="single"/>
+          </w:rPr>
+          <w:t>26:18</w:t>
+        </w:r>
+      </w:hyperlink>
+      <w:r>
+        <w:rPr>
+          <w:lang w:val="en_US" w:bidi="en_US"/>
+        </w:rPr>
+        <w:t xml:space="preserve">; </w:t>
+      </w:r>
+      <w:hyperlink r:id="rId428">
+        <w:r>
+          <w:rPr>
+            <w:lang w:val="en_US" w:bidi="en_US"/>
+          </w:rPr>
+          <w:rPr>
+            <w:color w:val="0000EE"/>
+            <w:u w:val="single"/>
+          </w:rPr>
+          <w:t>Col 1:12</w:t>
+        </w:r>
+      </w:hyperlink>
+      <w:r>
+        <w:rPr>
+          <w:lang w:val="en_US" w:bidi="en_US"/>
+        </w:rPr>
+        <w:t xml:space="preserve">; note also </w:t>
+      </w:r>
+      <w:hyperlink r:id="rId429">
+        <w:r>
+          <w:rPr>
+            <w:lang w:val="en_US" w:bidi="en_US"/>
+          </w:rPr>
+          <w:rPr>
+            <w:color w:val="0000EE"/>
+            <w:u w:val="single"/>
+          </w:rPr>
+          <w:t>Jn 17:17</w:t>
+        </w:r>
+      </w:hyperlink>
+      <w:r>
+        <w:rPr>
+          <w:lang w:val="en_US" w:bidi="en_US"/>
+        </w:rPr>
+        <w:t xml:space="preserve">; </w:t>
+      </w:r>
+      <w:hyperlink r:id="rId430">
+        <w:r>
+          <w:rPr>
+            <w:lang w:val="en_US" w:bidi="en_US"/>
+          </w:rPr>
+          <w:rPr>
+            <w:color w:val="0000EE"/>
+            <w:u w:val="single"/>
+          </w:rPr>
+          <w:t>Col 3:23–24</w:t>
+        </w:r>
+      </w:hyperlink>
+      <w:r>
+        <w:rPr>
+          <w:lang w:val="en_US" w:bidi="en_US"/>
+        </w:rPr>
+        <w:t>). These future blessings do not exclude the physical (</w:t>
+      </w:r>
+      <w:hyperlink r:id="rId431">
+        <w:r>
+          <w:rPr>
+            <w:lang w:val="en_US" w:bidi="en_US"/>
+          </w:rPr>
+          <w:rPr>
+            <w:color w:val="0000EE"/>
+            <w:u w:val="single"/>
+          </w:rPr>
+          <w:t>Mt 5:5</w:t>
+        </w:r>
+      </w:hyperlink>
+      <w:r>
+        <w:rPr>
+          <w:lang w:val="en_US" w:bidi="en_US"/>
+        </w:rPr>
+        <w:t xml:space="preserve">; note </w:t>
+      </w:r>
+      <w:hyperlink r:id="rId432">
+        <w:r>
+          <w:rPr>
+            <w:lang w:val="en_US" w:bidi="en_US"/>
+          </w:rPr>
+          <w:rPr>
+            <w:color w:val="0000EE"/>
+            <w:u w:val="single"/>
+          </w:rPr>
+          <w:t>Ps 37:11, 29</w:t>
+        </w:r>
+      </w:hyperlink>
+      <w:r>
+        <w:rPr>
+          <w:lang w:val="en_US" w:bidi="en_US"/>
+        </w:rPr>
+        <w:t xml:space="preserve">; </w:t>
+      </w:r>
+      <w:hyperlink r:id="rId403">
+        <w:r>
+          <w:rPr>
+            <w:lang w:val="en_US" w:bidi="en_US"/>
+          </w:rPr>
+          <w:rPr>
+            <w:color w:val="0000EE"/>
+            <w:u w:val="single"/>
+          </w:rPr>
+          <w:t>Is 60:21</w:t>
+        </w:r>
+      </w:hyperlink>
+      <w:r>
+        <w:rPr>
+          <w:lang w:val="en_US" w:bidi="en_US"/>
+        </w:rPr>
+        <w:t xml:space="preserve">; </w:t>
+      </w:r>
+      <w:hyperlink r:id="rId433">
+        <w:r>
+          <w:rPr>
+            <w:lang w:val="en_US" w:bidi="en_US"/>
+          </w:rPr>
+          <w:rPr>
+            <w:color w:val="0000EE"/>
+            <w:u w:val="single"/>
+          </w:rPr>
+          <w:t>Rom 4:13</w:t>
+        </w:r>
+      </w:hyperlink>
+      <w:r>
+        <w:rPr>
+          <w:lang w:val="en_US" w:bidi="en_US"/>
+        </w:rPr>
+        <w:t xml:space="preserve">; </w:t>
+      </w:r>
+      <w:hyperlink r:id="rId434">
+        <w:r>
+          <w:rPr>
+            <w:lang w:val="en_US" w:bidi="en_US"/>
+          </w:rPr>
+          <w:rPr>
+            <w:color w:val="0000EE"/>
+            <w:u w:val="single"/>
+          </w:rPr>
+          <w:t>2 Pt 3:13</w:t>
+        </w:r>
+      </w:hyperlink>
+      <w:r>
+        <w:rPr>
+          <w:lang w:val="en_US" w:bidi="en_US"/>
+        </w:rPr>
+        <w:t>), but they certainly exclude human frailty, for God’s inheritance is imperishable (</w:t>
+      </w:r>
+      <w:hyperlink r:id="rId422">
+        <w:r>
+          <w:rPr>
+            <w:lang w:val="en_US" w:bidi="en_US"/>
+          </w:rPr>
+          <w:rPr>
+            <w:color w:val="0000EE"/>
+            <w:u w:val="single"/>
+          </w:rPr>
+          <w:t>1 Cor 15:50</w:t>
+        </w:r>
+      </w:hyperlink>
+      <w:r>
+        <w:rPr>
+          <w:lang w:val="en_US" w:bidi="en_US"/>
+        </w:rPr>
+        <w:t>). In short, our heritage is nothing less than full salvation (</w:t>
+      </w:r>
+      <w:hyperlink r:id="rId435">
+        <w:r>
+          <w:rPr>
+            <w:lang w:val="en_US" w:bidi="en_US"/>
+          </w:rPr>
+          <w:rPr>
+            <w:color w:val="0000EE"/>
+            <w:u w:val="single"/>
+          </w:rPr>
+          <w:t>Heb 1:14</w:t>
+        </w:r>
+      </w:hyperlink>
+      <w:r>
+        <w:rPr>
+          <w:lang w:val="en_US" w:bidi="en_US"/>
+        </w:rPr>
+        <w:t xml:space="preserve">; </w:t>
+      </w:r>
+      <w:hyperlink r:id="rId436">
+        <w:r>
+          <w:rPr>
+            <w:lang w:val="en_US" w:bidi="en_US"/>
+          </w:rPr>
+          <w:rPr>
+            <w:color w:val="0000EE"/>
+            <w:u w:val="single"/>
+          </w:rPr>
+          <w:t>11:7</w:t>
+        </w:r>
+      </w:hyperlink>
+      <w:r>
+        <w:rPr>
+          <w:lang w:val="en_US" w:bidi="en_US"/>
+        </w:rPr>
+        <w:t>), which God carefully guards for us in heaven (</w:t>
+      </w:r>
+      <w:hyperlink r:id="rId437">
+        <w:r>
+          <w:rPr>
+            <w:lang w:val="en_US" w:bidi="en_US"/>
+          </w:rPr>
+          <w:rPr>
+            <w:color w:val="0000EE"/>
+            <w:u w:val="single"/>
+          </w:rPr>
+          <w:t>1 Pt 1:4</w:t>
+        </w:r>
+      </w:hyperlink>
+      <w:r>
+        <w:rPr>
+          <w:lang w:val="en_US" w:bidi="en_US"/>
+        </w:rPr>
+        <w:t>).</w:t>
+      </w:r>
+    </w:p>
+    <w:p>
+      <w:pPr/>
+      <w:r>
+        <w:rPr>
+          <w:lang w:val="en_US" w:bidi="en_US"/>
+        </w:rPr>
+      </w:r>
+      <w:r>
+        <w:rPr>
+          <w:lang w:val="en_US" w:bidi="en_US"/>
+        </w:rPr>
+        <w:t xml:space="preserve">Doubtless, the most significant feature in the NT is its emphasis that, as a result of the work of Christ, his people begin even </w:t>
+      </w:r>
+      <w:r>
+        <w:rPr>
+          <w:i/>
+          <w:lang w:val="en_US" w:bidi="en_US"/>
+        </w:rPr>
+        <w:t>now</w:t>
+      </w:r>
+      <w:r>
+        <w:rPr>
+          <w:lang w:val="en_US" w:bidi="en_US"/>
+        </w:rPr>
+        <w:t xml:space="preserve"> to receive the promised inheritance. The Gospel of John frequently stresses the present reality of eternal life, as does the Letter to the Hebrews (cf. </w:t>
+      </w:r>
+      <w:hyperlink r:id="rId438">
+        <w:r>
+          <w:rPr>
+            <w:lang w:val="en_US" w:bidi="en_US"/>
+          </w:rPr>
+          <w:rPr>
+            <w:color w:val="0000EE"/>
+            <w:u w:val="single"/>
+          </w:rPr>
+          <w:t>6:12–17</w:t>
+        </w:r>
+      </w:hyperlink>
+      <w:r>
+        <w:rPr>
+          <w:lang w:val="en_US" w:bidi="en_US"/>
+        </w:rPr>
+        <w:t xml:space="preserve"> with </w:t>
+      </w:r>
+      <w:hyperlink r:id="rId439">
+        <w:r>
+          <w:rPr>
+            <w:lang w:val="en_US" w:bidi="en_US"/>
+          </w:rPr>
+          <w:rPr>
+            <w:color w:val="0000EE"/>
+            <w:u w:val="single"/>
+          </w:rPr>
+          <w:t>9:15</w:t>
+        </w:r>
+      </w:hyperlink>
+      <w:r>
+        <w:rPr>
+          <w:lang w:val="en_US" w:bidi="en_US"/>
+        </w:rPr>
+        <w:t xml:space="preserve"> and </w:t>
+      </w:r>
+      <w:hyperlink r:id="rId440">
+        <w:r>
+          <w:rPr>
+            <w:lang w:val="en_US" w:bidi="en_US"/>
+          </w:rPr>
+          <w:rPr>
+            <w:color w:val="0000EE"/>
+            <w:u w:val="single"/>
+          </w:rPr>
+          <w:t>11:13, 39–40</w:t>
+        </w:r>
+      </w:hyperlink>
+      <w:r>
+        <w:rPr>
+          <w:lang w:val="en_US" w:bidi="en_US"/>
+        </w:rPr>
+        <w:t>).</w:t>
+      </w:r>
+    </w:p>
+    <w:p>
+      <w:pPr/>
+      <w:r>
+        <w:rPr>
+          <w:lang w:val="en_US" w:bidi="en_US"/>
+        </w:rPr>
+      </w:r>
+      <w:r>
+        <w:rPr>
+          <w:lang w:val="en_US" w:bidi="en_US"/>
+        </w:rPr>
+        <w:t xml:space="preserve">Paul treats this whole matter thoroughly in </w:t>
+      </w:r>
+      <w:hyperlink r:id="rId441">
+        <w:r>
+          <w:rPr>
+            <w:lang w:val="en_US" w:bidi="en_US"/>
+          </w:rPr>
+          <w:rPr>
+            <w:color w:val="0000EE"/>
+            <w:u w:val="single"/>
+          </w:rPr>
+          <w:t>Galatians 3:7–4:7</w:t>
+        </w:r>
+      </w:hyperlink>
+      <w:r>
+        <w:rPr>
+          <w:lang w:val="en_US" w:bidi="en_US"/>
+        </w:rPr>
+        <w:t>. In response to the Judaizers, who claim that the Abrahamic inheritance is restricted to those who become Jews through circumcision, Paul argues vigorously that Abraham’s true children are those who believe, whether Jew or Gentile (</w:t>
+      </w:r>
+      <w:hyperlink r:id="rId442">
+        <w:r>
+          <w:rPr>
+            <w:lang w:val="en_US" w:bidi="en_US"/>
+          </w:rPr>
+          <w:rPr>
+            <w:color w:val="0000EE"/>
+            <w:u w:val="single"/>
+          </w:rPr>
+          <w:t>3:7</w:t>
+        </w:r>
+      </w:hyperlink>
+      <w:r>
+        <w:rPr>
+          <w:lang w:val="en_US" w:bidi="en_US"/>
+        </w:rPr>
+        <w:t xml:space="preserve">; see </w:t>
+      </w:r>
+      <w:hyperlink r:id="rId443">
+        <w:r>
+          <w:rPr>
+            <w:lang w:val="en_US" w:bidi="en_US"/>
+          </w:rPr>
+          <w:rPr>
+            <w:color w:val="0000EE"/>
+            <w:u w:val="single"/>
+          </w:rPr>
+          <w:t>Acts 26:16–18</w:t>
+        </w:r>
+      </w:hyperlink>
+      <w:r>
+        <w:rPr>
+          <w:lang w:val="en_US" w:bidi="en_US"/>
+        </w:rPr>
+        <w:t xml:space="preserve">; </w:t>
+      </w:r>
+      <w:hyperlink r:id="rId444">
+        <w:r>
+          <w:rPr>
+            <w:lang w:val="en_US" w:bidi="en_US"/>
+          </w:rPr>
+          <w:rPr>
+            <w:color w:val="0000EE"/>
+            <w:u w:val="single"/>
+          </w:rPr>
+          <w:t>Eph 3:6</w:t>
+        </w:r>
+      </w:hyperlink>
+      <w:r>
+        <w:rPr>
+          <w:lang w:val="en_US" w:bidi="en_US"/>
+        </w:rPr>
+        <w:t>). They become heirs of God’s promise, for they receive the Spirit (</w:t>
+      </w:r>
+      <w:hyperlink r:id="rId445">
+        <w:r>
+          <w:rPr>
+            <w:lang w:val="en_US" w:bidi="en_US"/>
+          </w:rPr>
+          <w:rPr>
+            <w:color w:val="0000EE"/>
+            <w:u w:val="single"/>
+          </w:rPr>
+          <w:t>Gal 3:14</w:t>
+        </w:r>
+      </w:hyperlink>
+      <w:r>
+        <w:rPr>
+          <w:lang w:val="en_US" w:bidi="en_US"/>
+        </w:rPr>
+        <w:t xml:space="preserve">). The principle of inheritance is promise, not the Law (v </w:t>
+      </w:r>
+      <w:hyperlink r:id="rId446">
+        <w:r>
+          <w:rPr>
+            <w:lang w:val="en_US" w:bidi="en_US"/>
+          </w:rPr>
+          <w:rPr>
+            <w:color w:val="0000EE"/>
+            <w:u w:val="single"/>
+          </w:rPr>
+          <w:t>18</w:t>
+        </w:r>
+      </w:hyperlink>
+      <w:r>
+        <w:rPr>
+          <w:lang w:val="en_US" w:bidi="en_US"/>
+        </w:rPr>
+        <w:t xml:space="preserve">). Those who believe are brought into union with Christ (vv </w:t>
+      </w:r>
+      <w:hyperlink r:id="rId447">
+        <w:r>
+          <w:rPr>
+            <w:lang w:val="en_US" w:bidi="en_US"/>
+          </w:rPr>
+          <w:rPr>
+            <w:color w:val="0000EE"/>
+            <w:u w:val="single"/>
+          </w:rPr>
+          <w:t>27–29</w:t>
+        </w:r>
+      </w:hyperlink>
+      <w:r>
+        <w:rPr>
+          <w:lang w:val="en_US" w:bidi="en_US"/>
+        </w:rPr>
+        <w:t xml:space="preserve">); but then they are not merely Abraham’s children but God’s (v </w:t>
+      </w:r>
+      <w:hyperlink r:id="rId448">
+        <w:r>
+          <w:rPr>
+            <w:lang w:val="en_US" w:bidi="en_US"/>
+          </w:rPr>
+          <w:rPr>
+            <w:color w:val="0000EE"/>
+            <w:u w:val="single"/>
+          </w:rPr>
+          <w:t>26</w:t>
+        </w:r>
+      </w:hyperlink>
+      <w:r>
+        <w:rPr>
+          <w:lang w:val="en_US" w:bidi="en_US"/>
+        </w:rPr>
+        <w:t xml:space="preserve">), for Christ is the Son of God and God has determined to send the Spirit of his Son to believers so that they too may call God </w:t>
+      </w:r>
+      <w:r>
+        <w:rPr>
+          <w:i/>
+          <w:lang w:val="en_US" w:bidi="en_US"/>
+        </w:rPr>
+        <w:t>Father</w:t>
+      </w:r>
+      <w:r>
+        <w:rPr>
+          <w:lang w:val="en_US" w:bidi="en_US"/>
+        </w:rPr>
+        <w:t xml:space="preserve"> (</w:t>
+      </w:r>
+      <w:hyperlink r:id="rId449">
+        <w:r>
+          <w:rPr>
+            <w:lang w:val="en_US" w:bidi="en_US"/>
+          </w:rPr>
+          <w:rPr>
+            <w:color w:val="0000EE"/>
+            <w:u w:val="single"/>
+          </w:rPr>
+          <w:t>Gal 4:4–7</w:t>
+        </w:r>
+      </w:hyperlink>
+      <w:r>
+        <w:rPr>
+          <w:lang w:val="en_US" w:bidi="en_US"/>
+        </w:rPr>
+        <w:t xml:space="preserve">; see also </w:t>
+      </w:r>
+      <w:hyperlink r:id="rId450">
+        <w:r>
+          <w:rPr>
+            <w:lang w:val="en_US" w:bidi="en_US"/>
+          </w:rPr>
+          <w:rPr>
+            <w:color w:val="0000EE"/>
+            <w:u w:val="single"/>
+          </w:rPr>
+          <w:t>Rom 8:15–16</w:t>
+        </w:r>
+      </w:hyperlink>
+      <w:r>
+        <w:rPr>
+          <w:lang w:val="en_US" w:bidi="en_US"/>
+        </w:rPr>
+        <w:t>).</w:t>
+      </w:r>
+    </w:p>
+    <w:p>
+      <w:pPr/>
+      <w:r>
+        <w:rPr>
+          <w:lang w:val="en_US" w:bidi="en_US"/>
+        </w:rPr>
+      </w:r>
+      <w:r>
+        <w:rPr>
+          <w:lang w:val="en_US" w:bidi="en_US"/>
+        </w:rPr>
+        <w:t>Indeed, Christ himself as the Son is the true heir (</w:t>
+      </w:r>
+      <w:hyperlink r:id="rId451">
+        <w:r>
+          <w:rPr>
+            <w:lang w:val="en_US" w:bidi="en_US"/>
+          </w:rPr>
+          <w:rPr>
+            <w:color w:val="0000EE"/>
+            <w:u w:val="single"/>
+          </w:rPr>
+          <w:t>Mt 21:38</w:t>
+        </w:r>
+      </w:hyperlink>
+      <w:r>
+        <w:rPr>
+          <w:lang w:val="en_US" w:bidi="en_US"/>
+        </w:rPr>
+        <w:t xml:space="preserve">; </w:t>
+      </w:r>
+      <w:hyperlink r:id="rId452">
+        <w:r>
+          <w:rPr>
+            <w:lang w:val="en_US" w:bidi="en_US"/>
+          </w:rPr>
+          <w:rPr>
+            <w:color w:val="0000EE"/>
+            <w:u w:val="single"/>
+          </w:rPr>
+          <w:t>Mk 12:7</w:t>
+        </w:r>
+      </w:hyperlink>
+      <w:r>
+        <w:rPr>
+          <w:lang w:val="en_US" w:bidi="en_US"/>
+        </w:rPr>
+        <w:t xml:space="preserve">; </w:t>
+      </w:r>
+      <w:hyperlink r:id="rId453">
+        <w:r>
+          <w:rPr>
+            <w:lang w:val="en_US" w:bidi="en_US"/>
+          </w:rPr>
+          <w:rPr>
+            <w:color w:val="0000EE"/>
+            <w:u w:val="single"/>
+          </w:rPr>
+          <w:t>Lk 20:14</w:t>
+        </w:r>
+      </w:hyperlink>
+      <w:r>
+        <w:rPr>
+          <w:lang w:val="en_US" w:bidi="en_US"/>
+        </w:rPr>
+        <w:t>); he has inherited a name above every name (</w:t>
+      </w:r>
+      <w:hyperlink r:id="rId454">
+        <w:r>
+          <w:rPr>
+            <w:lang w:val="en_US" w:bidi="en_US"/>
+          </w:rPr>
+          <w:rPr>
+            <w:color w:val="0000EE"/>
+            <w:u w:val="single"/>
+          </w:rPr>
+          <w:t>Phil 2:9</w:t>
+        </w:r>
+      </w:hyperlink>
+      <w:r>
+        <w:rPr>
+          <w:lang w:val="en_US" w:bidi="en_US"/>
+        </w:rPr>
+        <w:t xml:space="preserve">; </w:t>
+      </w:r>
+      <w:hyperlink r:id="rId455">
+        <w:r>
+          <w:rPr>
+            <w:lang w:val="en_US" w:bidi="en_US"/>
+          </w:rPr>
+          <w:rPr>
+            <w:color w:val="0000EE"/>
+            <w:u w:val="single"/>
+          </w:rPr>
+          <w:t>Heb 1:4</w:t>
+        </w:r>
+      </w:hyperlink>
+      <w:r>
+        <w:rPr>
+          <w:lang w:val="en_US" w:bidi="en_US"/>
+        </w:rPr>
+        <w:t>) and has been appointed heir of all things (</w:t>
+      </w:r>
+      <w:hyperlink r:id="rId456">
+        <w:r>
+          <w:rPr>
+            <w:lang w:val="en_US" w:bidi="en_US"/>
+          </w:rPr>
+          <w:rPr>
+            <w:color w:val="0000EE"/>
+            <w:u w:val="single"/>
+          </w:rPr>
+          <w:t>Heb 1:2</w:t>
+        </w:r>
+      </w:hyperlink>
+      <w:r>
+        <w:rPr>
+          <w:lang w:val="en_US" w:bidi="en_US"/>
+        </w:rPr>
+        <w:t xml:space="preserve">; see </w:t>
+      </w:r>
+      <w:hyperlink r:id="rId457">
+        <w:r>
+          <w:rPr>
+            <w:lang w:val="en_US" w:bidi="en_US"/>
+          </w:rPr>
+          <w:rPr>
+            <w:color w:val="0000EE"/>
+            <w:u w:val="single"/>
+          </w:rPr>
+          <w:t>Ps 2:7–8</w:t>
+        </w:r>
+      </w:hyperlink>
+      <w:r>
+        <w:rPr>
+          <w:lang w:val="en_US" w:bidi="en_US"/>
+        </w:rPr>
+        <w:t xml:space="preserve">; </w:t>
+      </w:r>
+      <w:hyperlink r:id="rId458">
+        <w:r>
+          <w:rPr>
+            <w:lang w:val="en_US" w:bidi="en_US"/>
+          </w:rPr>
+          <w:rPr>
+            <w:color w:val="0000EE"/>
+            <w:u w:val="single"/>
+          </w:rPr>
+          <w:t>Mt 28:18</w:t>
+        </w:r>
+      </w:hyperlink>
+      <w:r>
+        <w:rPr>
+          <w:lang w:val="en_US" w:bidi="en_US"/>
+        </w:rPr>
+        <w:t>). But by his grace, all who become his through faith are counted joint heirs with him (</w:t>
+      </w:r>
+      <w:hyperlink r:id="rId459">
+        <w:r>
+          <w:rPr>
+            <w:lang w:val="en_US" w:bidi="en_US"/>
+          </w:rPr>
+          <w:rPr>
+            <w:color w:val="0000EE"/>
+            <w:u w:val="single"/>
+          </w:rPr>
+          <w:t>Rom 8:17</w:t>
+        </w:r>
+      </w:hyperlink>
+      <w:r>
+        <w:rPr>
+          <w:lang w:val="en_US" w:bidi="en_US"/>
+        </w:rPr>
+        <w:t>).</w:t>
+      </w:r>
+    </w:p>
+    <w:p>
+      <w:pPr>
+        <w:pStyle w:val="Heading4"/>
+      </w:pPr>
+      <w:r>
+        <w:rPr>
+          <w:lang w:val="en_US" w:bidi="en_US"/>
+        </w:rPr>
+        <w:t>God’s Inheritance</w:t>
+      </w:r>
+    </w:p>
+    <w:p>
+      <w:pPr/>
+      <w:r>
+        <w:rPr>
+          <w:lang w:val="en_US" w:bidi="en_US"/>
+        </w:rPr>
+      </w:r>
+      <w:r>
+        <w:rPr>
+          <w:lang w:val="en_US" w:bidi="en_US"/>
+        </w:rPr>
+        <w:t>With a bold shift in the metaphor, the Scriptures speak of believers as God’s inheritance. In the beautiful “Song of Moses” the author speaks of God as the Israelites’ Father (</w:t>
+      </w:r>
+      <w:hyperlink r:id="rId460">
+        <w:r>
+          <w:rPr>
+            <w:lang w:val="en_US" w:bidi="en_US"/>
+          </w:rPr>
+          <w:rPr>
+            <w:color w:val="0000EE"/>
+            <w:u w:val="single"/>
+          </w:rPr>
+          <w:t>Dt 32:6</w:t>
+        </w:r>
+      </w:hyperlink>
+      <w:r>
+        <w:rPr>
+          <w:lang w:val="en_US" w:bidi="en_US"/>
+        </w:rPr>
+        <w:t xml:space="preserve">), who has taken special interest in their inheritance (v </w:t>
+      </w:r>
+      <w:hyperlink r:id="rId461">
+        <w:r>
+          <w:rPr>
+            <w:lang w:val="en_US" w:bidi="en_US"/>
+          </w:rPr>
+          <w:rPr>
+            <w:color w:val="0000EE"/>
+            <w:u w:val="single"/>
+          </w:rPr>
+          <w:t>8</w:t>
+        </w:r>
+      </w:hyperlink>
+      <w:r>
+        <w:rPr>
+          <w:lang w:val="en_US" w:bidi="en_US"/>
+        </w:rPr>
+        <w:t>). Then we are told why God cares: “For the Lord’s portion is his people, Jacob his allotted inheritance” (</w:t>
+      </w:r>
+      <w:hyperlink r:id="rId462">
+        <w:r>
+          <w:rPr>
+            <w:lang w:val="en_US" w:bidi="en_US"/>
+          </w:rPr>
+          <w:rPr>
+            <w:color w:val="0000EE"/>
+            <w:u w:val="single"/>
+          </w:rPr>
+          <w:t>Dt 32:9</w:t>
+        </w:r>
+      </w:hyperlink>
+      <w:r>
+        <w:rPr>
+          <w:lang w:val="en_US" w:bidi="en_US"/>
+        </w:rPr>
+        <w:t xml:space="preserve">, niv). This theme becomes very prominent throughout the OT (e.g., </w:t>
+      </w:r>
+      <w:hyperlink r:id="rId463">
+        <w:r>
+          <w:rPr>
+            <w:lang w:val="en_US" w:bidi="en_US"/>
+          </w:rPr>
+          <w:rPr>
+            <w:color w:val="0000EE"/>
+            <w:u w:val="single"/>
+          </w:rPr>
+          <w:t>Dt 9:26–29</w:t>
+        </w:r>
+      </w:hyperlink>
+      <w:r>
+        <w:rPr>
+          <w:lang w:val="en_US" w:bidi="en_US"/>
+        </w:rPr>
+        <w:t xml:space="preserve">; </w:t>
+      </w:r>
+      <w:hyperlink r:id="rId464">
+        <w:r>
+          <w:rPr>
+            <w:lang w:val="en_US" w:bidi="en_US"/>
+          </w:rPr>
+          <w:rPr>
+            <w:color w:val="0000EE"/>
+            <w:u w:val="single"/>
+          </w:rPr>
+          <w:t>1 Kgs 8:51–53</w:t>
+        </w:r>
+      </w:hyperlink>
+      <w:r>
+        <w:rPr>
+          <w:lang w:val="en_US" w:bidi="en_US"/>
+        </w:rPr>
+        <w:t xml:space="preserve">; </w:t>
+      </w:r>
+      <w:hyperlink r:id="rId465">
+        <w:r>
+          <w:rPr>
+            <w:lang w:val="en_US" w:bidi="en_US"/>
+          </w:rPr>
+          <w:rPr>
+            <w:color w:val="0000EE"/>
+            <w:u w:val="single"/>
+          </w:rPr>
+          <w:t>Pss 28:9</w:t>
+        </w:r>
+      </w:hyperlink>
+      <w:r>
+        <w:rPr>
+          <w:lang w:val="en_US" w:bidi="en_US"/>
+        </w:rPr>
+        <w:t xml:space="preserve">; </w:t>
+      </w:r>
+      <w:hyperlink r:id="rId466">
+        <w:r>
+          <w:rPr>
+            <w:lang w:val="en_US" w:bidi="en_US"/>
+          </w:rPr>
+          <w:rPr>
+            <w:color w:val="0000EE"/>
+            <w:u w:val="single"/>
+          </w:rPr>
+          <w:t>33:12</w:t>
+        </w:r>
+      </w:hyperlink>
+      <w:r>
+        <w:rPr>
+          <w:lang w:val="en_US" w:bidi="en_US"/>
+        </w:rPr>
+        <w:t xml:space="preserve">; </w:t>
+      </w:r>
+      <w:hyperlink r:id="rId467">
+        <w:r>
+          <w:rPr>
+            <w:lang w:val="en_US" w:bidi="en_US"/>
+          </w:rPr>
+          <w:rPr>
+            <w:color w:val="0000EE"/>
+            <w:u w:val="single"/>
+          </w:rPr>
+          <w:t>74:2</w:t>
+        </w:r>
+      </w:hyperlink>
+      <w:r>
+        <w:rPr>
+          <w:lang w:val="en_US" w:bidi="en_US"/>
+        </w:rPr>
+        <w:t xml:space="preserve">; </w:t>
+      </w:r>
+      <w:hyperlink r:id="rId468">
+        <w:r>
+          <w:rPr>
+            <w:lang w:val="en_US" w:bidi="en_US"/>
+          </w:rPr>
+          <w:rPr>
+            <w:color w:val="0000EE"/>
+            <w:u w:val="single"/>
+          </w:rPr>
+          <w:t>Is 19:25</w:t>
+        </w:r>
+      </w:hyperlink>
+      <w:r>
+        <w:rPr>
+          <w:lang w:val="en_US" w:bidi="en_US"/>
+        </w:rPr>
+        <w:t xml:space="preserve">; </w:t>
+      </w:r>
+      <w:hyperlink r:id="rId469">
+        <w:r>
+          <w:rPr>
+            <w:lang w:val="en_US" w:bidi="en_US"/>
+          </w:rPr>
+          <w:rPr>
+            <w:color w:val="0000EE"/>
+            <w:u w:val="single"/>
+          </w:rPr>
+          <w:t>Jer 10:16</w:t>
+        </w:r>
+      </w:hyperlink>
+      <w:r>
+        <w:rPr>
+          <w:lang w:val="en_US" w:bidi="en_US"/>
+        </w:rPr>
+        <w:t xml:space="preserve">; </w:t>
+      </w:r>
+      <w:hyperlink r:id="rId470">
+        <w:r>
+          <w:rPr>
+            <w:lang w:val="en_US" w:bidi="en_US"/>
+          </w:rPr>
+          <w:rPr>
+            <w:color w:val="0000EE"/>
+            <w:u w:val="single"/>
+          </w:rPr>
+          <w:t>Zec 2:12</w:t>
+        </w:r>
+      </w:hyperlink>
+      <w:r>
+        <w:rPr>
+          <w:lang w:val="en_US" w:bidi="en_US"/>
+        </w:rPr>
+        <w:t xml:space="preserve">). Elsewhere, Israel is spoken of as God’s special possession (e.g., </w:t>
+      </w:r>
+      <w:hyperlink r:id="rId471">
+        <w:r>
+          <w:rPr>
+            <w:lang w:val="en_US" w:bidi="en_US"/>
+          </w:rPr>
+          <w:rPr>
+            <w:color w:val="0000EE"/>
+            <w:u w:val="single"/>
+          </w:rPr>
+          <w:t>Ex 19:5</w:t>
+        </w:r>
+      </w:hyperlink>
+      <w:r>
+        <w:rPr>
+          <w:lang w:val="en_US" w:bidi="en_US"/>
+        </w:rPr>
+        <w:t xml:space="preserve">; </w:t>
+      </w:r>
+      <w:hyperlink r:id="rId472">
+        <w:r>
+          <w:rPr>
+            <w:lang w:val="en_US" w:bidi="en_US"/>
+          </w:rPr>
+          <w:rPr>
+            <w:color w:val="0000EE"/>
+            <w:u w:val="single"/>
+          </w:rPr>
+          <w:t>Dt 7:6</w:t>
+        </w:r>
+      </w:hyperlink>
+      <w:r>
+        <w:rPr>
+          <w:lang w:val="en_US" w:bidi="en_US"/>
+        </w:rPr>
+        <w:t>).</w:t>
+      </w:r>
+    </w:p>
+    <w:p>
+      <w:pPr/>
+      <w:r>
+        <w:rPr>
+          <w:lang w:val="en_US" w:bidi="en_US"/>
+        </w:rPr>
+      </w:r>
+      <w:r>
+        <w:rPr>
+          <w:lang w:val="en_US" w:bidi="en_US"/>
+        </w:rPr>
+        <w:t xml:space="preserve">In </w:t>
+      </w:r>
+      <w:hyperlink r:id="rId473">
+        <w:r>
+          <w:rPr>
+            <w:lang w:val="en_US" w:bidi="en_US"/>
+          </w:rPr>
+          <w:rPr>
+            <w:color w:val="0000EE"/>
+            <w:u w:val="single"/>
+          </w:rPr>
+          <w:t>Ephesians 1:14</w:t>
+        </w:r>
+      </w:hyperlink>
+      <w:r>
+        <w:rPr>
+          <w:lang w:val="en_US" w:bidi="en_US"/>
+        </w:rPr>
+        <w:t xml:space="preserve"> “the redemption of the possession” refers to the final salvation of believers, who are God’s treasure. Further, “we have obtained an inheritance” (</w:t>
+      </w:r>
+      <w:hyperlink r:id="rId474">
+        <w:r>
+          <w:rPr>
+            <w:lang w:val="en_US" w:bidi="en_US"/>
+          </w:rPr>
+          <w:rPr>
+            <w:color w:val="0000EE"/>
+            <w:u w:val="single"/>
+          </w:rPr>
+          <w:t>Eph 1:11</w:t>
+        </w:r>
+      </w:hyperlink>
+      <w:r>
+        <w:rPr>
+          <w:lang w:val="en_US" w:bidi="en_US"/>
+        </w:rPr>
+        <w:t xml:space="preserve">) may well be translated, “we have been made an inheritance,” that is, been “chosen as God’s portion,” a view supported by verse </w:t>
+      </w:r>
+      <w:hyperlink r:id="rId475">
+        <w:r>
+          <w:rPr>
+            <w:lang w:val="en_US" w:bidi="en_US"/>
+          </w:rPr>
+          <w:rPr>
+            <w:color w:val="0000EE"/>
+            <w:u w:val="single"/>
+          </w:rPr>
+          <w:t>18</w:t>
+        </w:r>
+      </w:hyperlink>
+      <w:r>
+        <w:rPr>
+          <w:lang w:val="en_US" w:bidi="en_US"/>
+        </w:rPr>
+        <w:t>. No more fundamental idea than this can be found in Scripture, and its essence is expressed by the words of the One who sits on the throne: “He who conquers shall have this heritage, and I will be his God and he shall be my son” (</w:t>
+      </w:r>
+      <w:hyperlink r:id="rId476">
+        <w:r>
+          <w:rPr>
+            <w:lang w:val="en_US" w:bidi="en_US"/>
+          </w:rPr>
+          <w:rPr>
+            <w:color w:val="0000EE"/>
+            <w:u w:val="single"/>
+          </w:rPr>
+          <w:t>Rv 21:7</w:t>
+        </w:r>
+      </w:hyperlink>
+      <w:r>
+        <w:rPr>
+          <w:lang w:val="en_US" w:bidi="en_US"/>
+        </w:rPr>
+        <w:t xml:space="preserve">, rsv; see </w:t>
+      </w:r>
+      <w:hyperlink r:id="rId477">
+        <w:r>
+          <w:rPr>
+            <w:lang w:val="en_US" w:bidi="en_US"/>
+          </w:rPr>
+          <w:rPr>
+            <w:color w:val="0000EE"/>
+            <w:u w:val="single"/>
+          </w:rPr>
+          <w:t>Lv 26:11–12</w:t>
+        </w:r>
+      </w:hyperlink>
+      <w:r>
+        <w:rPr>
+          <w:lang w:val="en_US" w:bidi="en_US"/>
+        </w:rPr>
+        <w:t xml:space="preserve">; </w:t>
+      </w:r>
+      <w:hyperlink r:id="rId478">
+        <w:r>
+          <w:rPr>
+            <w:lang w:val="en_US" w:bidi="en_US"/>
+          </w:rPr>
+          <w:rPr>
+            <w:color w:val="0000EE"/>
+            <w:u w:val="single"/>
+          </w:rPr>
+          <w:t>2 Sm 7:14</w:t>
+        </w:r>
+      </w:hyperlink>
+      <w:r>
+        <w:rPr>
+          <w:lang w:val="en_US" w:bidi="en_US"/>
+        </w:rPr>
+        <w:t>).</w:t>
+      </w:r>
+    </w:p>
+    <w:p>
+      <w:pPr/>
+      <w:r>
+        <w:rPr>
+          <w:lang w:val="en_US" w:bidi="en_US"/>
+        </w:rPr>
+      </w:r>
+      <w:r>
+        <w:rPr>
+          <w:i/>
+          <w:lang w:val="en_US" w:bidi="en_US"/>
+        </w:rPr>
+        <w:t>See also</w:t>
+      </w:r>
+      <w:r>
+        <w:rPr>
+          <w:lang w:val="en_US" w:bidi="en_US"/>
+        </w:rPr>
+        <w:t xml:space="preserve"> </w:t>
+      </w:r>
+      <w:r>
+        <w:rPr>
+          <w:lang w:val="en_US" w:bidi="en_US"/>
+        </w:rPr>
+        <w:t>Adoption</w:t>
+      </w:r>
+      <w:r>
+        <w:rPr>
+          <w:lang w:val="en_US" w:bidi="en_US"/>
+        </w:rPr>
+        <w:t xml:space="preserve">; </w:t>
+      </w:r>
+      <w:r>
+        <w:rPr>
+          <w:lang w:val="en_US" w:bidi="en_US"/>
+        </w:rPr>
+        <w:t>Birthright</w:t>
+      </w:r>
+      <w:r>
+        <w:rPr>
+          <w:lang w:val="en_US" w:bidi="en_US"/>
+        </w:rPr>
+        <w:t xml:space="preserve">; </w:t>
+      </w:r>
+      <w:r>
+        <w:rPr>
+          <w:lang w:val="en_US" w:bidi="en_US"/>
+        </w:rPr>
+        <w:t>Firstborn</w:t>
+      </w:r>
+      <w:r>
+        <w:rPr>
+          <w:lang w:val="en_US" w:bidi="en_US"/>
+        </w:rPr>
+        <w:t xml:space="preserve">; </w:t>
+      </w:r>
+      <w:r>
+        <w:rPr>
+          <w:lang w:val="en_US" w:bidi="en_US"/>
+        </w:rPr>
+        <w:t>Heir</w:t>
+      </w:r>
+      <w:r>
+        <w:rPr>
+          <w:lang w:val="en_US" w:bidi="en_US"/>
+        </w:rPr>
+        <w:t>.</w:t>
+      </w:r>
+      <w:r>
+        <w:rPr>
+          <w:lang w:val="en_US" w:bidi="en_US"/>
+        </w:rPr>
+      </w:r>
+      <w:r>
+        <w:rPr>
+          <w:lang w:val="en_US" w:bidi="en_US"/>
+        </w:rPr>
+      </w:r>
+    </w:p>
+    <w:p>
+      <w:pPr/>
+      <w:r>
+        <w:rPr>
+          <w:lang w:val="en_US" w:bidi="en_US"/>
+        </w:rPr>
+      </w:r>
+    </w:p>
+    <w:p>
+      <w:pPr>
+        <w:pStyle w:val="Heading2"/>
+      </w:pPr>
+      <w:r>
+        <w:rPr>
+          <w:lang w:val="en_US" w:bidi="en_US"/>
+        </w:rPr>
+        <w:t>Iniquity</w:t>
+      </w:r>
+      <w:r>
+        <w:rPr>
+          <w:lang w:val="en_US" w:bidi="en_US"/>
+        </w:rPr>
+      </w:r>
+    </w:p>
+    <w:p>
+      <w:pPr/>
+      <w:r>
+        <w:rPr>
+          <w:lang w:val="en_US" w:bidi="en_US"/>
+        </w:rPr>
+      </w:r>
+      <w:r>
+        <w:rPr>
+          <w:lang w:val="en_US" w:bidi="en_US"/>
+        </w:rPr>
+        <w:t xml:space="preserve">Iniquity is a term used in the Bible to describe serious wrongdoing or sin. </w:t>
+      </w:r>
+    </w:p>
+    <w:p>
+      <w:pPr/>
+      <w:r>
+        <w:rPr>
+          <w:lang w:val="en_US" w:bidi="en_US"/>
+        </w:rPr>
+      </w:r>
+      <w:r>
+        <w:rPr>
+          <w:i/>
+          <w:lang w:val="en_US" w:bidi="en_US"/>
+        </w:rPr>
         <w:t>See</w:t>
       </w:r>
       <w:r>
@@ -14073,120 +16792,260 @@
         <w:rPr>
           <w:lang w:val="en_US" w:bidi="en_US"/>
         </w:rPr>
-        <w:t>Disease</w:t>
-      </w:r>
+        <w:t>Sin</w:t>
+      </w:r>
+      <w:r>
+        <w:rPr>
+          <w:lang w:val="en_US" w:bidi="en_US"/>
+        </w:rPr>
+        <w:t>.</w:t>
+      </w:r>
+      <w:r>
+        <w:rPr>
+          <w:lang w:val="en_US" w:bidi="en_US"/>
+        </w:rPr>
+      </w:r>
+      <w:r>
+        <w:rPr>
+          <w:lang w:val="en_US" w:bidi="en_US"/>
+        </w:rPr>
+      </w:r>
+    </w:p>
+    <w:p>
+      <w:pPr/>
+      <w:r>
+        <w:rPr>
+          <w:lang w:val="en_US" w:bidi="en_US"/>
+        </w:rPr>
+      </w:r>
+    </w:p>
+    <w:p>
+      <w:pPr>
+        <w:pStyle w:val="Heading2"/>
+      </w:pPr>
+      <w:r>
+        <w:rPr>
+          <w:lang w:val="en_US" w:bidi="en_US"/>
+        </w:rPr>
+        <w:t>Ink, Inkhorn</w:t>
+      </w:r>
+      <w:r>
+        <w:rPr>
+          <w:lang w:val="en_US" w:bidi="en_US"/>
+        </w:rPr>
+      </w:r>
+    </w:p>
+    <w:p>
+      <w:pPr/>
+      <w:r>
+        <w:rPr>
+          <w:lang w:val="en_US" w:bidi="en_US"/>
+        </w:rPr>
+      </w:r>
+      <w:r>
+        <w:rPr>
+          <w:lang w:val="en_US" w:bidi="en_US"/>
+        </w:rPr>
+        <w:t>An ink is a liquid used for writing, usually black or dark colored. An inkhorn is a small container made from an animal horn that was used to hold ink in ancient times.</w:t>
+      </w:r>
+    </w:p>
+    <w:p>
+      <w:pPr/>
+      <w:r>
+        <w:rPr>
+          <w:lang w:val="en_US" w:bidi="en_US"/>
+        </w:rPr>
+      </w:r>
+      <w:r>
+        <w:rPr>
+          <w:i/>
+          <w:lang w:val="en_US" w:bidi="en_US"/>
+        </w:rPr>
+        <w:t>See</w:t>
+      </w:r>
+      <w:r>
+        <w:rPr>
+          <w:lang w:val="en_US" w:bidi="en_US"/>
+        </w:rPr>
+        <w:t xml:space="preserve"> </w:t>
+      </w:r>
+      <w:r>
+        <w:rPr>
+          <w:lang w:val="en_US" w:bidi="en_US"/>
+        </w:rPr>
+        <w:t>Writing</w:t>
+      </w:r>
+      <w:r>
+        <w:rPr>
+          <w:lang w:val="en_US" w:bidi="en_US"/>
+        </w:rPr>
+        <w:t>.</w:t>
+      </w:r>
+      <w:r>
+        <w:rPr>
+          <w:lang w:val="en_US" w:bidi="en_US"/>
+        </w:rPr>
+      </w:r>
+      <w:r>
+        <w:rPr>
+          <w:lang w:val="en_US" w:bidi="en_US"/>
+        </w:rPr>
+      </w:r>
+    </w:p>
+    <w:p>
+      <w:pPr/>
+      <w:r>
+        <w:rPr>
+          <w:lang w:val="en_US" w:bidi="en_US"/>
+        </w:rPr>
+      </w:r>
+    </w:p>
+    <w:p>
+      <w:pPr>
+        <w:pStyle w:val="Heading2"/>
+      </w:pPr>
+      <w:r>
+        <w:rPr>
+          <w:lang w:val="en_US" w:bidi="en_US"/>
+        </w:rPr>
+        <w:t>Inn</w:t>
+      </w:r>
+      <w:r>
+        <w:rPr>
+          <w:lang w:val="en_US" w:bidi="en_US"/>
+        </w:rPr>
+      </w:r>
+    </w:p>
+    <w:p>
+      <w:pPr/>
+      <w:r>
+        <w:rPr>
+          <w:lang w:val="en_US" w:bidi="en_US"/>
+        </w:rPr>
+      </w:r>
+      <w:r>
+        <w:rPr>
+          <w:lang w:val="en_US" w:bidi="en_US"/>
+        </w:rPr>
+        <w:t>An inn is a place where travelers can stay overnight while on a journey. Inns have changed over time, from simple shelters to places more like today's hotels.</w:t>
+      </w:r>
+    </w:p>
+    <w:p>
+      <w:pPr>
+        <w:pStyle w:val="Heading3"/>
+      </w:pPr>
+      <w:r>
+        <w:rPr>
+          <w:lang w:val="en_US" w:bidi="en_US"/>
+        </w:rPr>
+        <w:t>Inns in the Old Testament</w:t>
+      </w:r>
+    </w:p>
+    <w:p>
+      <w:pPr/>
+      <w:r>
+        <w:rPr>
+          <w:lang w:val="en_US" w:bidi="en_US"/>
+        </w:rPr>
+      </w:r>
+      <w:r>
+        <w:rPr>
+          <w:lang w:val="en_US" w:bidi="en_US"/>
+        </w:rPr>
+        <w:t>The word “inn” occurs three times in older Bible translations (like the King James Version) in the Old Testament. Two of the occurrences are when Joseph’s brothers rest overnight during their trips between Egypt and Canaan (</w:t>
+      </w:r>
+      <w:hyperlink r:id="rId479">
+        <w:r>
+          <w:rPr>
+            <w:lang w:val="en_US" w:bidi="en_US"/>
+          </w:rPr>
+          <w:rPr>
+            <w:color w:val="0000EE"/>
+            <w:u w:val="single"/>
+          </w:rPr>
+          <w:t>Genesis 42:27</w:t>
+        </w:r>
+      </w:hyperlink>
       <w:r>
         <w:rPr>
           <w:lang w:val="en_US" w:bidi="en_US"/>
         </w:rPr>
         <w:t xml:space="preserve">; </w:t>
       </w:r>
-      <w:r>
-        <w:rPr>
-          <w:lang w:val="en_US" w:bidi="en_US"/>
-        </w:rPr>
-        <w:t>Medicine and Medical Practice</w:t>
-      </w:r>
-      <w:r>
-        <w:rPr>
-          <w:lang w:val="en_US" w:bidi="en_US"/>
-        </w:rPr>
-        <w:t>.</w:t>
-      </w:r>
-      <w:r>
-        <w:rPr>
-          <w:lang w:val="en_US" w:bidi="en_US"/>
-        </w:rPr>
-      </w:r>
-      <w:r>
-        <w:rPr>
-          <w:lang w:val="en_US" w:bidi="en_US"/>
-        </w:rPr>
-      </w:r>
-    </w:p>
-    <w:p>
-      <w:pPr/>
-      <w:r>
-        <w:rPr>
-          <w:lang w:val="en_US" w:bidi="en_US"/>
-        </w:rPr>
-      </w:r>
-    </w:p>
-    <w:p>
-      <w:pPr>
-        <w:pStyle w:val="Heading2"/>
-      </w:pPr>
-      <w:r>
-        <w:rPr>
-          <w:lang w:val="en_US" w:bidi="en_US"/>
-        </w:rPr>
-        <w:t>Inheritance</w:t>
-      </w:r>
-      <w:r>
-        <w:rPr>
-          <w:lang w:val="en_US" w:bidi="en_US"/>
-        </w:rPr>
-      </w:r>
-    </w:p>
-    <w:p>
-      <w:pPr/>
-      <w:r>
-        <w:rPr>
-          <w:lang w:val="en_US" w:bidi="en_US"/>
-        </w:rPr>
-      </w:r>
-      <w:r>
-        <w:rPr>
-          <w:lang w:val="en_US" w:bidi="en_US"/>
-        </w:rPr>
-        <w:t>Legacy or bequest. Inheritance plays an unusually significant role in the Scriptures when it is used to convey theological truths. As we might expect, these theological applications reflect legal customs in force during OT and NT times.</w:t>
-      </w:r>
-    </w:p>
-    <w:p>
-      <w:pPr>
-        <w:pStyle w:val="Heading3"/>
-      </w:pPr>
-      <w:r>
-        <w:rPr>
-          <w:lang w:val="en_US" w:bidi="en_US"/>
-        </w:rPr>
-        <w:t>Legal and Historical Aspect</w:t>
-      </w:r>
-    </w:p>
-    <w:p>
-      <w:pPr>
-        <w:pStyle w:val="Heading4"/>
-      </w:pPr>
-      <w:r>
-        <w:rPr>
-          <w:lang w:val="en_US" w:bidi="en_US"/>
-        </w:rPr>
-        <w:t>The Patriarchs</w:t>
-      </w:r>
-    </w:p>
-    <w:p>
-      <w:pPr/>
-      <w:r>
-        <w:rPr>
-          <w:lang w:val="en_US" w:bidi="en_US"/>
-        </w:rPr>
-      </w:r>
-      <w:r>
-        <w:rPr>
-          <w:lang w:val="en_US" w:bidi="en_US"/>
-        </w:rPr>
-        <w:t>We learn something of early-second-millennium BC practices from the patriarchal stories in Genesis. For example, the narrative indicates that the firstborn could normally expect to receive the birthright. Yet exceptions abound. Ishmael (</w:t>
-      </w:r>
-      <w:hyperlink r:id="rId369">
-        <w:r>
-          <w:rPr>
-            <w:lang w:val="en_US" w:bidi="en_US"/>
-          </w:rPr>
-          <w:rPr>
-            <w:color w:val="0000EE"/>
-            <w:u w:val="single"/>
-          </w:rPr>
-          <w:t>Gn 16:15</w:t>
+      <w:hyperlink r:id="rId480">
+        <w:r>
+          <w:rPr>
+            <w:lang w:val="en_US" w:bidi="en_US"/>
+          </w:rPr>
+          <w:rPr>
+            <w:color w:val="0000EE"/>
+            <w:u w:val="single"/>
+          </w:rPr>
+          <w:t>43:21</w:t>
+        </w:r>
+      </w:hyperlink>
+      <w:r>
+        <w:rPr>
+          <w:lang w:val="en_US" w:bidi="en_US"/>
+        </w:rPr>
+        <w:t>). The third occurrence is when Moses returns to Egypt from Midian to lead the children of Israel (</w:t>
+      </w:r>
+      <w:hyperlink r:id="rId481">
+        <w:r>
+          <w:rPr>
+            <w:lang w:val="en_US" w:bidi="en_US"/>
+          </w:rPr>
+          <w:rPr>
+            <w:color w:val="0000EE"/>
+            <w:u w:val="single"/>
+          </w:rPr>
+          <w:t>Exodus 4:24</w:t>
+        </w:r>
+      </w:hyperlink>
+      <w:r>
+        <w:rPr>
+          <w:lang w:val="en_US" w:bidi="en_US"/>
+        </w:rPr>
+        <w:t xml:space="preserve">). </w:t>
+      </w:r>
+    </w:p>
+    <w:p>
+      <w:pPr/>
+      <w:r>
+        <w:rPr>
+          <w:lang w:val="en_US" w:bidi="en_US"/>
+        </w:rPr>
+      </w:r>
+      <w:r>
+        <w:rPr>
+          <w:lang w:val="en_US" w:bidi="en_US"/>
+        </w:rPr>
+        <w:t xml:space="preserve">The Berean Standard Version translates each of these instances as “lodging place.” In the time of Abraham and Moses, the Near East did not have inns as we know them today. Our idea of an inn is a public place where travelers can pay to stay. </w:t>
+      </w:r>
+    </w:p>
+    <w:p>
+      <w:pPr/>
+      <w:r>
+        <w:rPr>
+          <w:lang w:val="en_US" w:bidi="en_US"/>
+        </w:rPr>
+      </w:r>
+      <w:r>
+        <w:rPr>
+          <w:lang w:val="en_US" w:bidi="en_US"/>
+        </w:rPr>
+        <w:t xml:space="preserve">In settled areas, a traveler could usually expect local people to offer them a place to stay. Across the Near East, offering a place to stay was seen as an important duty (see </w:t>
+      </w:r>
+      <w:hyperlink r:id="rId482">
+        <w:r>
+          <w:rPr>
+            <w:lang w:val="en_US" w:bidi="en_US"/>
+          </w:rPr>
+          <w:rPr>
+            <w:color w:val="0000EE"/>
+            <w:u w:val="single"/>
+          </w:rPr>
+          <w:t>Genesis 19:1–3</w:t>
         </w:r>
       </w:hyperlink>
       <w:r>
@@ -14195,167 +17054,52 @@
         </w:rPr>
         <w:t xml:space="preserve">; </w:t>
       </w:r>
-      <w:hyperlink r:id="rId370">
-        <w:r>
-          <w:rPr>
-            <w:lang w:val="en_US" w:bidi="en_US"/>
-          </w:rPr>
-          <w:rPr>
-            <w:color w:val="0000EE"/>
-            <w:u w:val="single"/>
-          </w:rPr>
-          <w:t>17:15–21</w:t>
-        </w:r>
-      </w:hyperlink>
-      <w:r>
-        <w:rPr>
-          <w:lang w:val="en_US" w:bidi="en_US"/>
-        </w:rPr>
-        <w:t>), Esau (</w:t>
-      </w:r>
-      <w:hyperlink r:id="rId371">
-        <w:r>
-          <w:rPr>
-            <w:lang w:val="en_US" w:bidi="en_US"/>
-          </w:rPr>
-          <w:rPr>
-            <w:color w:val="0000EE"/>
-            <w:u w:val="single"/>
-          </w:rPr>
-          <w:t>25:23</w:t>
-        </w:r>
-      </w:hyperlink>
-      <w:r>
-        <w:rPr>
-          <w:lang w:val="en_US" w:bidi="en_US"/>
-        </w:rPr>
-        <w:t>), and Reuben (</w:t>
-      </w:r>
-      <w:hyperlink r:id="rId372">
-        <w:r>
-          <w:rPr>
-            <w:lang w:val="en_US" w:bidi="en_US"/>
-          </w:rPr>
-          <w:rPr>
-            <w:color w:val="0000EE"/>
-            <w:u w:val="single"/>
-          </w:rPr>
-          <w:t>49:3–4</w:t>
-        </w:r>
-      </w:hyperlink>
-      <w:r>
-        <w:rPr>
-          <w:lang w:val="en_US" w:bidi="en_US"/>
-        </w:rPr>
-        <w:t>) did not receive the birthright. Another item of special interest is Abraham’s suggestion that, in the absence of a son, his servant Eliezer might be regarded as the heir (</w:t>
-      </w:r>
-      <w:hyperlink r:id="rId373">
-        <w:r>
-          <w:rPr>
-            <w:lang w:val="en_US" w:bidi="en_US"/>
-          </w:rPr>
-          <w:rPr>
-            <w:color w:val="0000EE"/>
-            <w:u w:val="single"/>
-          </w:rPr>
-          <w:t>15:2–5</w:t>
-        </w:r>
-      </w:hyperlink>
-      <w:r>
-        <w:rPr>
-          <w:lang w:val="en_US" w:bidi="en_US"/>
-        </w:rPr>
-        <w:t>); scholars have found confirmation of this practice in Hurrian legal documents of the second millennium.</w:t>
-      </w:r>
-    </w:p>
-    <w:p>
-      <w:pPr>
-        <w:pStyle w:val="Heading4"/>
-      </w:pPr>
-      <w:r>
-        <w:rPr>
-          <w:lang w:val="en_US" w:bidi="en_US"/>
-        </w:rPr>
-        <w:t>The Hebrew Nation</w:t>
-      </w:r>
-    </w:p>
-    <w:p>
-      <w:pPr/>
-      <w:r>
-        <w:rPr>
-          <w:lang w:val="en_US" w:bidi="en_US"/>
-        </w:rPr>
-      </w:r>
-      <w:r>
-        <w:rPr>
-          <w:lang w:val="en_US" w:bidi="en_US"/>
-        </w:rPr>
-        <w:t xml:space="preserve">According to </w:t>
-      </w:r>
-      <w:hyperlink r:id="rId374">
-        <w:r>
-          <w:rPr>
-            <w:lang w:val="en_US" w:bidi="en_US"/>
-          </w:rPr>
-          <w:rPr>
-            <w:color w:val="0000EE"/>
-            <w:u w:val="single"/>
-          </w:rPr>
-          <w:t>Deuteronomy 21:15–17</w:t>
-        </w:r>
-      </w:hyperlink>
-      <w:r>
-        <w:rPr>
-          <w:lang w:val="en_US" w:bidi="en_US"/>
-        </w:rPr>
-        <w:t>, Hebrew firstborns were legally entitled to a double portion of the inheritance. Israelite law also made provision for widows through the practice of levirate marriage (</w:t>
-      </w:r>
-      <w:hyperlink r:id="rId375">
-        <w:r>
-          <w:rPr>
-            <w:lang w:val="en_US" w:bidi="en_US"/>
-          </w:rPr>
-          <w:rPr>
-            <w:color w:val="0000EE"/>
-            <w:u w:val="single"/>
-          </w:rPr>
-          <w:t>Dt 25:5</w:t>
-        </w:r>
-      </w:hyperlink>
-      <w:r>
-        <w:rPr>
-          <w:lang w:val="en_US" w:bidi="en_US"/>
-        </w:rPr>
-        <w:t xml:space="preserve">; see </w:t>
-      </w:r>
-      <w:hyperlink r:id="rId376">
-        <w:r>
-          <w:rPr>
-            <w:lang w:val="en_US" w:bidi="en_US"/>
-          </w:rPr>
-          <w:rPr>
-            <w:color w:val="0000EE"/>
-            <w:u w:val="single"/>
-          </w:rPr>
-          <w:t>Gn 38:8</w:t>
-        </w:r>
-      </w:hyperlink>
-      <w:r>
-        <w:rPr>
-          <w:lang w:val="en_US" w:bidi="en_US"/>
-        </w:rPr>
-        <w:t xml:space="preserve">; </w:t>
-      </w:r>
-      <w:hyperlink r:id="rId377">
-        <w:r>
-          <w:rPr>
-            <w:lang w:val="en_US" w:bidi="en_US"/>
-          </w:rPr>
-          <w:rPr>
-            <w:color w:val="0000EE"/>
-            <w:u w:val="single"/>
-          </w:rPr>
-          <w:t>Ru 4:5</w:t>
+      <w:hyperlink r:id="rId483">
+        <w:r>
+          <w:rPr>
+            <w:lang w:val="en_US" w:bidi="en_US"/>
+          </w:rPr>
+          <w:rPr>
+            <w:color w:val="0000EE"/>
+            <w:u w:val="single"/>
+          </w:rPr>
+          <w:t>Judges 19:15–21</w:t>
+        </w:r>
+      </w:hyperlink>
+      <w:r>
+        <w:rPr>
+          <w:lang w:val="en_US" w:bidi="en_US"/>
+        </w:rPr>
+        <w:t>). In empty areas, travelers would make their own shelter (</w:t>
+      </w:r>
+      <w:hyperlink r:id="rId484">
+        <w:r>
+          <w:rPr>
+            <w:lang w:val="en_US" w:bidi="en_US"/>
+          </w:rPr>
+          <w:rPr>
+            <w:color w:val="0000EE"/>
+            <w:u w:val="single"/>
+          </w:rPr>
+          <w:t>Genesis 28:11</w:t>
+        </w:r>
+      </w:hyperlink>
+      <w:r>
+        <w:rPr>
+          <w:lang w:val="en_US" w:bidi="en_US"/>
+        </w:rPr>
+        <w:t>). They would also bring their own food (</w:t>
+      </w:r>
+      <w:hyperlink r:id="rId485">
+        <w:r>
+          <w:rPr>
+            <w:lang w:val="en_US" w:bidi="en_US"/>
+          </w:rPr>
+          <w:rPr>
+            <w:color w:val="0000EE"/>
+            <w:u w:val="single"/>
+          </w:rPr>
+          <w:t>Joshua 9:11–13</w:t>
         </w:r>
       </w:hyperlink>
       <w:r>
@@ -14376,2695 +17120,7 @@
         <w:rPr>
           <w:lang w:val="en_US" w:bidi="en_US"/>
         </w:rPr>
-        <w:t xml:space="preserve">According to </w:t>
-      </w:r>
-      <w:hyperlink r:id="rId378">
-        <w:r>
-          <w:rPr>
-            <w:lang w:val="en_US" w:bidi="en_US"/>
-          </w:rPr>
-          <w:rPr>
-            <w:color w:val="0000EE"/>
-            <w:u w:val="single"/>
-          </w:rPr>
-          <w:t>Numbers 27:1–11</w:t>
-        </w:r>
-      </w:hyperlink>
-      <w:r>
-        <w:rPr>
-          <w:lang w:val="en_US" w:bidi="en_US"/>
-        </w:rPr>
-        <w:t>, the daughters of Zelophehad argued that they should receive the inheritance since their father had died without sons. Consequently, God decreed that if a man died without sons, the inheritance should be transferred to his daughter; if he had no daughter, to his brothers; if he had no brothers, to his nearest relatives. This particular incident also illustrates the importance of preserving tribal possessions: the daughters of Zelophehad were not allowed to marry outside the tribe of Manasseh, for this would mean transferral of the property to another tribe (</w:t>
-      </w:r>
-      <w:hyperlink r:id="rId379">
-        <w:r>
-          <w:rPr>
-            <w:lang w:val="en_US" w:bidi="en_US"/>
-          </w:rPr>
-          <w:rPr>
-            <w:color w:val="0000EE"/>
-            <w:u w:val="single"/>
-          </w:rPr>
-          <w:t>Nm 36</w:t>
-        </w:r>
-      </w:hyperlink>
-      <w:r>
-        <w:rPr>
-          <w:lang w:val="en_US" w:bidi="en_US"/>
-        </w:rPr>
-        <w:t>).</w:t>
-      </w:r>
-    </w:p>
-    <w:p>
-      <w:pPr/>
-      <w:r>
-        <w:rPr>
-          <w:lang w:val="en_US" w:bidi="en_US"/>
-        </w:rPr>
-      </w:r>
-      <w:r>
-        <w:rPr>
-          <w:lang w:val="en_US" w:bidi="en_US"/>
-        </w:rPr>
-        <w:t xml:space="preserve">How highly the Israelites valued their family’s inherited possessions may be gathered from </w:t>
-      </w:r>
-      <w:hyperlink r:id="rId380">
-        <w:r>
-          <w:rPr>
-            <w:lang w:val="en_US" w:bidi="en_US"/>
-          </w:rPr>
-          <w:rPr>
-            <w:color w:val="0000EE"/>
-            <w:u w:val="single"/>
-          </w:rPr>
-          <w:t>Leviticus 25:25–28</w:t>
-        </w:r>
-      </w:hyperlink>
-      <w:r>
-        <w:rPr>
-          <w:lang w:val="en_US" w:bidi="en_US"/>
-        </w:rPr>
-        <w:t xml:space="preserve">. If an individual sold his land for financial reasons, provision must be made for a relative to redeem it; if he had no near relative, he could still purchase it back at a later time, and even if he could not afford to do so, the land automatically reverted to him in the Year of Jubilee, when all debts were canceled (note also </w:t>
-      </w:r>
-      <w:hyperlink r:id="rId381">
-        <w:r>
-          <w:rPr>
-            <w:lang w:val="en_US" w:bidi="en_US"/>
-          </w:rPr>
-          <w:rPr>
-            <w:color w:val="0000EE"/>
-            <w:u w:val="single"/>
-          </w:rPr>
-          <w:t>Lv 27:14–25</w:t>
-        </w:r>
-      </w:hyperlink>
-      <w:r>
-        <w:rPr>
-          <w:lang w:val="en_US" w:bidi="en_US"/>
-        </w:rPr>
-        <w:t>).</w:t>
-      </w:r>
-    </w:p>
-    <w:p>
-      <w:pPr>
-        <w:pStyle w:val="Heading4"/>
-      </w:pPr>
-      <w:r>
-        <w:rPr>
-          <w:lang w:val="en_US" w:bidi="en_US"/>
-        </w:rPr>
-        <w:t>In the New Testament</w:t>
-      </w:r>
-    </w:p>
-    <w:p>
-      <w:pPr/>
-      <w:r>
-        <w:rPr>
-          <w:lang w:val="en_US" w:bidi="en_US"/>
-        </w:rPr>
-      </w:r>
-      <w:r>
-        <w:rPr>
-          <w:lang w:val="en_US" w:bidi="en_US"/>
-        </w:rPr>
-        <w:t xml:space="preserve">Apart from the reference to levirate marriage in </w:t>
-      </w:r>
-      <w:hyperlink r:id="rId382">
-        <w:r>
-          <w:rPr>
-            <w:lang w:val="en_US" w:bidi="en_US"/>
-          </w:rPr>
-          <w:rPr>
-            <w:color w:val="0000EE"/>
-            <w:u w:val="single"/>
-          </w:rPr>
-          <w:t>Matthew 22:23–33</w:t>
-        </w:r>
-      </w:hyperlink>
-      <w:r>
-        <w:rPr>
-          <w:lang w:val="en_US" w:bidi="en_US"/>
-        </w:rPr>
-        <w:t xml:space="preserve"> (</w:t>
-      </w:r>
-      <w:hyperlink r:id="rId383">
-        <w:r>
-          <w:rPr>
-            <w:lang w:val="en_US" w:bidi="en_US"/>
-          </w:rPr>
-          <w:rPr>
-            <w:color w:val="0000EE"/>
-            <w:u w:val="single"/>
-          </w:rPr>
-          <w:t>Mk 12:18–27</w:t>
-        </w:r>
-      </w:hyperlink>
-      <w:r>
-        <w:rPr>
-          <w:lang w:val="en_US" w:bidi="en_US"/>
-        </w:rPr>
-        <w:t xml:space="preserve">; </w:t>
-      </w:r>
-      <w:hyperlink r:id="rId384">
-        <w:r>
-          <w:rPr>
-            <w:lang w:val="en_US" w:bidi="en_US"/>
-          </w:rPr>
-          <w:rPr>
-            <w:color w:val="0000EE"/>
-            <w:u w:val="single"/>
-          </w:rPr>
-          <w:t>Lk 20:27–40</w:t>
-        </w:r>
-      </w:hyperlink>
-      <w:r>
-        <w:rPr>
-          <w:lang w:val="en_US" w:bidi="en_US"/>
-        </w:rPr>
-        <w:t>), the NT has little to say about principles of property transferral during Roman times.</w:t>
-      </w:r>
-    </w:p>
-    <w:p>
-      <w:pPr/>
-      <w:r>
-        <w:rPr>
-          <w:lang w:val="en_US" w:bidi="en_US"/>
-        </w:rPr>
-      </w:r>
-      <w:r>
-        <w:rPr>
-          <w:lang w:val="en_US" w:bidi="en_US"/>
-        </w:rPr>
-        <w:t>In the parable of the prodigal son, the younger son in the family requested his share of the inheritance (</w:t>
-      </w:r>
-      <w:hyperlink r:id="rId385">
-        <w:r>
-          <w:rPr>
-            <w:lang w:val="en_US" w:bidi="en_US"/>
-          </w:rPr>
-          <w:rPr>
-            <w:color w:val="0000EE"/>
-            <w:u w:val="single"/>
-          </w:rPr>
-          <w:t>Lk 15:12</w:t>
-        </w:r>
-      </w:hyperlink>
-      <w:r>
-        <w:rPr>
-          <w:lang w:val="en_US" w:bidi="en_US"/>
-        </w:rPr>
-        <w:t>). One should also note that the elder son, who with false piety looked down on his brother’s behavior, had not protested when his brother asked for the inheritance; on the contrary, the elder brother too, without complaining, received his share—presumably a double portion.</w:t>
-      </w:r>
-    </w:p>
-    <w:p>
-      <w:pPr/>
-      <w:r>
-        <w:rPr>
-          <w:lang w:val="en_US" w:bidi="en_US"/>
-        </w:rPr>
-      </w:r>
-      <w:r>
-        <w:rPr>
-          <w:lang w:val="en_US" w:bidi="en_US"/>
-        </w:rPr>
-        <w:t>In another significant passage (</w:t>
-      </w:r>
-      <w:hyperlink r:id="rId386">
-        <w:r>
-          <w:rPr>
-            <w:lang w:val="en_US" w:bidi="en_US"/>
-          </w:rPr>
-          <w:rPr>
-            <w:color w:val="0000EE"/>
-            <w:u w:val="single"/>
-          </w:rPr>
-          <w:t>Gal 4:1–2</w:t>
-        </w:r>
-      </w:hyperlink>
-      <w:r>
-        <w:rPr>
-          <w:lang w:val="en_US" w:bidi="en_US"/>
-        </w:rPr>
-        <w:t>) Paul, seeking to illustrate a theological point, refers to secular practices. An heir, he tells us, is subject to guardians and managers during his childhood, up to the time he actually inherits. The point Paul wants to establish is clear enough, but the illustration does not coincide with what we know of Roman law and unfortunately scholars have been unable to identify the precise social custom in view. It may be that Paul was making reference, in general rather than strict legal terms, to some practice with which he and the Galatians were familiar.</w:t>
-      </w:r>
-    </w:p>
-    <w:p>
-      <w:pPr>
-        <w:pStyle w:val="Heading3"/>
-      </w:pPr>
-      <w:r>
-        <w:rPr>
-          <w:lang w:val="en_US" w:bidi="en_US"/>
-        </w:rPr>
-        <w:t>Theological Aspect</w:t>
-      </w:r>
-    </w:p>
-    <w:p>
-      <w:pPr>
-        <w:pStyle w:val="Heading4"/>
-      </w:pPr>
-      <w:r>
-        <w:rPr>
-          <w:lang w:val="en_US" w:bidi="en_US"/>
-        </w:rPr>
-        <w:t>Canaan as Israel’s Inheritance</w:t>
-      </w:r>
-    </w:p>
-    <w:p>
-      <w:pPr/>
-      <w:r>
-        <w:rPr>
-          <w:lang w:val="en_US" w:bidi="en_US"/>
-        </w:rPr>
-      </w:r>
-      <w:r>
-        <w:rPr>
-          <w:lang w:val="en_US" w:bidi="en_US"/>
-        </w:rPr>
-        <w:t>The conviction that God gave Palestine to the Israelites for their inheritance serves as a bridge between the historical and the theological data. The historical element lies in the obvious fact that the Promised Land, a physical entity, was certainly occupied by the Hebrews and distributed among their tribes. Theologically, however, the Scriptures speak of this occupation as a divine gift; in effect, even the method of distribution was based on the concept that the land belongs to God (</w:t>
-      </w:r>
-      <w:hyperlink r:id="rId387">
-        <w:r>
-          <w:rPr>
-            <w:lang w:val="en_US" w:bidi="en_US"/>
-          </w:rPr>
-          <w:rPr>
-            <w:color w:val="0000EE"/>
-            <w:u w:val="single"/>
-          </w:rPr>
-          <w:t>Lv 25:23</w:t>
-        </w:r>
-      </w:hyperlink>
-      <w:r>
-        <w:rPr>
-          <w:lang w:val="en_US" w:bidi="en_US"/>
-        </w:rPr>
-        <w:t xml:space="preserve">; see </w:t>
-      </w:r>
-      <w:hyperlink r:id="rId388">
-        <w:r>
-          <w:rPr>
-            <w:lang w:val="en_US" w:bidi="en_US"/>
-          </w:rPr>
-          <w:rPr>
-            <w:color w:val="0000EE"/>
-            <w:u w:val="single"/>
-          </w:rPr>
-          <w:t>Ex 15:17</w:t>
-        </w:r>
-      </w:hyperlink>
-      <w:r>
-        <w:rPr>
-          <w:lang w:val="en_US" w:bidi="en_US"/>
-        </w:rPr>
-        <w:t xml:space="preserve">; </w:t>
-      </w:r>
-      <w:hyperlink r:id="rId389">
-        <w:r>
-          <w:rPr>
-            <w:lang w:val="en_US" w:bidi="en_US"/>
-          </w:rPr>
-          <w:rPr>
-            <w:color w:val="0000EE"/>
-            <w:u w:val="single"/>
-          </w:rPr>
-          <w:t>Jos 22:27</w:t>
-        </w:r>
-      </w:hyperlink>
-      <w:r>
-        <w:rPr>
-          <w:lang w:val="en_US" w:bidi="en_US"/>
-        </w:rPr>
-        <w:t xml:space="preserve">; </w:t>
-      </w:r>
-      <w:hyperlink r:id="rId390">
-        <w:r>
-          <w:rPr>
-            <w:lang w:val="en_US" w:bidi="en_US"/>
-          </w:rPr>
-          <w:rPr>
-            <w:color w:val="0000EE"/>
-            <w:u w:val="single"/>
-          </w:rPr>
-          <w:t>Ez 38:16</w:t>
-        </w:r>
-      </w:hyperlink>
-      <w:r>
-        <w:rPr>
-          <w:lang w:val="en_US" w:bidi="en_US"/>
-        </w:rPr>
-        <w:t xml:space="preserve">; </w:t>
-      </w:r>
-      <w:hyperlink r:id="rId391">
-        <w:r>
-          <w:rPr>
-            <w:lang w:val="en_US" w:bidi="en_US"/>
-          </w:rPr>
-          <w:rPr>
-            <w:color w:val="0000EE"/>
-            <w:u w:val="single"/>
-          </w:rPr>
-          <w:t>Jl 1:6</w:t>
-        </w:r>
-      </w:hyperlink>
-      <w:r>
-        <w:rPr>
-          <w:lang w:val="en_US" w:bidi="en_US"/>
-        </w:rPr>
-        <w:t>).</w:t>
-      </w:r>
-    </w:p>
-    <w:p>
-      <w:pPr/>
-      <w:r>
-        <w:rPr>
-          <w:lang w:val="en_US" w:bidi="en_US"/>
-        </w:rPr>
-      </w:r>
-      <w:r>
-        <w:rPr>
-          <w:lang w:val="en_US" w:bidi="en_US"/>
-        </w:rPr>
-        <w:t xml:space="preserve">The theme goes back to </w:t>
-      </w:r>
-      <w:hyperlink r:id="rId392">
-        <w:r>
-          <w:rPr>
-            <w:lang w:val="en_US" w:bidi="en_US"/>
-          </w:rPr>
-          <w:rPr>
-            <w:color w:val="0000EE"/>
-            <w:u w:val="single"/>
-          </w:rPr>
-          <w:t>Genesis 12:1–3</w:t>
-        </w:r>
-      </w:hyperlink>
-      <w:r>
-        <w:rPr>
-          <w:lang w:val="en_US" w:bidi="en_US"/>
-        </w:rPr>
-        <w:t>. God, in choosing Abraham, instructed him to move to a new country and promised to make him a great and blessed nation (</w:t>
-      </w:r>
-      <w:hyperlink r:id="rId393">
-        <w:r>
-          <w:rPr>
-            <w:lang w:val="en_US" w:bidi="en_US"/>
-          </w:rPr>
-          <w:rPr>
-            <w:color w:val="0000EE"/>
-            <w:u w:val="single"/>
-          </w:rPr>
-          <w:t>Heb 11:8</w:t>
-        </w:r>
-      </w:hyperlink>
-      <w:r>
-        <w:rPr>
-          <w:lang w:val="en_US" w:bidi="en_US"/>
-        </w:rPr>
-        <w:t>). The significance of the land in this Abrahamic promise is made more explicit later, when we are told that God promised to give Canaan to Abraham’s descendants after four centuries of Egyptian bondage (</w:t>
-      </w:r>
-      <w:hyperlink r:id="rId394">
-        <w:r>
-          <w:rPr>
-            <w:lang w:val="en_US" w:bidi="en_US"/>
-          </w:rPr>
-          <w:rPr>
-            <w:color w:val="0000EE"/>
-            <w:u w:val="single"/>
-          </w:rPr>
-          <w:t>Gn 15:12–21</w:t>
-        </w:r>
-      </w:hyperlink>
-      <w:r>
-        <w:rPr>
-          <w:lang w:val="en_US" w:bidi="en_US"/>
-        </w:rPr>
-        <w:t xml:space="preserve">; see </w:t>
-      </w:r>
-      <w:hyperlink r:id="rId395">
-        <w:r>
-          <w:rPr>
-            <w:lang w:val="en_US" w:bidi="en_US"/>
-          </w:rPr>
-          <w:rPr>
-            <w:color w:val="0000EE"/>
-            <w:u w:val="single"/>
-          </w:rPr>
-          <w:t>Acts 7:5</w:t>
-        </w:r>
-      </w:hyperlink>
-      <w:r>
-        <w:rPr>
-          <w:lang w:val="en_US" w:bidi="en_US"/>
-        </w:rPr>
-        <w:t>).</w:t>
-      </w:r>
-    </w:p>
-    <w:p>
-      <w:pPr/>
-      <w:r>
-        <w:rPr>
-          <w:lang w:val="en_US" w:bidi="en_US"/>
-        </w:rPr>
-      </w:r>
-      <w:r>
-        <w:rPr>
-          <w:lang w:val="en_US" w:bidi="en_US"/>
-        </w:rPr>
-        <w:t xml:space="preserve">Since Canaan was occupied by wicked inhabitants, the land was to be taken by force; to inherit the land therefore really means </w:t>
-      </w:r>
-      <w:r>
-        <w:rPr>
-          <w:i/>
-          <w:lang w:val="en_US" w:bidi="en_US"/>
-        </w:rPr>
-        <w:t>to take possession</w:t>
-      </w:r>
-      <w:r>
-        <w:rPr>
-          <w:lang w:val="en_US" w:bidi="en_US"/>
-        </w:rPr>
-        <w:t xml:space="preserve"> of it. Israel must trust God, whose land it is, to give them the victory (</w:t>
-      </w:r>
-      <w:hyperlink r:id="rId396">
-        <w:r>
-          <w:rPr>
-            <w:lang w:val="en_US" w:bidi="en_US"/>
-          </w:rPr>
-          <w:rPr>
-            <w:color w:val="0000EE"/>
-            <w:u w:val="single"/>
-          </w:rPr>
-          <w:t>Jos 1:1–9</w:t>
-        </w:r>
-      </w:hyperlink>
-      <w:r>
-        <w:rPr>
-          <w:lang w:val="en_US" w:bidi="en_US"/>
-        </w:rPr>
-        <w:t xml:space="preserve">; </w:t>
-      </w:r>
-      <w:hyperlink r:id="rId397">
-        <w:r>
-          <w:rPr>
-            <w:lang w:val="en_US" w:bidi="en_US"/>
-          </w:rPr>
-          <w:rPr>
-            <w:color w:val="0000EE"/>
-            <w:u w:val="single"/>
-          </w:rPr>
-          <w:t>21:43–45</w:t>
-        </w:r>
-      </w:hyperlink>
-      <w:r>
-        <w:rPr>
-          <w:lang w:val="en_US" w:bidi="en_US"/>
-        </w:rPr>
-        <w:t xml:space="preserve">; </w:t>
-      </w:r>
-      <w:hyperlink r:id="rId398">
-        <w:r>
-          <w:rPr>
-            <w:lang w:val="en_US" w:bidi="en_US"/>
-          </w:rPr>
-          <w:rPr>
-            <w:color w:val="0000EE"/>
-            <w:u w:val="single"/>
-          </w:rPr>
-          <w:t>Jgs 7:2</w:t>
-        </w:r>
-      </w:hyperlink>
-      <w:r>
-        <w:rPr>
-          <w:lang w:val="en_US" w:bidi="en_US"/>
-        </w:rPr>
-        <w:t xml:space="preserve">; </w:t>
-      </w:r>
-      <w:hyperlink r:id="rId399">
-        <w:r>
-          <w:rPr>
-            <w:lang w:val="en_US" w:bidi="en_US"/>
-          </w:rPr>
-          <w:rPr>
-            <w:color w:val="0000EE"/>
-            <w:u w:val="single"/>
-          </w:rPr>
-          <w:t>Ps 44:1–3</w:t>
-        </w:r>
-      </w:hyperlink>
-      <w:r>
-        <w:rPr>
-          <w:lang w:val="en_US" w:bidi="en_US"/>
-        </w:rPr>
-        <w:t xml:space="preserve">; </w:t>
-      </w:r>
-      <w:hyperlink r:id="rId400">
-        <w:r>
-          <w:rPr>
-            <w:lang w:val="en_US" w:bidi="en_US"/>
-          </w:rPr>
-          <w:rPr>
-            <w:color w:val="0000EE"/>
-            <w:u w:val="single"/>
-          </w:rPr>
-          <w:t>Acts 13:19</w:t>
-        </w:r>
-      </w:hyperlink>
-      <w:r>
-        <w:rPr>
-          <w:lang w:val="en_US" w:bidi="en_US"/>
-        </w:rPr>
-        <w:t xml:space="preserve">). Once they conquered the land, it was apportioned among the tribes according to their size (following the instructions in </w:t>
-      </w:r>
-      <w:hyperlink r:id="rId401">
-        <w:r>
-          <w:rPr>
-            <w:lang w:val="en_US" w:bidi="en_US"/>
-          </w:rPr>
-          <w:rPr>
-            <w:color w:val="0000EE"/>
-            <w:u w:val="single"/>
-          </w:rPr>
-          <w:t>Nm 26:52–54</w:t>
-        </w:r>
-      </w:hyperlink>
-      <w:r>
-        <w:rPr>
-          <w:lang w:val="en_US" w:bidi="en_US"/>
-        </w:rPr>
-        <w:t xml:space="preserve">). God further commanded the people to divide the land by lot (vv </w:t>
-      </w:r>
-      <w:hyperlink r:id="rId402">
-        <w:r>
-          <w:rPr>
-            <w:lang w:val="en_US" w:bidi="en_US"/>
-          </w:rPr>
-          <w:rPr>
-            <w:color w:val="0000EE"/>
-            <w:u w:val="single"/>
-          </w:rPr>
-          <w:t>55–56</w:t>
-        </w:r>
-      </w:hyperlink>
-      <w:r>
-        <w:rPr>
-          <w:lang w:val="en_US" w:bidi="en_US"/>
-        </w:rPr>
-        <w:t>). Thus, from the initial promise to Abraham, to the actual apportionment of the land and even with reference to the future (</w:t>
-      </w:r>
-      <w:hyperlink r:id="rId403">
-        <w:r>
-          <w:rPr>
-            <w:lang w:val="en_US" w:bidi="en_US"/>
-          </w:rPr>
-          <w:rPr>
-            <w:color w:val="0000EE"/>
-            <w:u w:val="single"/>
-          </w:rPr>
-          <w:t>Is 60:21</w:t>
-        </w:r>
-      </w:hyperlink>
-      <w:r>
-        <w:rPr>
-          <w:lang w:val="en_US" w:bidi="en_US"/>
-        </w:rPr>
-        <w:t xml:space="preserve">; </w:t>
-      </w:r>
-      <w:hyperlink r:id="rId404">
-        <w:r>
-          <w:rPr>
-            <w:lang w:val="en_US" w:bidi="en_US"/>
-          </w:rPr>
-          <w:rPr>
-            <w:color w:val="0000EE"/>
-            <w:u w:val="single"/>
-          </w:rPr>
-          <w:t>Ez 45:1–8</w:t>
-        </w:r>
-      </w:hyperlink>
-      <w:r>
-        <w:rPr>
-          <w:lang w:val="en_US" w:bidi="en_US"/>
-        </w:rPr>
-        <w:t xml:space="preserve">; </w:t>
-      </w:r>
-      <w:hyperlink r:id="rId405">
-        <w:r>
-          <w:rPr>
-            <w:lang w:val="en_US" w:bidi="en_US"/>
-          </w:rPr>
-          <w:rPr>
-            <w:color w:val="0000EE"/>
-            <w:u w:val="single"/>
-          </w:rPr>
-          <w:t>47:13–48:29</w:t>
-        </w:r>
-      </w:hyperlink>
-      <w:r>
-        <w:rPr>
-          <w:lang w:val="en_US" w:bidi="en_US"/>
-        </w:rPr>
-        <w:t>), the people were made fully aware that their inheritance lay in the hands of a sovereign Lord.</w:t>
-      </w:r>
-    </w:p>
-    <w:p>
-      <w:pPr>
-        <w:pStyle w:val="Heading4"/>
-      </w:pPr>
-      <w:r>
-        <w:rPr>
-          <w:lang w:val="en_US" w:bidi="en_US"/>
-        </w:rPr>
-        <w:t>The Believer’s Inheritance</w:t>
-      </w:r>
-    </w:p>
-    <w:p>
-      <w:pPr/>
-      <w:r>
-        <w:rPr>
-          <w:lang w:val="en_US" w:bidi="en_US"/>
-        </w:rPr>
-      </w:r>
-      <w:r>
-        <w:rPr>
-          <w:lang w:val="en_US" w:bidi="en_US"/>
-        </w:rPr>
-        <w:t>In the OT we find the concept of inheritance transferred from the purely physical to the spiritual. The tribe of Levi, which constituted the priestly clan, received no inheritance, because “the Lord is their inheritance” (</w:t>
-      </w:r>
-      <w:hyperlink r:id="rId406">
-        <w:r>
-          <w:rPr>
-            <w:lang w:val="en_US" w:bidi="en_US"/>
-          </w:rPr>
-          <w:rPr>
-            <w:color w:val="0000EE"/>
-            <w:u w:val="single"/>
-          </w:rPr>
-          <w:t>Dt 18:1–2</w:t>
-        </w:r>
-      </w:hyperlink>
-      <w:r>
-        <w:rPr>
-          <w:lang w:val="en_US" w:bidi="en_US"/>
-        </w:rPr>
-        <w:t xml:space="preserve">; see </w:t>
-      </w:r>
-      <w:hyperlink r:id="rId407">
-        <w:r>
-          <w:rPr>
-            <w:lang w:val="en_US" w:bidi="en_US"/>
-          </w:rPr>
-          <w:rPr>
-            <w:color w:val="0000EE"/>
-            <w:u w:val="single"/>
-          </w:rPr>
-          <w:t>Nm 18:8–24</w:t>
-        </w:r>
-      </w:hyperlink>
-      <w:r>
-        <w:rPr>
-          <w:lang w:val="en_US" w:bidi="en_US"/>
-        </w:rPr>
-        <w:t>). The Levites, in other words, received no land apportionment, but in their service to God they could begin to enjoy the fuller blessings to which the land inheritance pointed.</w:t>
-      </w:r>
-    </w:p>
-    <w:p>
-      <w:pPr/>
-      <w:r>
-        <w:rPr>
-          <w:lang w:val="en_US" w:bidi="en_US"/>
-        </w:rPr>
-      </w:r>
-      <w:r>
-        <w:rPr>
-          <w:lang w:val="en_US" w:bidi="en_US"/>
-        </w:rPr>
-        <w:t xml:space="preserve">That this truth could not be restricted to Levites is hinted at in </w:t>
-      </w:r>
-      <w:hyperlink r:id="rId408">
-        <w:r>
-          <w:rPr>
-            <w:lang w:val="en_US" w:bidi="en_US"/>
-          </w:rPr>
-          <w:rPr>
-            <w:color w:val="0000EE"/>
-            <w:u w:val="single"/>
-          </w:rPr>
-          <w:t>Exodus 19:6</w:t>
-        </w:r>
-      </w:hyperlink>
-      <w:r>
-        <w:rPr>
-          <w:lang w:val="en_US" w:bidi="en_US"/>
-        </w:rPr>
-        <w:t xml:space="preserve">, where the whole nation is called “a kingdom of priests” (see </w:t>
-      </w:r>
-      <w:hyperlink r:id="rId409">
-        <w:r>
-          <w:rPr>
-            <w:lang w:val="en_US" w:bidi="en_US"/>
-          </w:rPr>
-          <w:rPr>
-            <w:color w:val="0000EE"/>
-            <w:u w:val="single"/>
-          </w:rPr>
-          <w:t>1 Pt 2:9</w:t>
-        </w:r>
-      </w:hyperlink>
-      <w:r>
-        <w:rPr>
-          <w:lang w:val="en_US" w:bidi="en_US"/>
-        </w:rPr>
-        <w:t xml:space="preserve">). </w:t>
-      </w:r>
-      <w:hyperlink r:id="rId410">
-        <w:r>
-          <w:rPr>
-            <w:lang w:val="en_US" w:bidi="en_US"/>
-          </w:rPr>
-          <w:rPr>
-            <w:color w:val="0000EE"/>
-            <w:u w:val="single"/>
-          </w:rPr>
-          <w:t>Psalm 16</w:t>
-        </w:r>
-      </w:hyperlink>
-      <w:r>
-        <w:rPr>
-          <w:lang w:val="en_US" w:bidi="en_US"/>
-        </w:rPr>
-        <w:t xml:space="preserve"> makes it clear that no one understood more clearly than David what those words entailed. Even if he were deprived of Israel’s physical inheritance, he had received by lot a more beautiful heritage, the Lord himself, in whose presence he found full joy and everlasting pleasures (</w:t>
-      </w:r>
-      <w:hyperlink r:id="rId411">
-        <w:r>
-          <w:rPr>
-            <w:lang w:val="en_US" w:bidi="en_US"/>
-          </w:rPr>
-          <w:rPr>
-            <w:color w:val="0000EE"/>
-            <w:u w:val="single"/>
-          </w:rPr>
-          <w:t>Ps 16:5–6, 11</w:t>
-        </w:r>
-      </w:hyperlink>
-      <w:r>
-        <w:rPr>
-          <w:lang w:val="en_US" w:bidi="en_US"/>
-        </w:rPr>
-        <w:t xml:space="preserve">; see also </w:t>
-      </w:r>
-      <w:hyperlink r:id="rId412">
-        <w:r>
-          <w:rPr>
-            <w:lang w:val="en_US" w:bidi="en_US"/>
-          </w:rPr>
-          <w:rPr>
-            <w:color w:val="0000EE"/>
-            <w:u w:val="single"/>
-          </w:rPr>
-          <w:t>Pss 73:25–26</w:t>
-        </w:r>
-      </w:hyperlink>
-      <w:r>
-        <w:rPr>
-          <w:lang w:val="en_US" w:bidi="en_US"/>
-        </w:rPr>
-        <w:t xml:space="preserve">; </w:t>
-      </w:r>
-      <w:hyperlink r:id="rId413">
-        <w:r>
-          <w:rPr>
-            <w:lang w:val="en_US" w:bidi="en_US"/>
-          </w:rPr>
-          <w:rPr>
-            <w:color w:val="0000EE"/>
-            <w:u w:val="single"/>
-          </w:rPr>
-          <w:t>142:5</w:t>
-        </w:r>
-      </w:hyperlink>
-      <w:r>
-        <w:rPr>
-          <w:lang w:val="en_US" w:bidi="en_US"/>
-        </w:rPr>
-        <w:t xml:space="preserve">; </w:t>
-      </w:r>
-      <w:hyperlink r:id="rId414">
-        <w:r>
-          <w:rPr>
-            <w:lang w:val="en_US" w:bidi="en_US"/>
-          </w:rPr>
-          <w:rPr>
-            <w:color w:val="0000EE"/>
-            <w:u w:val="single"/>
-          </w:rPr>
-          <w:t>Is 58:14</w:t>
-        </w:r>
-      </w:hyperlink>
-      <w:r>
-        <w:rPr>
-          <w:lang w:val="en_US" w:bidi="en_US"/>
-        </w:rPr>
-        <w:t xml:space="preserve">; </w:t>
-      </w:r>
-      <w:hyperlink r:id="rId415">
-        <w:r>
-          <w:rPr>
-            <w:lang w:val="en_US" w:bidi="en_US"/>
-          </w:rPr>
-          <w:rPr>
-            <w:color w:val="0000EE"/>
-            <w:u w:val="single"/>
-          </w:rPr>
-          <w:t>Lam 3:24</w:t>
-        </w:r>
-      </w:hyperlink>
-      <w:r>
-        <w:rPr>
-          <w:lang w:val="en_US" w:bidi="en_US"/>
-        </w:rPr>
-        <w:t>).</w:t>
-      </w:r>
-    </w:p>
-    <w:p>
-      <w:pPr/>
-      <w:r>
-        <w:rPr>
-          <w:lang w:val="en_US" w:bidi="en_US"/>
-        </w:rPr>
-      </w:r>
-      <w:r>
-        <w:rPr>
-          <w:lang w:val="en_US" w:bidi="en_US"/>
-        </w:rPr>
-        <w:t xml:space="preserve">In later Judaism, during and after the intertestamental period, the figure was extended considerably. For example, the rabbis began to speak of the law as the inheritance of the faithful. Further, they might give the idea a negative turn, as when the wicked are said to inherit hell (cf. </w:t>
-      </w:r>
-      <w:hyperlink r:id="rId416">
-        <w:r>
-          <w:rPr>
-            <w:lang w:val="en_US" w:bidi="en_US"/>
-          </w:rPr>
-          <w:rPr>
-            <w:color w:val="0000EE"/>
-            <w:u w:val="single"/>
-          </w:rPr>
-          <w:t>Jb 27:13</w:t>
-        </w:r>
-      </w:hyperlink>
-      <w:r>
-        <w:rPr>
-          <w:lang w:val="en_US" w:bidi="en_US"/>
-        </w:rPr>
-        <w:t>). Neither of these figures is found in the NT.</w:t>
-      </w:r>
-    </w:p>
-    <w:p>
-      <w:pPr/>
-      <w:r>
-        <w:rPr>
-          <w:lang w:val="en_US" w:bidi="en_US"/>
-        </w:rPr>
-      </w:r>
-      <w:r>
-        <w:rPr>
-          <w:lang w:val="en_US" w:bidi="en_US"/>
-        </w:rPr>
-        <w:t>We also read in Jewish literature statements about inheriting the age to come, the kingdom, eternal life; these ideas occur frequently in the NT (</w:t>
-      </w:r>
-      <w:hyperlink r:id="rId417">
-        <w:r>
-          <w:rPr>
-            <w:lang w:val="en_US" w:bidi="en_US"/>
-          </w:rPr>
-          <w:rPr>
-            <w:color w:val="0000EE"/>
-            <w:u w:val="single"/>
-          </w:rPr>
-          <w:t>Mt 19:29</w:t>
-        </w:r>
-      </w:hyperlink>
-      <w:r>
-        <w:rPr>
-          <w:lang w:val="en_US" w:bidi="en_US"/>
-        </w:rPr>
-        <w:t xml:space="preserve">; </w:t>
-      </w:r>
-      <w:hyperlink r:id="rId418">
-        <w:r>
-          <w:rPr>
-            <w:lang w:val="en_US" w:bidi="en_US"/>
-          </w:rPr>
-          <w:rPr>
-            <w:color w:val="0000EE"/>
-            <w:u w:val="single"/>
-          </w:rPr>
-          <w:t>25:34</w:t>
-        </w:r>
-      </w:hyperlink>
-      <w:r>
-        <w:rPr>
-          <w:lang w:val="en_US" w:bidi="en_US"/>
-        </w:rPr>
-        <w:t xml:space="preserve">; </w:t>
-      </w:r>
-      <w:hyperlink r:id="rId419">
-        <w:r>
-          <w:rPr>
-            <w:lang w:val="en_US" w:bidi="en_US"/>
-          </w:rPr>
-          <w:rPr>
-            <w:color w:val="0000EE"/>
-            <w:u w:val="single"/>
-          </w:rPr>
-          <w:t>Lk 10:25</w:t>
-        </w:r>
-      </w:hyperlink>
-      <w:r>
-        <w:rPr>
-          <w:lang w:val="en_US" w:bidi="en_US"/>
-        </w:rPr>
-        <w:t xml:space="preserve">; </w:t>
-      </w:r>
-      <w:hyperlink r:id="rId420">
-        <w:r>
-          <w:rPr>
-            <w:lang w:val="en_US" w:bidi="en_US"/>
-          </w:rPr>
-          <w:rPr>
-            <w:color w:val="0000EE"/>
-            <w:u w:val="single"/>
-          </w:rPr>
-          <w:t>18:18</w:t>
-        </w:r>
-      </w:hyperlink>
-      <w:r>
-        <w:rPr>
-          <w:lang w:val="en_US" w:bidi="en_US"/>
-        </w:rPr>
-        <w:t xml:space="preserve">; </w:t>
-      </w:r>
-      <w:hyperlink r:id="rId421">
-        <w:r>
-          <w:rPr>
-            <w:lang w:val="en_US" w:bidi="en_US"/>
-          </w:rPr>
-          <w:rPr>
-            <w:color w:val="0000EE"/>
-            <w:u w:val="single"/>
-          </w:rPr>
-          <w:t>1 Cor 6:9–10</w:t>
-        </w:r>
-      </w:hyperlink>
-      <w:r>
-        <w:rPr>
-          <w:lang w:val="en_US" w:bidi="en_US"/>
-        </w:rPr>
-        <w:t xml:space="preserve">; </w:t>
-      </w:r>
-      <w:hyperlink r:id="rId422">
-        <w:r>
-          <w:rPr>
-            <w:lang w:val="en_US" w:bidi="en_US"/>
-          </w:rPr>
-          <w:rPr>
-            <w:color w:val="0000EE"/>
-            <w:u w:val="single"/>
-          </w:rPr>
-          <w:t>15:50</w:t>
-        </w:r>
-      </w:hyperlink>
-      <w:r>
-        <w:rPr>
-          <w:lang w:val="en_US" w:bidi="en_US"/>
-        </w:rPr>
-        <w:t xml:space="preserve">; </w:t>
-      </w:r>
-      <w:hyperlink r:id="rId423">
-        <w:r>
-          <w:rPr>
-            <w:lang w:val="en_US" w:bidi="en_US"/>
-          </w:rPr>
-          <w:rPr>
-            <w:color w:val="0000EE"/>
-            <w:u w:val="single"/>
-          </w:rPr>
-          <w:t>Gal 5:21</w:t>
-        </w:r>
-      </w:hyperlink>
-      <w:r>
-        <w:rPr>
-          <w:lang w:val="en_US" w:bidi="en_US"/>
-        </w:rPr>
-        <w:t xml:space="preserve">; </w:t>
-      </w:r>
-      <w:hyperlink r:id="rId110">
-        <w:r>
-          <w:rPr>
-            <w:lang w:val="en_US" w:bidi="en_US"/>
-          </w:rPr>
-          <w:rPr>
-            <w:color w:val="0000EE"/>
-            <w:u w:val="single"/>
-          </w:rPr>
-          <w:t>Eph 5:5</w:t>
-        </w:r>
-      </w:hyperlink>
-      <w:r>
-        <w:rPr>
-          <w:lang w:val="en_US" w:bidi="en_US"/>
-        </w:rPr>
-        <w:t xml:space="preserve">; </w:t>
-      </w:r>
-      <w:hyperlink r:id="rId424">
-        <w:r>
-          <w:rPr>
-            <w:lang w:val="en_US" w:bidi="en_US"/>
-          </w:rPr>
-          <w:rPr>
-            <w:color w:val="0000EE"/>
-            <w:u w:val="single"/>
-          </w:rPr>
-          <w:t>Ti 3:7</w:t>
-        </w:r>
-      </w:hyperlink>
-      <w:r>
-        <w:rPr>
-          <w:lang w:val="en_US" w:bidi="en_US"/>
-        </w:rPr>
-        <w:t xml:space="preserve">; </w:t>
-      </w:r>
-      <w:hyperlink r:id="rId425">
-        <w:r>
-          <w:rPr>
-            <w:lang w:val="en_US" w:bidi="en_US"/>
-          </w:rPr>
-          <w:rPr>
-            <w:color w:val="0000EE"/>
-            <w:u w:val="single"/>
-          </w:rPr>
-          <w:t>Jas 2:5</w:t>
-        </w:r>
-      </w:hyperlink>
-      <w:r>
-        <w:rPr>
-          <w:lang w:val="en_US" w:bidi="en_US"/>
-        </w:rPr>
-        <w:t>). Such an inheritance, however, belongs only to those who are sanctified by God’s word (</w:t>
-      </w:r>
-      <w:hyperlink r:id="rId426">
-        <w:r>
-          <w:rPr>
-            <w:lang w:val="en_US" w:bidi="en_US"/>
-          </w:rPr>
-          <w:rPr>
-            <w:color w:val="0000EE"/>
-            <w:u w:val="single"/>
-          </w:rPr>
-          <w:t>Acts 20:32</w:t>
-        </w:r>
-      </w:hyperlink>
-      <w:r>
-        <w:rPr>
-          <w:lang w:val="en_US" w:bidi="en_US"/>
-        </w:rPr>
-        <w:t xml:space="preserve">; </w:t>
-      </w:r>
-      <w:hyperlink r:id="rId427">
-        <w:r>
-          <w:rPr>
-            <w:lang w:val="en_US" w:bidi="en_US"/>
-          </w:rPr>
-          <w:rPr>
-            <w:color w:val="0000EE"/>
-            <w:u w:val="single"/>
-          </w:rPr>
-          <w:t>26:18</w:t>
-        </w:r>
-      </w:hyperlink>
-      <w:r>
-        <w:rPr>
-          <w:lang w:val="en_US" w:bidi="en_US"/>
-        </w:rPr>
-        <w:t xml:space="preserve">; </w:t>
-      </w:r>
-      <w:hyperlink r:id="rId428">
-        <w:r>
-          <w:rPr>
-            <w:lang w:val="en_US" w:bidi="en_US"/>
-          </w:rPr>
-          <w:rPr>
-            <w:color w:val="0000EE"/>
-            <w:u w:val="single"/>
-          </w:rPr>
-          <w:t>Col 1:12</w:t>
-        </w:r>
-      </w:hyperlink>
-      <w:r>
-        <w:rPr>
-          <w:lang w:val="en_US" w:bidi="en_US"/>
-        </w:rPr>
-        <w:t xml:space="preserve">; note also </w:t>
-      </w:r>
-      <w:hyperlink r:id="rId429">
-        <w:r>
-          <w:rPr>
-            <w:lang w:val="en_US" w:bidi="en_US"/>
-          </w:rPr>
-          <w:rPr>
-            <w:color w:val="0000EE"/>
-            <w:u w:val="single"/>
-          </w:rPr>
-          <w:t>Jn 17:17</w:t>
-        </w:r>
-      </w:hyperlink>
-      <w:r>
-        <w:rPr>
-          <w:lang w:val="en_US" w:bidi="en_US"/>
-        </w:rPr>
-        <w:t xml:space="preserve">; </w:t>
-      </w:r>
-      <w:hyperlink r:id="rId430">
-        <w:r>
-          <w:rPr>
-            <w:lang w:val="en_US" w:bidi="en_US"/>
-          </w:rPr>
-          <w:rPr>
-            <w:color w:val="0000EE"/>
-            <w:u w:val="single"/>
-          </w:rPr>
-          <w:t>Col 3:23–24</w:t>
-        </w:r>
-      </w:hyperlink>
-      <w:r>
-        <w:rPr>
-          <w:lang w:val="en_US" w:bidi="en_US"/>
-        </w:rPr>
-        <w:t>). These future blessings do not exclude the physical (</w:t>
-      </w:r>
-      <w:hyperlink r:id="rId431">
-        <w:r>
-          <w:rPr>
-            <w:lang w:val="en_US" w:bidi="en_US"/>
-          </w:rPr>
-          <w:rPr>
-            <w:color w:val="0000EE"/>
-            <w:u w:val="single"/>
-          </w:rPr>
-          <w:t>Mt 5:5</w:t>
-        </w:r>
-      </w:hyperlink>
-      <w:r>
-        <w:rPr>
-          <w:lang w:val="en_US" w:bidi="en_US"/>
-        </w:rPr>
-        <w:t xml:space="preserve">; note </w:t>
-      </w:r>
-      <w:hyperlink r:id="rId432">
-        <w:r>
-          <w:rPr>
-            <w:lang w:val="en_US" w:bidi="en_US"/>
-          </w:rPr>
-          <w:rPr>
-            <w:color w:val="0000EE"/>
-            <w:u w:val="single"/>
-          </w:rPr>
-          <w:t>Ps 37:11, 29</w:t>
-        </w:r>
-      </w:hyperlink>
-      <w:r>
-        <w:rPr>
-          <w:lang w:val="en_US" w:bidi="en_US"/>
-        </w:rPr>
-        <w:t xml:space="preserve">; </w:t>
-      </w:r>
-      <w:hyperlink r:id="rId403">
-        <w:r>
-          <w:rPr>
-            <w:lang w:val="en_US" w:bidi="en_US"/>
-          </w:rPr>
-          <w:rPr>
-            <w:color w:val="0000EE"/>
-            <w:u w:val="single"/>
-          </w:rPr>
-          <w:t>Is 60:21</w:t>
-        </w:r>
-      </w:hyperlink>
-      <w:r>
-        <w:rPr>
-          <w:lang w:val="en_US" w:bidi="en_US"/>
-        </w:rPr>
-        <w:t xml:space="preserve">; </w:t>
-      </w:r>
-      <w:hyperlink r:id="rId433">
-        <w:r>
-          <w:rPr>
-            <w:lang w:val="en_US" w:bidi="en_US"/>
-          </w:rPr>
-          <w:rPr>
-            <w:color w:val="0000EE"/>
-            <w:u w:val="single"/>
-          </w:rPr>
-          <w:t>Rom 4:13</w:t>
-        </w:r>
-      </w:hyperlink>
-      <w:r>
-        <w:rPr>
-          <w:lang w:val="en_US" w:bidi="en_US"/>
-        </w:rPr>
-        <w:t xml:space="preserve">; </w:t>
-      </w:r>
-      <w:hyperlink r:id="rId434">
-        <w:r>
-          <w:rPr>
-            <w:lang w:val="en_US" w:bidi="en_US"/>
-          </w:rPr>
-          <w:rPr>
-            <w:color w:val="0000EE"/>
-            <w:u w:val="single"/>
-          </w:rPr>
-          <w:t>2 Pt 3:13</w:t>
-        </w:r>
-      </w:hyperlink>
-      <w:r>
-        <w:rPr>
-          <w:lang w:val="en_US" w:bidi="en_US"/>
-        </w:rPr>
-        <w:t>), but they certainly exclude human frailty, for God’s inheritance is imperishable (</w:t>
-      </w:r>
-      <w:hyperlink r:id="rId422">
-        <w:r>
-          <w:rPr>
-            <w:lang w:val="en_US" w:bidi="en_US"/>
-          </w:rPr>
-          <w:rPr>
-            <w:color w:val="0000EE"/>
-            <w:u w:val="single"/>
-          </w:rPr>
-          <w:t>1 Cor 15:50</w:t>
-        </w:r>
-      </w:hyperlink>
-      <w:r>
-        <w:rPr>
-          <w:lang w:val="en_US" w:bidi="en_US"/>
-        </w:rPr>
-        <w:t>). In short, our heritage is nothing less than full salvation (</w:t>
-      </w:r>
-      <w:hyperlink r:id="rId435">
-        <w:r>
-          <w:rPr>
-            <w:lang w:val="en_US" w:bidi="en_US"/>
-          </w:rPr>
-          <w:rPr>
-            <w:color w:val="0000EE"/>
-            <w:u w:val="single"/>
-          </w:rPr>
-          <w:t>Heb 1:14</w:t>
-        </w:r>
-      </w:hyperlink>
-      <w:r>
-        <w:rPr>
-          <w:lang w:val="en_US" w:bidi="en_US"/>
-        </w:rPr>
-        <w:t xml:space="preserve">; </w:t>
-      </w:r>
-      <w:hyperlink r:id="rId436">
-        <w:r>
-          <w:rPr>
-            <w:lang w:val="en_US" w:bidi="en_US"/>
-          </w:rPr>
-          <w:rPr>
-            <w:color w:val="0000EE"/>
-            <w:u w:val="single"/>
-          </w:rPr>
-          <w:t>11:7</w:t>
-        </w:r>
-      </w:hyperlink>
-      <w:r>
-        <w:rPr>
-          <w:lang w:val="en_US" w:bidi="en_US"/>
-        </w:rPr>
-        <w:t>), which God carefully guards for us in heaven (</w:t>
-      </w:r>
-      <w:hyperlink r:id="rId437">
-        <w:r>
-          <w:rPr>
-            <w:lang w:val="en_US" w:bidi="en_US"/>
-          </w:rPr>
-          <w:rPr>
-            <w:color w:val="0000EE"/>
-            <w:u w:val="single"/>
-          </w:rPr>
-          <w:t>1 Pt 1:4</w:t>
-        </w:r>
-      </w:hyperlink>
-      <w:r>
-        <w:rPr>
-          <w:lang w:val="en_US" w:bidi="en_US"/>
-        </w:rPr>
-        <w:t>).</w:t>
-      </w:r>
-    </w:p>
-    <w:p>
-      <w:pPr/>
-      <w:r>
-        <w:rPr>
-          <w:lang w:val="en_US" w:bidi="en_US"/>
-        </w:rPr>
-      </w:r>
-      <w:r>
-        <w:rPr>
-          <w:lang w:val="en_US" w:bidi="en_US"/>
-        </w:rPr>
-        <w:t xml:space="preserve">Doubtless, the most significant feature in the NT is its emphasis that, as a result of the work of Christ, his people begin even </w:t>
-      </w:r>
-      <w:r>
-        <w:rPr>
-          <w:i/>
-          <w:lang w:val="en_US" w:bidi="en_US"/>
-        </w:rPr>
-        <w:t>now</w:t>
-      </w:r>
-      <w:r>
-        <w:rPr>
-          <w:lang w:val="en_US" w:bidi="en_US"/>
-        </w:rPr>
-        <w:t xml:space="preserve"> to receive the promised inheritance. The Gospel of John frequently stresses the present reality of eternal life, as does the Letter to the Hebrews (cf. </w:t>
-      </w:r>
-      <w:hyperlink r:id="rId438">
-        <w:r>
-          <w:rPr>
-            <w:lang w:val="en_US" w:bidi="en_US"/>
-          </w:rPr>
-          <w:rPr>
-            <w:color w:val="0000EE"/>
-            <w:u w:val="single"/>
-          </w:rPr>
-          <w:t>6:12–17</w:t>
-        </w:r>
-      </w:hyperlink>
-      <w:r>
-        <w:rPr>
-          <w:lang w:val="en_US" w:bidi="en_US"/>
-        </w:rPr>
-        <w:t xml:space="preserve"> with </w:t>
-      </w:r>
-      <w:hyperlink r:id="rId439">
-        <w:r>
-          <w:rPr>
-            <w:lang w:val="en_US" w:bidi="en_US"/>
-          </w:rPr>
-          <w:rPr>
-            <w:color w:val="0000EE"/>
-            <w:u w:val="single"/>
-          </w:rPr>
-          <w:t>9:15</w:t>
-        </w:r>
-      </w:hyperlink>
-      <w:r>
-        <w:rPr>
-          <w:lang w:val="en_US" w:bidi="en_US"/>
-        </w:rPr>
-        <w:t xml:space="preserve"> and </w:t>
-      </w:r>
-      <w:hyperlink r:id="rId440">
-        <w:r>
-          <w:rPr>
-            <w:lang w:val="en_US" w:bidi="en_US"/>
-          </w:rPr>
-          <w:rPr>
-            <w:color w:val="0000EE"/>
-            <w:u w:val="single"/>
-          </w:rPr>
-          <w:t>11:13, 39–40</w:t>
-        </w:r>
-      </w:hyperlink>
-      <w:r>
-        <w:rPr>
-          <w:lang w:val="en_US" w:bidi="en_US"/>
-        </w:rPr>
-        <w:t>).</w:t>
-      </w:r>
-    </w:p>
-    <w:p>
-      <w:pPr/>
-      <w:r>
-        <w:rPr>
-          <w:lang w:val="en_US" w:bidi="en_US"/>
-        </w:rPr>
-      </w:r>
-      <w:r>
-        <w:rPr>
-          <w:lang w:val="en_US" w:bidi="en_US"/>
-        </w:rPr>
-        <w:t xml:space="preserve">Paul treats this whole matter thoroughly in </w:t>
-      </w:r>
-      <w:hyperlink r:id="rId441">
-        <w:r>
-          <w:rPr>
-            <w:lang w:val="en_US" w:bidi="en_US"/>
-          </w:rPr>
-          <w:rPr>
-            <w:color w:val="0000EE"/>
-            <w:u w:val="single"/>
-          </w:rPr>
-          <w:t>Galatians 3:7–4:7</w:t>
-        </w:r>
-      </w:hyperlink>
-      <w:r>
-        <w:rPr>
-          <w:lang w:val="en_US" w:bidi="en_US"/>
-        </w:rPr>
-        <w:t>. In response to the Judaizers, who claim that the Abrahamic inheritance is restricted to those who become Jews through circumcision, Paul argues vigorously that Abraham’s true children are those who believe, whether Jew or Gentile (</w:t>
-      </w:r>
-      <w:hyperlink r:id="rId442">
-        <w:r>
-          <w:rPr>
-            <w:lang w:val="en_US" w:bidi="en_US"/>
-          </w:rPr>
-          <w:rPr>
-            <w:color w:val="0000EE"/>
-            <w:u w:val="single"/>
-          </w:rPr>
-          <w:t>3:7</w:t>
-        </w:r>
-      </w:hyperlink>
-      <w:r>
-        <w:rPr>
-          <w:lang w:val="en_US" w:bidi="en_US"/>
-        </w:rPr>
-        <w:t xml:space="preserve">; see </w:t>
-      </w:r>
-      <w:hyperlink r:id="rId443">
-        <w:r>
-          <w:rPr>
-            <w:lang w:val="en_US" w:bidi="en_US"/>
-          </w:rPr>
-          <w:rPr>
-            <w:color w:val="0000EE"/>
-            <w:u w:val="single"/>
-          </w:rPr>
-          <w:t>Acts 26:16–18</w:t>
-        </w:r>
-      </w:hyperlink>
-      <w:r>
-        <w:rPr>
-          <w:lang w:val="en_US" w:bidi="en_US"/>
-        </w:rPr>
-        <w:t xml:space="preserve">; </w:t>
-      </w:r>
-      <w:hyperlink r:id="rId444">
-        <w:r>
-          <w:rPr>
-            <w:lang w:val="en_US" w:bidi="en_US"/>
-          </w:rPr>
-          <w:rPr>
-            <w:color w:val="0000EE"/>
-            <w:u w:val="single"/>
-          </w:rPr>
-          <w:t>Eph 3:6</w:t>
-        </w:r>
-      </w:hyperlink>
-      <w:r>
-        <w:rPr>
-          <w:lang w:val="en_US" w:bidi="en_US"/>
-        </w:rPr>
-        <w:t>). They become heirs of God’s promise, for they receive the Spirit (</w:t>
-      </w:r>
-      <w:hyperlink r:id="rId445">
-        <w:r>
-          <w:rPr>
-            <w:lang w:val="en_US" w:bidi="en_US"/>
-          </w:rPr>
-          <w:rPr>
-            <w:color w:val="0000EE"/>
-            <w:u w:val="single"/>
-          </w:rPr>
-          <w:t>Gal 3:14</w:t>
-        </w:r>
-      </w:hyperlink>
-      <w:r>
-        <w:rPr>
-          <w:lang w:val="en_US" w:bidi="en_US"/>
-        </w:rPr>
-        <w:t xml:space="preserve">). The principle of inheritance is promise, not the Law (v </w:t>
-      </w:r>
-      <w:hyperlink r:id="rId446">
-        <w:r>
-          <w:rPr>
-            <w:lang w:val="en_US" w:bidi="en_US"/>
-          </w:rPr>
-          <w:rPr>
-            <w:color w:val="0000EE"/>
-            <w:u w:val="single"/>
-          </w:rPr>
-          <w:t>18</w:t>
-        </w:r>
-      </w:hyperlink>
-      <w:r>
-        <w:rPr>
-          <w:lang w:val="en_US" w:bidi="en_US"/>
-        </w:rPr>
-        <w:t xml:space="preserve">). Those who believe are brought into union with Christ (vv </w:t>
-      </w:r>
-      <w:hyperlink r:id="rId447">
-        <w:r>
-          <w:rPr>
-            <w:lang w:val="en_US" w:bidi="en_US"/>
-          </w:rPr>
-          <w:rPr>
-            <w:color w:val="0000EE"/>
-            <w:u w:val="single"/>
-          </w:rPr>
-          <w:t>27–29</w:t>
-        </w:r>
-      </w:hyperlink>
-      <w:r>
-        <w:rPr>
-          <w:lang w:val="en_US" w:bidi="en_US"/>
-        </w:rPr>
-        <w:t xml:space="preserve">); but then they are not merely Abraham’s children but God’s (v </w:t>
-      </w:r>
-      <w:hyperlink r:id="rId448">
-        <w:r>
-          <w:rPr>
-            <w:lang w:val="en_US" w:bidi="en_US"/>
-          </w:rPr>
-          <w:rPr>
-            <w:color w:val="0000EE"/>
-            <w:u w:val="single"/>
-          </w:rPr>
-          <w:t>26</w:t>
-        </w:r>
-      </w:hyperlink>
-      <w:r>
-        <w:rPr>
-          <w:lang w:val="en_US" w:bidi="en_US"/>
-        </w:rPr>
-        <w:t xml:space="preserve">), for Christ is the Son of God and God has determined to send the Spirit of his Son to believers so that they too may call God </w:t>
-      </w:r>
-      <w:r>
-        <w:rPr>
-          <w:i/>
-          <w:lang w:val="en_US" w:bidi="en_US"/>
-        </w:rPr>
-        <w:t>Father</w:t>
-      </w:r>
-      <w:r>
-        <w:rPr>
-          <w:lang w:val="en_US" w:bidi="en_US"/>
-        </w:rPr>
-        <w:t xml:space="preserve"> (</w:t>
-      </w:r>
-      <w:hyperlink r:id="rId449">
-        <w:r>
-          <w:rPr>
-            <w:lang w:val="en_US" w:bidi="en_US"/>
-          </w:rPr>
-          <w:rPr>
-            <w:color w:val="0000EE"/>
-            <w:u w:val="single"/>
-          </w:rPr>
-          <w:t>Gal 4:4–7</w:t>
-        </w:r>
-      </w:hyperlink>
-      <w:r>
-        <w:rPr>
-          <w:lang w:val="en_US" w:bidi="en_US"/>
-        </w:rPr>
-        <w:t xml:space="preserve">; see also </w:t>
-      </w:r>
-      <w:hyperlink r:id="rId450">
-        <w:r>
-          <w:rPr>
-            <w:lang w:val="en_US" w:bidi="en_US"/>
-          </w:rPr>
-          <w:rPr>
-            <w:color w:val="0000EE"/>
-            <w:u w:val="single"/>
-          </w:rPr>
-          <w:t>Rom 8:15–16</w:t>
-        </w:r>
-      </w:hyperlink>
-      <w:r>
-        <w:rPr>
-          <w:lang w:val="en_US" w:bidi="en_US"/>
-        </w:rPr>
-        <w:t>).</w:t>
-      </w:r>
-    </w:p>
-    <w:p>
-      <w:pPr/>
-      <w:r>
-        <w:rPr>
-          <w:lang w:val="en_US" w:bidi="en_US"/>
-        </w:rPr>
-      </w:r>
-      <w:r>
-        <w:rPr>
-          <w:lang w:val="en_US" w:bidi="en_US"/>
-        </w:rPr>
-        <w:t>Indeed, Christ himself as the Son is the true heir (</w:t>
-      </w:r>
-      <w:hyperlink r:id="rId451">
-        <w:r>
-          <w:rPr>
-            <w:lang w:val="en_US" w:bidi="en_US"/>
-          </w:rPr>
-          <w:rPr>
-            <w:color w:val="0000EE"/>
-            <w:u w:val="single"/>
-          </w:rPr>
-          <w:t>Mt 21:38</w:t>
-        </w:r>
-      </w:hyperlink>
-      <w:r>
-        <w:rPr>
-          <w:lang w:val="en_US" w:bidi="en_US"/>
-        </w:rPr>
-        <w:t xml:space="preserve">; </w:t>
-      </w:r>
-      <w:hyperlink r:id="rId452">
-        <w:r>
-          <w:rPr>
-            <w:lang w:val="en_US" w:bidi="en_US"/>
-          </w:rPr>
-          <w:rPr>
-            <w:color w:val="0000EE"/>
-            <w:u w:val="single"/>
-          </w:rPr>
-          <w:t>Mk 12:7</w:t>
-        </w:r>
-      </w:hyperlink>
-      <w:r>
-        <w:rPr>
-          <w:lang w:val="en_US" w:bidi="en_US"/>
-        </w:rPr>
-        <w:t xml:space="preserve">; </w:t>
-      </w:r>
-      <w:hyperlink r:id="rId453">
-        <w:r>
-          <w:rPr>
-            <w:lang w:val="en_US" w:bidi="en_US"/>
-          </w:rPr>
-          <w:rPr>
-            <w:color w:val="0000EE"/>
-            <w:u w:val="single"/>
-          </w:rPr>
-          <w:t>Lk 20:14</w:t>
-        </w:r>
-      </w:hyperlink>
-      <w:r>
-        <w:rPr>
-          <w:lang w:val="en_US" w:bidi="en_US"/>
-        </w:rPr>
-        <w:t>); he has inherited a name above every name (</w:t>
-      </w:r>
-      <w:hyperlink r:id="rId454">
-        <w:r>
-          <w:rPr>
-            <w:lang w:val="en_US" w:bidi="en_US"/>
-          </w:rPr>
-          <w:rPr>
-            <w:color w:val="0000EE"/>
-            <w:u w:val="single"/>
-          </w:rPr>
-          <w:t>Phil 2:9</w:t>
-        </w:r>
-      </w:hyperlink>
-      <w:r>
-        <w:rPr>
-          <w:lang w:val="en_US" w:bidi="en_US"/>
-        </w:rPr>
-        <w:t xml:space="preserve">; </w:t>
-      </w:r>
-      <w:hyperlink r:id="rId455">
-        <w:r>
-          <w:rPr>
-            <w:lang w:val="en_US" w:bidi="en_US"/>
-          </w:rPr>
-          <w:rPr>
-            <w:color w:val="0000EE"/>
-            <w:u w:val="single"/>
-          </w:rPr>
-          <w:t>Heb 1:4</w:t>
-        </w:r>
-      </w:hyperlink>
-      <w:r>
-        <w:rPr>
-          <w:lang w:val="en_US" w:bidi="en_US"/>
-        </w:rPr>
-        <w:t>) and has been appointed heir of all things (</w:t>
-      </w:r>
-      <w:hyperlink r:id="rId456">
-        <w:r>
-          <w:rPr>
-            <w:lang w:val="en_US" w:bidi="en_US"/>
-          </w:rPr>
-          <w:rPr>
-            <w:color w:val="0000EE"/>
-            <w:u w:val="single"/>
-          </w:rPr>
-          <w:t>Heb 1:2</w:t>
-        </w:r>
-      </w:hyperlink>
-      <w:r>
-        <w:rPr>
-          <w:lang w:val="en_US" w:bidi="en_US"/>
-        </w:rPr>
-        <w:t xml:space="preserve">; see </w:t>
-      </w:r>
-      <w:hyperlink r:id="rId457">
-        <w:r>
-          <w:rPr>
-            <w:lang w:val="en_US" w:bidi="en_US"/>
-          </w:rPr>
-          <w:rPr>
-            <w:color w:val="0000EE"/>
-            <w:u w:val="single"/>
-          </w:rPr>
-          <w:t>Ps 2:7–8</w:t>
-        </w:r>
-      </w:hyperlink>
-      <w:r>
-        <w:rPr>
-          <w:lang w:val="en_US" w:bidi="en_US"/>
-        </w:rPr>
-        <w:t xml:space="preserve">; </w:t>
-      </w:r>
-      <w:hyperlink r:id="rId458">
-        <w:r>
-          <w:rPr>
-            <w:lang w:val="en_US" w:bidi="en_US"/>
-          </w:rPr>
-          <w:rPr>
-            <w:color w:val="0000EE"/>
-            <w:u w:val="single"/>
-          </w:rPr>
-          <w:t>Mt 28:18</w:t>
-        </w:r>
-      </w:hyperlink>
-      <w:r>
-        <w:rPr>
-          <w:lang w:val="en_US" w:bidi="en_US"/>
-        </w:rPr>
-        <w:t>). But by his grace, all who become his through faith are counted joint heirs with him (</w:t>
-      </w:r>
-      <w:hyperlink r:id="rId459">
-        <w:r>
-          <w:rPr>
-            <w:lang w:val="en_US" w:bidi="en_US"/>
-          </w:rPr>
-          <w:rPr>
-            <w:color w:val="0000EE"/>
-            <w:u w:val="single"/>
-          </w:rPr>
-          <w:t>Rom 8:17</w:t>
-        </w:r>
-      </w:hyperlink>
-      <w:r>
-        <w:rPr>
-          <w:lang w:val="en_US" w:bidi="en_US"/>
-        </w:rPr>
-        <w:t>).</w:t>
-      </w:r>
-    </w:p>
-    <w:p>
-      <w:pPr>
-        <w:pStyle w:val="Heading4"/>
-      </w:pPr>
-      <w:r>
-        <w:rPr>
-          <w:lang w:val="en_US" w:bidi="en_US"/>
-        </w:rPr>
-        <w:t>God’s Inheritance</w:t>
-      </w:r>
-    </w:p>
-    <w:p>
-      <w:pPr/>
-      <w:r>
-        <w:rPr>
-          <w:lang w:val="en_US" w:bidi="en_US"/>
-        </w:rPr>
-      </w:r>
-      <w:r>
-        <w:rPr>
-          <w:lang w:val="en_US" w:bidi="en_US"/>
-        </w:rPr>
-        <w:t>With a bold shift in the metaphor, the Scriptures speak of believers as God’s inheritance. In the beautiful “Song of Moses” the author speaks of God as the Israelites’ Father (</w:t>
-      </w:r>
-      <w:hyperlink r:id="rId460">
-        <w:r>
-          <w:rPr>
-            <w:lang w:val="en_US" w:bidi="en_US"/>
-          </w:rPr>
-          <w:rPr>
-            <w:color w:val="0000EE"/>
-            <w:u w:val="single"/>
-          </w:rPr>
-          <w:t>Dt 32:6</w:t>
-        </w:r>
-      </w:hyperlink>
-      <w:r>
-        <w:rPr>
-          <w:lang w:val="en_US" w:bidi="en_US"/>
-        </w:rPr>
-        <w:t xml:space="preserve">), who has taken special interest in their inheritance (v </w:t>
-      </w:r>
-      <w:hyperlink r:id="rId461">
-        <w:r>
-          <w:rPr>
-            <w:lang w:val="en_US" w:bidi="en_US"/>
-          </w:rPr>
-          <w:rPr>
-            <w:color w:val="0000EE"/>
-            <w:u w:val="single"/>
-          </w:rPr>
-          <w:t>8</w:t>
-        </w:r>
-      </w:hyperlink>
-      <w:r>
-        <w:rPr>
-          <w:lang w:val="en_US" w:bidi="en_US"/>
-        </w:rPr>
-        <w:t>). Then we are told why God cares: “For the Lord’s portion is his people, Jacob his allotted inheritance” (</w:t>
-      </w:r>
-      <w:hyperlink r:id="rId462">
-        <w:r>
-          <w:rPr>
-            <w:lang w:val="en_US" w:bidi="en_US"/>
-          </w:rPr>
-          <w:rPr>
-            <w:color w:val="0000EE"/>
-            <w:u w:val="single"/>
-          </w:rPr>
-          <w:t>Dt 32:9</w:t>
-        </w:r>
-      </w:hyperlink>
-      <w:r>
-        <w:rPr>
-          <w:lang w:val="en_US" w:bidi="en_US"/>
-        </w:rPr>
-        <w:t xml:space="preserve">, niv). This theme becomes very prominent throughout the OT (e.g., </w:t>
-      </w:r>
-      <w:hyperlink r:id="rId463">
-        <w:r>
-          <w:rPr>
-            <w:lang w:val="en_US" w:bidi="en_US"/>
-          </w:rPr>
-          <w:rPr>
-            <w:color w:val="0000EE"/>
-            <w:u w:val="single"/>
-          </w:rPr>
-          <w:t>Dt 9:26–29</w:t>
-        </w:r>
-      </w:hyperlink>
-      <w:r>
-        <w:rPr>
-          <w:lang w:val="en_US" w:bidi="en_US"/>
-        </w:rPr>
-        <w:t xml:space="preserve">; </w:t>
-      </w:r>
-      <w:hyperlink r:id="rId464">
-        <w:r>
-          <w:rPr>
-            <w:lang w:val="en_US" w:bidi="en_US"/>
-          </w:rPr>
-          <w:rPr>
-            <w:color w:val="0000EE"/>
-            <w:u w:val="single"/>
-          </w:rPr>
-          <w:t>1 Kgs 8:51–53</w:t>
-        </w:r>
-      </w:hyperlink>
-      <w:r>
-        <w:rPr>
-          <w:lang w:val="en_US" w:bidi="en_US"/>
-        </w:rPr>
-        <w:t xml:space="preserve">; </w:t>
-      </w:r>
-      <w:hyperlink r:id="rId465">
-        <w:r>
-          <w:rPr>
-            <w:lang w:val="en_US" w:bidi="en_US"/>
-          </w:rPr>
-          <w:rPr>
-            <w:color w:val="0000EE"/>
-            <w:u w:val="single"/>
-          </w:rPr>
-          <w:t>Pss 28:9</w:t>
-        </w:r>
-      </w:hyperlink>
-      <w:r>
-        <w:rPr>
-          <w:lang w:val="en_US" w:bidi="en_US"/>
-        </w:rPr>
-        <w:t xml:space="preserve">; </w:t>
-      </w:r>
-      <w:hyperlink r:id="rId466">
-        <w:r>
-          <w:rPr>
-            <w:lang w:val="en_US" w:bidi="en_US"/>
-          </w:rPr>
-          <w:rPr>
-            <w:color w:val="0000EE"/>
-            <w:u w:val="single"/>
-          </w:rPr>
-          <w:t>33:12</w:t>
-        </w:r>
-      </w:hyperlink>
-      <w:r>
-        <w:rPr>
-          <w:lang w:val="en_US" w:bidi="en_US"/>
-        </w:rPr>
-        <w:t xml:space="preserve">; </w:t>
-      </w:r>
-      <w:hyperlink r:id="rId467">
-        <w:r>
-          <w:rPr>
-            <w:lang w:val="en_US" w:bidi="en_US"/>
-          </w:rPr>
-          <w:rPr>
-            <w:color w:val="0000EE"/>
-            <w:u w:val="single"/>
-          </w:rPr>
-          <w:t>74:2</w:t>
-        </w:r>
-      </w:hyperlink>
-      <w:r>
-        <w:rPr>
-          <w:lang w:val="en_US" w:bidi="en_US"/>
-        </w:rPr>
-        <w:t xml:space="preserve">; </w:t>
-      </w:r>
-      <w:hyperlink r:id="rId468">
-        <w:r>
-          <w:rPr>
-            <w:lang w:val="en_US" w:bidi="en_US"/>
-          </w:rPr>
-          <w:rPr>
-            <w:color w:val="0000EE"/>
-            <w:u w:val="single"/>
-          </w:rPr>
-          <w:t>Is 19:25</w:t>
-        </w:r>
-      </w:hyperlink>
-      <w:r>
-        <w:rPr>
-          <w:lang w:val="en_US" w:bidi="en_US"/>
-        </w:rPr>
-        <w:t xml:space="preserve">; </w:t>
-      </w:r>
-      <w:hyperlink r:id="rId469">
-        <w:r>
-          <w:rPr>
-            <w:lang w:val="en_US" w:bidi="en_US"/>
-          </w:rPr>
-          <w:rPr>
-            <w:color w:val="0000EE"/>
-            <w:u w:val="single"/>
-          </w:rPr>
-          <w:t>Jer 10:16</w:t>
-        </w:r>
-      </w:hyperlink>
-      <w:r>
-        <w:rPr>
-          <w:lang w:val="en_US" w:bidi="en_US"/>
-        </w:rPr>
-        <w:t xml:space="preserve">; </w:t>
-      </w:r>
-      <w:hyperlink r:id="rId470">
-        <w:r>
-          <w:rPr>
-            <w:lang w:val="en_US" w:bidi="en_US"/>
-          </w:rPr>
-          <w:rPr>
-            <w:color w:val="0000EE"/>
-            <w:u w:val="single"/>
-          </w:rPr>
-          <w:t>Zec 2:12</w:t>
-        </w:r>
-      </w:hyperlink>
-      <w:r>
-        <w:rPr>
-          <w:lang w:val="en_US" w:bidi="en_US"/>
-        </w:rPr>
-        <w:t xml:space="preserve">). Elsewhere, Israel is spoken of as God’s special possession (e.g., </w:t>
-      </w:r>
-      <w:hyperlink r:id="rId471">
-        <w:r>
-          <w:rPr>
-            <w:lang w:val="en_US" w:bidi="en_US"/>
-          </w:rPr>
-          <w:rPr>
-            <w:color w:val="0000EE"/>
-            <w:u w:val="single"/>
-          </w:rPr>
-          <w:t>Ex 19:5</w:t>
-        </w:r>
-      </w:hyperlink>
-      <w:r>
-        <w:rPr>
-          <w:lang w:val="en_US" w:bidi="en_US"/>
-        </w:rPr>
-        <w:t xml:space="preserve">; </w:t>
-      </w:r>
-      <w:hyperlink r:id="rId472">
-        <w:r>
-          <w:rPr>
-            <w:lang w:val="en_US" w:bidi="en_US"/>
-          </w:rPr>
-          <w:rPr>
-            <w:color w:val="0000EE"/>
-            <w:u w:val="single"/>
-          </w:rPr>
-          <w:t>Dt 7:6</w:t>
-        </w:r>
-      </w:hyperlink>
-      <w:r>
-        <w:rPr>
-          <w:lang w:val="en_US" w:bidi="en_US"/>
-        </w:rPr>
-        <w:t>).</w:t>
-      </w:r>
-    </w:p>
-    <w:p>
-      <w:pPr/>
-      <w:r>
-        <w:rPr>
-          <w:lang w:val="en_US" w:bidi="en_US"/>
-        </w:rPr>
-      </w:r>
-      <w:r>
-        <w:rPr>
-          <w:lang w:val="en_US" w:bidi="en_US"/>
-        </w:rPr>
-        <w:t xml:space="preserve">In </w:t>
-      </w:r>
-      <w:hyperlink r:id="rId473">
-        <w:r>
-          <w:rPr>
-            <w:lang w:val="en_US" w:bidi="en_US"/>
-          </w:rPr>
-          <w:rPr>
-            <w:color w:val="0000EE"/>
-            <w:u w:val="single"/>
-          </w:rPr>
-          <w:t>Ephesians 1:14</w:t>
-        </w:r>
-      </w:hyperlink>
-      <w:r>
-        <w:rPr>
-          <w:lang w:val="en_US" w:bidi="en_US"/>
-        </w:rPr>
-        <w:t xml:space="preserve"> “the redemption of the possession” refers to the final salvation of believers, who are God’s treasure. Further, “we have obtained an inheritance” (</w:t>
-      </w:r>
-      <w:hyperlink r:id="rId474">
-        <w:r>
-          <w:rPr>
-            <w:lang w:val="en_US" w:bidi="en_US"/>
-          </w:rPr>
-          <w:rPr>
-            <w:color w:val="0000EE"/>
-            <w:u w:val="single"/>
-          </w:rPr>
-          <w:t>Eph 1:11</w:t>
-        </w:r>
-      </w:hyperlink>
-      <w:r>
-        <w:rPr>
-          <w:lang w:val="en_US" w:bidi="en_US"/>
-        </w:rPr>
-        <w:t xml:space="preserve">) may well be translated, “we have been made an inheritance,” that is, been “chosen as God’s portion,” a view supported by verse </w:t>
-      </w:r>
-      <w:hyperlink r:id="rId475">
-        <w:r>
-          <w:rPr>
-            <w:lang w:val="en_US" w:bidi="en_US"/>
-          </w:rPr>
-          <w:rPr>
-            <w:color w:val="0000EE"/>
-            <w:u w:val="single"/>
-          </w:rPr>
-          <w:t>18</w:t>
-        </w:r>
-      </w:hyperlink>
-      <w:r>
-        <w:rPr>
-          <w:lang w:val="en_US" w:bidi="en_US"/>
-        </w:rPr>
-        <w:t>. No more fundamental idea than this can be found in Scripture, and its essence is expressed by the words of the One who sits on the throne: “He who conquers shall have this heritage, and I will be his God and he shall be my son” (</w:t>
-      </w:r>
-      <w:hyperlink r:id="rId476">
-        <w:r>
-          <w:rPr>
-            <w:lang w:val="en_US" w:bidi="en_US"/>
-          </w:rPr>
-          <w:rPr>
-            <w:color w:val="0000EE"/>
-            <w:u w:val="single"/>
-          </w:rPr>
-          <w:t>Rv 21:7</w:t>
-        </w:r>
-      </w:hyperlink>
-      <w:r>
-        <w:rPr>
-          <w:lang w:val="en_US" w:bidi="en_US"/>
-        </w:rPr>
-        <w:t xml:space="preserve">, rsv; see </w:t>
-      </w:r>
-      <w:hyperlink r:id="rId477">
-        <w:r>
-          <w:rPr>
-            <w:lang w:val="en_US" w:bidi="en_US"/>
-          </w:rPr>
-          <w:rPr>
-            <w:color w:val="0000EE"/>
-            <w:u w:val="single"/>
-          </w:rPr>
-          <w:t>Lv 26:11–12</w:t>
-        </w:r>
-      </w:hyperlink>
-      <w:r>
-        <w:rPr>
-          <w:lang w:val="en_US" w:bidi="en_US"/>
-        </w:rPr>
-        <w:t xml:space="preserve">; </w:t>
-      </w:r>
-      <w:hyperlink r:id="rId478">
-        <w:r>
-          <w:rPr>
-            <w:lang w:val="en_US" w:bidi="en_US"/>
-          </w:rPr>
-          <w:rPr>
-            <w:color w:val="0000EE"/>
-            <w:u w:val="single"/>
-          </w:rPr>
-          <w:t>2 Sm 7:14</w:t>
-        </w:r>
-      </w:hyperlink>
-      <w:r>
-        <w:rPr>
-          <w:lang w:val="en_US" w:bidi="en_US"/>
-        </w:rPr>
-        <w:t>).</w:t>
-      </w:r>
-    </w:p>
-    <w:p>
-      <w:pPr/>
-      <w:r>
-        <w:rPr>
-          <w:lang w:val="en_US" w:bidi="en_US"/>
-        </w:rPr>
-      </w:r>
-      <w:r>
-        <w:rPr>
-          <w:i/>
-          <w:lang w:val="en_US" w:bidi="en_US"/>
-        </w:rPr>
-        <w:t>See also</w:t>
-      </w:r>
-      <w:r>
-        <w:rPr>
-          <w:lang w:val="en_US" w:bidi="en_US"/>
-        </w:rPr>
-        <w:t xml:space="preserve"> </w:t>
-      </w:r>
-      <w:r>
-        <w:rPr>
-          <w:lang w:val="en_US" w:bidi="en_US"/>
-        </w:rPr>
-        <w:t>Adoption</w:t>
-      </w:r>
-      <w:r>
-        <w:rPr>
-          <w:lang w:val="en_US" w:bidi="en_US"/>
-        </w:rPr>
-        <w:t xml:space="preserve">; </w:t>
-      </w:r>
-      <w:r>
-        <w:rPr>
-          <w:lang w:val="en_US" w:bidi="en_US"/>
-        </w:rPr>
-        <w:t>Birthright</w:t>
-      </w:r>
-      <w:r>
-        <w:rPr>
-          <w:lang w:val="en_US" w:bidi="en_US"/>
-        </w:rPr>
-        <w:t xml:space="preserve">; </w:t>
-      </w:r>
-      <w:r>
-        <w:rPr>
-          <w:lang w:val="en_US" w:bidi="en_US"/>
-        </w:rPr>
-        <w:t>Firstborn</w:t>
-      </w:r>
-      <w:r>
-        <w:rPr>
-          <w:lang w:val="en_US" w:bidi="en_US"/>
-        </w:rPr>
-        <w:t xml:space="preserve">; </w:t>
-      </w:r>
-      <w:r>
-        <w:rPr>
-          <w:lang w:val="en_US" w:bidi="en_US"/>
-        </w:rPr>
-        <w:t>Heir</w:t>
-      </w:r>
-      <w:r>
-        <w:rPr>
-          <w:lang w:val="en_US" w:bidi="en_US"/>
-        </w:rPr>
-        <w:t>.</w:t>
-      </w:r>
-      <w:r>
-        <w:rPr>
-          <w:lang w:val="en_US" w:bidi="en_US"/>
-        </w:rPr>
-      </w:r>
-      <w:r>
-        <w:rPr>
-          <w:lang w:val="en_US" w:bidi="en_US"/>
-        </w:rPr>
-      </w:r>
-    </w:p>
-    <w:p>
-      <w:pPr/>
-      <w:r>
-        <w:rPr>
-          <w:lang w:val="en_US" w:bidi="en_US"/>
-        </w:rPr>
-      </w:r>
-    </w:p>
-    <w:p>
-      <w:pPr>
-        <w:pStyle w:val="Heading2"/>
-      </w:pPr>
-      <w:r>
-        <w:rPr>
-          <w:lang w:val="en_US" w:bidi="en_US"/>
-        </w:rPr>
-        <w:t>Iniquity</w:t>
-      </w:r>
-      <w:r>
-        <w:rPr>
-          <w:lang w:val="en_US" w:bidi="en_US"/>
-        </w:rPr>
-      </w:r>
-    </w:p>
-    <w:p>
-      <w:pPr/>
-      <w:r>
-        <w:rPr>
-          <w:lang w:val="en_US" w:bidi="en_US"/>
-        </w:rPr>
-      </w:r>
-      <w:r>
-        <w:rPr>
-          <w:lang w:val="en_US" w:bidi="en_US"/>
-        </w:rPr>
-        <w:t xml:space="preserve">Iniquity is a term used in the Bible to describe serious wrongdoing or sin. </w:t>
-      </w:r>
-    </w:p>
-    <w:p>
-      <w:pPr/>
-      <w:r>
-        <w:rPr>
-          <w:lang w:val="en_US" w:bidi="en_US"/>
-        </w:rPr>
-      </w:r>
-      <w:r>
-        <w:rPr>
-          <w:i/>
-          <w:lang w:val="en_US" w:bidi="en_US"/>
-        </w:rPr>
-        <w:t>See</w:t>
-      </w:r>
-      <w:r>
-        <w:rPr>
-          <w:lang w:val="en_US" w:bidi="en_US"/>
-        </w:rPr>
-        <w:t xml:space="preserve"> </w:t>
-      </w:r>
-      <w:r>
-        <w:rPr>
-          <w:lang w:val="en_US" w:bidi="en_US"/>
-        </w:rPr>
-        <w:t>Sin</w:t>
-      </w:r>
-      <w:r>
-        <w:rPr>
-          <w:lang w:val="en_US" w:bidi="en_US"/>
-        </w:rPr>
-        <w:t>.</w:t>
-      </w:r>
-      <w:r>
-        <w:rPr>
-          <w:lang w:val="en_US" w:bidi="en_US"/>
-        </w:rPr>
-      </w:r>
-      <w:r>
-        <w:rPr>
-          <w:lang w:val="en_US" w:bidi="en_US"/>
-        </w:rPr>
-      </w:r>
-    </w:p>
-    <w:p>
-      <w:pPr/>
-      <w:r>
-        <w:rPr>
-          <w:lang w:val="en_US" w:bidi="en_US"/>
-        </w:rPr>
-      </w:r>
-    </w:p>
-    <w:p>
-      <w:pPr>
-        <w:pStyle w:val="Heading2"/>
-      </w:pPr>
-      <w:r>
-        <w:rPr>
-          <w:lang w:val="en_US" w:bidi="en_US"/>
-        </w:rPr>
-        <w:t>Ink, Inkhorn</w:t>
-      </w:r>
-      <w:r>
-        <w:rPr>
-          <w:lang w:val="en_US" w:bidi="en_US"/>
-        </w:rPr>
-      </w:r>
-    </w:p>
-    <w:p>
-      <w:pPr/>
-      <w:r>
-        <w:rPr>
-          <w:lang w:val="en_US" w:bidi="en_US"/>
-        </w:rPr>
-      </w:r>
-      <w:r>
-        <w:rPr>
-          <w:lang w:val="en_US" w:bidi="en_US"/>
-        </w:rPr>
-        <w:t>An ink is a liquid used for writing, usually black or dark colored. An inkhorn is a small container made from an animal horn that was used to hold ink in ancient times.</w:t>
-      </w:r>
-    </w:p>
-    <w:p>
-      <w:pPr/>
-      <w:r>
-        <w:rPr>
-          <w:lang w:val="en_US" w:bidi="en_US"/>
-        </w:rPr>
-      </w:r>
-      <w:r>
-        <w:rPr>
-          <w:i/>
-          <w:lang w:val="en_US" w:bidi="en_US"/>
-        </w:rPr>
-        <w:t>See</w:t>
-      </w:r>
-      <w:r>
-        <w:rPr>
-          <w:lang w:val="en_US" w:bidi="en_US"/>
-        </w:rPr>
-        <w:t xml:space="preserve"> </w:t>
-      </w:r>
-      <w:r>
-        <w:rPr>
-          <w:lang w:val="en_US" w:bidi="en_US"/>
-        </w:rPr>
-        <w:t>Writing</w:t>
-      </w:r>
-      <w:r>
-        <w:rPr>
-          <w:lang w:val="en_US" w:bidi="en_US"/>
-        </w:rPr>
-        <w:t>.</w:t>
-      </w:r>
-      <w:r>
-        <w:rPr>
-          <w:lang w:val="en_US" w:bidi="en_US"/>
-        </w:rPr>
-      </w:r>
-      <w:r>
-        <w:rPr>
-          <w:lang w:val="en_US" w:bidi="en_US"/>
-        </w:rPr>
-      </w:r>
-    </w:p>
-    <w:p>
-      <w:pPr/>
-      <w:r>
-        <w:rPr>
-          <w:lang w:val="en_US" w:bidi="en_US"/>
-        </w:rPr>
-      </w:r>
-    </w:p>
-    <w:p>
-      <w:pPr>
-        <w:pStyle w:val="Heading2"/>
-      </w:pPr>
-      <w:r>
-        <w:rPr>
-          <w:lang w:val="en_US" w:bidi="en_US"/>
-        </w:rPr>
-        <w:t>Inn</w:t>
-      </w:r>
-      <w:r>
-        <w:rPr>
-          <w:lang w:val="en_US" w:bidi="en_US"/>
-        </w:rPr>
-      </w:r>
-    </w:p>
-    <w:p>
-      <w:pPr/>
-      <w:r>
-        <w:rPr>
-          <w:lang w:val="en_US" w:bidi="en_US"/>
-        </w:rPr>
-      </w:r>
-      <w:r>
-        <w:rPr>
-          <w:lang w:val="en_US" w:bidi="en_US"/>
-        </w:rPr>
-        <w:t>An inn is a place where travelers can stay overnight while on a journey. Inns have changed over time, from simple shelters to places more like today's hotels.</w:t>
-      </w:r>
-    </w:p>
-    <w:p>
-      <w:pPr>
-        <w:pStyle w:val="Heading3"/>
-      </w:pPr>
-      <w:r>
-        <w:rPr>
-          <w:lang w:val="en_US" w:bidi="en_US"/>
-        </w:rPr>
-        <w:t>Inns in the Old Testament</w:t>
-      </w:r>
-    </w:p>
-    <w:p>
-      <w:pPr/>
-      <w:r>
-        <w:rPr>
-          <w:lang w:val="en_US" w:bidi="en_US"/>
-        </w:rPr>
-      </w:r>
-      <w:r>
-        <w:rPr>
-          <w:lang w:val="en_US" w:bidi="en_US"/>
-        </w:rPr>
-        <w:t xml:space="preserve">The word </w:t>
-      </w:r>
-      <w:r>
-        <w:rPr>
-          <w:i/>
-          <w:lang w:val="en_US" w:bidi="en_US"/>
-        </w:rPr>
-        <w:t>inn</w:t>
-      </w:r>
-      <w:r>
-        <w:rPr>
-          <w:lang w:val="en_US" w:bidi="en_US"/>
-        </w:rPr>
-        <w:t xml:space="preserve"> occurs three times in older Bible translations (like the King James Version) in the Old Testament. Two of the occurrences are when Joseph’s brothers rest overnight during their trips between Egypt and Canaan (</w:t>
-      </w:r>
-      <w:hyperlink r:id="rId479">
-        <w:r>
-          <w:rPr>
-            <w:lang w:val="en_US" w:bidi="en_US"/>
-          </w:rPr>
-          <w:rPr>
-            <w:color w:val="0000EE"/>
-            <w:u w:val="single"/>
-          </w:rPr>
-          <w:t>Genesis 42:27</w:t>
-        </w:r>
-      </w:hyperlink>
-      <w:r>
-        <w:rPr>
-          <w:lang w:val="en_US" w:bidi="en_US"/>
-        </w:rPr>
-        <w:t xml:space="preserve">; </w:t>
-      </w:r>
-      <w:hyperlink r:id="rId480">
-        <w:r>
-          <w:rPr>
-            <w:lang w:val="en_US" w:bidi="en_US"/>
-          </w:rPr>
-          <w:rPr>
-            <w:color w:val="0000EE"/>
-            <w:u w:val="single"/>
-          </w:rPr>
-          <w:t>43:21</w:t>
-        </w:r>
-      </w:hyperlink>
-      <w:r>
-        <w:rPr>
-          <w:lang w:val="en_US" w:bidi="en_US"/>
-        </w:rPr>
-        <w:t>). The third occurrence is when Moses returns to Egypt from Midian to lead the children of Israel (</w:t>
-      </w:r>
-      <w:hyperlink r:id="rId481">
-        <w:r>
-          <w:rPr>
-            <w:lang w:val="en_US" w:bidi="en_US"/>
-          </w:rPr>
-          <w:rPr>
-            <w:color w:val="0000EE"/>
-            <w:u w:val="single"/>
-          </w:rPr>
-          <w:t>Exodus 4:24</w:t>
-        </w:r>
-      </w:hyperlink>
-      <w:r>
-        <w:rPr>
-          <w:lang w:val="en_US" w:bidi="en_US"/>
-        </w:rPr>
-        <w:t xml:space="preserve">). </w:t>
-      </w:r>
-    </w:p>
-    <w:p>
-      <w:pPr/>
-      <w:r>
-        <w:rPr>
-          <w:lang w:val="en_US" w:bidi="en_US"/>
-        </w:rPr>
-      </w:r>
-      <w:r>
-        <w:rPr>
-          <w:lang w:val="en_US" w:bidi="en_US"/>
-        </w:rPr>
-        <w:t xml:space="preserve">The Berean Standard Version translates each of these instances as “lodging place.” In the time of Abraham and Moses, the Near East did not have inns as we know them today. Our idea of an inn is a public place where travelers can pay to stay. </w:t>
-      </w:r>
-    </w:p>
-    <w:p>
-      <w:pPr/>
-      <w:r>
-        <w:rPr>
-          <w:lang w:val="en_US" w:bidi="en_US"/>
-        </w:rPr>
-      </w:r>
-      <w:r>
-        <w:rPr>
-          <w:lang w:val="en_US" w:bidi="en_US"/>
-        </w:rPr>
-        <w:t xml:space="preserve">In settled areas, a traveler could usually expect local people to offer them a place to stay. Across the Near East, offering a place to stay was seen as an important duty (see </w:t>
-      </w:r>
-      <w:hyperlink r:id="rId482">
-        <w:r>
-          <w:rPr>
-            <w:lang w:val="en_US" w:bidi="en_US"/>
-          </w:rPr>
-          <w:rPr>
-            <w:color w:val="0000EE"/>
-            <w:u w:val="single"/>
-          </w:rPr>
-          <w:t>Genesis 19:1–3</w:t>
-        </w:r>
-      </w:hyperlink>
-      <w:r>
-        <w:rPr>
-          <w:lang w:val="en_US" w:bidi="en_US"/>
-        </w:rPr>
-        <w:t xml:space="preserve">; </w:t>
-      </w:r>
-      <w:hyperlink r:id="rId483">
-        <w:r>
-          <w:rPr>
-            <w:lang w:val="en_US" w:bidi="en_US"/>
-          </w:rPr>
-          <w:rPr>
-            <w:color w:val="0000EE"/>
-            <w:u w:val="single"/>
-          </w:rPr>
-          <w:t>Judges 19:15–21</w:t>
-        </w:r>
-      </w:hyperlink>
-      <w:r>
-        <w:rPr>
-          <w:lang w:val="en_US" w:bidi="en_US"/>
-        </w:rPr>
-        <w:t>). In empty areas, travelers would make their own shelter (</w:t>
-      </w:r>
-      <w:hyperlink r:id="rId484">
-        <w:r>
-          <w:rPr>
-            <w:lang w:val="en_US" w:bidi="en_US"/>
-          </w:rPr>
-          <w:rPr>
-            <w:color w:val="0000EE"/>
-            <w:u w:val="single"/>
-          </w:rPr>
-          <w:t>Genesis 28:11</w:t>
-        </w:r>
-      </w:hyperlink>
-      <w:r>
-        <w:rPr>
-          <w:lang w:val="en_US" w:bidi="en_US"/>
-        </w:rPr>
-        <w:t>). They would also bring their own food (</w:t>
-      </w:r>
-      <w:hyperlink r:id="rId485">
-        <w:r>
-          <w:rPr>
-            <w:lang w:val="en_US" w:bidi="en_US"/>
-          </w:rPr>
-          <w:rPr>
-            <w:color w:val="0000EE"/>
-            <w:u w:val="single"/>
-          </w:rPr>
-          <w:t>Joshua 9:11–13</w:t>
-        </w:r>
-      </w:hyperlink>
-      <w:r>
-        <w:rPr>
-          <w:lang w:val="en_US" w:bidi="en_US"/>
-        </w:rPr>
-        <w:t>).</w:t>
-      </w:r>
-    </w:p>
-    <w:p>
-      <w:pPr/>
-      <w:r>
-        <w:rPr>
-          <w:lang w:val="en_US" w:bidi="en_US"/>
-        </w:rPr>
-      </w:r>
-      <w:r>
-        <w:rPr>
-          <w:lang w:val="en_US" w:bidi="en_US"/>
-        </w:rPr>
-        <w:t xml:space="preserve">We do not know exactly when real inns started in Palestine. Some think they came from other countries, as the Jewish words for </w:t>
-      </w:r>
-      <w:r>
-        <w:rPr>
-          <w:i/>
-          <w:lang w:val="en_US" w:bidi="en_US"/>
-        </w:rPr>
-        <w:t>inn</w:t>
-      </w:r>
-      <w:r>
-        <w:rPr>
-          <w:lang w:val="en_US" w:bidi="en_US"/>
-        </w:rPr>
-        <w:t xml:space="preserve"> come from Greek and Latin. Old texts such as the Targum and Josephus (</w:t>
+        <w:t>We do not know exactly when real inns started in Palestine. Some think they came from other countries, as the Jewish words for ”inn” come from Greek and Latin. Old texts such as the Targum and Josephus (</w:t>
       </w:r>
       <w:r>
         <w:rPr>

--- a/eng/docx/009.content.docx
+++ b/eng/docx/009.content.docx
@@ -592,7 +592,7 @@
         <w:rPr>
           <w:lang w:val="en_US" w:bidi="en_US"/>
         </w:rPr>
-        <w:t>A city in the land of Manasseh (</w:t>
+        <w:t>Ibleam was a city in the land of Manasseh (</w:t>
       </w:r>
       <w:hyperlink r:id="rId20">
         <w:r>
@@ -7788,7 +7788,7 @@
         <w:rPr>
           <w:lang w:val="en_US" w:bidi="en_US"/>
         </w:rPr>
-        <w:t>Place in Babylon. The Jews who returned from Immer had lost the record of their ancestry and could not prove their Jewish lineage (</w:t>
+        <w:t>Immer was a place in Babylon. Some Jews who returned from there could not find records of their family history. As a result, they could not prove that they belonged to the people of Israel (</w:t>
       </w:r>
       <w:hyperlink r:id="rId190">
         <w:r>
@@ -7799,7 +7799,7 @@
             <w:color w:val="0000EE"/>
             <w:u w:val="single"/>
           </w:rPr>
-          <w:t>Ezr 2:59</w:t>
+          <w:t>Ezra 2:59</w:t>
         </w:r>
       </w:hyperlink>
       <w:r>
@@ -7817,7 +7817,7 @@
             <w:color w:val="0000EE"/>
             <w:u w:val="single"/>
           </w:rPr>
-          <w:t>Neh 7:61</w:t>
+          <w:t>Nehemiah 7:61</w:t>
         </w:r>
       </w:hyperlink>
       <w:r>

--- a/eng/docx/009.content.docx
+++ b/eng/docx/009.content.docx
@@ -745,7 +745,7 @@
         <w:rPr>
           <w:lang w:val="en_US" w:bidi="en_US"/>
         </w:rPr>
-        <w:t>Jeroham’s son from Benjamin’s tribe (</w:t>
+        <w:t>Ibneiah was Jeroham’s son from the tribe of Benjamin (</w:t>
       </w:r>
       <w:hyperlink r:id="rId24">
         <w:r>
@@ -756,7 +756,7 @@
             <w:color w:val="0000EE"/>
             <w:u w:val="single"/>
           </w:rPr>
-          <w:t>1 Chr 9:8</w:t>
+          <w:t>1 Chronicles 9:8</w:t>
         </w:r>
       </w:hyperlink>
       <w:r>
@@ -811,7 +811,7 @@
         <w:rPr>
           <w:lang w:val="en_US" w:bidi="en_US"/>
         </w:rPr>
-        <w:t>Forefather of Meshullam from Benjamin’s tribe (</w:t>
+        <w:t>Ibnijah was the ancestor of Meshullam from the tribe of Benjamin (</w:t>
       </w:r>
       <w:hyperlink r:id="rId24">
         <w:r>
@@ -822,7 +822,7 @@
             <w:color w:val="0000EE"/>
             <w:u w:val="single"/>
           </w:rPr>
-          <w:t>1 Chr 9:8</w:t>
+          <w:t>1 Chronicles 9:8</w:t>
         </w:r>
       </w:hyperlink>
       <w:r>
@@ -943,7 +943,7 @@
         <w:rPr>
           <w:lang w:val="en_US" w:bidi="en_US"/>
         </w:rPr>
-        <w:t>Tola’s son from Issachar’s tribe (</w:t>
+        <w:t>Ibsam was Tola’s son from the tribe of Issachar (</w:t>
       </w:r>
       <w:hyperlink r:id="rId26">
         <w:r>
@@ -954,7 +954,7 @@
             <w:color w:val="0000EE"/>
             <w:u w:val="single"/>
           </w:rPr>
-          <w:t>1 Chr 7:2</w:t>
+          <w:t>1 Chronicles 7:2</w:t>
         </w:r>
       </w:hyperlink>
       <w:r>
@@ -5162,6 +5162,20 @@
       </w:r>
       <w:r>
         <w:rPr>
+          <w:lang w:val="en_US" w:bidi="en_US"/>
+        </w:rPr>
+        <w:t>Illness is a condition of poor health or disease that affects the body or mind. The Bible describes many kinds of illness and records that God sometimes brought healing through prophets, Jesus, and the apostles.</w:t>
+      </w:r>
+    </w:p>
+    <w:p>
+      <w:pPr/>
+      <w:r>
+        <w:rPr>
+          <w:lang w:val="en_US" w:bidi="en_US"/>
+        </w:rPr>
+      </w:r>
+      <w:r>
+        <w:rPr>
           <w:i/>
           <w:lang w:val="en_US" w:bidi="en_US"/>
         </w:rPr>
@@ -5178,6 +5192,18 @@
           <w:lang w:val="en_US" w:bidi="en_US"/>
         </w:rPr>
         <w:t>Disease</w:t>
+      </w:r>
+      <w:r>
+        <w:rPr>
+          <w:lang w:val="en_US" w:bidi="en_US"/>
+        </w:rPr>
+        <w:t xml:space="preserve">; </w:t>
+      </w:r>
+      <w:r>
+        <w:rPr>
+          <w:lang w:val="en_US" w:bidi="en_US"/>
+        </w:rPr>
+        <w:t>Heal, Healing</w:t>
       </w:r>
       <w:r>
         <w:rPr>
@@ -7945,7 +7971,7 @@
         <w:rPr>
           <w:lang w:val="en_US" w:bidi="en_US"/>
         </w:rPr>
-        <w:t>Helem’s son from Asher’s tribe (</w:t>
+        <w:t>Imna was Helem’s son from the tribe of Asher (</w:t>
       </w:r>
       <w:hyperlink r:id="rId192">
         <w:r>
@@ -7956,7 +7982,7 @@
             <w:color w:val="0000EE"/>
             <w:u w:val="single"/>
           </w:rPr>
-          <w:t>1 Chr 7:35</w:t>
+          <w:t>1 Chronicles 7:35</w:t>
         </w:r>
       </w:hyperlink>
       <w:r>
@@ -10573,7 +10599,15 @@
         <w:rPr>
           <w:lang w:val="en_US" w:bidi="en_US"/>
         </w:rPr>
-        <w:t xml:space="preserve">Chant used in magic. </w:t>
+        <w:t xml:space="preserve">An incantation is a chant used in magic. </w:t>
+      </w:r>
+    </w:p>
+    <w:p>
+      <w:pPr/>
+      <w:r>
+        <w:rPr>
+          <w:lang w:val="en_US" w:bidi="en_US"/>
+        </w:rPr>
       </w:r>
       <w:r>
         <w:rPr>
@@ -14129,6 +14163,20 @@
         <w:rPr>
           <w:lang w:val="en_US" w:bidi="en_US"/>
         </w:rPr>
+      </w:r>
+    </w:p>
+    <w:p>
+      <w:pPr/>
+      <w:r>
+        <w:rPr>
+          <w:lang w:val="en_US" w:bidi="en_US"/>
+        </w:rPr>
+      </w:r>
+      <w:r>
+        <w:rPr>
+          <w:lang w:val="en_US" w:bidi="en_US"/>
+        </w:rPr>
+        <w:t>Infirmity is an older word for physical weakness, sickness, or disability. In some Bible passages, it may also describe human weakness more generally.</w:t>
       </w:r>
     </w:p>
     <w:p>
@@ -23350,7 +23398,7 @@
         <w:rPr>
           <w:lang w:val="en_US" w:bidi="en_US"/>
         </w:rPr>
-        <w:t>Shashak’s son from Benjamin’s tribe (</w:t>
+        <w:t>Iphdeiah was Shashak’s son from the tribe of Benjamin (</w:t>
       </w:r>
       <w:hyperlink r:id="rId617">
         <w:r>
@@ -23361,7 +23409,7 @@
             <w:color w:val="0000EE"/>
             <w:u w:val="single"/>
           </w:rPr>
-          <w:t>1 Chr 8:25</w:t>
+          <w:t>1 Chronicles 8:25</w:t>
         </w:r>
       </w:hyperlink>
       <w:r>
@@ -24000,7 +24048,7 @@
         <w:rPr>
           <w:lang w:val="en_US" w:bidi="en_US"/>
         </w:rPr>
-        <w:t>Bela’s son from Benjamin’s tribe (</w:t>
+        <w:t>Iri was Bela’s son from the tribe of Benjamin (</w:t>
       </w:r>
       <w:hyperlink r:id="rId621">
         <w:r>
@@ -24011,7 +24059,7 @@
             <w:color w:val="0000EE"/>
             <w:u w:val="single"/>
           </w:rPr>
-          <w:t>1 Chr 7:7</w:t>
+          <w:t>1 Chronicles 7:7</w:t>
         </w:r>
       </w:hyperlink>
       <w:r>
@@ -24800,7 +24848,7 @@
         <w:rPr>
           <w:lang w:val="en_US" w:bidi="en_US"/>
         </w:rPr>
-        <w:t>Caleb’s son from Judah’s tribe (</w:t>
+        <w:t>Iru was Caleb’s son from the tribe of Judah (</w:t>
       </w:r>
       <w:hyperlink r:id="rId641">
         <w:r>
@@ -24811,7 +24859,7 @@
             <w:color w:val="0000EE"/>
             <w:u w:val="single"/>
           </w:rPr>
-          <w:t>1 Chr 4:15</w:t>
+          <w:t>1 Chronicles 4:15</w:t>
         </w:r>
       </w:hyperlink>
       <w:r>
@@ -31980,7 +32028,7 @@
         <w:rPr>
           <w:lang w:val="en_US" w:bidi="en_US"/>
         </w:rPr>
-        <w:t>Hammoleketh’s son from Manasseh’s tribe (</w:t>
+        <w:t>Ishhod was Hammolecheth’s son from the tribe of Manasseh (</w:t>
       </w:r>
       <w:hyperlink r:id="rId883">
         <w:r>
@@ -31991,7 +32039,7 @@
             <w:color w:val="0000EE"/>
             <w:u w:val="single"/>
           </w:rPr>
-          <w:t>1 Chr 7:18</w:t>
+          <w:t>1 Chronicles 7:18</w:t>
         </w:r>
       </w:hyperlink>
       <w:r>
@@ -32430,7 +32478,7 @@
         <w:rPr>
           <w:lang w:val="en_US" w:bidi="en_US"/>
         </w:rPr>
-        <w:t>Etam’s son from Judah’s tribe (</w:t>
+        <w:t>Ishma was Etam’s son from the tribe of Judah (</w:t>
       </w:r>
       <w:hyperlink r:id="rId37">
         <w:r>
@@ -32441,7 +32489,7 @@
             <w:color w:val="0000EE"/>
             <w:u w:val="single"/>
           </w:rPr>
-          <w:t>1 Chr 4:3</w:t>
+          <w:t>1 Chronicles 4:3</w:t>
         </w:r>
       </w:hyperlink>
       <w:r>
@@ -33831,7 +33879,7 @@
         <w:rPr>
           <w:lang w:val="en_US" w:bidi="en_US"/>
         </w:rPr>
-        <w:t>Beriah’s son from Benjamin’s tribe (</w:t>
+        <w:t>Ishpah was Beriah’s son from the tribe of Benjamin (</w:t>
       </w:r>
       <w:hyperlink r:id="rId921">
         <w:r>
@@ -33842,7 +33890,7 @@
             <w:color w:val="0000EE"/>
             <w:u w:val="single"/>
           </w:rPr>
-          <w:t>1 Chr 8:16</w:t>
+          <w:t>1 Chronicles 8:16</w:t>
         </w:r>
       </w:hyperlink>
       <w:r>
@@ -35219,6 +35267,34 @@
       </w:r>
       <w:r>
         <w:rPr>
+          <w:lang w:val="en_US" w:bidi="en_US"/>
+        </w:rPr>
+        <w:t>Israel is the name of the land connected with the people of Israel in the Bible. The name may refer to the whole land where the Israelites lived. In some passages, it may refer more specifically to the northern kingdom of Israel.</w:t>
+      </w:r>
+    </w:p>
+    <w:p>
+      <w:pPr/>
+      <w:r>
+        <w:rPr>
+          <w:lang w:val="en_US" w:bidi="en_US"/>
+        </w:rPr>
+      </w:r>
+      <w:r>
+        <w:rPr>
+          <w:lang w:val="en_US" w:bidi="en_US"/>
+        </w:rPr>
+        <w:t>The borders and political divisions of the land changed during different periods of biblical history.</w:t>
+      </w:r>
+    </w:p>
+    <w:p>
+      <w:pPr/>
+      <w:r>
+        <w:rPr>
+          <w:lang w:val="en_US" w:bidi="en_US"/>
+        </w:rPr>
+      </w:r>
+      <w:r>
+        <w:rPr>
           <w:i/>
           <w:lang w:val="en_US" w:bidi="en_US"/>
         </w:rPr>
@@ -37781,7 +37857,7 @@
         <w:rPr>
           <w:lang w:val="en_US" w:bidi="en_US"/>
         </w:rPr>
-        <w:t>Town in southern Judah (</w:t>
+        <w:t>Ithnan was a town in southern Judah (</w:t>
       </w:r>
       <w:hyperlink r:id="rId970">
         <w:r>
@@ -37792,7 +37868,7 @@
             <w:color w:val="0000EE"/>
             <w:u w:val="single"/>
           </w:rPr>
-          <w:t>Jos 15:23</w:t>
+          <w:t>Joshua 15:23</w:t>
         </w:r>
       </w:hyperlink>
       <w:r>
@@ -38782,7 +38858,15 @@
         <w:rPr>
           <w:lang w:val="en_US" w:bidi="en_US"/>
         </w:rPr>
-        <w:t xml:space="preserve">KJV spelling of Ivvah. </w:t>
+        <w:t>Ivah is the King James Version spelling of Ivvah.</w:t>
+      </w:r>
+    </w:p>
+    <w:p>
+      <w:pPr/>
+      <w:r>
+        <w:rPr>
+          <w:lang w:val="en_US" w:bidi="en_US"/>
+        </w:rPr>
       </w:r>
       <w:r>
         <w:rPr>
@@ -39147,7 +39231,7 @@
         <w:rPr>
           <w:lang w:val="en_US" w:bidi="en_US"/>
         </w:rPr>
-        <w:t>City that had already fallen along with others to the Assyrians (</w:t>
+        <w:t>Ivvah was a city that had already fallen along with others to the Assyrians (</w:t>
       </w:r>
       <w:hyperlink r:id="rId998">
         <w:r>
@@ -39158,7 +39242,7 @@
             <w:color w:val="0000EE"/>
             <w:u w:val="single"/>
           </w:rPr>
-          <w:t>2 Kgs 18:34</w:t>
+          <w:t>2 Kings 18:34</w:t>
         </w:r>
       </w:hyperlink>
       <w:r>
@@ -39194,14 +39278,14 @@
             <w:color w:val="0000EE"/>
             <w:u w:val="single"/>
           </w:rPr>
-          <w:t>Is 37:13</w:t>
-        </w:r>
-      </w:hyperlink>
-      <w:r>
-        <w:rPr>
-          <w:lang w:val="en_US" w:bidi="en_US"/>
-        </w:rPr>
-        <w:t>). Sennacherib’s representative mocked Hezekiah’s belief that God would save Jerusalem. Ivvah was probably in Syria.</w:t>
+          <w:t>Isaiah 37:13</w:t>
+        </w:r>
+      </w:hyperlink>
+      <w:r>
+        <w:rPr>
+          <w:lang w:val="en_US" w:bidi="en_US"/>
+        </w:rPr>
+        <w:t>). A representative of King Sennacherib mocked the belief of King Hezekiah that God would save Jerusalem. Ivvah was probably a city in Syria.</w:t>
       </w:r>
     </w:p>
     <w:p>
@@ -39872,7 +39956,7 @@
         <w:rPr>
           <w:lang w:val="en_US" w:bidi="en_US"/>
         </w:rPr>
-        <w:t>Elpaal’s son from Benjamin’s tribe (</w:t>
+        <w:t>Izliah was Elpaal’s son from the tribe of Benjamin (</w:t>
       </w:r>
       <w:hyperlink r:id="rId920">
         <w:r>
@@ -39883,7 +39967,7 @@
             <w:color w:val="0000EE"/>
             <w:u w:val="single"/>
           </w:rPr>
-          <w:t>1 Chr 8:18</w:t>
+          <w:t>1 Chronicles 8:18</w:t>
         </w:r>
       </w:hyperlink>
       <w:r>

--- a/eng/docx/009.content.docx
+++ b/eng/docx/009.content.docx
@@ -1994,7 +1994,35 @@
         <w:rPr>
           <w:lang w:val="en_US" w:bidi="en_US"/>
         </w:rPr>
-        <w:t>Man-made images or natural representations worshiped as deities; anything receiving worship other than the one true God. Idolatry is the spiritual worship of an idol. Many idolaters literally serve idols: in ancient Egypt statues of gods were regularly and ritually clothed and fed. Some concept of the worship of a false god, Baal, is given in the account of the contest on Mt Carmel: the priests of Baal cried aloud, they “limped” (rsv) around the altar, they cut themselves with swords and lances (</w:t>
+        <w:t>An idol is a human-made image or an image of something in the natural world that people worship as a god. It can also be anything that receives worship that belongs only to the one true God. Idolatry is the worship of an idol.</w:t>
+      </w:r>
+    </w:p>
+    <w:p>
+      <w:pPr/>
+      <w:r>
+        <w:rPr>
+          <w:lang w:val="en_US" w:bidi="en_US"/>
+        </w:rPr>
+      </w:r>
+      <w:r>
+        <w:rPr>
+          <w:lang w:val="en_US" w:bidi="en_US"/>
+        </w:rPr>
+        <w:t>Some people served idols in very literal ways. In ancient Egypt, people regularly dressed statues of gods and gave them food as part of religious ceremonies.</w:t>
+      </w:r>
+    </w:p>
+    <w:p>
+      <w:pPr/>
+      <w:r>
+        <w:rPr>
+          <w:lang w:val="en_US" w:bidi="en_US"/>
+        </w:rPr>
+      </w:r>
+      <w:r>
+        <w:rPr>
+          <w:lang w:val="en_US" w:bidi="en_US"/>
+        </w:rPr>
+        <w:t>The Bible gives an example of the worship of the false god Baal in the contest on Mount Carmel. The priests of Baal shouted loudly, moved around the altar, and cut themselves with “knives and lances” (</w:t>
       </w:r>
       <w:hyperlink r:id="rId50">
         <w:r>
@@ -2005,14 +2033,14 @@
             <w:color w:val="0000EE"/>
             <w:u w:val="single"/>
           </w:rPr>
-          <w:t>1 Kgs 18:26–29</w:t>
-        </w:r>
-      </w:hyperlink>
-      <w:r>
-        <w:rPr>
-          <w:lang w:val="en_US" w:bidi="en_US"/>
-        </w:rPr>
-        <w:t>). Baal worship was widely followed by Israel during the period of the monarchy.</w:t>
+          <w:t>1 Kings 18:26–29</w:t>
+        </w:r>
+      </w:hyperlink>
+      <w:r>
+        <w:rPr>
+          <w:lang w:val="en_US" w:bidi="en_US"/>
+        </w:rPr>
+        <w:t>). Baal worship became common among the people of Israel during the time of the kings.</w:t>
       </w:r>
     </w:p>
     <w:p>
@@ -2023,21 +2051,21 @@
         <w:rPr>
           <w:lang w:val="en_US" w:bidi="en_US"/>
         </w:rPr>
-        <w:t>In the Old Testament</w:t>
-      </w:r>
-    </w:p>
-    <w:p>
-      <w:pPr/>
-      <w:r>
-        <w:rPr>
-          <w:lang w:val="en_US" w:bidi="en_US"/>
-        </w:rPr>
-      </w:r>
-      <w:r>
-        <w:rPr>
-          <w:lang w:val="en_US" w:bidi="en_US"/>
-        </w:rPr>
-        <w:t>Abraham’s ancestors were worshipers of idols in Mesopotamia (</w:t>
+        <w:t>Idols and Idolatry in the Old Testament</w:t>
+      </w:r>
+    </w:p>
+    <w:p>
+      <w:pPr/>
+      <w:r>
+        <w:rPr>
+          <w:lang w:val="en_US" w:bidi="en_US"/>
+        </w:rPr>
+      </w:r>
+      <w:r>
+        <w:rPr>
+          <w:lang w:val="en_US" w:bidi="en_US"/>
+        </w:rPr>
+        <w:t>Abraham’s ancestors worshiped idols in Mesopotamia (</w:t>
       </w:r>
       <w:hyperlink r:id="rId51">
         <w:r>
@@ -2048,28 +2076,56 @@
             <w:color w:val="0000EE"/>
             <w:u w:val="single"/>
           </w:rPr>
-          <w:t>Jos 24:2</w:t>
-        </w:r>
-      </w:hyperlink>
-      <w:r>
-        <w:rPr>
-          <w:lang w:val="en_US" w:bidi="en_US"/>
-        </w:rPr>
-        <w:t>). Archaeological excavations in that area have revealed the images of numerous deities, and Mesopotamian religious literature reveals the gross polytheism out of which Abraham came. The tendency of the Israelites toward idolatry was in part the expression of the universal human longing for a god one can see and know through the physical senses.</w:t>
-      </w:r>
-    </w:p>
-    <w:p>
-      <w:pPr/>
-      <w:r>
-        <w:rPr>
-          <w:lang w:val="en_US" w:bidi="en_US"/>
-        </w:rPr>
-      </w:r>
-      <w:r>
-        <w:rPr>
-          <w:lang w:val="en_US" w:bidi="en_US"/>
-        </w:rPr>
-        <w:t>Most of the idolatry of the Israelites was borrowed from their neighbors. During the more than 400 years that the descendants of Jacob spent in Egypt, they were exposed to polytheistic idolatry, which influenced their religious mind-set. At Sinai, while Moses was receiving the Ten Commandments from the Lord, the people were demanding that Aaron make gods for them (</w:t>
+          <w:t>Joshua 24:2</w:t>
+        </w:r>
+      </w:hyperlink>
+      <w:r>
+        <w:rPr>
+          <w:lang w:val="en_US" w:bidi="en_US"/>
+        </w:rPr>
+        <w:t>). Archaeologists have found many images of gods in that region. Ancient Mesopotamian religious writings also show that people worshiped many gods. This belief in many gods is called polytheism.</w:t>
+      </w:r>
+    </w:p>
+    <w:p>
+      <w:pPr/>
+      <w:r>
+        <w:rPr>
+          <w:lang w:val="en_US" w:bidi="en_US"/>
+        </w:rPr>
+      </w:r>
+      <w:r>
+        <w:rPr>
+          <w:lang w:val="en_US" w:bidi="en_US"/>
+        </w:rPr>
+        <w:t>The Israelites also struggled with idolatry. Part of this may have come from a common human desire to worship a god that people can see and experience through their physical senses.</w:t>
+      </w:r>
+    </w:p>
+    <w:p>
+      <w:pPr/>
+      <w:r>
+        <w:rPr>
+          <w:lang w:val="en_US" w:bidi="en_US"/>
+        </w:rPr>
+      </w:r>
+      <w:r>
+        <w:rPr>
+          <w:lang w:val="en_US" w:bidi="en_US"/>
+        </w:rPr>
+        <w:t>The Israelites adopted many forms of idol worship from the peoples around them. The descendants of Jacob lived in Egypt for more than 400 years. During this time, they were exposed to the worship of many gods. This influenced their religious beliefs and practices.</w:t>
+      </w:r>
+    </w:p>
+    <w:p>
+      <w:pPr/>
+      <w:r>
+        <w:rPr>
+          <w:lang w:val="en_US" w:bidi="en_US"/>
+        </w:rPr>
+      </w:r>
+      <w:r>
+        <w:rPr>
+          <w:lang w:val="en_US" w:bidi="en_US"/>
+        </w:rPr>
+        <w:t>At Mount Sinai, Moses was receiving the Ten Commandments from the Lord. Meanwhile, the people asked Aaron to make gods for them (</w:t>
       </w:r>
       <w:hyperlink r:id="rId52">
         <w:r>
@@ -2080,28 +2136,28 @@
             <w:color w:val="0000EE"/>
             <w:u w:val="single"/>
           </w:rPr>
-          <w:t>Ex 32:1–6</w:t>
-        </w:r>
-      </w:hyperlink>
-      <w:r>
-        <w:rPr>
-          <w:lang w:val="en_US" w:bidi="en_US"/>
-        </w:rPr>
-        <w:t>). He fashioned a golden calf, following an Egyptian form, for the whole bovine family was worshiped in Egypt—the Apis bull, the Hathor cow, and the Mnevis calf.</w:t>
-      </w:r>
-    </w:p>
-    <w:p>
-      <w:pPr/>
-      <w:r>
-        <w:rPr>
-          <w:lang w:val="en_US" w:bidi="en_US"/>
-        </w:rPr>
-      </w:r>
-      <w:r>
-        <w:rPr>
-          <w:lang w:val="en_US" w:bidi="en_US"/>
-        </w:rPr>
-        <w:t>It was after his stay in Egypt (</w:t>
+          <w:t>Exodus 32:1–6</w:t>
+        </w:r>
+      </w:hyperlink>
+      <w:r>
+        <w:rPr>
+          <w:lang w:val="en_US" w:bidi="en_US"/>
+        </w:rPr>
+        <w:t>). Aaron made a golden calf. This image was similar to Egyptian forms of worship. The Egyptians worshiped several gods represented by cattle, including the Apis bull, the goddess Hathor, who was often shown as a cow, and the Mnevis calf.</w:t>
+      </w:r>
+    </w:p>
+    <w:p>
+      <w:pPr/>
+      <w:r>
+        <w:rPr>
+          <w:lang w:val="en_US" w:bidi="en_US"/>
+        </w:rPr>
+      </w:r>
+      <w:r>
+        <w:rPr>
+          <w:lang w:val="en_US" w:bidi="en_US"/>
+        </w:rPr>
+        <w:t>After Jeroboam spent time in Egypt (</w:t>
       </w:r>
       <w:hyperlink r:id="rId53">
         <w:r>
@@ -2112,14 +2168,14 @@
             <w:color w:val="0000EE"/>
             <w:u w:val="single"/>
           </w:rPr>
-          <w:t>1 Kgs 11:40</w:t>
-        </w:r>
-      </w:hyperlink>
-      <w:r>
-        <w:rPr>
-          <w:lang w:val="en_US" w:bidi="en_US"/>
-        </w:rPr>
-        <w:t>) that Jeroboam became king of Israel and set up golden calves, one at Bethel and one at Dan (</w:t>
+          <w:t>1 Kings 11:40</w:t>
+        </w:r>
+      </w:hyperlink>
+      <w:r>
+        <w:rPr>
+          <w:lang w:val="en_US" w:bidi="en_US"/>
+        </w:rPr>
+        <w:t>), he became king of Israel. He later set up two golden calves, one at Bethel and one at Dan (</w:t>
       </w:r>
       <w:hyperlink r:id="rId54">
         <w:r>
@@ -2137,7 +2193,7 @@
         <w:rPr>
           <w:lang w:val="en_US" w:bidi="en_US"/>
         </w:rPr>
-        <w:t>), an action that earned him the label as being the one who made Israel sin (</w:t>
+        <w:t>). Because of this, the Bible describes Jeroboam as the king who caused Israel to sin (</w:t>
       </w:r>
       <w:hyperlink r:id="rId55">
         <w:r>
@@ -2148,7 +2204,7 @@
             <w:color w:val="0000EE"/>
             <w:u w:val="single"/>
           </w:rPr>
-          <w:t>2 Kgs 3:3</w:t>
+          <w:t>2 Kings 3:3</w:t>
         </w:r>
       </w:hyperlink>
       <w:r>
@@ -2159,17 +2215,54 @@
       </w:r>
     </w:p>
     <w:p>
-      <w:pPr/>
-      <w:r>
-        <w:rPr>
-          <w:lang w:val="en_US" w:bidi="en_US"/>
-        </w:rPr>
-      </w:r>
-      <w:r>
-        <w:rPr>
-          <w:lang w:val="en_US" w:bidi="en_US"/>
-        </w:rPr>
-        <w:t>Already in patriarchal times there are references to the teraphim, or household gods. Examples of these idols have been found at Ur of the Chaldees, Nuzi, and other sites, and are referred to in the cuneiform tablets. The teraphim that Rachel stole from Laban could be hidden in her camel’s saddlebag (</w:t>
+      <w:pPr>
+        <w:pStyle w:val="Heading4"/>
+      </w:pPr>
+      <w:r>
+        <w:rPr>
+          <w:lang w:val="en_US" w:bidi="en_US"/>
+        </w:rPr>
+        <w:t>Household Gods in Israel</w:t>
+      </w:r>
+    </w:p>
+    <w:p>
+      <w:pPr/>
+      <w:r>
+        <w:rPr>
+          <w:lang w:val="en_US" w:bidi="en_US"/>
+        </w:rPr>
+      </w:r>
+      <w:r>
+        <w:rPr>
+          <w:lang w:val="en_US" w:bidi="en_US"/>
+        </w:rPr>
+        <w:t xml:space="preserve">In the time of the patriarchs, the Bible mentions </w:t>
+      </w:r>
+      <w:r>
+        <w:rPr>
+          <w:i/>
+          <w:lang w:val="en_US" w:bidi="en_US"/>
+        </w:rPr>
+        <w:t>teraphim</w:t>
+      </w:r>
+      <w:r>
+        <w:rPr>
+          <w:lang w:val="en_US" w:bidi="en_US"/>
+        </w:rPr>
+        <w:t xml:space="preserve">, or household gods. Archaeologists have found examples of these idols at Ur of the Chaldeans, Nuzi, and other ancient sites. Ancient cuneiform tablets, which were written on clay, also mention them. The </w:t>
+      </w:r>
+      <w:r>
+        <w:rPr>
+          <w:i/>
+          <w:lang w:val="en_US" w:bidi="en_US"/>
+        </w:rPr>
+        <w:t>teraphim</w:t>
+      </w:r>
+      <w:r>
+        <w:rPr>
+          <w:lang w:val="en_US" w:bidi="en_US"/>
+        </w:rPr>
+        <w:t xml:space="preserve"> that Rachel stole from Laban were small enough to hide in a camel’s saddlebag (</w:t>
       </w:r>
       <w:hyperlink r:id="rId56">
         <w:r>
@@ -2180,14 +2273,28 @@
             <w:color w:val="0000EE"/>
             <w:u w:val="single"/>
           </w:rPr>
-          <w:t>Gn 31:34</w:t>
-        </w:r>
-      </w:hyperlink>
-      <w:r>
-        <w:rPr>
-          <w:lang w:val="en_US" w:bidi="en_US"/>
-        </w:rPr>
-        <w:t>). It seems, however, that in the time of David such idols were larger, for when Saul’s men came to kill David, Michal, David’s wife and the daughter of Saul, helped David to escape and then took such an image and placed it in a bed to make the men think that David was sick (</w:t>
+          <w:t>Genesis 31:34</w:t>
+        </w:r>
+      </w:hyperlink>
+      <w:r>
+        <w:rPr>
+          <w:lang w:val="en_US" w:bidi="en_US"/>
+        </w:rPr>
+        <w:t xml:space="preserve">). </w:t>
+      </w:r>
+    </w:p>
+    <w:p>
+      <w:pPr/>
+      <w:r>
+        <w:rPr>
+          <w:lang w:val="en_US" w:bidi="en_US"/>
+        </w:rPr>
+      </w:r>
+      <w:r>
+        <w:rPr>
+          <w:lang w:val="en_US" w:bidi="en_US"/>
+        </w:rPr>
+        <w:t>However, by the time of David, some of these idols seem to have been larger. When Saul’s men came to kill David, Michal, David's wife and daughter of Saul, helped David escape. She then placed a household idol in the bed so that the men would think David was sick (</w:t>
       </w:r>
       <w:hyperlink r:id="rId57">
         <w:r>
@@ -2198,7 +2305,7 @@
             <w:color w:val="0000EE"/>
             <w:u w:val="single"/>
           </w:rPr>
-          <w:t>1 Sm 19:11–16</w:t>
+          <w:t>1 Samuel 19:11–16</w:t>
         </w:r>
       </w:hyperlink>
       <w:r>
@@ -2209,17 +2316,28 @@
       </w:r>
     </w:p>
     <w:p>
-      <w:pPr/>
-      <w:r>
-        <w:rPr>
-          <w:lang w:val="en_US" w:bidi="en_US"/>
-        </w:rPr>
-      </w:r>
-      <w:r>
-        <w:rPr>
-          <w:lang w:val="en_US" w:bidi="en_US"/>
-        </w:rPr>
-        <w:t>The prohibition of idolatry is explicitly stated in the second commandment (</w:t>
+      <w:pPr>
+        <w:pStyle w:val="Heading4"/>
+      </w:pPr>
+      <w:r>
+        <w:rPr>
+          <w:lang w:val="en_US" w:bidi="en_US"/>
+        </w:rPr>
+        <w:t>God's Commands Against Idolatry</w:t>
+      </w:r>
+    </w:p>
+    <w:p>
+      <w:pPr/>
+      <w:r>
+        <w:rPr>
+          <w:lang w:val="en_US" w:bidi="en_US"/>
+        </w:rPr>
+      </w:r>
+      <w:r>
+        <w:rPr>
+          <w:lang w:val="en_US" w:bidi="en_US"/>
+        </w:rPr>
+        <w:t>The second commandment clearly forbids idolatry (</w:t>
       </w:r>
       <w:hyperlink r:id="rId58">
         <w:r>
@@ -2230,14 +2348,28 @@
             <w:color w:val="0000EE"/>
             <w:u w:val="single"/>
           </w:rPr>
-          <w:t>Ex 20:4–5</w:t>
-        </w:r>
-      </w:hyperlink>
-      <w:r>
-        <w:rPr>
-          <w:lang w:val="en_US" w:bidi="en_US"/>
-        </w:rPr>
-        <w:t xml:space="preserve">, nlt): “Do not make idols of any kind, whether in the shape of birds or animals or fish. You must never worship or bow down to them, for I, the Lord your God, am a jealous God who will not share your affection with any other god!” (cf. </w:t>
+          <w:t>Exodus 20:4–5</w:t>
+        </w:r>
+      </w:hyperlink>
+      <w:r>
+        <w:rPr>
+          <w:lang w:val="en_US" w:bidi="en_US"/>
+        </w:rPr>
+        <w:t>):</w:t>
+      </w:r>
+    </w:p>
+    <w:p>
+      <w:pPr/>
+      <w:r>
+        <w:rPr>
+          <w:lang w:val="en_US" w:bidi="en_US"/>
+        </w:rPr>
+      </w:r>
+      <w:r>
+        <w:rPr>
+          <w:lang w:val="en_US" w:bidi="en_US"/>
+        </w:rPr>
+        <w:t xml:space="preserve"> “You shall not make for yourself an idol in the form of anything in the heavens above, on the earth below, or in the waters beneath. You shall not bow down to them or worship them; for I, the LORD your God, am a jealous God” (see also </w:t>
       </w:r>
       <w:hyperlink r:id="rId59">
         <w:r>
@@ -2248,7 +2380,7 @@
             <w:color w:val="0000EE"/>
             <w:u w:val="single"/>
           </w:rPr>
-          <w:t>Ex 34:17</w:t>
+          <w:t>Exodus 34:17</w:t>
         </w:r>
       </w:hyperlink>
       <w:r>
@@ -2266,7 +2398,7 @@
             <w:color w:val="0000EE"/>
             <w:u w:val="single"/>
           </w:rPr>
-          <w:t>Lv 19:4</w:t>
+          <w:t>Leviticus 19:4</w:t>
         </w:r>
       </w:hyperlink>
       <w:r>
@@ -2302,7 +2434,7 @@
             <w:color w:val="0000EE"/>
             <w:u w:val="single"/>
           </w:rPr>
-          <w:t>Dt 4:15–19</w:t>
+          <w:t>Deuteronomy 4:15–19</w:t>
         </w:r>
       </w:hyperlink>
       <w:r>
@@ -2327,7 +2459,47 @@
         <w:rPr>
           <w:lang w:val="en_US" w:bidi="en_US"/>
         </w:rPr>
-        <w:t>). This commandment is an extension or auxiliary of the first, for it seeks to preserve God’s uniqueness and to protect his glory. The definition of idolatry was broadened during the time of Samuel, who confronted King Saul with the charge that stubbornness is the same as idolatry (</w:t>
+        <w:t xml:space="preserve">). </w:t>
+      </w:r>
+    </w:p>
+    <w:p>
+      <w:pPr/>
+      <w:r>
+        <w:rPr>
+          <w:lang w:val="en_US" w:bidi="en_US"/>
+        </w:rPr>
+      </w:r>
+      <w:r>
+        <w:rPr>
+          <w:lang w:val="en_US" w:bidi="en_US"/>
+        </w:rPr>
+        <w:t>This commandment supports the first commandment. It protects the truth that God is unique and that his glory belongs to him alone.</w:t>
+      </w:r>
+    </w:p>
+    <w:p>
+      <w:pPr/>
+      <w:r>
+        <w:rPr>
+          <w:lang w:val="en_US" w:bidi="en_US"/>
+        </w:rPr>
+      </w:r>
+      <w:r>
+        <w:rPr>
+          <w:lang w:val="en_US" w:bidi="en_US"/>
+        </w:rPr>
+        <w:t>In the time of Samuel, the idea of idolatry was also applied more broadly. Samuel told King Saul that “</w:t>
+      </w:r>
+      <w:r>
+        <w:rPr>
+          <w:lang w:val="en_US" w:bidi="en_US"/>
+        </w:rPr>
+        <w:t>arrogance is like the wickedness of idolatry”</w:t>
+      </w:r>
+      <w:r>
+        <w:rPr>
+          <w:lang w:val="en_US" w:bidi="en_US"/>
+        </w:rPr>
+        <w:t xml:space="preserve"> (</w:t>
       </w:r>
       <w:hyperlink r:id="rId64">
         <w:r>
@@ -2338,7 +2510,7 @@
             <w:color w:val="0000EE"/>
             <w:u w:val="single"/>
           </w:rPr>
-          <w:t>1 Sm 15:23</w:t>
+          <w:t>1 Samuel 15:23</w:t>
         </w:r>
       </w:hyperlink>
       <w:r>
@@ -2359,7 +2531,7 @@
         <w:rPr>
           <w:lang w:val="en_US" w:bidi="en_US"/>
         </w:rPr>
-        <w:t>Previous to the conquest of Canaan, the Lord kept warning Israel against marrying members of the native populace, which he had ordered Israel to annihilate. This measure was intended to prevent the weakening of moral life in Israel (</w:t>
+        <w:t>Before Israel entered Canaan, the Lord repeatedly warned the Israelites not to marry people from the nations living there. God had commanded Israel to remove those nations from the land. One purpose of this command was to keep Israel from being led away from faithful obedience to God (</w:t>
       </w:r>
       <w:hyperlink r:id="rId65">
         <w:r>
@@ -2370,7 +2542,7 @@
             <w:color w:val="0000EE"/>
             <w:u w:val="single"/>
           </w:rPr>
-          <w:t>Ex 34:16</w:t>
+          <w:t>Exodus 34:16</w:t>
         </w:r>
       </w:hyperlink>
       <w:r>
@@ -2388,14 +2560,28 @@
             <w:color w:val="0000EE"/>
             <w:u w:val="single"/>
           </w:rPr>
-          <w:t>Dt 7:3–4</w:t>
-        </w:r>
-      </w:hyperlink>
-      <w:r>
-        <w:rPr>
-          <w:lang w:val="en_US" w:bidi="en_US"/>
-        </w:rPr>
-        <w:t xml:space="preserve">). This principle is again expanded in the NT (cf. </w:t>
+          <w:t>Deuteronomy 7:3–4</w:t>
+        </w:r>
+      </w:hyperlink>
+      <w:r>
+        <w:rPr>
+          <w:lang w:val="en_US" w:bidi="en_US"/>
+        </w:rPr>
+        <w:t xml:space="preserve">). </w:t>
+      </w:r>
+    </w:p>
+    <w:p>
+      <w:pPr/>
+      <w:r>
+        <w:rPr>
+          <w:lang w:val="en_US" w:bidi="en_US"/>
+        </w:rPr>
+      </w:r>
+      <w:r>
+        <w:rPr>
+          <w:lang w:val="en_US" w:bidi="en_US"/>
+        </w:rPr>
+        <w:t xml:space="preserve">The New Testament also teaches that close relationships can influence a person’s faith and conduct (see </w:t>
       </w:r>
       <w:hyperlink r:id="rId67">
         <w:r>
@@ -2406,7 +2592,7 @@
             <w:color w:val="0000EE"/>
             <w:u w:val="single"/>
           </w:rPr>
-          <w:t>1 Cor 15:33</w:t>
+          <w:t>1 Corinthians 15:33</w:t>
         </w:r>
       </w:hyperlink>
       <w:r>
@@ -2424,14 +2610,28 @@
             <w:color w:val="0000EE"/>
             <w:u w:val="single"/>
           </w:rPr>
-          <w:t>2 Cor 6:14</w:t>
-        </w:r>
-      </w:hyperlink>
-      <w:r>
-        <w:rPr>
-          <w:lang w:val="en_US" w:bidi="en_US"/>
-        </w:rPr>
-        <w:t>). The history of Israel demonstrated the practicality of the prohibition against such marriages, for they inevitably led to apostasy. Perhaps the saddest example is Solomon (</w:t>
+          <w:t>2 Corinthians 6:14</w:t>
+        </w:r>
+      </w:hyperlink>
+      <w:r>
+        <w:rPr>
+          <w:lang w:val="en_US" w:bidi="en_US"/>
+        </w:rPr>
+        <w:t xml:space="preserve">). </w:t>
+      </w:r>
+    </w:p>
+    <w:p>
+      <w:pPr/>
+      <w:r>
+        <w:rPr>
+          <w:lang w:val="en_US" w:bidi="en_US"/>
+        </w:rPr>
+      </w:r>
+      <w:r>
+        <w:rPr>
+          <w:lang w:val="en_US" w:bidi="en_US"/>
+        </w:rPr>
+        <w:t>Israel’s history shows the danger behind this warning. Marriages with people who worshiped other gods often led the Israelites away from the Lord. One of the clearest examples is Solomon (</w:t>
       </w:r>
       <w:hyperlink r:id="rId69">
         <w:r>
@@ -2442,14 +2642,14 @@
             <w:color w:val="0000EE"/>
             <w:u w:val="single"/>
           </w:rPr>
-          <w:t>1 Kgs 11:1–8</w:t>
-        </w:r>
-      </w:hyperlink>
-      <w:r>
-        <w:rPr>
-          <w:lang w:val="en_US" w:bidi="en_US"/>
-        </w:rPr>
-        <w:t xml:space="preserve">). When Solomon was old, his wives turned his heart to other gods, so that he was not wholly true to the Lord his God (v </w:t>
+          <w:t>1 Kings 11:1–8</w:t>
+        </w:r>
+      </w:hyperlink>
+      <w:r>
+        <w:rPr>
+          <w:lang w:val="en_US" w:bidi="en_US"/>
+        </w:rPr>
+        <w:t xml:space="preserve">). When Solomon grew old, his wives turned his heart toward other gods, and he was no longer fully faithful to the Lord his God (verse </w:t>
       </w:r>
       <w:hyperlink r:id="rId70">
         <w:r>
@@ -2471,17 +2671,28 @@
       </w:r>
     </w:p>
     <w:p>
-      <w:pPr/>
-      <w:r>
-        <w:rPr>
-          <w:lang w:val="en_US" w:bidi="en_US"/>
-        </w:rPr>
-      </w:r>
-      <w:r>
-        <w:rPr>
-          <w:lang w:val="en_US" w:bidi="en_US"/>
-        </w:rPr>
-        <w:t>In the time of the judges there was an infamous case of idol worship (</w:t>
+      <w:pPr>
+        <w:pStyle w:val="Heading4"/>
+      </w:pPr>
+      <w:r>
+        <w:rPr>
+          <w:lang w:val="en_US" w:bidi="en_US"/>
+        </w:rPr>
+        <w:t>Idolatry in the Time of the Judges</w:t>
+      </w:r>
+    </w:p>
+    <w:p>
+      <w:pPr/>
+      <w:r>
+        <w:rPr>
+          <w:lang w:val="en_US" w:bidi="en_US"/>
+        </w:rPr>
+      </w:r>
+      <w:r>
+        <w:rPr>
+          <w:lang w:val="en_US" w:bidi="en_US"/>
+        </w:rPr>
+        <w:t>During the time of the judges, the Bible describes a well-known case of idol worship (</w:t>
       </w:r>
       <w:hyperlink r:id="rId71">
         <w:r>
@@ -2492,14 +2703,55 @@
             <w:color w:val="0000EE"/>
             <w:u w:val="single"/>
           </w:rPr>
-          <w:t>Jgs 17:1–18:31</w:t>
-        </w:r>
-      </w:hyperlink>
-      <w:r>
-        <w:rPr>
-          <w:lang w:val="en_US" w:bidi="en_US"/>
-        </w:rPr>
-        <w:t>). The mother of an Ephraimite named Micah took 200 pieces of silver and had a silversmith make them into a graven image for her son. He also had a shrine, an ephod, and teraphim. He hired a wandering Levite to be his priest, but men from the tribe of Dan came along and took the Levite, the image, and all the accoutrements and set up this idol at Dan and used it as an object of their worship (</w:t>
+          <w:t>Judges 17:1–18:31</w:t>
+        </w:r>
+      </w:hyperlink>
+      <w:r>
+        <w:rPr>
+          <w:lang w:val="en_US" w:bidi="en_US"/>
+        </w:rPr>
+        <w:t>). The mother of a man from Ephraim named Micah gave 200 pieces of silver to a silversmith. He used the silver to make an idol for her son.</w:t>
+      </w:r>
+    </w:p>
+    <w:p>
+      <w:pPr/>
+      <w:r>
+        <w:rPr>
+          <w:lang w:val="en_US" w:bidi="en_US"/>
+        </w:rPr>
+      </w:r>
+      <w:r>
+        <w:rPr>
+          <w:lang w:val="en_US" w:bidi="en_US"/>
+        </w:rPr>
+        <w:t xml:space="preserve">Micah also had a shrine, an ephod, which was a special religious garment or object, and </w:t>
+      </w:r>
+      <w:r>
+        <w:rPr>
+          <w:i/>
+          <w:lang w:val="en_US" w:bidi="en_US"/>
+        </w:rPr>
+        <w:t>teraphim</w:t>
+      </w:r>
+      <w:r>
+        <w:rPr>
+          <w:lang w:val="en_US" w:bidi="en_US"/>
+        </w:rPr>
+        <w:t>, or household gods. He hired a traveling Levite to serve as his priest.</w:t>
+      </w:r>
+    </w:p>
+    <w:p>
+      <w:pPr/>
+      <w:r>
+        <w:rPr>
+          <w:lang w:val="en_US" w:bidi="en_US"/>
+        </w:rPr>
+      </w:r>
+      <w:r>
+        <w:rPr>
+          <w:lang w:val="en_US" w:bidi="en_US"/>
+        </w:rPr>
+        <w:t>Later, men from the tribe of Dan took the Levite, the idol, and the other objects used for worship. They brought them to Dan, set up the idol there, and worshiped it (</w:t>
       </w:r>
       <w:hyperlink r:id="rId72">
         <w:r>
@@ -2510,7 +2762,7 @@
             <w:color w:val="0000EE"/>
             <w:u w:val="single"/>
           </w:rPr>
-          <w:t>18:30–31</w:t>
+          <w:t>Judges 18:30–31</w:t>
         </w:r>
       </w:hyperlink>
       <w:r>
@@ -2521,17 +2773,42 @@
       </w:r>
     </w:p>
     <w:p>
-      <w:pPr/>
-      <w:r>
-        <w:rPr>
-          <w:lang w:val="en_US" w:bidi="en_US"/>
-        </w:rPr>
-      </w:r>
-      <w:r>
-        <w:rPr>
-          <w:lang w:val="en_US" w:bidi="en_US"/>
-        </w:rPr>
-        <w:t>In Scripture the kings of Israel are evaluated on the basis of what they did with respect to the “high places” and idols. Asa removed all the idols his ancestors had made (</w:t>
+      <w:pPr>
+        <w:pStyle w:val="Heading4"/>
+      </w:pPr>
+      <w:r>
+        <w:rPr>
+          <w:lang w:val="en_US" w:bidi="en_US"/>
+        </w:rPr>
+        <w:t>Idolatry and Israel’s Kings</w:t>
+      </w:r>
+    </w:p>
+    <w:p>
+      <w:pPr/>
+      <w:r>
+        <w:rPr>
+          <w:lang w:val="en_US" w:bidi="en_US"/>
+        </w:rPr>
+      </w:r>
+      <w:r>
+        <w:rPr>
+          <w:lang w:val="en_US" w:bidi="en_US"/>
+        </w:rPr>
+        <w:t>In the Bible, the kings of Israel are often judged by how they dealt with the “high places,” which were places of worship, and with idols.</w:t>
+      </w:r>
+    </w:p>
+    <w:p>
+      <w:pPr/>
+      <w:r>
+        <w:rPr>
+          <w:lang w:val="en_US" w:bidi="en_US"/>
+        </w:rPr>
+      </w:r>
+      <w:r>
+        <w:rPr>
+          <w:lang w:val="en_US" w:bidi="en_US"/>
+        </w:rPr>
+        <w:t>King Asa removed the idols his ancestors had made (</w:t>
       </w:r>
       <w:hyperlink r:id="rId73">
         <w:r>
@@ -2542,14 +2819,14 @@
             <w:color w:val="0000EE"/>
             <w:u w:val="single"/>
           </w:rPr>
-          <w:t>1 Kgs 15:12</w:t>
-        </w:r>
-      </w:hyperlink>
-      <w:r>
-        <w:rPr>
-          <w:lang w:val="en_US" w:bidi="en_US"/>
-        </w:rPr>
-        <w:t xml:space="preserve">) and would not let Maacah be queen mother because she had an abominable image made for Asherah. He cut down and burned the image (v </w:t>
+          <w:t>1 Kings 15:12</w:t>
+        </w:r>
+      </w:hyperlink>
+      <w:r>
+        <w:rPr>
+          <w:lang w:val="en_US" w:bidi="en_US"/>
+        </w:rPr>
+        <w:t xml:space="preserve">). He also removed Maacah from her position as queen mother because she had made an offensive image for the goddess Asherah. Asa cut down the image and burned it (verse </w:t>
       </w:r>
       <w:hyperlink r:id="rId74">
         <w:r>
@@ -2567,7 +2844,7 @@
         <w:rPr>
           <w:lang w:val="en_US" w:bidi="en_US"/>
         </w:rPr>
-        <w:t>). The Israelite king Ahab, however, was an idolater (</w:t>
+        <w:t>). King Ahab, however, worshiped idols and led Israel further into idolatry (</w:t>
       </w:r>
       <w:hyperlink r:id="rId75">
         <w:r>
@@ -2578,14 +2855,14 @@
             <w:color w:val="0000EE"/>
             <w:u w:val="single"/>
           </w:rPr>
-          <w:t>1 Kgs 21:26</w:t>
-        </w:r>
-      </w:hyperlink>
-      <w:r>
-        <w:rPr>
-          <w:lang w:val="en_US" w:bidi="en_US"/>
-        </w:rPr>
-        <w:t xml:space="preserve">; cf. </w:t>
+          <w:t>21:26</w:t>
+        </w:r>
+      </w:hyperlink>
+      <w:r>
+        <w:rPr>
+          <w:lang w:val="en_US" w:bidi="en_US"/>
+        </w:rPr>
+        <w:t xml:space="preserve">; compare </w:t>
       </w:r>
       <w:hyperlink r:id="rId76">
         <w:r>
@@ -2617,7 +2894,7 @@
         <w:rPr>
           <w:lang w:val="en_US" w:bidi="en_US"/>
         </w:rPr>
-        <w:t>Hezekiah destroyed the high places, broke down the pillars, and cut down the Asherim (</w:t>
+        <w:t>King Hezekiah “removed the high places, shattered the sacred pillars, and cut down the Asherah poles” (</w:t>
       </w:r>
       <w:hyperlink r:id="rId77">
         <w:r>
@@ -2628,7 +2905,7 @@
             <w:color w:val="0000EE"/>
             <w:u w:val="single"/>
           </w:rPr>
-          <w:t>2 Kgs 18:4</w:t>
+          <w:t>2 Kings 18:4</w:t>
         </w:r>
       </w:hyperlink>
       <w:r>
@@ -2646,14 +2923,14 @@
             <w:color w:val="0000EE"/>
             <w:u w:val="single"/>
           </w:rPr>
-          <w:t>2 Chr 31:1</w:t>
-        </w:r>
-      </w:hyperlink>
-      <w:r>
-        <w:rPr>
-          <w:lang w:val="en_US" w:bidi="en_US"/>
-        </w:rPr>
-        <w:t>). He also put an end to a strange cult that illustrates the insidious nature of idolatry. The bronze serpent that Moses lifted up on a pole to save the Israelites from death by snakebite (</w:t>
+          <w:t>2 Chronicles 31:1</w:t>
+        </w:r>
+      </w:hyperlink>
+      <w:r>
+        <w:rPr>
+          <w:lang w:val="en_US" w:bidi="en_US"/>
+        </w:rPr>
+        <w:t>). He also ended the worship of a bronze serpent. This example shows how an object that once had a good purpose can later become an idol. Moses had lifted up this bronze serpent on a pole so that Israelites who had been bitten by snakes could live (</w:t>
       </w:r>
       <w:hyperlink r:id="rId79">
         <w:r>
@@ -2664,14 +2941,14 @@
             <w:color w:val="0000EE"/>
             <w:u w:val="single"/>
           </w:rPr>
-          <w:t>Nm 21:9</w:t>
-        </w:r>
-      </w:hyperlink>
-      <w:r>
-        <w:rPr>
-          <w:lang w:val="en_US" w:bidi="en_US"/>
-        </w:rPr>
-        <w:t xml:space="preserve">; cf. </w:t>
+          <w:t>Numbers 21:9</w:t>
+        </w:r>
+      </w:hyperlink>
+      <w:r>
+        <w:rPr>
+          <w:lang w:val="en_US" w:bidi="en_US"/>
+        </w:rPr>
+        <w:t xml:space="preserve">; see also </w:t>
       </w:r>
       <w:hyperlink r:id="rId80">
         <w:r>
@@ -2682,14 +2959,28 @@
             <w:color w:val="0000EE"/>
             <w:u w:val="single"/>
           </w:rPr>
-          <w:t>Jn 3:14</w:t>
-        </w:r>
-      </w:hyperlink>
-      <w:r>
-        <w:rPr>
-          <w:lang w:val="en_US" w:bidi="en_US"/>
-        </w:rPr>
-        <w:t>) had been preserved until the time of Hezekiah. It had been given the name Nehushtan, and people venerated it and burned incense to it. Hezekiah destroyed it (</w:t>
+          <w:t>John 3:14</w:t>
+        </w:r>
+      </w:hyperlink>
+      <w:r>
+        <w:rPr>
+          <w:lang w:val="en_US" w:bidi="en_US"/>
+        </w:rPr>
+        <w:t xml:space="preserve">). </w:t>
+      </w:r>
+    </w:p>
+    <w:p>
+      <w:pPr/>
+      <w:r>
+        <w:rPr>
+          <w:lang w:val="en_US" w:bidi="en_US"/>
+        </w:rPr>
+      </w:r>
+      <w:r>
+        <w:rPr>
+          <w:lang w:val="en_US" w:bidi="en_US"/>
+        </w:rPr>
+        <w:t>The bronze serpent was kept until the time of Hezekiah. People called it Nehushtan, honored it as sacred, and burned incense to it. Hezekiah destroyed it because the people had begun to worship an object that had originally been used for good (</w:t>
       </w:r>
       <w:hyperlink r:id="rId77">
         <w:r>
@@ -2700,28 +2991,39 @@
             <w:color w:val="0000EE"/>
             <w:u w:val="single"/>
           </w:rPr>
-          <w:t>2 Kgs 18:4</w:t>
-        </w:r>
-      </w:hyperlink>
-      <w:r>
-        <w:rPr>
-          <w:lang w:val="en_US" w:bidi="en_US"/>
-        </w:rPr>
-        <w:t>) because what had been an instrument for good had become a thing of evil.</w:t>
-      </w:r>
-    </w:p>
-    <w:p>
-      <w:pPr/>
-      <w:r>
-        <w:rPr>
-          <w:lang w:val="en_US" w:bidi="en_US"/>
-        </w:rPr>
-      </w:r>
-      <w:r>
-        <w:rPr>
-          <w:lang w:val="en_US" w:bidi="en_US"/>
-        </w:rPr>
-        <w:t>The prophet Isaiah described the making of an idol in human form (</w:t>
+          <w:t>2 Kings 18:4</w:t>
+        </w:r>
+      </w:hyperlink>
+      <w:r>
+        <w:rPr>
+          <w:lang w:val="en_US" w:bidi="en_US"/>
+        </w:rPr>
+        <w:t>).</w:t>
+      </w:r>
+    </w:p>
+    <w:p>
+      <w:pPr>
+        <w:pStyle w:val="Heading4"/>
+      </w:pPr>
+      <w:r>
+        <w:rPr>
+          <w:lang w:val="en_US" w:bidi="en_US"/>
+        </w:rPr>
+        <w:t>How People Made Idols</w:t>
+      </w:r>
+    </w:p>
+    <w:p>
+      <w:pPr/>
+      <w:r>
+        <w:rPr>
+          <w:lang w:val="en_US" w:bidi="en_US"/>
+        </w:rPr>
+      </w:r>
+      <w:r>
+        <w:rPr>
+          <w:lang w:val="en_US" w:bidi="en_US"/>
+        </w:rPr>
+        <w:t>The prophet Isaiah described how people made idols in human form (</w:t>
       </w:r>
       <w:hyperlink r:id="rId81">
         <w:r>
@@ -2732,7 +3034,7 @@
             <w:color w:val="0000EE"/>
             <w:u w:val="single"/>
           </w:rPr>
-          <w:t>Is 40:19–20</w:t>
+          <w:t>Isaiah 40:19–20</w:t>
         </w:r>
       </w:hyperlink>
       <w:r>
@@ -2757,7 +3059,7 @@
         <w:rPr>
           <w:lang w:val="en_US" w:bidi="en_US"/>
         </w:rPr>
-        <w:t>). Images were cast in a mold using molten metal (</w:t>
+        <w:t>). They cast images in molds using melted metal (</w:t>
       </w:r>
       <w:hyperlink r:id="rId83">
         <w:r>
@@ -2793,7 +3095,7 @@
         <w:rPr>
           <w:lang w:val="en_US" w:bidi="en_US"/>
         </w:rPr>
-        <w:t>). Statues were forged by smiths (</w:t>
+        <w:t>). Blacksmiths forged statues from metal (</w:t>
       </w:r>
       <w:hyperlink r:id="rId85">
         <w:r>
@@ -2811,7 +3113,7 @@
         <w:rPr>
           <w:lang w:val="en_US" w:bidi="en_US"/>
         </w:rPr>
-        <w:t>), carved from wood (</w:t>
+        <w:t>). Carpenters carved them from wood (</w:t>
       </w:r>
       <w:hyperlink r:id="rId86">
         <w:r>
@@ -2829,7 +3131,7 @@
         <w:rPr>
           <w:lang w:val="en_US" w:bidi="en_US"/>
         </w:rPr>
-        <w:t>), and overlaid with precious metal (</w:t>
+        <w:t>). Workers then covered them with precious metal (</w:t>
       </w:r>
       <w:hyperlink r:id="rId83">
         <w:r>
@@ -2847,7 +3149,46 @@
         <w:rPr>
           <w:lang w:val="en_US" w:bidi="en_US"/>
         </w:rPr>
-        <w:t>). Small clay images and plaques were also molded and fired in a kiln, and statues were sculptured from stone. The psalmist spoke out against idols and images (</w:t>
+        <w:t xml:space="preserve">). </w:t>
+      </w:r>
+    </w:p>
+    <w:p>
+      <w:pPr/>
+      <w:r>
+        <w:rPr>
+          <w:lang w:val="en_US" w:bidi="en_US"/>
+        </w:rPr>
+      </w:r>
+      <w:r>
+        <w:rPr>
+          <w:lang w:val="en_US" w:bidi="en_US"/>
+        </w:rPr>
+        <w:t>People also made small clay images and plaques by shaping the clay and heating it in a kiln. Other statues were carved from stone.</w:t>
+      </w:r>
+    </w:p>
+    <w:p>
+      <w:pPr>
+        <w:pStyle w:val="Heading4"/>
+      </w:pPr>
+      <w:r>
+        <w:rPr>
+          <w:lang w:val="en_US" w:bidi="en_US"/>
+        </w:rPr>
+        <w:t xml:space="preserve">Idols in the Psalms and the Exile </w:t>
+      </w:r>
+    </w:p>
+    <w:p>
+      <w:pPr/>
+      <w:r>
+        <w:rPr>
+          <w:lang w:val="en_US" w:bidi="en_US"/>
+        </w:rPr>
+      </w:r>
+      <w:r>
+        <w:rPr>
+          <w:lang w:val="en_US" w:bidi="en_US"/>
+        </w:rPr>
+        <w:t>The book of Psalms also speaks against idols and images (</w:t>
       </w:r>
       <w:hyperlink r:id="rId87">
         <w:r>
@@ -2858,7 +3199,7 @@
             <w:color w:val="0000EE"/>
             <w:u w:val="single"/>
           </w:rPr>
-          <w:t>Pss 96:5</w:t>
+          <w:t>Psalms 96:5</w:t>
         </w:r>
       </w:hyperlink>
       <w:r>
@@ -2901,7 +3242,7 @@
         <w:rPr>
           <w:lang w:val="en_US" w:bidi="en_US"/>
         </w:rPr>
-        <w:t xml:space="preserve">) and the helplessness of idols is described in </w:t>
+        <w:t xml:space="preserve">). </w:t>
       </w:r>
       <w:hyperlink r:id="rId90">
         <w:r>
@@ -2937,6 +3278,153 @@
         <w:rPr>
           <w:lang w:val="en_US" w:bidi="en_US"/>
         </w:rPr>
+        <w:t xml:space="preserve"> describe idols as powerless and unable to help those who worship them.</w:t>
+      </w:r>
+    </w:p>
+    <w:p>
+      <w:pPr/>
+      <w:r>
+        <w:rPr>
+          <w:lang w:val="en_US" w:bidi="en_US"/>
+        </w:rPr>
+      </w:r>
+      <w:r>
+        <w:rPr>
+          <w:lang w:val="en_US" w:bidi="en_US"/>
+        </w:rPr>
+        <w:t>The northern and southern kingdoms of Israel were taken into exile because the people turned away from God and worshiped idols. The Jewish people understood that idolatry had contributed to their exile. During their time in Babylon, they developed a strong rejection of idol worship. This rejection of idolatry continued to be an important part of Judaism.</w:t>
+      </w:r>
+    </w:p>
+    <w:p>
+      <w:pPr>
+        <w:pStyle w:val="Heading3"/>
+      </w:pPr>
+      <w:r>
+        <w:rPr>
+          <w:lang w:val="en_US" w:bidi="en_US"/>
+        </w:rPr>
+        <w:t>Idols and Idolatry in the New Testament</w:t>
+      </w:r>
+    </w:p>
+    <w:p>
+      <w:pPr/>
+      <w:r>
+        <w:rPr>
+          <w:lang w:val="en_US" w:bidi="en_US"/>
+        </w:rPr>
+      </w:r>
+      <w:r>
+        <w:rPr>
+          <w:lang w:val="en_US" w:bidi="en_US"/>
+        </w:rPr>
+        <w:t xml:space="preserve">The New Testament gives its fullest discussion of idolatry in Paul’s First Letter to the Corinthians. The Greek word for idolatry is </w:t>
+      </w:r>
+      <w:r>
+        <w:rPr>
+          <w:i/>
+          <w:lang w:val="en_US" w:bidi="en_US"/>
+        </w:rPr>
+        <w:t>eidololatreia</w:t>
+      </w:r>
+      <w:r>
+        <w:rPr>
+          <w:lang w:val="en_US" w:bidi="en_US"/>
+        </w:rPr>
+        <w:t xml:space="preserve">, and the word for an idol worshiper is </w:t>
+      </w:r>
+      <w:r>
+        <w:rPr>
+          <w:i/>
+          <w:lang w:val="en_US" w:bidi="en_US"/>
+        </w:rPr>
+        <w:t>eidololatres</w:t>
+      </w:r>
+      <w:r>
+        <w:rPr>
+          <w:lang w:val="en_US" w:bidi="en_US"/>
+        </w:rPr>
+        <w:t xml:space="preserve">. </w:t>
+      </w:r>
+    </w:p>
+    <w:p>
+      <w:pPr/>
+      <w:r>
+        <w:rPr>
+          <w:lang w:val="en_US" w:bidi="en_US"/>
+        </w:rPr>
+      </w:r>
+      <w:r>
+        <w:rPr>
+          <w:lang w:val="en_US" w:bidi="en_US"/>
+        </w:rPr>
+        <w:t>In an earlier letter that has not survived, Paul told the Corinthians not to associate with people who claimed to be believers but still worshiped idols (</w:t>
+      </w:r>
+      <w:hyperlink r:id="rId92">
+        <w:r>
+          <w:rPr>
+            <w:lang w:val="en_US" w:bidi="en_US"/>
+          </w:rPr>
+          <w:rPr>
+            <w:color w:val="0000EE"/>
+            <w:u w:val="single"/>
+          </w:rPr>
+          <w:t>1 Corinthians 5:9–11</w:t>
+        </w:r>
+      </w:hyperlink>
+      <w:r>
+        <w:rPr>
+          <w:lang w:val="en_US" w:bidi="en_US"/>
+        </w:rPr>
+        <w:t xml:space="preserve">). </w:t>
+      </w:r>
+    </w:p>
+    <w:p>
+      <w:pPr/>
+      <w:r>
+        <w:rPr>
+          <w:lang w:val="en_US" w:bidi="en_US"/>
+        </w:rPr>
+      </w:r>
+      <w:r>
+        <w:rPr>
+          <w:lang w:val="en_US" w:bidi="en_US"/>
+        </w:rPr>
+        <w:t xml:space="preserve">After receiving that letter, the Corinthians may have asked Paul for more explanation. In 1 Corinthians, Paul then speaks again about “idolaters” in </w:t>
+      </w:r>
+      <w:hyperlink r:id="rId93">
+        <w:r>
+          <w:rPr>
+            <w:lang w:val="en_US" w:bidi="en_US"/>
+          </w:rPr>
+          <w:rPr>
+            <w:color w:val="0000EE"/>
+            <w:u w:val="single"/>
+          </w:rPr>
+          <w:t>5:10–11, 6:9, 10:7</w:t>
+        </w:r>
+      </w:hyperlink>
+      <w:r>
+        <w:rPr>
+          <w:lang w:val="en_US" w:bidi="en_US"/>
+        </w:rPr>
+        <w:t xml:space="preserve">, and “idolatry” in </w:t>
+      </w:r>
+      <w:hyperlink r:id="rId94">
+        <w:r>
+          <w:rPr>
+            <w:lang w:val="en_US" w:bidi="en_US"/>
+          </w:rPr>
+          <w:rPr>
+            <w:color w:val="0000EE"/>
+            <w:u w:val="single"/>
+          </w:rPr>
+          <w:t>10:14</w:t>
+        </w:r>
+      </w:hyperlink>
+      <w:r>
+        <w:rPr>
+          <w:lang w:val="en_US" w:bidi="en_US"/>
+        </w:rPr>
         <w:t>.</w:t>
       </w:r>
     </w:p>
@@ -2951,643 +3439,640 @@
         <w:rPr>
           <w:lang w:val="en_US" w:bidi="en_US"/>
         </w:rPr>
-        <w:t>The northern and southern kingdoms of Israel went into captivity because they forsook God and served idols. The Jews were well aware that idolatry had brought them into captivity, and during their time in Babylon, they developed an abhorrence to idols that has characterized Judaism to this very day.</w:t>
-      </w:r>
-    </w:p>
-    <w:p>
-      <w:pPr>
-        <w:pStyle w:val="Heading3"/>
-      </w:pPr>
-      <w:r>
-        <w:rPr>
-          <w:lang w:val="en_US" w:bidi="en_US"/>
-        </w:rPr>
-        <w:t>In the New Testament</w:t>
-      </w:r>
-    </w:p>
-    <w:p>
-      <w:pPr/>
-      <w:r>
-        <w:rPr>
-          <w:lang w:val="en_US" w:bidi="en_US"/>
-        </w:rPr>
-      </w:r>
-      <w:r>
-        <w:rPr>
-          <w:lang w:val="en_US" w:bidi="en_US"/>
-        </w:rPr>
-        <w:t xml:space="preserve">The fullest discussion in the NT on idolatry </w:t>
+        <w:t xml:space="preserve">The words “idolatry” and “idolater” are related to two other Greek terms. The first is </w:t>
       </w:r>
       <w:r>
         <w:rPr>
           <w:i/>
           <w:lang w:val="en_US" w:bidi="en_US"/>
         </w:rPr>
-        <w:t>(</w:t>
-      </w:r>
-      <w:r>
-        <w:rPr>
-          <w:lang w:val="en_US" w:bidi="en_US"/>
-        </w:rPr>
-        <w:t>eidololatreia</w:t>
+        <w:t>eidolon</w:t>
+      </w:r>
+      <w:r>
+        <w:rPr>
+          <w:lang w:val="en_US" w:bidi="en_US"/>
+        </w:rPr>
+        <w:t>, meaning “idol” (</w:t>
+      </w:r>
+      <w:hyperlink r:id="rId95">
+        <w:r>
+          <w:rPr>
+            <w:lang w:val="en_US" w:bidi="en_US"/>
+          </w:rPr>
+          <w:rPr>
+            <w:color w:val="0000EE"/>
+            <w:u w:val="single"/>
+          </w:rPr>
+          <w:t>1 Corinthians 8:4</w:t>
+        </w:r>
+      </w:hyperlink>
+      <w:r>
+        <w:rPr>
+          <w:lang w:val="en_US" w:bidi="en_US"/>
+        </w:rPr>
+        <w:t xml:space="preserve">; </w:t>
+      </w:r>
+      <w:hyperlink r:id="rId96">
+        <w:r>
+          <w:rPr>
+            <w:lang w:val="en_US" w:bidi="en_US"/>
+          </w:rPr>
+          <w:rPr>
+            <w:color w:val="0000EE"/>
+            <w:u w:val="single"/>
+          </w:rPr>
+          <w:t>10:19</w:t>
+        </w:r>
+      </w:hyperlink>
+      <w:r>
+        <w:rPr>
+          <w:lang w:val="en_US" w:bidi="en_US"/>
+        </w:rPr>
+        <w:t xml:space="preserve">; </w:t>
+      </w:r>
+      <w:hyperlink r:id="rId97">
+        <w:r>
+          <w:rPr>
+            <w:lang w:val="en_US" w:bidi="en_US"/>
+          </w:rPr>
+          <w:rPr>
+            <w:color w:val="0000EE"/>
+            <w:u w:val="single"/>
+          </w:rPr>
+          <w:t>12:2</w:t>
+        </w:r>
+      </w:hyperlink>
+      <w:r>
+        <w:rPr>
+          <w:lang w:val="en_US" w:bidi="en_US"/>
+        </w:rPr>
+        <w:t xml:space="preserve">). The second is </w:t>
       </w:r>
       <w:r>
         <w:rPr>
           <w:i/>
           <w:lang w:val="en_US" w:bidi="en_US"/>
         </w:rPr>
-        <w:t>)</w:t>
-      </w:r>
-      <w:r>
-        <w:rPr>
-          <w:lang w:val="en_US" w:bidi="en_US"/>
-        </w:rPr>
-        <w:t xml:space="preserve"> and the idolworshiper </w:t>
+        <w:t>eidolothutos</w:t>
+      </w:r>
+      <w:r>
+        <w:rPr>
+          <w:lang w:val="en_US" w:bidi="en_US"/>
+        </w:rPr>
+        <w:t>, meaning “food sacrificed to idols” (</w:t>
+      </w:r>
+      <w:hyperlink r:id="rId98">
+        <w:r>
+          <w:rPr>
+            <w:lang w:val="en_US" w:bidi="en_US"/>
+          </w:rPr>
+          <w:rPr>
+            <w:color w:val="0000EE"/>
+            <w:u w:val="single"/>
+          </w:rPr>
+          <w:t>1 Corinthians 8:1, 4, 7</w:t>
+        </w:r>
+      </w:hyperlink>
+      <w:r>
+        <w:rPr>
+          <w:lang w:val="en_US" w:bidi="en_US"/>
+        </w:rPr>
+        <w:t xml:space="preserve">; </w:t>
+      </w:r>
+      <w:hyperlink r:id="rId96">
+        <w:r>
+          <w:rPr>
+            <w:lang w:val="en_US" w:bidi="en_US"/>
+          </w:rPr>
+          <w:rPr>
+            <w:color w:val="0000EE"/>
+            <w:u w:val="single"/>
+          </w:rPr>
+          <w:t>10:19</w:t>
+        </w:r>
+      </w:hyperlink>
+      <w:r>
+        <w:rPr>
+          <w:lang w:val="en_US" w:bidi="en_US"/>
+        </w:rPr>
+        <w:t xml:space="preserve">). </w:t>
+      </w:r>
+    </w:p>
+    <w:p>
+      <w:pPr>
+        <w:pStyle w:val="Heading4"/>
+      </w:pPr>
+      <w:r>
+        <w:rPr>
+          <w:lang w:val="en_US" w:bidi="en_US"/>
+        </w:rPr>
+        <w:t>Food Sacrificed to Idols</w:t>
+      </w:r>
+    </w:p>
+    <w:p>
+      <w:pPr/>
+      <w:r>
+        <w:rPr>
+          <w:lang w:val="en_US" w:bidi="en_US"/>
+        </w:rPr>
+      </w:r>
+      <w:r>
+        <w:rPr>
+          <w:lang w:val="en_US" w:bidi="en_US"/>
+        </w:rPr>
+        <w:t>Paul strongly condemns Christians who take part in sacrifices to idols and then eat the food offered in those sacrifices. He calls such people idol worshipers because taking part in these sacrifices meant sharing in fellowship with demons.</w:t>
+      </w:r>
+    </w:p>
+    <w:p>
+      <w:pPr/>
+      <w:r>
+        <w:rPr>
+          <w:lang w:val="en_US" w:bidi="en_US"/>
+        </w:rPr>
+      </w:r>
+      <w:r>
+        <w:rPr>
+          <w:lang w:val="en_US" w:bidi="en_US"/>
+        </w:rPr>
+        <w:t>Paul therefore forbids Christians to eat sacrificial food in pagan temples where idols were worshiped. In this way, his view was similar to that of many Jews of his time. They connected pagan gods with idols. Paul also contrasts idols with “the living and true God” (</w:t>
+      </w:r>
+      <w:hyperlink r:id="rId99">
+        <w:r>
+          <w:rPr>
+            <w:lang w:val="en_US" w:bidi="en_US"/>
+          </w:rPr>
+          <w:rPr>
+            <w:color w:val="0000EE"/>
+            <w:u w:val="single"/>
+          </w:rPr>
+          <w:t>1 Thessalonians 1:9</w:t>
+        </w:r>
+      </w:hyperlink>
+      <w:r>
+        <w:rPr>
+          <w:lang w:val="en_US" w:bidi="en_US"/>
+        </w:rPr>
+        <w:t>).</w:t>
+      </w:r>
+    </w:p>
+    <w:p>
+      <w:pPr/>
+      <w:r>
+        <w:rPr>
+          <w:lang w:val="en_US" w:bidi="en_US"/>
+        </w:rPr>
+      </w:r>
+      <w:r>
+        <w:rPr>
+          <w:lang w:val="en_US" w:bidi="en_US"/>
+        </w:rPr>
+        <w:t>At the same time, Paul says that an idol has no real power in itself (</w:t>
+      </w:r>
+      <w:hyperlink r:id="rId95">
+        <w:r>
+          <w:rPr>
+            <w:lang w:val="en_US" w:bidi="en_US"/>
+          </w:rPr>
+          <w:rPr>
+            <w:color w:val="0000EE"/>
+            <w:u w:val="single"/>
+          </w:rPr>
+          <w:t>1 Corinthians 8:4</w:t>
+        </w:r>
+      </w:hyperlink>
+      <w:r>
+        <w:rPr>
+          <w:lang w:val="en_US" w:bidi="en_US"/>
+        </w:rPr>
+        <w:t>). However, he also teaches that demons are connected with sacrifices offered to idols (</w:t>
+      </w:r>
+      <w:hyperlink r:id="rId100">
+        <w:r>
+          <w:rPr>
+            <w:lang w:val="en_US" w:bidi="en_US"/>
+          </w:rPr>
+          <w:rPr>
+            <w:color w:val="0000EE"/>
+            <w:u w:val="single"/>
+          </w:rPr>
+          <w:t>10:20</w:t>
+        </w:r>
+      </w:hyperlink>
+      <w:r>
+        <w:rPr>
+          <w:lang w:val="en_US" w:bidi="en_US"/>
+        </w:rPr>
+        <w:t>).</w:t>
+      </w:r>
+    </w:p>
+    <w:p>
+      <w:pPr/>
+      <w:r>
+        <w:rPr>
+          <w:lang w:val="en_US" w:bidi="en_US"/>
+        </w:rPr>
+      </w:r>
+      <w:r>
+        <w:rPr>
+          <w:lang w:val="en_US" w:bidi="en_US"/>
+        </w:rPr>
+        <w:t xml:space="preserve">Paul did not allow Christians to take part in meals connected with idol worship in pagan temples. He taught that those who joined these meals were sharing in fellowship with demons (see </w:t>
+      </w:r>
+      <w:hyperlink r:id="rId101">
+        <w:r>
+          <w:rPr>
+            <w:lang w:val="en_US" w:bidi="en_US"/>
+          </w:rPr>
+          <w:rPr>
+            <w:color w:val="0000EE"/>
+            <w:u w:val="single"/>
+          </w:rPr>
+          <w:t>1 Corinthians 10:19–21</w:t>
+        </w:r>
+      </w:hyperlink>
+      <w:r>
+        <w:rPr>
+          <w:lang w:val="en_US" w:bidi="en_US"/>
+        </w:rPr>
+        <w:t xml:space="preserve">). </w:t>
+      </w:r>
+    </w:p>
+    <w:p>
+      <w:pPr/>
+      <w:r>
+        <w:rPr>
+          <w:lang w:val="en_US" w:bidi="en_US"/>
+        </w:rPr>
+      </w:r>
+      <w:r>
+        <w:rPr>
+          <w:lang w:val="en_US" w:bidi="en_US"/>
+        </w:rPr>
+        <w:t>However, Paul allowed Christians to buy and eat food that had first been offered to idols and was later sold in the marketplace. If they ate this food at home, they were not taking part in idol worship.</w:t>
+      </w:r>
+    </w:p>
+    <w:p>
+      <w:pPr/>
+      <w:r>
+        <w:rPr>
+          <w:lang w:val="en_US" w:bidi="en_US"/>
+        </w:rPr>
+      </w:r>
+      <w:r>
+        <w:rPr>
+          <w:lang w:val="en_US" w:bidi="en_US"/>
+        </w:rPr>
+        <w:t>They could eat it with a clear conscience unless doing so would harm the faith of another believer. In that case, they should choose not to eat it for the sake of the weaker believer. Paul treated this as a matter of conscience (</w:t>
+      </w:r>
+      <w:hyperlink r:id="rId102">
+        <w:r>
+          <w:rPr>
+            <w:lang w:val="en_US" w:bidi="en_US"/>
+          </w:rPr>
+          <w:rPr>
+            <w:color w:val="0000EE"/>
+            <w:u w:val="single"/>
+          </w:rPr>
+          <w:t>1 Corinthians 10:25–29</w:t>
+        </w:r>
+      </w:hyperlink>
+      <w:r>
+        <w:rPr>
+          <w:lang w:val="en_US" w:bidi="en_US"/>
+        </w:rPr>
+        <w:t>). But taking part in pagan festivals and eating meals offered to idols as part of worship was not permitted.</w:t>
+      </w:r>
+    </w:p>
+    <w:p>
+      <w:pPr>
+        <w:pStyle w:val="Heading4"/>
+      </w:pPr>
+      <w:r>
+        <w:rPr>
+          <w:lang w:val="en_US" w:bidi="en_US"/>
+        </w:rPr>
+        <w:t>Meals at Corinth</w:t>
+      </w:r>
+    </w:p>
+    <w:p>
+      <w:pPr/>
+      <w:r>
+        <w:rPr>
+          <w:lang w:val="en_US" w:bidi="en_US"/>
+        </w:rPr>
+      </w:r>
+      <w:r>
+        <w:rPr>
+          <w:lang w:val="en_US" w:bidi="en_US"/>
+        </w:rPr>
+        <w:t>Before becoming Christians, the Corinthians regularly took part in meals connected with pagan worship. Some of them seem to have continued this practice after becoming Christians.</w:t>
+      </w:r>
+    </w:p>
+    <w:p>
+      <w:pPr/>
+      <w:r>
+        <w:rPr>
+          <w:lang w:val="en_US" w:bidi="en_US"/>
+        </w:rPr>
+      </w:r>
+      <w:r>
+        <w:rPr>
+          <w:lang w:val="en_US" w:bidi="en_US"/>
+        </w:rPr>
+        <w:t>In Corinth, these meals were common at public festivals and private celebrations. People believed that these gods were present because sacrifices had been offered to them. Paul understood these “gods” as “demons.” Therefore, he taught that taking part in these meals joined a person with demons and made that person an idol worshiper.</w:t>
+      </w:r>
+    </w:p>
+    <w:p>
+      <w:pPr/>
+      <w:r>
+        <w:rPr>
+          <w:lang w:val="en_US" w:bidi="en_US"/>
+        </w:rPr>
+      </w:r>
+      <w:r>
+        <w:rPr>
+          <w:lang w:val="en_US" w:bidi="en_US"/>
+        </w:rPr>
+        <w:t xml:space="preserve">Paul also pointed to the history of Israel as a warning. On several occasions, the Israelites were drawn into idolatry by joining the religious celebrations of neighboring peoples (for example, </w:t>
+      </w:r>
+      <w:hyperlink r:id="rId103">
+        <w:r>
+          <w:rPr>
+            <w:lang w:val="en_US" w:bidi="en_US"/>
+          </w:rPr>
+          <w:rPr>
+            <w:color w:val="0000EE"/>
+            <w:u w:val="single"/>
+          </w:rPr>
+          <w:t>Numbers 25</w:t>
+        </w:r>
+      </w:hyperlink>
+      <w:r>
+        <w:rPr>
+          <w:lang w:val="en_US" w:bidi="en_US"/>
+        </w:rPr>
+        <w:t xml:space="preserve">; compare </w:t>
+      </w:r>
+      <w:hyperlink r:id="rId104">
+        <w:r>
+          <w:rPr>
+            <w:lang w:val="en_US" w:bidi="en_US"/>
+          </w:rPr>
+          <w:rPr>
+            <w:color w:val="0000EE"/>
+            <w:u w:val="single"/>
+          </w:rPr>
+          <w:t>Exodus 32:6</w:t>
+        </w:r>
+      </w:hyperlink>
+      <w:r>
+        <w:rPr>
+          <w:lang w:val="en_US" w:bidi="en_US"/>
+        </w:rPr>
+        <w:t>). These celebrations also involved sexual immorality.</w:t>
+      </w:r>
+    </w:p>
+    <w:p>
+      <w:pPr/>
+      <w:r>
+        <w:rPr>
+          <w:lang w:val="en_US" w:bidi="en_US"/>
+        </w:rPr>
+      </w:r>
+      <w:r>
+        <w:rPr>
+          <w:lang w:val="en_US" w:bidi="en_US"/>
+        </w:rPr>
+        <w:t xml:space="preserve">In </w:t>
+      </w:r>
+      <w:hyperlink r:id="rId105">
+        <w:r>
+          <w:rPr>
+            <w:lang w:val="en_US" w:bidi="en_US"/>
+          </w:rPr>
+          <w:rPr>
+            <w:color w:val="0000EE"/>
+            <w:u w:val="single"/>
+          </w:rPr>
+          <w:t>1 Corinthians 10</w:t>
+        </w:r>
+      </w:hyperlink>
+      <w:r>
+        <w:rPr>
+          <w:lang w:val="en_US" w:bidi="en_US"/>
+        </w:rPr>
+        <w:t>, Paul uses Israel’s unfaithfulness as a negative example. By taking part in pagan celebrations, the Israelites were led into idolatry and sexual immorality. This brought God’s judgment and destruction on them.</w:t>
+      </w:r>
+    </w:p>
+    <w:p>
+      <w:pPr>
+        <w:pStyle w:val="Heading4"/>
+      </w:pPr>
+      <w:r>
+        <w:rPr>
+          <w:lang w:val="en_US" w:bidi="en_US"/>
+        </w:rPr>
+        <w:t>Idolatry in Paul's Other Letters</w:t>
+      </w:r>
+    </w:p>
+    <w:p>
+      <w:pPr/>
+      <w:r>
+        <w:rPr>
+          <w:lang w:val="en_US" w:bidi="en_US"/>
+        </w:rPr>
+      </w:r>
+      <w:r>
+        <w:rPr>
+          <w:lang w:val="en_US" w:bidi="en_US"/>
+        </w:rPr>
+        <w:t>In Paul’s other letters, he mentions idolatry but does not explain it as fully as he does in 1 Corinthians. Paul speaks against both direct idol worship and what may be called figurative idolatry. Figurative idolatry means desiring or valuing something more than God.</w:t>
+      </w:r>
+    </w:p>
+    <w:p>
+      <w:pPr/>
+      <w:r>
+        <w:rPr>
+          <w:lang w:val="en_US" w:bidi="en_US"/>
+        </w:rPr>
+      </w:r>
+      <w:r>
+        <w:rPr>
+          <w:lang w:val="en_US" w:bidi="en_US"/>
+        </w:rPr>
+        <w:t xml:space="preserve">In </w:t>
+      </w:r>
+      <w:hyperlink r:id="rId106">
+        <w:r>
+          <w:rPr>
+            <w:lang w:val="en_US" w:bidi="en_US"/>
+          </w:rPr>
+          <w:rPr>
+            <w:color w:val="0000EE"/>
+            <w:u w:val="single"/>
+          </w:rPr>
+          <w:t>Romans 1:18–32</w:t>
+        </w:r>
+      </w:hyperlink>
+      <w:r>
+        <w:rPr>
+          <w:lang w:val="en_US" w:bidi="en_US"/>
+        </w:rPr>
+        <w:t>, Paul connects sexual immorality and other sins with idolatry. He says that the Gentiles should have recognized God through what he created. Instead, they turned away from the immortal and invisible God and worshiped mortal, visible images. Because they rejected God, Paul says that God gave them over to follow the sinful desires of their hearts (</w:t>
+      </w:r>
+      <w:hyperlink r:id="rId107">
+        <w:r>
+          <w:rPr>
+            <w:lang w:val="en_US" w:bidi="en_US"/>
+          </w:rPr>
+          <w:rPr>
+            <w:color w:val="0000EE"/>
+            <w:u w:val="single"/>
+          </w:rPr>
+          <w:t>Romans 1:24</w:t>
+        </w:r>
+      </w:hyperlink>
+      <w:r>
+        <w:rPr>
+          <w:lang w:val="en_US" w:bidi="en_US"/>
+        </w:rPr>
+        <w:t xml:space="preserve">). </w:t>
+      </w:r>
+    </w:p>
+    <w:p>
+      <w:pPr/>
+      <w:r>
+        <w:rPr>
+          <w:lang w:val="en_US" w:bidi="en_US"/>
+        </w:rPr>
+      </w:r>
+      <w:r>
+        <w:rPr>
+          <w:lang w:val="en_US" w:bidi="en_US"/>
+        </w:rPr>
+        <w:t xml:space="preserve">Paul also includes idolatry among the “acts of the flesh,” meaning sinful actions that come from human desires opposed to God (see </w:t>
+      </w:r>
+      <w:hyperlink r:id="rId108">
+        <w:r>
+          <w:rPr>
+            <w:lang w:val="en_US" w:bidi="en_US"/>
+          </w:rPr>
+          <w:rPr>
+            <w:color w:val="0000EE"/>
+            <w:u w:val="single"/>
+          </w:rPr>
+          <w:t>Galatians 5:19–20</w:t>
+        </w:r>
+      </w:hyperlink>
+      <w:r>
+        <w:rPr>
+          <w:lang w:val="en_US" w:bidi="en_US"/>
+        </w:rPr>
+        <w:t xml:space="preserve">). He also says that idol worshipers are among those who will not inherit the kingdom of God (see </w:t>
+      </w:r>
+      <w:hyperlink r:id="rId109">
+        <w:r>
+          <w:rPr>
+            <w:lang w:val="en_US" w:bidi="en_US"/>
+          </w:rPr>
+          <w:rPr>
+            <w:color w:val="0000EE"/>
+            <w:u w:val="single"/>
+          </w:rPr>
+          <w:t>1 Corinthians 6:9</w:t>
+        </w:r>
+      </w:hyperlink>
+      <w:r>
+        <w:rPr>
+          <w:lang w:val="en_US" w:bidi="en_US"/>
+        </w:rPr>
+        <w:t>).</w:t>
+      </w:r>
+    </w:p>
+    <w:p>
+      <w:pPr/>
+      <w:r>
+        <w:rPr>
+          <w:lang w:val="en_US" w:bidi="en_US"/>
+        </w:rPr>
+      </w:r>
+      <w:r>
+        <w:rPr>
+          <w:lang w:val="en_US" w:bidi="en_US"/>
+        </w:rPr>
+        <w:t xml:space="preserve">In </w:t>
+      </w:r>
+      <w:hyperlink r:id="rId110">
+        <w:r>
+          <w:rPr>
+            <w:lang w:val="en_US" w:bidi="en_US"/>
+          </w:rPr>
+          <w:rPr>
+            <w:color w:val="0000EE"/>
+            <w:u w:val="single"/>
+          </w:rPr>
+          <w:t>Ephesians 5:5</w:t>
+        </w:r>
+      </w:hyperlink>
+      <w:r>
+        <w:rPr>
+          <w:lang w:val="en_US" w:bidi="en_US"/>
+        </w:rPr>
+        <w:t>, Paul again says that idol worshipers will not inherit the kingdom of Christ and of God. In this passage, however, idolatry includes more than worshiping idols in pagan temples. Paul also connects idolatry with greed.</w:t>
+      </w:r>
+    </w:p>
+    <w:p>
+      <w:pPr/>
+      <w:r>
+        <w:rPr>
+          <w:lang w:val="en_US" w:bidi="en_US"/>
+        </w:rPr>
+      </w:r>
+      <w:r>
+        <w:rPr>
+          <w:lang w:val="en_US" w:bidi="en_US"/>
+        </w:rPr>
+        <w:t>The verse describes a greedy person as an idol worshiper. The idea seems to be that a greedy person gives their desires the place that belongs to God. In this sense, greed becomes a form of idolatry.</w:t>
+      </w:r>
+    </w:p>
+    <w:p>
+      <w:pPr/>
+      <w:r>
+        <w:rPr>
+          <w:lang w:val="en_US" w:bidi="en_US"/>
+        </w:rPr>
+      </w:r>
+      <w:hyperlink r:id="rId111">
+        <w:r>
+          <w:rPr>
+            <w:lang w:val="en_US" w:bidi="en_US"/>
+          </w:rPr>
+          <w:rPr>
+            <w:color w:val="0000EE"/>
+            <w:u w:val="single"/>
+          </w:rPr>
+          <w:t>Colossians 3:5</w:t>
+        </w:r>
+      </w:hyperlink>
+      <w:r>
+        <w:rPr>
+          <w:lang w:val="en_US" w:bidi="en_US"/>
+        </w:rPr>
+        <w:t xml:space="preserve"> makes this connection even more directly by saying that greed is idolatry.</w:t>
+      </w:r>
+    </w:p>
+    <w:p>
+      <w:pPr/>
+      <w:r>
+        <w:rPr>
+          <w:lang w:val="en_US" w:bidi="en_US"/>
+        </w:rPr>
       </w:r>
       <w:r>
         <w:rPr>
           <w:i/>
           <w:lang w:val="en_US" w:bidi="en_US"/>
         </w:rPr>
-        <w:t>(</w:t>
-      </w:r>
-      <w:r>
-        <w:rPr>
-          <w:lang w:val="en_US" w:bidi="en_US"/>
-        </w:rPr>
-        <w:t>eidololatres</w:t>
-      </w:r>
-      <w:r>
-        <w:rPr>
-          <w:i/>
-          <w:lang w:val="en_US" w:bidi="en_US"/>
-        </w:rPr>
-        <w:t>)</w:t>
-      </w:r>
-      <w:r>
-        <w:rPr>
-          <w:lang w:val="en_US" w:bidi="en_US"/>
-        </w:rPr>
-        <w:t xml:space="preserve"> is found in Paul’s First Epistle to the Corinthians. In an earlier (no longer extant) epistle, Paul had told the Corinthians not to associate with those who called themselves believers but were still idol worshipers (</w:t>
-      </w:r>
-      <w:hyperlink r:id="rId92">
-        <w:r>
-          <w:rPr>
-            <w:lang w:val="en_US" w:bidi="en_US"/>
-          </w:rPr>
-          <w:rPr>
-            <w:color w:val="0000EE"/>
-            <w:u w:val="single"/>
-          </w:rPr>
-          <w:t>1 Cor 5:9–11</w:t>
-        </w:r>
-      </w:hyperlink>
-      <w:r>
-        <w:rPr>
-          <w:lang w:val="en_US" w:bidi="en_US"/>
-        </w:rPr>
-        <w:t xml:space="preserve">). After that letter the Corinthians must have asked Paul for clarification on this matter. Thus, in this epistle Paul provides a response to their question; the “idol worshiper” is mentioned in </w:t>
-      </w:r>
-      <w:hyperlink r:id="rId93">
-        <w:r>
-          <w:rPr>
-            <w:lang w:val="en_US" w:bidi="en_US"/>
-          </w:rPr>
-          <w:rPr>
-            <w:color w:val="0000EE"/>
-            <w:u w:val="single"/>
-          </w:rPr>
-          <w:t>5:10–11, 6:9, 10:7</w:t>
-        </w:r>
-      </w:hyperlink>
-      <w:r>
-        <w:rPr>
-          <w:lang w:val="en_US" w:bidi="en_US"/>
-        </w:rPr>
-        <w:t xml:space="preserve">, and “idolatry” is spoken of in </w:t>
-      </w:r>
-      <w:hyperlink r:id="rId94">
-        <w:r>
-          <w:rPr>
-            <w:lang w:val="en_US" w:bidi="en_US"/>
-          </w:rPr>
-          <w:rPr>
-            <w:color w:val="0000EE"/>
-            <w:u w:val="single"/>
-          </w:rPr>
-          <w:t>10:14</w:t>
-        </w:r>
-      </w:hyperlink>
-      <w:r>
-        <w:rPr>
-          <w:lang w:val="en_US" w:bidi="en_US"/>
-        </w:rPr>
-        <w:t>.</w:t>
-      </w:r>
-    </w:p>
-    <w:p>
-      <w:pPr/>
-      <w:r>
-        <w:rPr>
-          <w:lang w:val="en_US" w:bidi="en_US"/>
-        </w:rPr>
-      </w:r>
-      <w:r>
-        <w:rPr>
-          <w:lang w:val="en_US" w:bidi="en_US"/>
-        </w:rPr>
-        <w:t xml:space="preserve">The terms, “idolatry” and “idol worshiper,” are related to two other expressions: (1) “idol” </w:t>
-      </w:r>
-      <w:r>
-        <w:rPr>
-          <w:i/>
-          <w:lang w:val="en_US" w:bidi="en_US"/>
-        </w:rPr>
-        <w:t>(</w:t>
-      </w:r>
-      <w:r>
-        <w:rPr>
-          <w:lang w:val="en_US" w:bidi="en_US"/>
-        </w:rPr>
-        <w:t>eidolon</w:t>
-      </w:r>
-      <w:r>
-        <w:rPr>
-          <w:i/>
-          <w:lang w:val="en_US" w:bidi="en_US"/>
-        </w:rPr>
-        <w:t>),</w:t>
-      </w:r>
-      <w:r>
-        <w:rPr>
-          <w:lang w:val="en_US" w:bidi="en_US"/>
-        </w:rPr>
-        <w:t xml:space="preserve"> found in </w:t>
-      </w:r>
-      <w:hyperlink r:id="rId95">
-        <w:r>
-          <w:rPr>
-            <w:lang w:val="en_US" w:bidi="en_US"/>
-          </w:rPr>
-          <w:rPr>
-            <w:color w:val="0000EE"/>
-            <w:u w:val="single"/>
-          </w:rPr>
-          <w:t>1 Corinthians 8:4</w:t>
-        </w:r>
-      </w:hyperlink>
-      <w:r>
-        <w:rPr>
-          <w:lang w:val="en_US" w:bidi="en_US"/>
-        </w:rPr>
-        <w:t xml:space="preserve">; </w:t>
-      </w:r>
-      <w:hyperlink r:id="rId96">
-        <w:r>
-          <w:rPr>
-            <w:lang w:val="en_US" w:bidi="en_US"/>
-          </w:rPr>
-          <w:rPr>
-            <w:color w:val="0000EE"/>
-            <w:u w:val="single"/>
-          </w:rPr>
-          <w:t>10:19</w:t>
-        </w:r>
-      </w:hyperlink>
-      <w:r>
-        <w:rPr>
-          <w:lang w:val="en_US" w:bidi="en_US"/>
-        </w:rPr>
-        <w:t xml:space="preserve">; </w:t>
-      </w:r>
-      <w:hyperlink r:id="rId97">
-        <w:r>
-          <w:rPr>
-            <w:lang w:val="en_US" w:bidi="en_US"/>
-          </w:rPr>
-          <w:rPr>
-            <w:color w:val="0000EE"/>
-            <w:u w:val="single"/>
-          </w:rPr>
-          <w:t>12:2</w:t>
-        </w:r>
-      </w:hyperlink>
-      <w:r>
-        <w:rPr>
-          <w:lang w:val="en_US" w:bidi="en_US"/>
-        </w:rPr>
-        <w:t xml:space="preserve">; and (2) “food sacrificed to idols” </w:t>
-      </w:r>
-      <w:r>
-        <w:rPr>
-          <w:i/>
-          <w:lang w:val="en_US" w:bidi="en_US"/>
-        </w:rPr>
-        <w:t>(</w:t>
-      </w:r>
-      <w:r>
-        <w:rPr>
-          <w:lang w:val="en_US" w:bidi="en_US"/>
-        </w:rPr>
-        <w:t>eidolothutos</w:t>
-      </w:r>
-      <w:r>
-        <w:rPr>
-          <w:i/>
-          <w:lang w:val="en_US" w:bidi="en_US"/>
-        </w:rPr>
-        <w:t>),</w:t>
-      </w:r>
-      <w:r>
-        <w:rPr>
-          <w:lang w:val="en_US" w:bidi="en_US"/>
-        </w:rPr>
-        <w:t xml:space="preserve"> found in </w:t>
-      </w:r>
-      <w:hyperlink r:id="rId98">
-        <w:r>
-          <w:rPr>
-            <w:lang w:val="en_US" w:bidi="en_US"/>
-          </w:rPr>
-          <w:rPr>
-            <w:color w:val="0000EE"/>
-            <w:u w:val="single"/>
-          </w:rPr>
-          <w:t>1 Corinthians 8:1, 4, 7</w:t>
-        </w:r>
-      </w:hyperlink>
-      <w:r>
-        <w:rPr>
-          <w:lang w:val="en_US" w:bidi="en_US"/>
-        </w:rPr>
-        <w:t xml:space="preserve">; </w:t>
-      </w:r>
-      <w:hyperlink r:id="rId96">
-        <w:r>
-          <w:rPr>
-            <w:lang w:val="en_US" w:bidi="en_US"/>
-          </w:rPr>
-          <w:rPr>
-            <w:color w:val="0000EE"/>
-            <w:u w:val="single"/>
-          </w:rPr>
-          <w:t>10:19</w:t>
-        </w:r>
-      </w:hyperlink>
-      <w:r>
-        <w:rPr>
-          <w:lang w:val="en_US" w:bidi="en_US"/>
-        </w:rPr>
-        <w:t xml:space="preserve">. The kind of idolatry that Paul condemns is that which involved Christians offering sacrifices to idols and then partaking of the food that had been sacrificed to them. The participants are called idol worshipers because their involvement in idolatrous sacrifices was perceived as having fellowship with demons. Paul strictly prohibited the eating of sacrificial food at the popular temples in the presence of idol-demons. As such, he shared the same view about idols as most Jews in his day. For the Jews, idols and heathen deities were identical. (See </w:t>
-      </w:r>
-      <w:hyperlink r:id="rId99">
-        <w:r>
-          <w:rPr>
-            <w:lang w:val="en_US" w:bidi="en_US"/>
-          </w:rPr>
-          <w:rPr>
-            <w:color w:val="0000EE"/>
-            <w:u w:val="single"/>
-          </w:rPr>
-          <w:t>1 Thes 1:9</w:t>
-        </w:r>
-      </w:hyperlink>
-      <w:r>
-        <w:rPr>
-          <w:lang w:val="en_US" w:bidi="en_US"/>
-        </w:rPr>
-        <w:t xml:space="preserve">, where Paul contrasts “idols” with “the living and </w:t>
-      </w:r>
-      <w:r>
-        <w:rPr>
-          <w:i/>
-          <w:lang w:val="en_US" w:bidi="en_US"/>
-        </w:rPr>
-        <w:t>true</w:t>
-      </w:r>
-      <w:r>
-        <w:rPr>
-          <w:lang w:val="en_US" w:bidi="en_US"/>
-        </w:rPr>
-        <w:t xml:space="preserve"> God.”) To Paul, idols in and of themselves were nothing (</w:t>
-      </w:r>
-      <w:hyperlink r:id="rId95">
-        <w:r>
-          <w:rPr>
-            <w:lang w:val="en_US" w:bidi="en_US"/>
-          </w:rPr>
-          <w:rPr>
-            <w:color w:val="0000EE"/>
-            <w:u w:val="single"/>
-          </w:rPr>
-          <w:t>1 Cor 8:4</w:t>
-        </w:r>
-      </w:hyperlink>
-      <w:r>
-        <w:rPr>
-          <w:lang w:val="en_US" w:bidi="en_US"/>
-        </w:rPr>
-        <w:t>); behind the idol, however, was a demon (</w:t>
-      </w:r>
-      <w:hyperlink r:id="rId100">
-        <w:r>
-          <w:rPr>
-            <w:lang w:val="en_US" w:bidi="en_US"/>
-          </w:rPr>
-          <w:rPr>
-            <w:color w:val="0000EE"/>
-            <w:u w:val="single"/>
-          </w:rPr>
-          <w:t>10:20</w:t>
-        </w:r>
-      </w:hyperlink>
-      <w:r>
-        <w:rPr>
-          <w:lang w:val="en_US" w:bidi="en_US"/>
-        </w:rPr>
-        <w:t>).</w:t>
-      </w:r>
-    </w:p>
-    <w:p>
-      <w:pPr/>
-      <w:r>
-        <w:rPr>
-          <w:lang w:val="en_US" w:bidi="en_US"/>
-        </w:rPr>
-      </w:r>
-      <w:r>
-        <w:rPr>
-          <w:lang w:val="en_US" w:bidi="en_US"/>
-        </w:rPr>
-        <w:t xml:space="preserve">The eating of sacrificial food at the cultic meals in pagan temples was censured by Paul because it was understood that the participants thereby became united to demons (see </w:t>
-      </w:r>
-      <w:hyperlink r:id="rId101">
-        <w:r>
-          <w:rPr>
-            <w:lang w:val="en_US" w:bidi="en_US"/>
-          </w:rPr>
-          <w:rPr>
-            <w:color w:val="0000EE"/>
-            <w:u w:val="single"/>
-          </w:rPr>
-          <w:t>1 Cor 10:19–21</w:t>
-        </w:r>
-      </w:hyperlink>
-      <w:r>
-        <w:rPr>
-          <w:lang w:val="en_US" w:bidi="en_US"/>
-        </w:rPr>
-        <w:t>). However, Paul had no problem with those who purchased food that had been left over from these events and that was later sold in the marketplace. In his judgment, if they ate it at home, they were not participating in idolatry. They could eat this food with a good conscience—unless, of course, in doing so they would be the means of destroying a weaker believer. For the sake of such believers, one should abstain. This was a matter of conscience (</w:t>
-      </w:r>
-      <w:hyperlink r:id="rId102">
-        <w:r>
-          <w:rPr>
-            <w:lang w:val="en_US" w:bidi="en_US"/>
-          </w:rPr>
-          <w:rPr>
-            <w:color w:val="0000EE"/>
-            <w:u w:val="single"/>
-          </w:rPr>
-          <w:t>10:25–29</w:t>
-        </w:r>
-      </w:hyperlink>
-      <w:r>
-        <w:rPr>
-          <w:lang w:val="en_US" w:bidi="en_US"/>
-        </w:rPr>
-        <w:t>). But going to pagan festivities and eating meals offered to idols was not permitted in any form.</w:t>
-      </w:r>
-    </w:p>
-    <w:p>
-      <w:pPr/>
-      <w:r>
-        <w:rPr>
-          <w:lang w:val="en_US" w:bidi="en_US"/>
-        </w:rPr>
-      </w:r>
-      <w:r>
-        <w:rPr>
-          <w:lang w:val="en_US" w:bidi="en_US"/>
-        </w:rPr>
-        <w:t xml:space="preserve">The Corinthians had participated in these meals regularly before they became Christians and apparently had continued to do so after their conversion. In Corinth such meals were the regular practice both at national festivals and private celebrations. The “gods” (whom Paul considered “demons”) were thought to be present at these events because the sacrifices were made to them. Thus, to participate in these events was to join oneself to demons and thereby become an idol worshiper. The ancient Israelites had been carried away into idolatry by their pagan neighbors on several occasions when they were enticed to participate in these pagan celebrations (e.g., </w:t>
-      </w:r>
-      <w:hyperlink r:id="rId103">
-        <w:r>
-          <w:rPr>
-            <w:lang w:val="en_US" w:bidi="en_US"/>
-          </w:rPr>
-          <w:rPr>
-            <w:color w:val="0000EE"/>
-            <w:u w:val="single"/>
-          </w:rPr>
-          <w:t>Nm 25</w:t>
-        </w:r>
-      </w:hyperlink>
-      <w:r>
-        <w:rPr>
-          <w:lang w:val="en_US" w:bidi="en_US"/>
-        </w:rPr>
-        <w:t xml:space="preserve">; cf. </w:t>
-      </w:r>
-      <w:hyperlink r:id="rId104">
-        <w:r>
-          <w:rPr>
-            <w:lang w:val="en_US" w:bidi="en_US"/>
-          </w:rPr>
-          <w:rPr>
-            <w:color w:val="0000EE"/>
-            <w:u w:val="single"/>
-          </w:rPr>
-          <w:t>Ex 32:6</w:t>
-        </w:r>
-      </w:hyperlink>
-      <w:r>
-        <w:rPr>
-          <w:lang w:val="en_US" w:bidi="en_US"/>
-        </w:rPr>
-        <w:t xml:space="preserve">). The festivities involved all sorts of licentiousness. In </w:t>
-      </w:r>
-      <w:hyperlink r:id="rId105">
-        <w:r>
-          <w:rPr>
-            <w:lang w:val="en_US" w:bidi="en_US"/>
-          </w:rPr>
-          <w:rPr>
-            <w:color w:val="0000EE"/>
-            <w:u w:val="single"/>
-          </w:rPr>
-          <w:t>1 Corinthians 10</w:t>
-        </w:r>
-      </w:hyperlink>
-      <w:r>
-        <w:rPr>
-          <w:lang w:val="en_US" w:bidi="en_US"/>
-        </w:rPr>
-        <w:t>, Paul referred to this apostasy of the Israelites and used it as a negative example. Because the Israelites became involved in pagan festivities, they were carried away into idolatry and fornication, which incited God’s wrath and brought destruction.</w:t>
-      </w:r>
-    </w:p>
-    <w:p>
-      <w:pPr/>
-      <w:r>
-        <w:rPr>
-          <w:lang w:val="en_US" w:bidi="en_US"/>
-        </w:rPr>
-      </w:r>
-      <w:r>
-        <w:rPr>
-          <w:lang w:val="en_US" w:bidi="en_US"/>
-        </w:rPr>
-        <w:t>In other Pauline Epistles, idolatry is mentioned but not with the kind of definition and extended discussion that is found in 1 Corinthians. Nonetheless, Paul speaks out against actual idolatry and what we might call figurative idolatry (i.e., idolatry in the sense of desiring something above God).</w:t>
-      </w:r>
-    </w:p>
-    <w:p>
-      <w:pPr/>
-      <w:r>
-        <w:rPr>
-          <w:lang w:val="en_US" w:bidi="en_US"/>
-        </w:rPr>
-      </w:r>
-      <w:r>
-        <w:rPr>
-          <w:lang w:val="en_US" w:bidi="en_US"/>
-        </w:rPr>
-        <w:t xml:space="preserve">In </w:t>
-      </w:r>
-      <w:hyperlink r:id="rId106">
-        <w:r>
-          <w:rPr>
-            <w:lang w:val="en_US" w:bidi="en_US"/>
-          </w:rPr>
-          <w:rPr>
-            <w:color w:val="0000EE"/>
-            <w:u w:val="single"/>
-          </w:rPr>
-          <w:t>Romans 1:18–32</w:t>
-        </w:r>
-      </w:hyperlink>
-      <w:r>
-        <w:rPr>
-          <w:lang w:val="en_US" w:bidi="en_US"/>
-        </w:rPr>
-        <w:t xml:space="preserve"> sexual licentiousness and other sins are ultimately traced to idolatry. The Gentiles, who should have known that God existed, as evidenced in creation and conscience, abandoned the immortal, invisible God in exchange for mortal, visible images (i.e., idols). Because of this abandonment, God gave them over to do the filthy things their hearts desired (</w:t>
-      </w:r>
-      <w:hyperlink r:id="rId107">
-        <w:r>
-          <w:rPr>
-            <w:lang w:val="en_US" w:bidi="en_US"/>
-          </w:rPr>
-          <w:rPr>
-            <w:color w:val="0000EE"/>
-            <w:u w:val="single"/>
-          </w:rPr>
-          <w:t>Rom 1:24</w:t>
-        </w:r>
-      </w:hyperlink>
-      <w:r>
-        <w:rPr>
-          <w:lang w:val="en_US" w:bidi="en_US"/>
-        </w:rPr>
-        <w:t xml:space="preserve">). Thus, idolatry is included in Paul’s list of what he calls “the works of the flesh” (see </w:t>
-      </w:r>
-      <w:hyperlink r:id="rId108">
-        <w:r>
-          <w:rPr>
-            <w:lang w:val="en_US" w:bidi="en_US"/>
-          </w:rPr>
-          <w:rPr>
-            <w:color w:val="0000EE"/>
-            <w:u w:val="single"/>
-          </w:rPr>
-          <w:t>Gal 5:19–20</w:t>
-        </w:r>
-      </w:hyperlink>
-      <w:r>
-        <w:rPr>
-          <w:lang w:val="en_US" w:bidi="en_US"/>
-        </w:rPr>
-        <w:t xml:space="preserve">). And those who are idol worshipers are included in the catalog of all those evil people who will not inherit the kingdom of God (see </w:t>
-      </w:r>
-      <w:hyperlink r:id="rId109">
-        <w:r>
-          <w:rPr>
-            <w:lang w:val="en_US" w:bidi="en_US"/>
-          </w:rPr>
-          <w:rPr>
-            <w:color w:val="0000EE"/>
-            <w:u w:val="single"/>
-          </w:rPr>
-          <w:t>1 Cor 6:9</w:t>
-        </w:r>
-      </w:hyperlink>
-      <w:r>
-        <w:rPr>
-          <w:lang w:val="en_US" w:bidi="en_US"/>
-        </w:rPr>
-        <w:t>).</w:t>
-      </w:r>
-    </w:p>
-    <w:p>
-      <w:pPr/>
-      <w:r>
-        <w:rPr>
-          <w:lang w:val="en_US" w:bidi="en_US"/>
-        </w:rPr>
-      </w:r>
-      <w:r>
-        <w:rPr>
-          <w:lang w:val="en_US" w:bidi="en_US"/>
-        </w:rPr>
-        <w:t xml:space="preserve">In </w:t>
-      </w:r>
-      <w:hyperlink r:id="rId110">
-        <w:r>
-          <w:rPr>
-            <w:lang w:val="en_US" w:bidi="en_US"/>
-          </w:rPr>
-          <w:rPr>
-            <w:color w:val="0000EE"/>
-            <w:u w:val="single"/>
-          </w:rPr>
-          <w:t>Ephesians 5:5</w:t>
-        </w:r>
-      </w:hyperlink>
-      <w:r>
-        <w:rPr>
-          <w:lang w:val="en_US" w:bidi="en_US"/>
-        </w:rPr>
-        <w:t xml:space="preserve"> Paul again includes idolaters among those who will not inherit the kingdom of God. However, such idolaters are not just those who go to pagan temples and worship idols; they are those who are greedy or covetous. According to superior manuscript evidence, the verse reads, “No fornicator or impure person or greedy person, which is the same as an idolater, has any inheritance in the kingdom of Christ and of God.” The point seems to be that the greedy, covetous person who makes his desires his god is much the same as an idolater. Thus, covetousness and idolatry are made synonymous. The parallel passage, </w:t>
-      </w:r>
-      <w:hyperlink r:id="rId111">
-        <w:r>
-          <w:rPr>
-            <w:lang w:val="en_US" w:bidi="en_US"/>
-          </w:rPr>
-          <w:rPr>
-            <w:color w:val="0000EE"/>
-            <w:u w:val="single"/>
-          </w:rPr>
-          <w:t>Colossians 3:5</w:t>
-        </w:r>
-      </w:hyperlink>
-      <w:r>
-        <w:rPr>
-          <w:lang w:val="en_US" w:bidi="en_US"/>
-        </w:rPr>
-        <w:t>, makes this explicit, which literally says covetousness is idolatry.</w:t>
-      </w:r>
-    </w:p>
-    <w:p>
-      <w:pPr/>
-      <w:r>
-        <w:rPr>
-          <w:lang w:val="en_US" w:bidi="en_US"/>
-        </w:rPr>
-      </w:r>
-      <w:r>
-        <w:rPr>
-          <w:i/>
-          <w:lang w:val="en_US" w:bidi="en_US"/>
-        </w:rPr>
         <w:t>See also</w:t>
       </w:r>
       <w:r>
@@ -3600,7 +4085,7 @@
         <w:rPr>
           <w:lang w:val="en_US" w:bidi="en_US"/>
         </w:rPr>
-        <w:t>Canaanite Deities and Religion</w:t>
+        <w:t>Canaanite Gods and Religion</w:t>
       </w:r>
       <w:r>
         <w:rPr>
@@ -19617,7 +20102,7 @@
         <w:rPr>
           <w:lang w:val="en_US" w:bidi="en_US"/>
         </w:rPr>
-        <w:t xml:space="preserve">). James and Jude, Jesus' brothers, became believers after they saw the risen Christ (for James—see </w:t>
+        <w:t xml:space="preserve">). James and Jude, Jesus' brothers, became believers after they saw the risen Christ (for James, see </w:t>
       </w:r>
       <w:hyperlink r:id="rId535">
         <w:r>
@@ -19635,7 +20120,7 @@
         <w:rPr>
           <w:lang w:val="en_US" w:bidi="en_US"/>
         </w:rPr>
-        <w:t xml:space="preserve">; for Jude—see </w:t>
+        <w:t xml:space="preserve">; for Jude, see </w:t>
       </w:r>
       <w:hyperlink r:id="rId536">
         <w:r>
@@ -19729,7 +20214,7 @@
         <w:rPr>
           <w:lang w:val="en_US" w:bidi="en_US"/>
         </w:rPr>
-        <w:t>). What they wrote was Spirit-taught. For example, when John wrote about Jesus giving eternal life, the Holy Spirit helped him express this truth in many different ways:</w:t>
+        <w:t>). What they wrote was Spirit-taught. For example, when John wrote about Jesus giving eternal life, the Holy Spirit helped him express this truth in many different ways, such as:</w:t>
       </w:r>
     </w:p>
     <w:p>
@@ -19761,6 +20246,12 @@
           <w:t>John 1:4)</w:t>
         </w:r>
       </w:hyperlink>
+      <w:r>
+        <w:rPr>
+          <w:lang w:val="en_US" w:bidi="en_US"/>
+        </w:rPr>
+        <w:t>;</w:t>
+      </w:r>
     </w:p>
     <w:p>
       <w:pPr>
@@ -19803,6 +20294,12 @@
           <w:t>(John 4:14)</w:t>
         </w:r>
       </w:hyperlink>
+      <w:r>
+        <w:rPr>
+          <w:lang w:val="en_US" w:bidi="en_US"/>
+        </w:rPr>
+        <w:t>;</w:t>
+      </w:r>
     </w:p>
     <w:p>
       <w:pPr>
@@ -19833,6 +20330,12 @@
           <w:t>(John 6:48)</w:t>
         </w:r>
       </w:hyperlink>
+      <w:r>
+        <w:rPr>
+          <w:lang w:val="en_US" w:bidi="en_US"/>
+        </w:rPr>
+        <w:t>;</w:t>
+      </w:r>
     </w:p>
     <w:p>
       <w:pPr>
@@ -19863,6 +20366,12 @@
           <w:t>John 8:12)</w:t>
         </w:r>
       </w:hyperlink>
+      <w:r>
+        <w:rPr>
+          <w:lang w:val="en_US" w:bidi="en_US"/>
+        </w:rPr>
+        <w:t>;</w:t>
+      </w:r>
     </w:p>
     <w:p>
       <w:pPr>
@@ -19905,6 +20414,12 @@
           <w:t>)</w:t>
         </w:r>
       </w:hyperlink>
+      <w:r>
+        <w:rPr>
+          <w:lang w:val="en_US" w:bidi="en_US"/>
+        </w:rPr>
+        <w:t>; and</w:t>
+      </w:r>
     </w:p>
     <w:p>
       <w:pPr>
@@ -19921,7 +20436,7 @@
         <w:rPr>
           <w:lang w:val="en_US" w:bidi="en_US"/>
         </w:rPr>
-        <w:t>and more (</w:t>
+        <w:t>“the way and the truth and the life” (</w:t>
       </w:r>
       <w:hyperlink r:id="rId543">
         <w:r>
@@ -19939,7 +20454,7 @@
         <w:rPr>
           <w:lang w:val="en_US" w:bidi="en_US"/>
         </w:rPr>
-        <w:t>)</w:t>
+        <w:t>).</w:t>
       </w:r>
     </w:p>
     <w:p>
@@ -19997,6 +20512,12 @@
           <w:t>(Colossians 2:3)</w:t>
         </w:r>
       </w:hyperlink>
+      <w:r>
+        <w:rPr>
+          <w:lang w:val="en_US" w:bidi="en_US"/>
+        </w:rPr>
+        <w:t>;</w:t>
+      </w:r>
     </w:p>
     <w:p>
       <w:pPr>
@@ -20027,6 +20548,12 @@
           <w:t>Colossians 2:9)</w:t>
         </w:r>
       </w:hyperlink>
+      <w:r>
+        <w:rPr>
+          <w:lang w:val="en_US" w:bidi="en_US"/>
+        </w:rPr>
+        <w:t>; and</w:t>
+      </w:r>
     </w:p>
     <w:p>
       <w:pPr>
@@ -20061,7 +20588,7 @@
         <w:rPr>
           <w:lang w:val="en_US" w:bidi="en_US"/>
         </w:rPr>
-        <w:t>)</w:t>
+        <w:t>).</w:t>
       </w:r>
     </w:p>
     <w:p>
@@ -20087,6 +20614,39 @@
           <w:lang w:val="en_US" w:bidi="en_US"/>
         </w:rPr>
         <w:t>The writers used their own words and styles to express the meaning given by the Holy Spirit. So, the Scriptures are a result of divine and human cooperation. The Scriptures were not mechanically inspired—God did not exclude the human experience to perfectly communicate the divine word. Rather, the Scriptures were inspired by God and then written by humans. The Bible, therefore, is both fully divine and fully human.</w:t>
+      </w:r>
+    </w:p>
+    <w:p>
+      <w:pPr/>
+      <w:r>
+        <w:rPr>
+          <w:lang w:val="en_US" w:bidi="en_US"/>
+        </w:rPr>
+      </w:r>
+      <w:r>
+        <w:rPr>
+          <w:i/>
+          <w:lang w:val="en_US" w:bidi="en_US"/>
+        </w:rPr>
+        <w:t>See also</w:t>
+      </w:r>
+      <w:r>
+        <w:rPr>
+          <w:lang w:val="en_US" w:bidi="en_US"/>
+        </w:rPr>
+        <w:t xml:space="preserve"> </w:t>
+      </w:r>
+      <w:r>
+        <w:rPr>
+          <w:lang w:val="en_US" w:bidi="en_US"/>
+        </w:rPr>
+        <w:t>Antilegomena (Disputed Christian Writings)</w:t>
+      </w:r>
+      <w:r>
+        <w:rPr>
+          <w:lang w:val="en_US" w:bidi="en_US"/>
+        </w:rPr>
+        <w:t>.</w:t>
       </w:r>
       <w:r>
         <w:rPr>

--- a/eng/docx/009.content.docx
+++ b/eng/docx/009.content.docx
@@ -1544,7 +1544,7 @@
         <w:rPr>
           <w:lang w:val="en_US" w:bidi="en_US"/>
         </w:rPr>
-        <w:t>One of the descendants of Etam from Judah’s tribe (</w:t>
+        <w:t>Idbash was one of the descendants of Etam from the tribe of Judah (</w:t>
       </w:r>
       <w:hyperlink r:id="rId37">
         <w:r>
@@ -1555,7 +1555,7 @@
             <w:color w:val="0000EE"/>
             <w:u w:val="single"/>
           </w:rPr>
-          <w:t>1 Chr 4:3</w:t>
+          <w:t>1 Chronicles 4:3</w:t>
         </w:r>
       </w:hyperlink>
       <w:r>
@@ -10902,7 +10902,7 @@
         <w:rPr>
           <w:lang w:val="en_US" w:bidi="en_US"/>
         </w:rPr>
-        <w:t>Zophah’s son, a chief of Asher’s tribe (</w:t>
+        <w:t>Imrah was Zophah’s son, a chief of the tribe of Asher (</w:t>
       </w:r>
       <w:hyperlink r:id="rId256">
         <w:r>
@@ -10913,7 +10913,7 @@
             <w:color w:val="0000EE"/>
             <w:u w:val="single"/>
           </w:rPr>
-          <w:t>1 Chr 7:36, 40</w:t>
+          <w:t>1 Chronicles 7:36, 40</w:t>
         </w:r>
       </w:hyperlink>
       <w:r>
@@ -32273,7 +32273,7 @@
         <w:rPr>
           <w:lang w:val="en_US" w:bidi="en_US"/>
         </w:rPr>
-        <w:t>Mered’s son by Bithiah, the daughter of the pharaoh (</w:t>
+        <w:t>Ishbah was Mered’s son by Bithiah, the daughter of the pharaoh (</w:t>
       </w:r>
       <w:hyperlink r:id="rId878">
         <w:r>
@@ -32284,7 +32284,7 @@
             <w:color w:val="0000EE"/>
             <w:u w:val="single"/>
           </w:rPr>
-          <w:t>1 Chr 4:17</w:t>
+          <w:t>1 Chronicles 4:17</w:t>
         </w:r>
       </w:hyperlink>
       <w:r>
@@ -34282,7 +34282,7 @@
         <w:rPr>
           <w:lang w:val="en_US" w:bidi="en_US"/>
         </w:rPr>
-        <w:t>Elpaal’s son and a chief in Benjamin’s tribe (</w:t>
+        <w:t>Ishmerai was Elpaal’s son and a chief in the tribe of Benjamin (</w:t>
       </w:r>
       <w:hyperlink r:id="rId920">
         <w:r>
@@ -34293,7 +34293,7 @@
             <w:color w:val="0000EE"/>
             <w:u w:val="single"/>
           </w:rPr>
-          <w:t>1 Chr 8:18</w:t>
+          <w:t>1 Chronicles 8:18</w:t>
         </w:r>
       </w:hyperlink>
       <w:r>
@@ -34348,7 +34348,7 @@
         <w:rPr>
           <w:lang w:val="en_US" w:bidi="en_US"/>
         </w:rPr>
-        <w:t>KJV spelling of Ishhod, Hammoleketh’s son (</w:t>
+        <w:t>Ishod is the King James Version spelling of Ishhod, Hammoleketh’s son (</w:t>
       </w:r>
       <w:hyperlink r:id="rId883">
         <w:r>
@@ -34359,7 +34359,7 @@
             <w:color w:val="0000EE"/>
             <w:u w:val="single"/>
           </w:rPr>
-          <w:t>1 Chr 7:18</w:t>
+          <w:t>1 Chronicles 7:18</w:t>
         </w:r>
       </w:hyperlink>
       <w:r>
@@ -34368,6 +34368,14 @@
         </w:rPr>
         <w:t xml:space="preserve">). </w:t>
       </w:r>
+    </w:p>
+    <w:p>
+      <w:pPr/>
+      <w:r>
+        <w:rPr>
+          <w:lang w:val="en_US" w:bidi="en_US"/>
+        </w:rPr>
+      </w:r>
       <w:r>
         <w:rPr>
           <w:i/>
@@ -34505,7 +34513,7 @@
         <w:rPr>
           <w:lang w:val="en_US" w:bidi="en_US"/>
         </w:rPr>
-        <w:t>Shashak’s son and a leader in Benjamin’s tribe (</w:t>
+        <w:t>Ishpan was Shashak’s son and a leader in the tribe of Benjamin (</w:t>
       </w:r>
       <w:hyperlink r:id="rId922">
         <w:r>
@@ -34516,7 +34524,7 @@
             <w:color w:val="0000EE"/>
             <w:u w:val="single"/>
           </w:rPr>
-          <w:t>1 Chr 8:22</w:t>
+          <w:t>1 Chronicles 8:22</w:t>
         </w:r>
       </w:hyperlink>
       <w:r>
@@ -35599,7 +35607,7 @@
         <w:rPr>
           <w:lang w:val="en_US" w:bidi="en_US"/>
         </w:rPr>
-        <w:t xml:space="preserve">KJV spelling of Ishpah, Beriah’s son, </w:t>
+        <w:t xml:space="preserve">Ispah is the King James Version spelling of Ishpah, Beriah’s son, in </w:t>
       </w:r>
       <w:hyperlink r:id="rId921">
         <w:r>
@@ -35618,6 +35626,14 @@
           <w:lang w:val="en_US" w:bidi="en_US"/>
         </w:rPr>
         <w:t xml:space="preserve">. </w:t>
+      </w:r>
+    </w:p>
+    <w:p>
+      <w:pPr/>
+      <w:r>
+        <w:rPr>
+          <w:lang w:val="en_US" w:bidi="en_US"/>
+        </w:rPr>
       </w:r>
       <w:r>
         <w:rPr>
@@ -37163,7 +37179,7 @@
         <w:rPr>
           <w:lang w:val="en_US" w:bidi="en_US"/>
         </w:rPr>
-        <w:t xml:space="preserve">Alternate rendering of Ishijah, Harim’s son in </w:t>
+        <w:t xml:space="preserve">Isshijah is another spelling of Ishijah, Harim’s son in </w:t>
       </w:r>
       <w:hyperlink r:id="rId890">
         <w:r>
@@ -37183,6 +37199,14 @@
         </w:rPr>
         <w:t xml:space="preserve">. </w:t>
       </w:r>
+    </w:p>
+    <w:p>
+      <w:pPr/>
+      <w:r>
+        <w:rPr>
+          <w:lang w:val="en_US" w:bidi="en_US"/>
+        </w:rPr>
+      </w:r>
       <w:r>
         <w:rPr>
           <w:i/>
@@ -37363,7 +37387,7 @@
         <w:rPr>
           <w:lang w:val="en_US" w:bidi="en_US"/>
         </w:rPr>
-        <w:t xml:space="preserve">KJV spelling of Ishvah, Asher’s son, in </w:t>
+        <w:t xml:space="preserve">Isuah is the King James Version spelling of Ishvah, Asher’s son, in </w:t>
       </w:r>
       <w:hyperlink r:id="rId194">
         <w:r>
@@ -37383,6 +37407,14 @@
         </w:rPr>
         <w:t xml:space="preserve">. </w:t>
       </w:r>
+    </w:p>
+    <w:p>
+      <w:pPr/>
+      <w:r>
+        <w:rPr>
+          <w:lang w:val="en_US" w:bidi="en_US"/>
+        </w:rPr>
+      </w:r>
       <w:r>
         <w:rPr>
           <w:i/>
@@ -38894,26 +38926,26 @@
         <w:rPr>
           <w:lang w:val="en_US" w:bidi="en_US"/>
         </w:rPr>
-        <w:t>Ittah-Kazin</w:t>
-      </w:r>
-      <w:r>
-        <w:rPr>
-          <w:lang w:val="en_US" w:bidi="en_US"/>
-        </w:rPr>
-      </w:r>
-    </w:p>
-    <w:p>
-      <w:pPr/>
-      <w:r>
-        <w:rPr>
-          <w:lang w:val="en_US" w:bidi="en_US"/>
-        </w:rPr>
-      </w:r>
-      <w:r>
-        <w:rPr>
-          <w:lang w:val="en_US" w:bidi="en_US"/>
-        </w:rPr>
-        <w:t xml:space="preserve">KJV form of the town Eth-kazin in </w:t>
+        <w:t>Ittah-kazin</w:t>
+      </w:r>
+      <w:r>
+        <w:rPr>
+          <w:lang w:val="en_US" w:bidi="en_US"/>
+        </w:rPr>
+      </w:r>
+    </w:p>
+    <w:p>
+      <w:pPr/>
+      <w:r>
+        <w:rPr>
+          <w:lang w:val="en_US" w:bidi="en_US"/>
+        </w:rPr>
+      </w:r>
+      <w:r>
+        <w:rPr>
+          <w:lang w:val="en_US" w:bidi="en_US"/>
+        </w:rPr>
+        <w:t xml:space="preserve">Ittah-kazin is the King James Version form of the town Eth-kazin in </w:t>
       </w:r>
       <w:hyperlink r:id="rId981">
         <w:r>
@@ -38932,6 +38964,14 @@
           <w:lang w:val="en_US" w:bidi="en_US"/>
         </w:rPr>
         <w:t xml:space="preserve">. </w:t>
+      </w:r>
+    </w:p>
+    <w:p>
+      <w:pPr/>
+      <w:r>
+        <w:rPr>
+          <w:lang w:val="en_US" w:bidi="en_US"/>
+        </w:rPr>
       </w:r>
       <w:r>
         <w:rPr>
@@ -40582,7 +40622,7 @@
         <w:rPr>
           <w:lang w:val="en_US" w:bidi="en_US"/>
         </w:rPr>
-        <w:t>Uzzi’s son and a leading member of Issachar’s tribe (</w:t>
+        <w:t>Izrahiah was Uzzi’s son and a leader from the tribe of Issachar (</w:t>
       </w:r>
       <w:hyperlink r:id="rId889">
         <w:r>
@@ -40593,7 +40633,7 @@
             <w:color w:val="0000EE"/>
             <w:u w:val="single"/>
           </w:rPr>
-          <w:t>1 Chr 7:3</w:t>
+          <w:t>1 Chronicles 7:3</w:t>
         </w:r>
       </w:hyperlink>
       <w:r>
